--- a/handoff/phuc/cost-policy.docx
+++ b/handoff/phuc/cost-policy.docx
@@ -5,6 +5,8 @@
     <w:p>
       <w:pPr>
         <w:pStyle w:val="Title"/>
+        <w:widowControl/>
+        <w:jc w:val="left"/>
       </w:pPr>
       <w:r>
         <w:rPr>
@@ -16,6 +18,8 @@
     <w:p>
       <w:pPr>
         <w:pStyle w:val="Subtitle"/>
+        <w:widowControl/>
+        <w:jc w:val="left"/>
       </w:pPr>
       <w:r>
         <w:rPr>
@@ -27,6 +31,8 @@
     <w:p>
       <w:pPr>
         <w:pStyle w:val="Author"/>
+        <w:widowControl/>
+        <w:jc w:val="left"/>
       </w:pPr>
       <w:r>
         <w:rPr>
@@ -38,91 +44,125 @@
     <w:p>
       <w:pPr>
         <w:pStyle w:val="FirstParagraph"/>
-      </w:pPr>
-      <w:r>
-        <w:rPr>
-          <w:lang w:val="vi-VN"/>
-        </w:rPr>
-        <w:t xml:space="preserve">Tài liệu này định nghĩa hàm chi phí dùng chung cho UCS và A* trong Bloxorz. Mỗi hành động hợp lệ có chi phí cơ bản bằng 1. Mỗi ô gạch cam mà khối chiếm giữ sau hành động làm tăng chi phí thêm 0,5. Cách tính này kết hợp mục tiêu giảm số hành động với mục tiêu hạn chế tiếp xúc với ô dễ vỡ.</w:t>
+        <w:widowControl/>
+      </w:pPr>
+      <w:r>
+        <w:rPr>
+          <w:lang w:val="vi-VN"/>
+        </w:rPr>
+        <w:t xml:space="preserve">Tài liệu này định nghĩa hàm chi phí dùng chung cho UCS và A* trong Bloxorz. Mỗi hành động lăn hợp lệ có chi phí cơ bản bằng 1. Mỗi ô gạch cam mà khối chiếm giữ sau hành động làm tăng chi phí thêm 0,5. SPACE chỉ chọn khối khi chơi tay, miễn phí và không là cạnh tìm kiếm. Cách tính này kết hợp mục tiêu giảm số bước lăn với mục tiêu hạn chế tiếp xúc với ô dễ vỡ.</w:t>
       </w:r>
     </w:p>
     <w:p>
       <w:pPr>
         <w:pStyle w:val="BodyText"/>
-      </w:pPr>
-      <w:r>
-        <w:rPr>
-          <w:lang w:val="vi-VN"/>
-        </w:rPr>
-        <w:t xml:space="preserve">Phiên bản đối chiếu ngày 29/10/2026 là commit</w:t>
-      </w:r>
-      <w:r>
-        <w:rPr>
-          <w:lang w:val="vi-VN"/>
-        </w:rPr>
-        <w:t xml:space="preserve"> </w:t>
-      </w:r>
-      <w:r>
-        <w:rPr>
-          <w:rStyle w:val="VerbatimChar"/>
-          <w:lang w:val="vi-VN"/>
-        </w:rPr>
-        <w:t xml:space="preserve">71c3a52bb7aba20f50160ce73d24305de92ff0d6</w:t>
-      </w:r>
-      <w:r>
-        <w:rPr>
-          <w:lang w:val="vi-VN"/>
-        </w:rPr>
-        <w:t xml:space="preserve"> </w:t>
-      </w:r>
-      <w:r>
-        <w:rPr>
-          <w:lang w:val="vi-VN"/>
-        </w:rPr>
-        <w:t xml:space="preserve">của repo</w:t>
-      </w:r>
-      <w:r>
-        <w:rPr>
-          <w:lang w:val="vi-VN"/>
-        </w:rPr>
-        <w:t xml:space="preserve"> </w:t>
-      </w:r>
-      <w:r>
-        <w:rPr>
-          <w:rStyle w:val="VerbatimChar"/>
-          <w:lang w:val="vi-VN"/>
-        </w:rPr>
-        <w:t xml:space="preserve">pnthuc/Bloxorz</w:t>
-      </w:r>
-      <w:r>
-        <w:rPr>
-          <w:lang w:val="vi-VN"/>
-        </w:rPr>
-        <w:t xml:space="preserve">, trên nhánh</w:t>
-      </w:r>
-      <w:r>
-        <w:rPr>
-          <w:lang w:val="vi-VN"/>
-        </w:rPr>
-        <w:t xml:space="preserve"> </w:t>
-      </w:r>
-      <w:r>
-        <w:rPr>
-          <w:rStyle w:val="VerbatimChar"/>
-          <w:lang w:val="vi-VN"/>
-        </w:rPr>
-        <w:t xml:space="preserve">work/phuc-charts-video</w:t>
-      </w:r>
-      <w:r>
-        <w:rPr>
-          <w:lang w:val="vi-VN"/>
-        </w:rPr>
-        <w:t xml:space="preserve">. Tài liệu mô tả code tại commit này và giữ nguyên hàm chi phí cùng các mốc kiểm thử. Người nhận gồm Quân, Thiện, Nam và Thức.</w:t>
+        <w:widowControl/>
+      </w:pPr>
+      <w:r>
+        <w:rPr>
+          <w:lang w:val="vi-VN"/>
+        </w:rPr>
+        <w:t xml:space="preserve">Ngày đối chiếu là 30/10/2026. Bản cập nhật giữ nguyên công thức và áp dụng quy ước chọn khối miễn phí đã có trên main. Người nhận gồm Quân, Thiện, Nam và Thức.</w:t>
       </w:r>
     </w:p>
     <w:p>
       <w:pPr>
+        <w:pStyle w:val="BodyText"/>
+        <w:widowControl/>
+      </w:pPr>
+      <w:r>
+        <w:rPr>
+          <w:lang w:val="vi-VN"/>
+        </w:rPr>
+        <w:t xml:space="preserve">Commit đối chiếu là</w:t>
+      </w:r>
+      <w:r>
+        <w:rPr>
+          <w:lang w:val="vi-VN"/>
+        </w:rPr>
+        <w:t xml:space="preserve"> </w:t>
+      </w:r>
+      <w:r>
+        <w:rPr>
+          <w:rStyle w:val="VerbatimChar"/>
+          <w:lang w:val="vi-VN"/>
+        </w:rPr>
+        <w:t xml:space="preserve">721c198dfc2a6fff92d451a763015d974fa3b52a</w:t>
+      </w:r>
+      <w:r>
+        <w:rPr>
+          <w:lang w:val="vi-VN"/>
+        </w:rPr>
+        <w:t xml:space="preserve"> </w:t>
+      </w:r>
+      <w:r>
+        <w:rPr>
+          <w:lang w:val="vi-VN"/>
+        </w:rPr>
+        <w:t xml:space="preserve">của repo</w:t>
+      </w:r>
+      <w:r>
+        <w:rPr>
+          <w:lang w:val="vi-VN"/>
+        </w:rPr>
+        <w:t xml:space="preserve"> </w:t>
+      </w:r>
+      <w:r>
+        <w:rPr>
+          <w:rStyle w:val="VerbatimChar"/>
+          <w:lang w:val="vi-VN"/>
+        </w:rPr>
+        <w:t xml:space="preserve">pnthuc/Bloxorz</w:t>
+      </w:r>
+      <w:r>
+        <w:rPr>
+          <w:lang w:val="vi-VN"/>
+        </w:rPr>
+        <w:t xml:space="preserve">, trên nhánh</w:t>
+      </w:r>
+      <w:r>
+        <w:rPr>
+          <w:lang w:val="vi-VN"/>
+        </w:rPr>
+        <w:t xml:space="preserve"> </w:t>
+      </w:r>
+      <w:r>
+        <w:rPr>
+          <w:rStyle w:val="VerbatimChar"/>
+          <w:lang w:val="vi-VN"/>
+        </w:rPr>
+        <w:t xml:space="preserve">work/phuc-charts-video</w:t>
+      </w:r>
+      <w:r>
+        <w:rPr>
+          <w:lang w:val="vi-VN"/>
+        </w:rPr>
+        <w:t xml:space="preserve">. Source liên quan đã đồng bộ quy ước của main</w:t>
+      </w:r>
+      <w:r>
+        <w:rPr>
+          <w:lang w:val="vi-VN"/>
+        </w:rPr>
+        <w:t xml:space="preserve"> </w:t>
+      </w:r>
+      <w:r>
+        <w:rPr>
+          <w:rStyle w:val="VerbatimChar"/>
+          <w:lang w:val="vi-VN"/>
+        </w:rPr>
+        <w:t xml:space="preserve">087d65d</w:t>
+      </w:r>
+      <w:r>
+        <w:rPr>
+          <w:lang w:val="vi-VN"/>
+        </w:rPr>
+        <w:t xml:space="preserve">.</w:t>
+      </w:r>
+    </w:p>
+    <w:p>
+      <w:pPr>
         <w:pStyle w:val="Heading1"/>
+        <w:widowControl/>
       </w:pPr>
       <w:bookmarkStart w:id="9" w:name="_f42fe6ee946c0521bdf06d641b341329b225a5d"/>
       <w:r>
@@ -136,6 +176,7 @@
     <w:p>
       <w:pPr>
         <w:pStyle w:val="Heading2"/>
+        <w:widowControl/>
       </w:pPr>
       <w:bookmarkStart w:id="10" w:name="_b8c142e76c22a42f06ad98d4a32b24cbdb0eac6"/>
       <w:r>
@@ -149,6 +190,7 @@
     <w:p>
       <w:pPr>
         <w:pStyle w:val="FirstParagraph"/>
+        <w:widowControl/>
       </w:pPr>
       <w:r>
         <w:rPr>
@@ -179,6 +221,9 @@
     <w:p>
       <w:pPr>
         <w:pStyle w:val="SourceCode"/>
+        <w:keepNext/>
+        <w:widowControl/>
+        <w:spacing w:after="0" w:line="240" w:lineRule="auto"/>
       </w:pPr>
       <w:r>
         <w:rPr>
@@ -370,6 +415,7 @@
     <w:p>
       <w:pPr>
         <w:pStyle w:val="FirstParagraph"/>
+        <w:widowControl/>
       </w:pPr>
       <w:r>
         <w:rPr>
@@ -482,7 +528,7 @@
         <w:rPr>
           <w:lang w:val="vi-VN"/>
         </w:rPr>
-        <w:t xml:space="preserve">là trạng thái hợp lệ sau khi engine thực hiện hành động và xử lý công tắc, cầu, tách khối hoặc ghép khối. Hàm</w:t>
+        <w:t xml:space="preserve">là trạng thái hợp lệ sau một bước lăn và sau khi engine xử lý công tắc, cầu, tách khối hoặc ghép khối. Hàm</w:t>
       </w:r>
       <w:r>
         <w:rPr>
@@ -507,12 +553,13 @@
         <w:rPr>
           <w:lang w:val="vi-VN"/>
         </w:rPr>
-        <w:t xml:space="preserve">trả các ô mà toàn bộ khối đang chiếm giữ, kể cả cả hai khối đơn khi tách đôi. [1][2]. Vì vậy, chi phí chỉ phụ thuộc vào bàn chơi và vùng chiếm giữ của trạng thái sau.</w:t>
+        <w:t xml:space="preserve">trả các ô mà toàn bộ khối đang chiếm giữ, kể cả cả hai khối đơn khi tách đôi. Vì vậy, chi phí chỉ phụ thuộc vào bàn chơi và vùng chiếm giữ của trạng thái sau. [1][2]</w:t>
       </w:r>
     </w:p>
     <w:p>
       <w:pPr>
         <w:pStyle w:val="Heading2"/>
+        <w:widowControl/>
       </w:pPr>
       <w:bookmarkStart w:id="11" w:name="_26d9fc97b3b56cf28376015ace5e30ee64b3439"/>
       <w:r>
@@ -526,12 +573,13 @@
     <w:p>
       <w:pPr>
         <w:pStyle w:val="FirstParagraph"/>
-      </w:pPr>
-      <w:r>
-        <w:rPr>
-          <w:lang w:val="vi-VN"/>
-        </w:rPr>
-        <w:t xml:space="preserve">Với chuyển trạng thái hợp lệ từ</w:t>
+        <w:widowControl/>
+      </w:pPr>
+      <w:r>
+        <w:rPr>
+          <w:lang w:val="vi-VN"/>
+        </w:rPr>
+        <w:t xml:space="preserve">Với một cạnh tìm kiếm hợp lệ từ</w:t>
       </w:r>
       <w:r>
         <w:rPr>
@@ -589,7 +637,7 @@
         <w:rPr>
           <w:lang w:val="vi-VN"/>
         </w:rPr>
-        <w:t xml:space="preserve">qua hành động</w:t>
+        <w:t xml:space="preserve">qua hành động lăn</w:t>
       </w:r>
       <w:r>
         <w:rPr>
@@ -691,6 +739,7 @@
     <w:p>
       <w:pPr>
         <w:pStyle w:val="BodyText"/>
+        <w:widowControl/>
       </w:pPr>
       <m:oMathPara>
         <m:oMathParaPr>
@@ -903,6 +952,7 @@
     <w:p>
       <w:pPr>
         <w:pStyle w:val="FirstParagraph"/>
+        <w:widowControl/>
       </w:pPr>
       <w:r>
         <w:rPr>
@@ -1001,6 +1051,7 @@
     <w:p>
       <w:pPr>
         <w:pStyle w:val="BodyText"/>
+        <w:widowControl/>
       </w:pPr>
       <m:oMathPara>
         <m:oMathParaPr>
@@ -1178,6 +1229,7 @@
     <w:p>
       <w:pPr>
         <w:pStyle w:val="FirstParagraph"/>
+        <w:widowControl/>
       </w:pPr>
       <w:r>
         <w:rPr>
@@ -1326,26 +1378,51 @@
       <w:tblPr>
         <w:tblStyle w:val="Table"/>
         <w:tblW w:type="auto" w:w="0"/>
+        <w:tblLayout w:type="fixed"/>
         <w:tblLook w:firstRow="1" w:lastRow="0" w:firstColumn="0" w:lastColumn="0" w:noHBand="0" w:noVBand="0" w:val="0020"/>
+        <w:tblBorders>
+          <w:top w:val="single" w:sz="4" w:color="D9D9D9"/>
+          <w:left w:val="single" w:sz="4" w:color="D9D9D9"/>
+          <w:bottom w:val="single" w:sz="4" w:color="D9D9D9"/>
+          <w:right w:val="single" w:sz="4" w:color="D9D9D9"/>
+          <w:insideH w:val="single" w:sz="4" w:color="D9D9D9"/>
+          <w:insideV w:val="single" w:sz="4" w:color="D9D9D9"/>
+        </w:tblBorders>
+        <w:tblCellMar>
+          <w:top w:w="85" w:type="dxa"/>
+          <w:bottom w:w="85" w:type="dxa"/>
+          <w:left w:w="85" w:type="dxa"/>
+          <w:right w:w="85" w:type="dxa"/>
+        </w:tblCellMar>
       </w:tblPr>
       <w:tblGrid>
-        <w:gridCol w:w="2640"/>
-        <w:gridCol w:w="2640"/>
-        <w:gridCol w:w="2640"/>
+        <w:gridCol w:w="2551"/>
+        <w:gridCol w:w="2551"/>
+        <w:gridCol w:w="4422"/>
       </w:tblGrid>
       <w:tr>
         <w:trPr>
           <w:tblHeader w:val="on"/>
+          <w:cantSplit/>
+          <w:tblHeader/>
         </w:trPr>
         <w:tc>
-          <w:tcPr/>
-          <w:p>
-            <w:pPr>
-              <w:pStyle w:val="Compact"/>
+          <w:tcPr>
+            <w:tcW w:type="dxa" w:w="2551"/>
+            <w:vAlign w:val="center"/>
+            <w:shd w:fill="E8EEF3"/>
+          </w:tcPr>
+          <w:p>
+            <w:pPr>
+              <w:pStyle w:val="Compact"/>
+              <w:spacing w:line="240" w:lineRule="auto" w:after="60" w:before="60"/>
               <w:jc w:val="right"/>
             </w:pPr>
             <w:r>
               <w:rPr>
+                <w:b/>
+                <w:color w:val="000000"/>
+                <w:sz w:val="21"/>
                 <w:lang w:val="vi-VN"/>
               </w:rPr>
               <w:t xml:space="preserve">Số ô cam ở trạng thái sau</w:t>
@@ -1353,14 +1430,22 @@
           </w:p>
         </w:tc>
         <w:tc>
-          <w:tcPr/>
-          <w:p>
-            <w:pPr>
-              <w:pStyle w:val="Compact"/>
+          <w:tcPr>
+            <w:tcW w:type="dxa" w:w="2551"/>
+            <w:vAlign w:val="center"/>
+            <w:shd w:fill="E8EEF3"/>
+          </w:tcPr>
+          <w:p>
+            <w:pPr>
+              <w:pStyle w:val="Compact"/>
+              <w:spacing w:line="240" w:lineRule="auto" w:after="60" w:before="60"/>
               <w:jc w:val="right"/>
             </w:pPr>
             <w:r>
               <w:rPr>
+                <w:b/>
+                <w:color w:val="000000"/>
+                <w:sz w:val="21"/>
                 <w:lang w:val="vi-VN"/>
               </w:rPr>
               <w:t xml:space="preserve">Chi phí hành động</w:t>
@@ -1368,13 +1453,21 @@
           </w:p>
         </w:tc>
         <w:tc>
-          <w:tcPr/>
-          <w:p>
-            <w:pPr>
-              <w:pStyle w:val="Compact"/>
-            </w:pPr>
-            <w:r>
-              <w:rPr>
+          <w:tcPr>
+            <w:tcW w:type="dxa" w:w="4422"/>
+            <w:vAlign w:val="center"/>
+            <w:shd w:fill="E8EEF3"/>
+          </w:tcPr>
+          <w:p>
+            <w:pPr>
+              <w:pStyle w:val="Compact"/>
+              <w:spacing w:line="240" w:lineRule="auto" w:after="60" w:before="60"/>
+            </w:pPr>
+            <w:r>
+              <w:rPr>
+                <w:b/>
+                <w:color w:val="000000"/>
+                <w:sz w:val="21"/>
                 <w:lang w:val="vi-VN"/>
               </w:rPr>
               <w:t xml:space="preserve">Diễn giải</w:t>
@@ -1383,15 +1476,24 @@
         </w:tc>
       </w:tr>
       <w:tr>
-        <w:tc>
-          <w:tcPr/>
-          <w:p>
-            <w:pPr>
-              <w:pStyle w:val="Compact"/>
+        <w:trPr>
+          <w:cantSplit/>
+        </w:trPr>
+        <w:tc>
+          <w:tcPr>
+            <w:tcW w:type="dxa" w:w="2551"/>
+            <w:vAlign w:val="center"/>
+          </w:tcPr>
+          <w:p>
+            <w:pPr>
+              <w:pStyle w:val="Compact"/>
+              <w:spacing w:line="240" w:lineRule="auto" w:after="60" w:before="60"/>
               <w:jc w:val="right"/>
             </w:pPr>
             <w:r>
               <w:rPr>
+                <w:color w:val="000000"/>
+                <w:sz w:val="21"/>
                 <w:lang w:val="vi-VN"/>
               </w:rPr>
               <w:t xml:space="preserve">0</w:t>
@@ -1399,14 +1501,20 @@
           </w:p>
         </w:tc>
         <w:tc>
-          <w:tcPr/>
-          <w:p>
-            <w:pPr>
-              <w:pStyle w:val="Compact"/>
+          <w:tcPr>
+            <w:tcW w:type="dxa" w:w="2551"/>
+            <w:vAlign w:val="center"/>
+          </w:tcPr>
+          <w:p>
+            <w:pPr>
+              <w:pStyle w:val="Compact"/>
+              <w:spacing w:line="240" w:lineRule="auto" w:after="60" w:before="60"/>
               <w:jc w:val="right"/>
             </w:pPr>
             <w:r>
               <w:rPr>
+                <w:color w:val="000000"/>
+                <w:sz w:val="21"/>
                 <w:lang w:val="vi-VN"/>
               </w:rPr>
               <w:t xml:space="preserve">1,0</w:t>
@@ -1414,13 +1522,19 @@
           </w:p>
         </w:tc>
         <w:tc>
-          <w:tcPr/>
-          <w:p>
-            <w:pPr>
-              <w:pStyle w:val="Compact"/>
-            </w:pPr>
-            <w:r>
-              <w:rPr>
+          <w:tcPr>
+            <w:tcW w:type="dxa" w:w="4422"/>
+            <w:vAlign w:val="center"/>
+          </w:tcPr>
+          <w:p>
+            <w:pPr>
+              <w:pStyle w:val="Compact"/>
+              <w:spacing w:line="240" w:lineRule="auto" w:after="60" w:before="60"/>
+            </w:pPr>
+            <w:r>
+              <w:rPr>
+                <w:color w:val="000000"/>
+                <w:sz w:val="21"/>
                 <w:lang w:val="vi-VN"/>
               </w:rPr>
               <w:t xml:space="preserve">Chỉ tính chi phí cơ bản</w:t>
@@ -1429,15 +1543,24 @@
         </w:tc>
       </w:tr>
       <w:tr>
-        <w:tc>
-          <w:tcPr/>
-          <w:p>
-            <w:pPr>
-              <w:pStyle w:val="Compact"/>
+        <w:trPr>
+          <w:cantSplit/>
+        </w:trPr>
+        <w:tc>
+          <w:tcPr>
+            <w:tcW w:type="dxa" w:w="2551"/>
+            <w:vAlign w:val="center"/>
+          </w:tcPr>
+          <w:p>
+            <w:pPr>
+              <w:pStyle w:val="Compact"/>
+              <w:spacing w:line="240" w:lineRule="auto" w:after="60" w:before="60"/>
               <w:jc w:val="right"/>
             </w:pPr>
             <w:r>
               <w:rPr>
+                <w:color w:val="000000"/>
+                <w:sz w:val="21"/>
                 <w:lang w:val="vi-VN"/>
               </w:rPr>
               <w:t xml:space="preserve">1</w:t>
@@ -1445,14 +1568,20 @@
           </w:p>
         </w:tc>
         <w:tc>
-          <w:tcPr/>
-          <w:p>
-            <w:pPr>
-              <w:pStyle w:val="Compact"/>
+          <w:tcPr>
+            <w:tcW w:type="dxa" w:w="2551"/>
+            <w:vAlign w:val="center"/>
+          </w:tcPr>
+          <w:p>
+            <w:pPr>
+              <w:pStyle w:val="Compact"/>
+              <w:spacing w:line="240" w:lineRule="auto" w:after="60" w:before="60"/>
               <w:jc w:val="right"/>
             </w:pPr>
             <w:r>
               <w:rPr>
+                <w:color w:val="000000"/>
+                <w:sz w:val="21"/>
                 <w:lang w:val="vi-VN"/>
               </w:rPr>
               <w:t xml:space="preserve">1,5</w:t>
@@ -1460,13 +1589,19 @@
           </w:p>
         </w:tc>
         <w:tc>
-          <w:tcPr/>
-          <w:p>
-            <w:pPr>
-              <w:pStyle w:val="Compact"/>
-            </w:pPr>
-            <w:r>
-              <w:rPr>
+          <w:tcPr>
+            <w:tcW w:type="dxa" w:w="4422"/>
+            <w:vAlign w:val="center"/>
+          </w:tcPr>
+          <w:p>
+            <w:pPr>
+              <w:pStyle w:val="Compact"/>
+              <w:spacing w:line="240" w:lineRule="auto" w:after="60" w:before="60"/>
+            </w:pPr>
+            <w:r>
+              <w:rPr>
+                <w:color w:val="000000"/>
+                <w:sz w:val="21"/>
                 <w:lang w:val="vi-VN"/>
               </w:rPr>
               <w:t xml:space="preserve">Chi phí cơ bản cộng một mức phạt</w:t>
@@ -1475,15 +1610,24 @@
         </w:tc>
       </w:tr>
       <w:tr>
-        <w:tc>
-          <w:tcPr/>
-          <w:p>
-            <w:pPr>
-              <w:pStyle w:val="Compact"/>
+        <w:trPr>
+          <w:cantSplit/>
+        </w:trPr>
+        <w:tc>
+          <w:tcPr>
+            <w:tcW w:type="dxa" w:w="2551"/>
+            <w:vAlign w:val="center"/>
+          </w:tcPr>
+          <w:p>
+            <w:pPr>
+              <w:pStyle w:val="Compact"/>
+              <w:spacing w:line="240" w:lineRule="auto" w:after="60" w:before="60"/>
               <w:jc w:val="right"/>
             </w:pPr>
             <w:r>
               <w:rPr>
+                <w:color w:val="000000"/>
+                <w:sz w:val="21"/>
                 <w:lang w:val="vi-VN"/>
               </w:rPr>
               <w:t xml:space="preserve">2</w:t>
@@ -1491,14 +1635,20 @@
           </w:p>
         </w:tc>
         <w:tc>
-          <w:tcPr/>
-          <w:p>
-            <w:pPr>
-              <w:pStyle w:val="Compact"/>
+          <w:tcPr>
+            <w:tcW w:type="dxa" w:w="2551"/>
+            <w:vAlign w:val="center"/>
+          </w:tcPr>
+          <w:p>
+            <w:pPr>
+              <w:pStyle w:val="Compact"/>
+              <w:spacing w:line="240" w:lineRule="auto" w:after="60" w:before="60"/>
               <w:jc w:val="right"/>
             </w:pPr>
             <w:r>
               <w:rPr>
+                <w:color w:val="000000"/>
+                <w:sz w:val="21"/>
                 <w:lang w:val="vi-VN"/>
               </w:rPr>
               <w:t xml:space="preserve">2,0</w:t>
@@ -1506,13 +1656,19 @@
           </w:p>
         </w:tc>
         <w:tc>
-          <w:tcPr/>
-          <w:p>
-            <w:pPr>
-              <w:pStyle w:val="Compact"/>
-            </w:pPr>
-            <w:r>
-              <w:rPr>
+          <w:tcPr>
+            <w:tcW w:type="dxa" w:w="4422"/>
+            <w:vAlign w:val="center"/>
+          </w:tcPr>
+          <w:p>
+            <w:pPr>
+              <w:pStyle w:val="Compact"/>
+              <w:spacing w:line="240" w:lineRule="auto" w:after="60" w:before="60"/>
+            </w:pPr>
+            <w:r>
+              <w:rPr>
+                <w:color w:val="000000"/>
+                <w:sz w:val="21"/>
                 <w:lang w:val="vi-VN"/>
               </w:rPr>
               <w:t xml:space="preserve">Chi phí cơ bản cộng hai mức phạt</w:t>
@@ -1524,12 +1680,38 @@
     <w:p>
       <w:pPr>
         <w:pStyle w:val="FirstParagraph"/>
-      </w:pPr>
-      <w:r>
-        <w:rPr>
-          <w:lang w:val="vi-VN"/>
-        </w:rPr>
-        <w:t xml:space="preserve">Mọi hành động hợp lệ đều có chi phí dương, với cận dưới bằng 1. Không có cạnh chi phí 0 hoặc âm. Kiểu kết quả là</w:t>
+        <w:widowControl/>
+      </w:pPr>
+      <w:r>
+        <w:rPr>
+          <w:lang w:val="vi-VN"/>
+        </w:rPr>
+        <w:t xml:space="preserve">Mọi cạnh tìm kiếm đều có chi phí dương, với cận dưới bằng 1. Đồ thị mà solver duyệt không có cạnh chi phí 0 hoặc âm. Thao tác chọn khối miễn phí nằm ngoài đồ thị này. Kiểu kết quả của</w:t>
+      </w:r>
+      <w:r>
+        <w:rPr>
+          <w:lang w:val="vi-VN"/>
+        </w:rPr>
+        <w:t xml:space="preserve"> </w:t>
+      </w:r>
+      <w:r>
+        <w:rPr>
+          <w:rStyle w:val="VerbatimChar"/>
+          <w:lang w:val="vi-VN"/>
+        </w:rPr>
+        <w:t xml:space="preserve">step_cost()</w:t>
+      </w:r>
+      <w:r>
+        <w:rPr>
+          <w:lang w:val="vi-VN"/>
+        </w:rPr>
+        <w:t xml:space="preserve"> </w:t>
+      </w:r>
+      <w:r>
+        <w:rPr>
+          <w:lang w:val="vi-VN"/>
+        </w:rPr>
+        <w:t xml:space="preserve">là</w:t>
       </w:r>
       <w:r>
         <w:rPr>
@@ -1554,6 +1736,7 @@
     <w:p>
       <w:pPr>
         <w:pStyle w:val="Heading2"/>
+        <w:widowControl/>
       </w:pPr>
       <w:bookmarkStart w:id="12" w:name="_a584aa08f08ebe4b21a9a3db1aa65c86a128ba9"/>
       <w:r>
@@ -1567,6 +1750,7 @@
     <w:p>
       <w:pPr>
         <w:pStyle w:val="FirstParagraph"/>
+        <w:widowControl/>
       </w:pPr>
       <w:r>
         <w:rPr>
@@ -1756,6 +1940,7 @@
     <w:p>
       <w:pPr>
         <w:pStyle w:val="BodyText"/>
+        <w:widowControl/>
       </w:pPr>
       <w:r>
         <w:rPr>
@@ -1915,6 +2100,7 @@
     <w:p>
       <w:pPr>
         <w:pStyle w:val="BodyText"/>
+        <w:widowControl/>
       </w:pPr>
       <w:r>
         <w:rPr>
@@ -1926,17 +2112,19 @@
     <w:p>
       <w:pPr>
         <w:pStyle w:val="BodyText"/>
-      </w:pPr>
-      <w:r>
-        <w:rPr>
-          <w:lang w:val="vi-VN"/>
-        </w:rPr>
-        <w:t xml:space="preserve">Dijkstra cho phép cạnh có chi phí 0, nên điều kiện dương không phải yêu cầu bắt buộc của thuật toán. Nhóm chọn cận dưới bằng 1 để mọi hành động, kể cả SPACE, đều có giá phải trả. Với lựa chọn này, mỗi chu trình làm tăng chi phí và việc đi vòng không thể cải thiện lời giải. Tổng chi phí 0 chỉ dành cho đường đi rỗng khi đã ở đích. [1][8]</w:t>
+        <w:widowControl/>
+      </w:pPr>
+      <w:r>
+        <w:rPr>
+          <w:lang w:val="vi-VN"/>
+        </w:rPr>
+        <w:t xml:space="preserve">Dijkstra cho phép cạnh có chi phí 0, nên điều kiện dương không phải yêu cầu bắt buộc của thuật toán. Trong mô hình hiện tại, mỗi cạnh luôn gồm một bước lăn có cost ít nhất 1. SPACE chọn khối miễn phí nhưng không sinh cạnh tìm kiếm. Vì vậy, mọi chu trình trong đồ thị tìm kiếm đều làm tăng cost. Một lời giải có tổng cost 0 chỉ khi đường đi rỗng và đã ở đích. [1][2][8]</w:t>
       </w:r>
     </w:p>
     <w:p>
       <w:pPr>
         <w:pStyle w:val="Heading1"/>
+        <w:widowControl/>
       </w:pPr>
       <w:bookmarkStart w:id="13" w:name="_f7b4d3cd865d904710f68b73784bfd8cf72c5cc"/>
       <w:r>
@@ -1950,6 +2138,7 @@
     <w:p>
       <w:pPr>
         <w:pStyle w:val="FirstParagraph"/>
+        <w:widowControl/>
       </w:pPr>
       <w:r>
         <w:rPr>
@@ -1961,6 +2150,7 @@
     <w:p>
       <w:pPr>
         <w:pStyle w:val="BodyText"/>
+        <w:widowControl/>
       </w:pPr>
       <w:r>
         <w:rPr>
@@ -1972,6 +2162,7 @@
     <w:p>
       <w:pPr>
         <w:pStyle w:val="BodyText"/>
+        <w:widowControl/>
       </w:pPr>
       <w:r>
         <w:rPr>
@@ -1983,6 +2174,7 @@
     <w:p>
       <w:pPr>
         <w:pStyle w:val="BodyText"/>
+        <w:widowControl/>
       </w:pPr>
       <w:r>
         <w:rPr>
@@ -1994,6 +2186,7 @@
     <w:p>
       <w:pPr>
         <w:pStyle w:val="BodyText"/>
+        <w:widowControl/>
       </w:pPr>
       <w:r>
         <w:rPr>
@@ -2005,6 +2198,7 @@
     <w:p>
       <w:pPr>
         <w:pStyle w:val="Heading1"/>
+        <w:widowControl/>
       </w:pPr>
       <w:bookmarkStart w:id="14" w:name="_72c844aaf6c2c063193c35d0656cb8abecc43d1"/>
       <w:r>
@@ -2018,6 +2212,7 @@
     <w:p>
       <w:pPr>
         <w:pStyle w:val="FirstParagraph"/>
+        <w:widowControl/>
       </w:pPr>
       <w:r>
         <w:rPr>
@@ -2025,24 +2220,100 @@
           <w:bCs/>
           <w:lang w:val="vi-VN"/>
         </w:rPr>
-        <w:t xml:space="preserve">SPACE.</w:t>
-      </w:r>
-      <w:r>
-        <w:rPr>
-          <w:lang w:val="vi-VN"/>
-        </w:rPr>
-        <w:t xml:space="preserve"> </w:t>
-      </w:r>
-      <w:r>
-        <w:rPr>
-          <w:lang w:val="vi-VN"/>
-        </w:rPr>
-        <w:t xml:space="preserve">Khi khối đang tách đôi, SPACE đổi khối đơn đang điều khiển. Hành động này có chi phí cơ bản bằng 1 dù không thay đổi tọa độ. Hàm tiếp tục đếm gạch cam dưới cả hai khối đơn. Nếu một khối đơn còn trên gạch cam, SPACE có chi phí 1,5. Nếu cả hai khối đơn còn trên gạch cam, SPACE có chi phí 2. Ngoài trạng thái tách đôi, engine không sinh SPACE hợp lệ. [1][2]</w:t>
+        <w:t xml:space="preserve">SPACE và chọn khối.</w:t>
+      </w:r>
+      <w:r>
+        <w:rPr>
+          <w:lang w:val="vi-VN"/>
+        </w:rPr>
+        <w:t xml:space="preserve"> </w:t>
+      </w:r>
+      <w:r>
+        <w:rPr>
+          <w:lang w:val="vi-VN"/>
+        </w:rPr>
+        <w:t xml:space="preserve">Khi khối đang tách đôi, SPACE chỉ đổi khối đơn đang điều khiển và giữ nguyên tọa độ, cầu. Đây là thao tác chơi tay miễn phí.</w:t>
+      </w:r>
+      <w:r>
+        <w:rPr>
+          <w:lang w:val="vi-VN"/>
+        </w:rPr>
+        <w:t xml:space="preserve"> </w:t>
+      </w:r>
+      <w:r>
+        <w:rPr>
+          <w:rStyle w:val="VerbatimChar"/>
+          <w:lang w:val="vi-VN"/>
+        </w:rPr>
+        <w:t xml:space="preserve">get_successors()</w:t>
+      </w:r>
+      <w:r>
+        <w:rPr>
+          <w:lang w:val="vi-VN"/>
+        </w:rPr>
+        <w:t xml:space="preserve"> </w:t>
+      </w:r>
+      <w:r>
+        <w:rPr>
+          <w:lang w:val="vi-VN"/>
+        </w:rPr>
+        <w:t xml:space="preserve">không sinh SPACE và</w:t>
+      </w:r>
+      <w:r>
+        <w:rPr>
+          <w:lang w:val="vi-VN"/>
+        </w:rPr>
+        <w:t xml:space="preserve"> </w:t>
+      </w:r>
+      <w:r>
+        <w:rPr>
+          <w:rStyle w:val="VerbatimChar"/>
+          <w:lang w:val="vi-VN"/>
+        </w:rPr>
+        <w:t xml:space="preserve">replay_solution()</w:t>
+      </w:r>
+      <w:r>
+        <w:rPr>
+          <w:lang w:val="vi-VN"/>
+        </w:rPr>
+        <w:t xml:space="preserve"> </w:t>
+      </w:r>
+      <w:r>
+        <w:rPr>
+          <w:lang w:val="vi-VN"/>
+        </w:rPr>
+        <w:t xml:space="preserve">không nhận SPACE trong lời giải solver. Hàm</w:t>
+      </w:r>
+      <w:r>
+        <w:rPr>
+          <w:lang w:val="vi-VN"/>
+        </w:rPr>
+        <w:t xml:space="preserve"> </w:t>
+      </w:r>
+      <w:r>
+        <w:rPr>
+          <w:rStyle w:val="VerbatimChar"/>
+          <w:lang w:val="vi-VN"/>
+        </w:rPr>
+        <w:t xml:space="preserve">step_cost()</w:t>
+      </w:r>
+      <w:r>
+        <w:rPr>
+          <w:lang w:val="vi-VN"/>
+        </w:rPr>
+        <w:t xml:space="preserve"> </w:t>
+      </w:r>
+      <w:r>
+        <w:rPr>
+          <w:lang w:val="vi-VN"/>
+        </w:rPr>
+        <w:t xml:space="preserve">không nhận tên hành động, nên không dùng hàm này để gán phí cho thao tác chọn khối riêng lẻ. [1][2][4]</w:t>
       </w:r>
     </w:p>
     <w:p>
       <w:pPr>
         <w:pStyle w:val="BodyText"/>
+        <w:widowControl/>
       </w:pPr>
       <w:r>
         <w:rPr>
@@ -2050,24 +2321,177 @@
           <w:bCs/>
           <w:lang w:val="vi-VN"/>
         </w:rPr>
-        <w:t xml:space="preserve">Tiếp xúc lặp lại với gạch cam.</w:t>
-      </w:r>
-      <w:r>
-        <w:rPr>
-          <w:lang w:val="vi-VN"/>
-        </w:rPr>
-        <w:t xml:space="preserve"> </w:t>
-      </w:r>
-      <w:r>
-        <w:rPr>
-          <w:lang w:val="vi-VN"/>
-        </w:rPr>
-        <w:t xml:space="preserve">Công thức tính vùng chiếm giữ sau mỗi hành động, không chỉ tính ô vừa đi vào. Khi một khối đơn giữ nguyên vị trí trên gạch cam và khối còn lại di chuyển, hành động mới vẫn chịu mức phạt cho ô cam đó. Đây là cách tính mức tiếp xúc theo từng hành động, không phải đếm số ô cam khác nhau đã ghé qua.</w:t>
+        <w:t xml:space="preserve">Đổi khối rồi lăn.</w:t>
+      </w:r>
+      <w:r>
+        <w:rPr>
+          <w:lang w:val="vi-VN"/>
+        </w:rPr>
+        <w:t xml:space="preserve"> </w:t>
+      </w:r>
+      <w:r>
+        <w:rPr>
+          <w:lang w:val="vi-VN"/>
+        </w:rPr>
+        <w:t xml:space="preserve">Tập hành động tìm kiếm gồm</w:t>
+      </w:r>
+      <w:r>
+        <w:rPr>
+          <w:lang w:val="vi-VN"/>
+        </w:rPr>
+        <w:t xml:space="preserve"> </w:t>
+      </w:r>
+      <w:r>
+        <w:rPr>
+          <w:rStyle w:val="VerbatimChar"/>
+          <w:lang w:val="vi-VN"/>
+        </w:rPr>
+        <w:t xml:space="preserve">UP</w:t>
+      </w:r>
+      <w:r>
+        <w:rPr>
+          <w:lang w:val="vi-VN"/>
+        </w:rPr>
+        <w:t xml:space="preserve">,</w:t>
+      </w:r>
+      <w:r>
+        <w:rPr>
+          <w:lang w:val="vi-VN"/>
+        </w:rPr>
+        <w:t xml:space="preserve"> </w:t>
+      </w:r>
+      <w:r>
+        <w:rPr>
+          <w:rStyle w:val="VerbatimChar"/>
+          <w:lang w:val="vi-VN"/>
+        </w:rPr>
+        <w:t xml:space="preserve">LEFT</w:t>
+      </w:r>
+      <w:r>
+        <w:rPr>
+          <w:lang w:val="vi-VN"/>
+        </w:rPr>
+        <w:t xml:space="preserve">,</w:t>
+      </w:r>
+      <w:r>
+        <w:rPr>
+          <w:lang w:val="vi-VN"/>
+        </w:rPr>
+        <w:t xml:space="preserve"> </w:t>
+      </w:r>
+      <w:r>
+        <w:rPr>
+          <w:rStyle w:val="VerbatimChar"/>
+          <w:lang w:val="vi-VN"/>
+        </w:rPr>
+        <w:t xml:space="preserve">RIGHT</w:t>
+      </w:r>
+      <w:r>
+        <w:rPr>
+          <w:lang w:val="vi-VN"/>
+        </w:rPr>
+        <w:t xml:space="preserve">,</w:t>
+      </w:r>
+      <w:r>
+        <w:rPr>
+          <w:lang w:val="vi-VN"/>
+        </w:rPr>
+        <w:t xml:space="preserve"> </w:t>
+      </w:r>
+      <w:r>
+        <w:rPr>
+          <w:rStyle w:val="VerbatimChar"/>
+          <w:lang w:val="vi-VN"/>
+        </w:rPr>
+        <w:t xml:space="preserve">DOWN</w:t>
+      </w:r>
+      <w:r>
+        <w:rPr>
+          <w:lang w:val="vi-VN"/>
+        </w:rPr>
+        <w:t xml:space="preserve">,</w:t>
+      </w:r>
+      <w:r>
+        <w:rPr>
+          <w:lang w:val="vi-VN"/>
+        </w:rPr>
+        <w:t xml:space="preserve"> </w:t>
+      </w:r>
+      <w:r>
+        <w:rPr>
+          <w:rStyle w:val="VerbatimChar"/>
+          <w:lang w:val="vi-VN"/>
+        </w:rPr>
+        <w:t xml:space="preserve">SUP</w:t>
+      </w:r>
+      <w:r>
+        <w:rPr>
+          <w:lang w:val="vi-VN"/>
+        </w:rPr>
+        <w:t xml:space="preserve">,</w:t>
+      </w:r>
+      <w:r>
+        <w:rPr>
+          <w:lang w:val="vi-VN"/>
+        </w:rPr>
+        <w:t xml:space="preserve"> </w:t>
+      </w:r>
+      <w:r>
+        <w:rPr>
+          <w:rStyle w:val="VerbatimChar"/>
+          <w:lang w:val="vi-VN"/>
+        </w:rPr>
+        <w:t xml:space="preserve">SLEFT</w:t>
+      </w:r>
+      <w:r>
+        <w:rPr>
+          <w:lang w:val="vi-VN"/>
+        </w:rPr>
+        <w:t xml:space="preserve">,</w:t>
+      </w:r>
+      <w:r>
+        <w:rPr>
+          <w:lang w:val="vi-VN"/>
+        </w:rPr>
+        <w:t xml:space="preserve"> </w:t>
+      </w:r>
+      <w:r>
+        <w:rPr>
+          <w:rStyle w:val="VerbatimChar"/>
+          <w:lang w:val="vi-VN"/>
+        </w:rPr>
+        <w:t xml:space="preserve">SRIGHT</w:t>
+      </w:r>
+      <w:r>
+        <w:rPr>
+          <w:lang w:val="vi-VN"/>
+        </w:rPr>
+        <w:t xml:space="preserve">,</w:t>
+      </w:r>
+      <w:r>
+        <w:rPr>
+          <w:lang w:val="vi-VN"/>
+        </w:rPr>
+        <w:t xml:space="preserve"> </w:t>
+      </w:r>
+      <w:r>
+        <w:rPr>
+          <w:rStyle w:val="VerbatimChar"/>
+          <w:lang w:val="vi-VN"/>
+        </w:rPr>
+        <w:t xml:space="preserve">SDOWN</w:t>
+      </w:r>
+      <w:r>
+        <w:rPr>
+          <w:lang w:val="vi-VN"/>
+        </w:rPr>
+        <w:t xml:space="preserve">. Tiền tố S có nghĩa là đổi khối đang điều khiển rồi lăn theo hướng còn lại. Một lệnh có tiền tố S là một cạnh, chỉ tính cost một lần trên trạng thái sau bước lăn. Khi chưa tách khối, engine chỉ sinh bốn hướng thường. [2]</w:t>
       </w:r>
     </w:p>
     <w:p>
       <w:pPr>
         <w:pStyle w:val="BodyText"/>
+        <w:widowControl/>
       </w:pPr>
       <w:r>
         <w:rPr>
@@ -2075,24 +2499,25 @@
           <w:bCs/>
           <w:lang w:val="vi-VN"/>
         </w:rPr>
-        <w:t xml:space="preserve">Công tắc tách khối và dịch chuyển.</w:t>
-      </w:r>
-      <w:r>
-        <w:rPr>
-          <w:lang w:val="vi-VN"/>
-        </w:rPr>
-        <w:t xml:space="preserve"> </w:t>
-      </w:r>
-      <w:r>
-        <w:rPr>
-          <w:lang w:val="vi-VN"/>
-        </w:rPr>
-        <w:t xml:space="preserve">Một lần lăn lên công tắc tách khối là một hành động. Engine tạo trạng thái sau khi tách và dịch chuyển tới hai vị trí đích của công tắc. Hàm tính chi phí trên hai vị trí cuối này, không cộng một hành động riêng cho hiệu ứng tách hoặc dịch chuyển. [2]</w:t>
+        <w:t xml:space="preserve">Tiếp xúc lặp lại với gạch cam.</w:t>
+      </w:r>
+      <w:r>
+        <w:rPr>
+          <w:lang w:val="vi-VN"/>
+        </w:rPr>
+        <w:t xml:space="preserve"> </w:t>
+      </w:r>
+      <w:r>
+        <w:rPr>
+          <w:lang w:val="vi-VN"/>
+        </w:rPr>
+        <w:t xml:space="preserve">Công thức tính vùng chiếm giữ sau mỗi hành động, không chỉ tính ô vừa đi vào. Khi một khối đơn giữ nguyên vị trí trên gạch cam và khối còn lại di chuyển, hành động mới vẫn chịu mức phạt cho ô cam đó. Đây là cách tính mức tiếp xúc theo từng hành động, không phải đếm số ô cam khác nhau đã ghé qua.</w:t>
       </w:r>
     </w:p>
     <w:p>
       <w:pPr>
         <w:pStyle w:val="BodyText"/>
+        <w:widowControl/>
       </w:pPr>
       <w:r>
         <w:rPr>
@@ -2100,43 +2525,25 @@
           <w:bCs/>
           <w:lang w:val="vi-VN"/>
         </w:rPr>
-        <w:t xml:space="preserve">Nước đi tới đích.</w:t>
-      </w:r>
-      <w:r>
-        <w:rPr>
-          <w:lang w:val="vi-VN"/>
-        </w:rPr>
-        <w:t xml:space="preserve"> </w:t>
-      </w:r>
-      <w:r>
-        <w:rPr>
-          <w:lang w:val="vi-VN"/>
-        </w:rPr>
-        <w:t xml:space="preserve">Điều kiện thắng yêu cầu khối lớn đứng thẳng trên ô</w:t>
-      </w:r>
-      <w:r>
-        <w:rPr>
-          <w:lang w:val="vi-VN"/>
-        </w:rPr>
-        <w:t xml:space="preserve"> </w:t>
-      </w:r>
-      <w:r>
-        <w:rPr>
-          <w:rStyle w:val="VerbatimChar"/>
-          <w:lang w:val="vi-VN"/>
-        </w:rPr>
-        <w:t xml:space="preserve">GOAL</w:t>
-      </w:r>
-      <w:r>
-        <w:rPr>
-          <w:lang w:val="vi-VN"/>
-        </w:rPr>
-        <w:t xml:space="preserve">, có mã 9. Khi một hành động kết thúc tại đích, vùng chiếm giữ chỉ gồm ô đích nên hành động đó có chi phí 1. Hành động cuối vẫn nằm trong tổng chi phí. [2]</w:t>
+        <w:t xml:space="preserve">Công tắc tách khối và dịch chuyển.</w:t>
+      </w:r>
+      <w:r>
+        <w:rPr>
+          <w:lang w:val="vi-VN"/>
+        </w:rPr>
+        <w:t xml:space="preserve"> </w:t>
+      </w:r>
+      <w:r>
+        <w:rPr>
+          <w:lang w:val="vi-VN"/>
+        </w:rPr>
+        <w:t xml:space="preserve">Một lần lăn lên công tắc tách khối là một hành động. Engine tạo trạng thái sau khi tách và dịch chuyển tới hai vị trí đích của công tắc. Hàm tính chi phí trên hai vị trí cuối này, không cộng một hành động riêng cho hiệu ứng tách hoặc dịch chuyển. [2]</w:t>
       </w:r>
     </w:p>
     <w:p>
       <w:pPr>
         <w:pStyle w:val="BodyText"/>
+        <w:widowControl/>
       </w:pPr>
       <w:r>
         <w:rPr>
@@ -2144,24 +2551,44 @@
           <w:bCs/>
           <w:lang w:val="vi-VN"/>
         </w:rPr>
-        <w:t xml:space="preserve">Xuất phát tại đích.</w:t>
-      </w:r>
-      <w:r>
-        <w:rPr>
-          <w:lang w:val="vi-VN"/>
-        </w:rPr>
-        <w:t xml:space="preserve"> </w:t>
-      </w:r>
-      <w:r>
-        <w:rPr>
-          <w:lang w:val="vi-VN"/>
-        </w:rPr>
-        <w:t xml:space="preserve">Lời giải rỗng có tổng chi phí 0 vì không có hành động.</w:t>
+        <w:t xml:space="preserve">Nước đi tới đích.</w:t>
+      </w:r>
+      <w:r>
+        <w:rPr>
+          <w:lang w:val="vi-VN"/>
+        </w:rPr>
+        <w:t xml:space="preserve"> </w:t>
+      </w:r>
+      <w:r>
+        <w:rPr>
+          <w:lang w:val="vi-VN"/>
+        </w:rPr>
+        <w:t xml:space="preserve">Điều kiện thắng yêu cầu khối lớn đứng thẳng trên ô</w:t>
+      </w:r>
+      <w:r>
+        <w:rPr>
+          <w:lang w:val="vi-VN"/>
+        </w:rPr>
+        <w:t xml:space="preserve"> </w:t>
+      </w:r>
+      <w:r>
+        <w:rPr>
+          <w:rStyle w:val="VerbatimChar"/>
+          <w:lang w:val="vi-VN"/>
+        </w:rPr>
+        <w:t xml:space="preserve">GOAL</w:t>
+      </w:r>
+      <w:r>
+        <w:rPr>
+          <w:lang w:val="vi-VN"/>
+        </w:rPr>
+        <w:t xml:space="preserve">, có mã 9. Khi một hành động kết thúc tại đích, vùng chiếm giữ chỉ gồm ô đích nên hành động đó có chi phí 1. Hành động cuối vẫn nằm trong tổng chi phí. [2]</w:t>
       </w:r>
     </w:p>
     <w:p>
       <w:pPr>
         <w:pStyle w:val="BodyText"/>
+        <w:widowControl/>
       </w:pPr>
       <w:r>
         <w:rPr>
@@ -2169,118 +2596,145 @@
           <w:bCs/>
           <w:lang w:val="vi-VN"/>
         </w:rPr>
-        <w:t xml:space="preserve">Nước đi thua và trạng thái bế tắc.</w:t>
-      </w:r>
-      <w:r>
-        <w:rPr>
-          <w:lang w:val="vi-VN"/>
-        </w:rPr>
-        <w:t xml:space="preserve"> </w:t>
-      </w:r>
-      <w:r>
-        <w:rPr>
-          <w:lang w:val="vi-VN"/>
-        </w:rPr>
-        <w:t xml:space="preserve">Nếu nước đi không hợp lệ,</w:t>
-      </w:r>
-      <w:r>
-        <w:rPr>
-          <w:lang w:val="vi-VN"/>
-        </w:rPr>
-        <w:t xml:space="preserve"> </w:t>
-      </w:r>
-      <w:r>
-        <w:rPr>
-          <w:rStyle w:val="VerbatimChar"/>
-          <w:lang w:val="vi-VN"/>
-        </w:rPr>
-        <w:t xml:space="preserve">apply_move()</w:t>
-      </w:r>
-      <w:r>
-        <w:rPr>
-          <w:lang w:val="vi-VN"/>
-        </w:rPr>
-        <w:t xml:space="preserve"> </w:t>
-      </w:r>
-      <w:r>
-        <w:rPr>
-          <w:lang w:val="vi-VN"/>
-        </w:rPr>
-        <w:t xml:space="preserve">trả</w:t>
-      </w:r>
-      <w:r>
-        <w:rPr>
-          <w:lang w:val="vi-VN"/>
-        </w:rPr>
-        <w:t xml:space="preserve"> </w:t>
-      </w:r>
-      <w:r>
-        <w:rPr>
-          <w:rStyle w:val="VerbatimChar"/>
-          <w:lang w:val="vi-VN"/>
-        </w:rPr>
-        <w:t xml:space="preserve">None</w:t>
-      </w:r>
-      <w:r>
-        <w:rPr>
-          <w:lang w:val="vi-VN"/>
-        </w:rPr>
-        <w:t xml:space="preserve"> </w:t>
-      </w:r>
-      <w:r>
-        <w:rPr>
-          <w:lang w:val="vi-VN"/>
-        </w:rPr>
-        <w:t xml:space="preserve">và</w:t>
-      </w:r>
-      <w:r>
-        <w:rPr>
-          <w:lang w:val="vi-VN"/>
-        </w:rPr>
-        <w:t xml:space="preserve"> </w:t>
-      </w:r>
-      <w:r>
-        <w:rPr>
-          <w:rStyle w:val="VerbatimChar"/>
-          <w:lang w:val="vi-VN"/>
-        </w:rPr>
-        <w:t xml:space="preserve">get_successors()</w:t>
-      </w:r>
-      <w:r>
-        <w:rPr>
-          <w:lang w:val="vi-VN"/>
-        </w:rPr>
-        <w:t xml:space="preserve"> </w:t>
-      </w:r>
-      <w:r>
-        <w:rPr>
-          <w:lang w:val="vi-VN"/>
-        </w:rPr>
-        <w:t xml:space="preserve">không đưa cạnh đó vào đồ thị tìm kiếm. Hàm chi phí không gán 0 cho nước đi thua. Nếu một trạng thái hợp lệ không có trạng thái kế tiếp, trạng thái đó không có cạnh đi ra. Chi phí đã tích lũy để tới trạng thái đó vẫn giữ nguyên. Khi không còn trạng thái nào trong hàng đợi và chưa gặp đích, solver trả</w:t>
-      </w:r>
-      <w:r>
-        <w:rPr>
-          <w:lang w:val="vi-VN"/>
-        </w:rPr>
-        <w:t xml:space="preserve"> </w:t>
-      </w:r>
-      <w:r>
-        <w:rPr>
-          <w:rStyle w:val="VerbatimChar"/>
-          <w:lang w:val="vi-VN"/>
-        </w:rPr>
-        <w:t xml:space="preserve">found=False</w:t>
-      </w:r>
-      <w:r>
-        <w:rPr>
-          <w:lang w:val="vi-VN"/>
-        </w:rPr>
-        <w:t xml:space="preserve">. [2][3]</w:t>
+        <w:t xml:space="preserve">Xuất phát tại đích.</w:t>
+      </w:r>
+      <w:r>
+        <w:rPr>
+          <w:lang w:val="vi-VN"/>
+        </w:rPr>
+        <w:t xml:space="preserve"> </w:t>
+      </w:r>
+      <w:r>
+        <w:rPr>
+          <w:lang w:val="vi-VN"/>
+        </w:rPr>
+        <w:t xml:space="preserve">Lời giải rỗng có tổng chi phí 0 vì không có hành động.</w:t>
       </w:r>
     </w:p>
     <w:p>
       <w:pPr>
+        <w:pStyle w:val="BodyText"/>
+        <w:widowControl/>
+      </w:pPr>
+      <w:r>
+        <w:rPr>
+          <w:b/>
+          <w:bCs/>
+          <w:lang w:val="vi-VN"/>
+        </w:rPr>
+        <w:t xml:space="preserve">Nước đi thua và trạng thái bế tắc.</w:t>
+      </w:r>
+      <w:r>
+        <w:rPr>
+          <w:lang w:val="vi-VN"/>
+        </w:rPr>
+        <w:t xml:space="preserve"> </w:t>
+      </w:r>
+      <w:r>
+        <w:rPr>
+          <w:lang w:val="vi-VN"/>
+        </w:rPr>
+        <w:t xml:space="preserve">Nếu nước đi không hợp lệ,</w:t>
+      </w:r>
+      <w:r>
+        <w:rPr>
+          <w:lang w:val="vi-VN"/>
+        </w:rPr>
+        <w:t xml:space="preserve"> </w:t>
+      </w:r>
+      <w:r>
+        <w:rPr>
+          <w:rStyle w:val="VerbatimChar"/>
+          <w:lang w:val="vi-VN"/>
+        </w:rPr>
+        <w:t xml:space="preserve">apply_move()</w:t>
+      </w:r>
+      <w:r>
+        <w:rPr>
+          <w:lang w:val="vi-VN"/>
+        </w:rPr>
+        <w:t xml:space="preserve"> </w:t>
+      </w:r>
+      <w:r>
+        <w:rPr>
+          <w:lang w:val="vi-VN"/>
+        </w:rPr>
+        <w:t xml:space="preserve">trả</w:t>
+      </w:r>
+      <w:r>
+        <w:rPr>
+          <w:lang w:val="vi-VN"/>
+        </w:rPr>
+        <w:t xml:space="preserve"> </w:t>
+      </w:r>
+      <w:r>
+        <w:rPr>
+          <w:rStyle w:val="VerbatimChar"/>
+          <w:lang w:val="vi-VN"/>
+        </w:rPr>
+        <w:t xml:space="preserve">None</w:t>
+      </w:r>
+      <w:r>
+        <w:rPr>
+          <w:lang w:val="vi-VN"/>
+        </w:rPr>
+        <w:t xml:space="preserve"> </w:t>
+      </w:r>
+      <w:r>
+        <w:rPr>
+          <w:lang w:val="vi-VN"/>
+        </w:rPr>
+        <w:t xml:space="preserve">và</w:t>
+      </w:r>
+      <w:r>
+        <w:rPr>
+          <w:lang w:val="vi-VN"/>
+        </w:rPr>
+        <w:t xml:space="preserve"> </w:t>
+      </w:r>
+      <w:r>
+        <w:rPr>
+          <w:rStyle w:val="VerbatimChar"/>
+          <w:lang w:val="vi-VN"/>
+        </w:rPr>
+        <w:t xml:space="preserve">get_successors()</w:t>
+      </w:r>
+      <w:r>
+        <w:rPr>
+          <w:lang w:val="vi-VN"/>
+        </w:rPr>
+        <w:t xml:space="preserve"> </w:t>
+      </w:r>
+      <w:r>
+        <w:rPr>
+          <w:lang w:val="vi-VN"/>
+        </w:rPr>
+        <w:t xml:space="preserve">không đưa cạnh đó vào đồ thị tìm kiếm. Hàm chi phí không gán 0 cho nước đi thua. Nếu một trạng thái hợp lệ không có trạng thái kế tiếp, trạng thái đó không có cạnh đi ra. Chi phí đã tích lũy để tới trạng thái đó vẫn giữ nguyên. Khi không còn trạng thái nào trong hàng đợi và chưa gặp đích, solver trả</w:t>
+      </w:r>
+      <w:r>
+        <w:rPr>
+          <w:lang w:val="vi-VN"/>
+        </w:rPr>
+        <w:t xml:space="preserve"> </w:t>
+      </w:r>
+      <w:r>
+        <w:rPr>
+          <w:rStyle w:val="VerbatimChar"/>
+          <w:lang w:val="vi-VN"/>
+        </w:rPr>
+        <w:t xml:space="preserve">found=False</w:t>
+      </w:r>
+      <w:r>
+        <w:rPr>
+          <w:lang w:val="vi-VN"/>
+        </w:rPr>
+        <w:t xml:space="preserve">. [2][3]</w:t>
+      </w:r>
+    </w:p>
+    <w:p>
+      <w:pPr>
         <w:pStyle w:val="Heading1"/>
+        <w:widowControl/>
       </w:pPr>
       <w:bookmarkStart w:id="15" w:name="_c430f03958a79e25a424b198eb0e1c9f10bed5b"/>
       <w:r>
@@ -2294,6 +2748,7 @@
     <w:p>
       <w:pPr>
         <w:pStyle w:val="Heading2"/>
+        <w:widowControl/>
       </w:pPr>
       <w:bookmarkStart w:id="16" w:name="_6de037fb046653dd0df64bb3b8fb779157bcda3"/>
       <w:r>
@@ -2307,6 +2762,7 @@
     <w:p>
       <w:pPr>
         <w:pStyle w:val="FirstParagraph"/>
+        <w:widowControl/>
       </w:pPr>
       <w:r>
         <w:rPr>
@@ -2325,7 +2781,7 @@
           <w:rStyle w:val="VerbatimChar"/>
           <w:lang w:val="vi-VN"/>
         </w:rPr>
-        <w:t xml:space="preserve">Src/levels/level_2_fragile.json</w:t>
+        <w:t xml:space="preserve">Src/levels/level_02.json</w:t>
       </w:r>
       <w:r>
         <w:rPr>
@@ -2390,28 +2846,52 @@
         <w:tblW w:type="pct" w:w="5000"/>
         <w:tblLayout w:type="fixed"/>
         <w:tblLook w:firstRow="1" w:lastRow="0" w:firstColumn="0" w:lastColumn="0" w:noHBand="0" w:noVBand="0" w:val="0020"/>
+        <w:tblBorders>
+          <w:top w:val="single" w:sz="4" w:color="D9D9D9"/>
+          <w:left w:val="single" w:sz="4" w:color="D9D9D9"/>
+          <w:bottom w:val="single" w:sz="4" w:color="D9D9D9"/>
+          <w:right w:val="single" w:sz="4" w:color="D9D9D9"/>
+          <w:insideH w:val="single" w:sz="4" w:color="D9D9D9"/>
+          <w:insideV w:val="single" w:sz="4" w:color="D9D9D9"/>
+        </w:tblBorders>
+        <w:tblCellMar>
+          <w:top w:w="85" w:type="dxa"/>
+          <w:bottom w:w="85" w:type="dxa"/>
+          <w:left w:w="85" w:type="dxa"/>
+          <w:right w:w="85" w:type="dxa"/>
+        </w:tblCellMar>
       </w:tblPr>
       <w:tblGrid>
-        <w:gridCol w:w="1440"/>
-        <w:gridCol w:w="1080"/>
-        <w:gridCol w:w="1080"/>
-        <w:gridCol w:w="1440"/>
-        <w:gridCol w:w="1440"/>
-        <w:gridCol w:w="1440"/>
+        <w:gridCol w:w="567"/>
+        <w:gridCol w:w="1191"/>
+        <w:gridCol w:w="3402"/>
+        <w:gridCol w:w="1077"/>
+        <w:gridCol w:w="1644"/>
+        <w:gridCol w:w="1644"/>
       </w:tblGrid>
       <w:tr>
         <w:trPr>
           <w:tblHeader w:val="on"/>
+          <w:cantSplit/>
+          <w:tblHeader/>
         </w:trPr>
         <w:tc>
-          <w:tcPr/>
-          <w:p>
-            <w:pPr>
-              <w:pStyle w:val="Compact"/>
+          <w:tcPr>
+            <w:tcW w:type="dxa" w:w="567"/>
+            <w:vAlign w:val="center"/>
+            <w:shd w:fill="E8EEF3"/>
+          </w:tcPr>
+          <w:p>
+            <w:pPr>
+              <w:pStyle w:val="Compact"/>
+              <w:spacing w:line="240" w:lineRule="auto" w:after="60" w:before="60"/>
               <w:jc w:val="right"/>
             </w:pPr>
             <w:r>
               <w:rPr>
+                <w:b/>
+                <w:color w:val="000000"/>
+                <w:sz w:val="21"/>
                 <w:lang w:val="vi-VN"/>
               </w:rPr>
               <w:t xml:space="preserve">Bước</w:t>
@@ -2419,13 +2899,21 @@
           </w:p>
         </w:tc>
         <w:tc>
-          <w:tcPr/>
-          <w:p>
-            <w:pPr>
-              <w:pStyle w:val="Compact"/>
-            </w:pPr>
-            <w:r>
-              <w:rPr>
+          <w:tcPr>
+            <w:tcW w:type="dxa" w:w="1191"/>
+            <w:vAlign w:val="center"/>
+            <w:shd w:fill="E8EEF3"/>
+          </w:tcPr>
+          <w:p>
+            <w:pPr>
+              <w:pStyle w:val="Compact"/>
+              <w:spacing w:line="240" w:lineRule="auto" w:after="60" w:before="60"/>
+            </w:pPr>
+            <w:r>
+              <w:rPr>
+                <w:b/>
+                <w:color w:val="000000"/>
+                <w:sz w:val="21"/>
                 <w:lang w:val="vi-VN"/>
               </w:rPr>
               <w:t xml:space="preserve">Hành động</w:t>
@@ -2433,13 +2921,21 @@
           </w:p>
         </w:tc>
         <w:tc>
-          <w:tcPr/>
-          <w:p>
-            <w:pPr>
-              <w:pStyle w:val="Compact"/>
-            </w:pPr>
-            <w:r>
-              <w:rPr>
+          <w:tcPr>
+            <w:tcW w:type="dxa" w:w="3402"/>
+            <w:vAlign w:val="center"/>
+            <w:shd w:fill="E8EEF3"/>
+          </w:tcPr>
+          <w:p>
+            <w:pPr>
+              <w:pStyle w:val="Compact"/>
+              <w:spacing w:line="240" w:lineRule="auto" w:after="60" w:before="60"/>
+            </w:pPr>
+            <w:r>
+              <w:rPr>
+                <w:b/>
+                <w:color w:val="000000"/>
+                <w:sz w:val="21"/>
                 <w:lang w:val="vi-VN"/>
               </w:rPr>
               <w:t xml:space="preserve">Các ô bị chiếm sau hành động</w:t>
@@ -2447,14 +2943,22 @@
           </w:p>
         </w:tc>
         <w:tc>
-          <w:tcPr/>
-          <w:p>
-            <w:pPr>
-              <w:pStyle w:val="Compact"/>
+          <w:tcPr>
+            <w:tcW w:type="dxa" w:w="1077"/>
+            <w:vAlign w:val="center"/>
+            <w:shd w:fill="E8EEF3"/>
+          </w:tcPr>
+          <w:p>
+            <w:pPr>
+              <w:pStyle w:val="Compact"/>
+              <w:spacing w:line="240" w:lineRule="auto" w:after="60" w:before="60"/>
               <w:jc w:val="right"/>
             </w:pPr>
             <w:r>
               <w:rPr>
+                <w:b/>
+                <w:color w:val="000000"/>
+                <w:sz w:val="21"/>
                 <w:lang w:val="vi-VN"/>
               </w:rPr>
               <w:t xml:space="preserve">Số ô cam</w:t>
@@ -2462,14 +2966,22 @@
           </w:p>
         </w:tc>
         <w:tc>
-          <w:tcPr/>
-          <w:p>
-            <w:pPr>
-              <w:pStyle w:val="Compact"/>
+          <w:tcPr>
+            <w:tcW w:type="dxa" w:w="1644"/>
+            <w:vAlign w:val="center"/>
+            <w:shd w:fill="E8EEF3"/>
+          </w:tcPr>
+          <w:p>
+            <w:pPr>
+              <w:pStyle w:val="Compact"/>
+              <w:spacing w:line="240" w:lineRule="auto" w:after="60" w:before="60"/>
               <w:jc w:val="right"/>
             </w:pPr>
             <w:r>
               <w:rPr>
+                <w:b/>
+                <w:color w:val="000000"/>
+                <w:sz w:val="21"/>
                 <w:lang w:val="vi-VN"/>
               </w:rPr>
               <w:t xml:space="preserve">Chi phí bước</w:t>
@@ -2477,14 +2989,22 @@
           </w:p>
         </w:tc>
         <w:tc>
-          <w:tcPr/>
-          <w:p>
-            <w:pPr>
-              <w:pStyle w:val="Compact"/>
+          <w:tcPr>
+            <w:tcW w:type="dxa" w:w="1644"/>
+            <w:vAlign w:val="center"/>
+            <w:shd w:fill="E8EEF3"/>
+          </w:tcPr>
+          <w:p>
+            <w:pPr>
+              <w:pStyle w:val="Compact"/>
+              <w:spacing w:line="240" w:lineRule="auto" w:after="60" w:before="60"/>
               <w:jc w:val="right"/>
             </w:pPr>
             <w:r>
               <w:rPr>
+                <w:b/>
+                <w:color w:val="000000"/>
+                <w:sz w:val="21"/>
                 <w:lang w:val="vi-VN"/>
               </w:rPr>
               <w:t xml:space="preserve">Tích lũy</w:t>
@@ -2493,15 +3013,24 @@
         </w:tc>
       </w:tr>
       <w:tr>
-        <w:tc>
-          <w:tcPr/>
-          <w:p>
-            <w:pPr>
-              <w:pStyle w:val="Compact"/>
+        <w:trPr>
+          <w:cantSplit/>
+        </w:trPr>
+        <w:tc>
+          <w:tcPr>
+            <w:tcW w:type="dxa" w:w="567"/>
+            <w:vAlign w:val="center"/>
+          </w:tcPr>
+          <w:p>
+            <w:pPr>
+              <w:pStyle w:val="Compact"/>
+              <w:spacing w:line="240" w:lineRule="auto" w:after="60" w:before="60"/>
               <w:jc w:val="right"/>
             </w:pPr>
             <w:r>
               <w:rPr>
+                <w:color w:val="000000"/>
+                <w:sz w:val="21"/>
                 <w:lang w:val="vi-VN"/>
               </w:rPr>
               <w:t xml:space="preserve">1</w:t>
@@ -2509,13 +3038,19 @@
           </w:p>
         </w:tc>
         <w:tc>
-          <w:tcPr/>
-          <w:p>
-            <w:pPr>
-              <w:pStyle w:val="Compact"/>
-            </w:pPr>
-            <w:r>
-              <w:rPr>
+          <w:tcPr>
+            <w:tcW w:type="dxa" w:w="1191"/>
+            <w:vAlign w:val="center"/>
+          </w:tcPr>
+          <w:p>
+            <w:pPr>
+              <w:pStyle w:val="Compact"/>
+              <w:spacing w:line="240" w:lineRule="auto" w:after="60" w:before="60"/>
+            </w:pPr>
+            <w:r>
+              <w:rPr>
+                <w:color w:val="000000"/>
+                <w:sz w:val="21"/>
                 <w:lang w:val="vi-VN"/>
               </w:rPr>
               <w:t xml:space="preserve">RIGHT</w:t>
@@ -2523,13 +3058,19 @@
           </w:p>
         </w:tc>
         <w:tc>
-          <w:tcPr/>
-          <w:p>
-            <w:pPr>
-              <w:pStyle w:val="Compact"/>
-            </w:pPr>
-            <w:r>
-              <w:rPr>
+          <w:tcPr>
+            <w:tcW w:type="dxa" w:w="3402"/>
+            <w:vAlign w:val="center"/>
+          </w:tcPr>
+          <w:p>
+            <w:pPr>
+              <w:pStyle w:val="Compact"/>
+              <w:spacing w:line="240" w:lineRule="auto" w:after="60" w:before="60"/>
+            </w:pPr>
+            <w:r>
+              <w:rPr>
+                <w:color w:val="000000"/>
+                <w:sz w:val="21"/>
                 <w:lang w:val="vi-VN"/>
               </w:rPr>
               <w:t xml:space="preserve">(2,2), (2,3)</w:t>
@@ -2537,14 +3078,20 @@
           </w:p>
         </w:tc>
         <w:tc>
-          <w:tcPr/>
-          <w:p>
-            <w:pPr>
-              <w:pStyle w:val="Compact"/>
+          <w:tcPr>
+            <w:tcW w:type="dxa" w:w="1077"/>
+            <w:vAlign w:val="center"/>
+          </w:tcPr>
+          <w:p>
+            <w:pPr>
+              <w:pStyle w:val="Compact"/>
+              <w:spacing w:line="240" w:lineRule="auto" w:after="60" w:before="60"/>
               <w:jc w:val="right"/>
             </w:pPr>
             <w:r>
               <w:rPr>
+                <w:color w:val="000000"/>
+                <w:sz w:val="21"/>
                 <w:lang w:val="vi-VN"/>
               </w:rPr>
               <w:t xml:space="preserve">2</w:t>
@@ -2552,14 +3099,20 @@
           </w:p>
         </w:tc>
         <w:tc>
-          <w:tcPr/>
-          <w:p>
-            <w:pPr>
-              <w:pStyle w:val="Compact"/>
+          <w:tcPr>
+            <w:tcW w:type="dxa" w:w="1644"/>
+            <w:vAlign w:val="center"/>
+          </w:tcPr>
+          <w:p>
+            <w:pPr>
+              <w:pStyle w:val="Compact"/>
+              <w:spacing w:line="240" w:lineRule="auto" w:after="60" w:before="60"/>
               <w:jc w:val="right"/>
             </w:pPr>
             <w:r>
               <w:rPr>
+                <w:color w:val="000000"/>
+                <w:sz w:val="21"/>
                 <w:lang w:val="vi-VN"/>
               </w:rPr>
               <w:t xml:space="preserve">2,0</w:t>
@@ -2567,14 +3120,20 @@
           </w:p>
         </w:tc>
         <w:tc>
-          <w:tcPr/>
-          <w:p>
-            <w:pPr>
-              <w:pStyle w:val="Compact"/>
+          <w:tcPr>
+            <w:tcW w:type="dxa" w:w="1644"/>
+            <w:vAlign w:val="center"/>
+          </w:tcPr>
+          <w:p>
+            <w:pPr>
+              <w:pStyle w:val="Compact"/>
+              <w:spacing w:line="240" w:lineRule="auto" w:after="60" w:before="60"/>
               <w:jc w:val="right"/>
             </w:pPr>
             <w:r>
               <w:rPr>
+                <w:color w:val="000000"/>
+                <w:sz w:val="21"/>
                 <w:lang w:val="vi-VN"/>
               </w:rPr>
               <w:t xml:space="preserve">2,0</w:t>
@@ -2583,15 +3142,24 @@
         </w:tc>
       </w:tr>
       <w:tr>
-        <w:tc>
-          <w:tcPr/>
-          <w:p>
-            <w:pPr>
-              <w:pStyle w:val="Compact"/>
+        <w:trPr>
+          <w:cantSplit/>
+        </w:trPr>
+        <w:tc>
+          <w:tcPr>
+            <w:tcW w:type="dxa" w:w="567"/>
+            <w:vAlign w:val="center"/>
+          </w:tcPr>
+          <w:p>
+            <w:pPr>
+              <w:pStyle w:val="Compact"/>
+              <w:spacing w:line="240" w:lineRule="auto" w:after="60" w:before="60"/>
               <w:jc w:val="right"/>
             </w:pPr>
             <w:r>
               <w:rPr>
+                <w:color w:val="000000"/>
+                <w:sz w:val="21"/>
                 <w:lang w:val="vi-VN"/>
               </w:rPr>
               <w:t xml:space="preserve">2</w:t>
@@ -2599,13 +3167,19 @@
           </w:p>
         </w:tc>
         <w:tc>
-          <w:tcPr/>
-          <w:p>
-            <w:pPr>
-              <w:pStyle w:val="Compact"/>
-            </w:pPr>
-            <w:r>
-              <w:rPr>
+          <w:tcPr>
+            <w:tcW w:type="dxa" w:w="1191"/>
+            <w:vAlign w:val="center"/>
+          </w:tcPr>
+          <w:p>
+            <w:pPr>
+              <w:pStyle w:val="Compact"/>
+              <w:spacing w:line="240" w:lineRule="auto" w:after="60" w:before="60"/>
+            </w:pPr>
+            <w:r>
+              <w:rPr>
+                <w:color w:val="000000"/>
+                <w:sz w:val="21"/>
                 <w:lang w:val="vi-VN"/>
               </w:rPr>
               <w:t xml:space="preserve">UP</w:t>
@@ -2613,13 +3187,19 @@
           </w:p>
         </w:tc>
         <w:tc>
-          <w:tcPr/>
-          <w:p>
-            <w:pPr>
-              <w:pStyle w:val="Compact"/>
-            </w:pPr>
-            <w:r>
-              <w:rPr>
+          <w:tcPr>
+            <w:tcW w:type="dxa" w:w="3402"/>
+            <w:vAlign w:val="center"/>
+          </w:tcPr>
+          <w:p>
+            <w:pPr>
+              <w:pStyle w:val="Compact"/>
+              <w:spacing w:line="240" w:lineRule="auto" w:after="60" w:before="60"/>
+            </w:pPr>
+            <w:r>
+              <w:rPr>
+                <w:color w:val="000000"/>
+                <w:sz w:val="21"/>
                 <w:lang w:val="vi-VN"/>
               </w:rPr>
               <w:t xml:space="preserve">(1,2), (1,3)</w:t>
@@ -2627,14 +3207,20 @@
           </w:p>
         </w:tc>
         <w:tc>
-          <w:tcPr/>
-          <w:p>
-            <w:pPr>
-              <w:pStyle w:val="Compact"/>
+          <w:tcPr>
+            <w:tcW w:type="dxa" w:w="1077"/>
+            <w:vAlign w:val="center"/>
+          </w:tcPr>
+          <w:p>
+            <w:pPr>
+              <w:pStyle w:val="Compact"/>
+              <w:spacing w:line="240" w:lineRule="auto" w:after="60" w:before="60"/>
               <w:jc w:val="right"/>
             </w:pPr>
             <w:r>
               <w:rPr>
+                <w:color w:val="000000"/>
+                <w:sz w:val="21"/>
                 <w:lang w:val="vi-VN"/>
               </w:rPr>
               <w:t xml:space="preserve">0</w:t>
@@ -2642,14 +3228,20 @@
           </w:p>
         </w:tc>
         <w:tc>
-          <w:tcPr/>
-          <w:p>
-            <w:pPr>
-              <w:pStyle w:val="Compact"/>
+          <w:tcPr>
+            <w:tcW w:type="dxa" w:w="1644"/>
+            <w:vAlign w:val="center"/>
+          </w:tcPr>
+          <w:p>
+            <w:pPr>
+              <w:pStyle w:val="Compact"/>
+              <w:spacing w:line="240" w:lineRule="auto" w:after="60" w:before="60"/>
               <w:jc w:val="right"/>
             </w:pPr>
             <w:r>
               <w:rPr>
+                <w:color w:val="000000"/>
+                <w:sz w:val="21"/>
                 <w:lang w:val="vi-VN"/>
               </w:rPr>
               <w:t xml:space="preserve">1,0</w:t>
@@ -2657,14 +3249,20 @@
           </w:p>
         </w:tc>
         <w:tc>
-          <w:tcPr/>
-          <w:p>
-            <w:pPr>
-              <w:pStyle w:val="Compact"/>
+          <w:tcPr>
+            <w:tcW w:type="dxa" w:w="1644"/>
+            <w:vAlign w:val="center"/>
+          </w:tcPr>
+          <w:p>
+            <w:pPr>
+              <w:pStyle w:val="Compact"/>
+              <w:spacing w:line="240" w:lineRule="auto" w:after="60" w:before="60"/>
               <w:jc w:val="right"/>
             </w:pPr>
             <w:r>
               <w:rPr>
+                <w:color w:val="000000"/>
+                <w:sz w:val="21"/>
                 <w:lang w:val="vi-VN"/>
               </w:rPr>
               <w:t xml:space="preserve">3,0</w:t>
@@ -2673,15 +3271,24 @@
         </w:tc>
       </w:tr>
       <w:tr>
-        <w:tc>
-          <w:tcPr/>
-          <w:p>
-            <w:pPr>
-              <w:pStyle w:val="Compact"/>
+        <w:trPr>
+          <w:cantSplit/>
+        </w:trPr>
+        <w:tc>
+          <w:tcPr>
+            <w:tcW w:type="dxa" w:w="567"/>
+            <w:vAlign w:val="center"/>
+          </w:tcPr>
+          <w:p>
+            <w:pPr>
+              <w:pStyle w:val="Compact"/>
+              <w:spacing w:line="240" w:lineRule="auto" w:after="60" w:before="60"/>
               <w:jc w:val="right"/>
             </w:pPr>
             <w:r>
               <w:rPr>
+                <w:color w:val="000000"/>
+                <w:sz w:val="21"/>
                 <w:lang w:val="vi-VN"/>
               </w:rPr>
               <w:t xml:space="preserve">3</w:t>
@@ -2689,13 +3296,19 @@
           </w:p>
         </w:tc>
         <w:tc>
-          <w:tcPr/>
-          <w:p>
-            <w:pPr>
-              <w:pStyle w:val="Compact"/>
-            </w:pPr>
-            <w:r>
-              <w:rPr>
+          <w:tcPr>
+            <w:tcW w:type="dxa" w:w="1191"/>
+            <w:vAlign w:val="center"/>
+          </w:tcPr>
+          <w:p>
+            <w:pPr>
+              <w:pStyle w:val="Compact"/>
+              <w:spacing w:line="240" w:lineRule="auto" w:after="60" w:before="60"/>
+            </w:pPr>
+            <w:r>
+              <w:rPr>
+                <w:color w:val="000000"/>
+                <w:sz w:val="21"/>
                 <w:lang w:val="vi-VN"/>
               </w:rPr>
               <w:t xml:space="preserve">RIGHT</w:t>
@@ -2703,13 +3316,19 @@
           </w:p>
         </w:tc>
         <w:tc>
-          <w:tcPr/>
-          <w:p>
-            <w:pPr>
-              <w:pStyle w:val="Compact"/>
-            </w:pPr>
-            <w:r>
-              <w:rPr>
+          <w:tcPr>
+            <w:tcW w:type="dxa" w:w="3402"/>
+            <w:vAlign w:val="center"/>
+          </w:tcPr>
+          <w:p>
+            <w:pPr>
+              <w:pStyle w:val="Compact"/>
+              <w:spacing w:line="240" w:lineRule="auto" w:after="60" w:before="60"/>
+            </w:pPr>
+            <w:r>
+              <w:rPr>
+                <w:color w:val="000000"/>
+                <w:sz w:val="21"/>
                 <w:lang w:val="vi-VN"/>
               </w:rPr>
               <w:t xml:space="preserve">(1,4)</w:t>
@@ -2717,14 +3336,20 @@
           </w:p>
         </w:tc>
         <w:tc>
-          <w:tcPr/>
-          <w:p>
-            <w:pPr>
-              <w:pStyle w:val="Compact"/>
+          <w:tcPr>
+            <w:tcW w:type="dxa" w:w="1077"/>
+            <w:vAlign w:val="center"/>
+          </w:tcPr>
+          <w:p>
+            <w:pPr>
+              <w:pStyle w:val="Compact"/>
+              <w:spacing w:line="240" w:lineRule="auto" w:after="60" w:before="60"/>
               <w:jc w:val="right"/>
             </w:pPr>
             <w:r>
               <w:rPr>
+                <w:color w:val="000000"/>
+                <w:sz w:val="21"/>
                 <w:lang w:val="vi-VN"/>
               </w:rPr>
               <w:t xml:space="preserve">0</w:t>
@@ -2732,14 +3357,20 @@
           </w:p>
         </w:tc>
         <w:tc>
-          <w:tcPr/>
-          <w:p>
-            <w:pPr>
-              <w:pStyle w:val="Compact"/>
+          <w:tcPr>
+            <w:tcW w:type="dxa" w:w="1644"/>
+            <w:vAlign w:val="center"/>
+          </w:tcPr>
+          <w:p>
+            <w:pPr>
+              <w:pStyle w:val="Compact"/>
+              <w:spacing w:line="240" w:lineRule="auto" w:after="60" w:before="60"/>
               <w:jc w:val="right"/>
             </w:pPr>
             <w:r>
               <w:rPr>
+                <w:color w:val="000000"/>
+                <w:sz w:val="21"/>
                 <w:lang w:val="vi-VN"/>
               </w:rPr>
               <w:t xml:space="preserve">1,0</w:t>
@@ -2747,14 +3378,20 @@
           </w:p>
         </w:tc>
         <w:tc>
-          <w:tcPr/>
-          <w:p>
-            <w:pPr>
-              <w:pStyle w:val="Compact"/>
+          <w:tcPr>
+            <w:tcW w:type="dxa" w:w="1644"/>
+            <w:vAlign w:val="center"/>
+          </w:tcPr>
+          <w:p>
+            <w:pPr>
+              <w:pStyle w:val="Compact"/>
+              <w:spacing w:line="240" w:lineRule="auto" w:after="60" w:before="60"/>
               <w:jc w:val="right"/>
             </w:pPr>
             <w:r>
               <w:rPr>
+                <w:color w:val="000000"/>
+                <w:sz w:val="21"/>
                 <w:lang w:val="vi-VN"/>
               </w:rPr>
               <w:t xml:space="preserve">4,0</w:t>
@@ -2763,15 +3400,24 @@
         </w:tc>
       </w:tr>
       <w:tr>
-        <w:tc>
-          <w:tcPr/>
-          <w:p>
-            <w:pPr>
-              <w:pStyle w:val="Compact"/>
+        <w:trPr>
+          <w:cantSplit/>
+        </w:trPr>
+        <w:tc>
+          <w:tcPr>
+            <w:tcW w:type="dxa" w:w="567"/>
+            <w:vAlign w:val="center"/>
+          </w:tcPr>
+          <w:p>
+            <w:pPr>
+              <w:pStyle w:val="Compact"/>
+              <w:spacing w:line="240" w:lineRule="auto" w:after="60" w:before="60"/>
               <w:jc w:val="right"/>
             </w:pPr>
             <w:r>
               <w:rPr>
+                <w:color w:val="000000"/>
+                <w:sz w:val="21"/>
                 <w:lang w:val="vi-VN"/>
               </w:rPr>
               <w:t xml:space="preserve">4</w:t>
@@ -2779,13 +3425,19 @@
           </w:p>
         </w:tc>
         <w:tc>
-          <w:tcPr/>
-          <w:p>
-            <w:pPr>
-              <w:pStyle w:val="Compact"/>
-            </w:pPr>
-            <w:r>
-              <w:rPr>
+          <w:tcPr>
+            <w:tcW w:type="dxa" w:w="1191"/>
+            <w:vAlign w:val="center"/>
+          </w:tcPr>
+          <w:p>
+            <w:pPr>
+              <w:pStyle w:val="Compact"/>
+              <w:spacing w:line="240" w:lineRule="auto" w:after="60" w:before="60"/>
+            </w:pPr>
+            <w:r>
+              <w:rPr>
+                <w:color w:val="000000"/>
+                <w:sz w:val="21"/>
                 <w:lang w:val="vi-VN"/>
               </w:rPr>
               <w:t xml:space="preserve">RIGHT</w:t>
@@ -2793,13 +3445,19 @@
           </w:p>
         </w:tc>
         <w:tc>
-          <w:tcPr/>
-          <w:p>
-            <w:pPr>
-              <w:pStyle w:val="Compact"/>
-            </w:pPr>
-            <w:r>
-              <w:rPr>
+          <w:tcPr>
+            <w:tcW w:type="dxa" w:w="3402"/>
+            <w:vAlign w:val="center"/>
+          </w:tcPr>
+          <w:p>
+            <w:pPr>
+              <w:pStyle w:val="Compact"/>
+              <w:spacing w:line="240" w:lineRule="auto" w:after="60" w:before="60"/>
+            </w:pPr>
+            <w:r>
+              <w:rPr>
+                <w:color w:val="000000"/>
+                <w:sz w:val="21"/>
                 <w:lang w:val="vi-VN"/>
               </w:rPr>
               <w:t xml:space="preserve">(1,5), (1,6)</w:t>
@@ -2807,14 +3465,20 @@
           </w:p>
         </w:tc>
         <w:tc>
-          <w:tcPr/>
-          <w:p>
-            <w:pPr>
-              <w:pStyle w:val="Compact"/>
+          <w:tcPr>
+            <w:tcW w:type="dxa" w:w="1077"/>
+            <w:vAlign w:val="center"/>
+          </w:tcPr>
+          <w:p>
+            <w:pPr>
+              <w:pStyle w:val="Compact"/>
+              <w:spacing w:line="240" w:lineRule="auto" w:after="60" w:before="60"/>
               <w:jc w:val="right"/>
             </w:pPr>
             <w:r>
               <w:rPr>
+                <w:color w:val="000000"/>
+                <w:sz w:val="21"/>
                 <w:lang w:val="vi-VN"/>
               </w:rPr>
               <w:t xml:space="preserve">0</w:t>
@@ -2822,14 +3486,20 @@
           </w:p>
         </w:tc>
         <w:tc>
-          <w:tcPr/>
-          <w:p>
-            <w:pPr>
-              <w:pStyle w:val="Compact"/>
+          <w:tcPr>
+            <w:tcW w:type="dxa" w:w="1644"/>
+            <w:vAlign w:val="center"/>
+          </w:tcPr>
+          <w:p>
+            <w:pPr>
+              <w:pStyle w:val="Compact"/>
+              <w:spacing w:line="240" w:lineRule="auto" w:after="60" w:before="60"/>
               <w:jc w:val="right"/>
             </w:pPr>
             <w:r>
               <w:rPr>
+                <w:color w:val="000000"/>
+                <w:sz w:val="21"/>
                 <w:lang w:val="vi-VN"/>
               </w:rPr>
               <w:t xml:space="preserve">1,0</w:t>
@@ -2837,14 +3507,20 @@
           </w:p>
         </w:tc>
         <w:tc>
-          <w:tcPr/>
-          <w:p>
-            <w:pPr>
-              <w:pStyle w:val="Compact"/>
+          <w:tcPr>
+            <w:tcW w:type="dxa" w:w="1644"/>
+            <w:vAlign w:val="center"/>
+          </w:tcPr>
+          <w:p>
+            <w:pPr>
+              <w:pStyle w:val="Compact"/>
+              <w:spacing w:line="240" w:lineRule="auto" w:after="60" w:before="60"/>
               <w:jc w:val="right"/>
             </w:pPr>
             <w:r>
               <w:rPr>
+                <w:color w:val="000000"/>
+                <w:sz w:val="21"/>
                 <w:lang w:val="vi-VN"/>
               </w:rPr>
               <w:t xml:space="preserve">5,0</w:t>
@@ -2853,15 +3529,24 @@
         </w:tc>
       </w:tr>
       <w:tr>
-        <w:tc>
-          <w:tcPr/>
-          <w:p>
-            <w:pPr>
-              <w:pStyle w:val="Compact"/>
+        <w:trPr>
+          <w:cantSplit/>
+        </w:trPr>
+        <w:tc>
+          <w:tcPr>
+            <w:tcW w:type="dxa" w:w="567"/>
+            <w:vAlign w:val="center"/>
+          </w:tcPr>
+          <w:p>
+            <w:pPr>
+              <w:pStyle w:val="Compact"/>
+              <w:spacing w:line="240" w:lineRule="auto" w:after="60" w:before="60"/>
               <w:jc w:val="right"/>
             </w:pPr>
             <w:r>
               <w:rPr>
+                <w:color w:val="000000"/>
+                <w:sz w:val="21"/>
                 <w:lang w:val="vi-VN"/>
               </w:rPr>
               <w:t xml:space="preserve">5</w:t>
@@ -2869,13 +3554,19 @@
           </w:p>
         </w:tc>
         <w:tc>
-          <w:tcPr/>
-          <w:p>
-            <w:pPr>
-              <w:pStyle w:val="Compact"/>
-            </w:pPr>
-            <w:r>
-              <w:rPr>
+          <w:tcPr>
+            <w:tcW w:type="dxa" w:w="1191"/>
+            <w:vAlign w:val="center"/>
+          </w:tcPr>
+          <w:p>
+            <w:pPr>
+              <w:pStyle w:val="Compact"/>
+              <w:spacing w:line="240" w:lineRule="auto" w:after="60" w:before="60"/>
+            </w:pPr>
+            <w:r>
+              <w:rPr>
+                <w:color w:val="000000"/>
+                <w:sz w:val="21"/>
                 <w:lang w:val="vi-VN"/>
               </w:rPr>
               <w:t xml:space="preserve">DOWN</w:t>
@@ -2883,13 +3574,19 @@
           </w:p>
         </w:tc>
         <w:tc>
-          <w:tcPr/>
-          <w:p>
-            <w:pPr>
-              <w:pStyle w:val="Compact"/>
-            </w:pPr>
-            <w:r>
-              <w:rPr>
+          <w:tcPr>
+            <w:tcW w:type="dxa" w:w="3402"/>
+            <w:vAlign w:val="center"/>
+          </w:tcPr>
+          <w:p>
+            <w:pPr>
+              <w:pStyle w:val="Compact"/>
+              <w:spacing w:line="240" w:lineRule="auto" w:after="60" w:before="60"/>
+            </w:pPr>
+            <w:r>
+              <w:rPr>
+                <w:color w:val="000000"/>
+                <w:sz w:val="21"/>
                 <w:lang w:val="vi-VN"/>
               </w:rPr>
               <w:t xml:space="preserve">(2,5), (2,6)</w:t>
@@ -2897,14 +3594,20 @@
           </w:p>
         </w:tc>
         <w:tc>
-          <w:tcPr/>
-          <w:p>
-            <w:pPr>
-              <w:pStyle w:val="Compact"/>
+          <w:tcPr>
+            <w:tcW w:type="dxa" w:w="1077"/>
+            <w:vAlign w:val="center"/>
+          </w:tcPr>
+          <w:p>
+            <w:pPr>
+              <w:pStyle w:val="Compact"/>
+              <w:spacing w:line="240" w:lineRule="auto" w:after="60" w:before="60"/>
               <w:jc w:val="right"/>
             </w:pPr>
             <w:r>
               <w:rPr>
+                <w:color w:val="000000"/>
+                <w:sz w:val="21"/>
                 <w:lang w:val="vi-VN"/>
               </w:rPr>
               <w:t xml:space="preserve">1</w:t>
@@ -2912,14 +3615,20 @@
           </w:p>
         </w:tc>
         <w:tc>
-          <w:tcPr/>
-          <w:p>
-            <w:pPr>
-              <w:pStyle w:val="Compact"/>
+          <w:tcPr>
+            <w:tcW w:type="dxa" w:w="1644"/>
+            <w:vAlign w:val="center"/>
+          </w:tcPr>
+          <w:p>
+            <w:pPr>
+              <w:pStyle w:val="Compact"/>
+              <w:spacing w:line="240" w:lineRule="auto" w:after="60" w:before="60"/>
               <w:jc w:val="right"/>
             </w:pPr>
             <w:r>
               <w:rPr>
+                <w:color w:val="000000"/>
+                <w:sz w:val="21"/>
                 <w:lang w:val="vi-VN"/>
               </w:rPr>
               <w:t xml:space="preserve">1,5</w:t>
@@ -2927,14 +3636,20 @@
           </w:p>
         </w:tc>
         <w:tc>
-          <w:tcPr/>
-          <w:p>
-            <w:pPr>
-              <w:pStyle w:val="Compact"/>
+          <w:tcPr>
+            <w:tcW w:type="dxa" w:w="1644"/>
+            <w:vAlign w:val="center"/>
+          </w:tcPr>
+          <w:p>
+            <w:pPr>
+              <w:pStyle w:val="Compact"/>
+              <w:spacing w:line="240" w:lineRule="auto" w:after="60" w:before="60"/>
               <w:jc w:val="right"/>
             </w:pPr>
             <w:r>
               <w:rPr>
+                <w:color w:val="000000"/>
+                <w:sz w:val="21"/>
                 <w:lang w:val="vi-VN"/>
               </w:rPr>
               <w:t xml:space="preserve">6,5</w:t>
@@ -2943,15 +3658,24 @@
         </w:tc>
       </w:tr>
       <w:tr>
-        <w:tc>
-          <w:tcPr/>
-          <w:p>
-            <w:pPr>
-              <w:pStyle w:val="Compact"/>
+        <w:trPr>
+          <w:cantSplit/>
+        </w:trPr>
+        <w:tc>
+          <w:tcPr>
+            <w:tcW w:type="dxa" w:w="567"/>
+            <w:vAlign w:val="center"/>
+          </w:tcPr>
+          <w:p>
+            <w:pPr>
+              <w:pStyle w:val="Compact"/>
+              <w:spacing w:line="240" w:lineRule="auto" w:after="60" w:before="60"/>
               <w:jc w:val="right"/>
             </w:pPr>
             <w:r>
               <w:rPr>
+                <w:color w:val="000000"/>
+                <w:sz w:val="21"/>
                 <w:lang w:val="vi-VN"/>
               </w:rPr>
               <w:t xml:space="preserve">6</w:t>
@@ -2959,13 +3683,19 @@
           </w:p>
         </w:tc>
         <w:tc>
-          <w:tcPr/>
-          <w:p>
-            <w:pPr>
-              <w:pStyle w:val="Compact"/>
-            </w:pPr>
-            <w:r>
-              <w:rPr>
+          <w:tcPr>
+            <w:tcW w:type="dxa" w:w="1191"/>
+            <w:vAlign w:val="center"/>
+          </w:tcPr>
+          <w:p>
+            <w:pPr>
+              <w:pStyle w:val="Compact"/>
+              <w:spacing w:line="240" w:lineRule="auto" w:after="60" w:before="60"/>
+            </w:pPr>
+            <w:r>
+              <w:rPr>
+                <w:color w:val="000000"/>
+                <w:sz w:val="21"/>
                 <w:lang w:val="vi-VN"/>
               </w:rPr>
               <w:t xml:space="preserve">RIGHT</w:t>
@@ -2973,13 +3703,19 @@
           </w:p>
         </w:tc>
         <w:tc>
-          <w:tcPr/>
-          <w:p>
-            <w:pPr>
-              <w:pStyle w:val="Compact"/>
-            </w:pPr>
-            <w:r>
-              <w:rPr>
+          <w:tcPr>
+            <w:tcW w:type="dxa" w:w="3402"/>
+            <w:vAlign w:val="center"/>
+          </w:tcPr>
+          <w:p>
+            <w:pPr>
+              <w:pStyle w:val="Compact"/>
+              <w:spacing w:line="240" w:lineRule="auto" w:after="60" w:before="60"/>
+            </w:pPr>
+            <w:r>
+              <w:rPr>
+                <w:color w:val="000000"/>
+                <w:sz w:val="21"/>
                 <w:lang w:val="vi-VN"/>
               </w:rPr>
               <w:t xml:space="preserve">(2,7), là đích</w:t>
@@ -2987,14 +3723,20 @@
           </w:p>
         </w:tc>
         <w:tc>
-          <w:tcPr/>
-          <w:p>
-            <w:pPr>
-              <w:pStyle w:val="Compact"/>
+          <w:tcPr>
+            <w:tcW w:type="dxa" w:w="1077"/>
+            <w:vAlign w:val="center"/>
+          </w:tcPr>
+          <w:p>
+            <w:pPr>
+              <w:pStyle w:val="Compact"/>
+              <w:spacing w:line="240" w:lineRule="auto" w:after="60" w:before="60"/>
               <w:jc w:val="right"/>
             </w:pPr>
             <w:r>
               <w:rPr>
+                <w:color w:val="000000"/>
+                <w:sz w:val="21"/>
                 <w:lang w:val="vi-VN"/>
               </w:rPr>
               <w:t xml:space="preserve">0</w:t>
@@ -3002,14 +3744,20 @@
           </w:p>
         </w:tc>
         <w:tc>
-          <w:tcPr/>
-          <w:p>
-            <w:pPr>
-              <w:pStyle w:val="Compact"/>
+          <w:tcPr>
+            <w:tcW w:type="dxa" w:w="1644"/>
+            <w:vAlign w:val="center"/>
+          </w:tcPr>
+          <w:p>
+            <w:pPr>
+              <w:pStyle w:val="Compact"/>
+              <w:spacing w:line="240" w:lineRule="auto" w:after="60" w:before="60"/>
               <w:jc w:val="right"/>
             </w:pPr>
             <w:r>
               <w:rPr>
+                <w:color w:val="000000"/>
+                <w:sz w:val="21"/>
                 <w:lang w:val="vi-VN"/>
               </w:rPr>
               <w:t xml:space="preserve">1,0</w:t>
@@ -3017,14 +3765,20 @@
           </w:p>
         </w:tc>
         <w:tc>
-          <w:tcPr/>
-          <w:p>
-            <w:pPr>
-              <w:pStyle w:val="Compact"/>
+          <w:tcPr>
+            <w:tcW w:type="dxa" w:w="1644"/>
+            <w:vAlign w:val="center"/>
+          </w:tcPr>
+          <w:p>
+            <w:pPr>
+              <w:pStyle w:val="Compact"/>
+              <w:spacing w:line="240" w:lineRule="auto" w:after="60" w:before="60"/>
               <w:jc w:val="right"/>
             </w:pPr>
             <w:r>
               <w:rPr>
+                <w:color w:val="000000"/>
+                <w:sz w:val="21"/>
                 <w:lang w:val="vi-VN"/>
               </w:rPr>
               <w:t xml:space="preserve">7,5</w:t>
@@ -3036,12 +3790,13 @@
     <w:p>
       <w:pPr>
         <w:pStyle w:val="FirstParagraph"/>
-      </w:pPr>
-      <w:r>
-        <w:rPr>
-          <w:lang w:val="vi-VN"/>
-        </w:rPr>
-        <w:t xml:space="preserve">Chuỗi này có 6 hành động, không có SPACE và tổng chi phí bằng 7,5. Lần đối chiếu ngày 29/10/2026 bằng</w:t>
+        <w:widowControl/>
+      </w:pPr>
+      <w:r>
+        <w:rPr>
+          <w:lang w:val="vi-VN"/>
+        </w:rPr>
+        <w:t xml:space="preserve">Chuỗi này có 6 bước lăn và tổng chi phí bằng 7,5. Lần đối chiếu ngày 30/10/2026 bằng</w:t>
       </w:r>
       <w:r>
         <w:rPr>
@@ -3079,7 +3834,7 @@
           <w:rStyle w:val="VerbatimChar"/>
           <w:lang w:val="vi-VN"/>
         </w:rPr>
-        <w:t xml:space="preserve">total_cost=6.0</w:t>
+        <w:t xml:space="preserve">total_cost=6</w:t>
       </w:r>
       <w:r>
         <w:rPr>
@@ -3110,19 +3865,21 @@
     <w:p>
       <w:pPr>
         <w:pStyle w:val="Heading2"/>
-      </w:pPr>
-      <w:bookmarkStart w:id="17" w:name="_325cd4370fc9ffc4b2f83e2972a86ba707f7bca"/>
-      <w:r>
-        <w:rPr>
-          <w:lang w:val="vi-VN"/>
-        </w:rPr>
-        <w:t xml:space="preserve">4.2 Ví dụ riêng cho SPACE</w:t>
+        <w:widowControl/>
+      </w:pPr>
+      <w:bookmarkStart w:id="17" w:name="_2265e0ec4921814166a04a1db8407e651649d35"/>
+      <w:r>
+        <w:rPr>
+          <w:lang w:val="vi-VN"/>
+        </w:rPr>
+        <w:t xml:space="preserve">4.2 Ví dụ chọn khối miễn phí rồi lăn</w:t>
       </w:r>
       <w:bookmarkEnd w:id="17"/>
     </w:p>
     <w:p>
       <w:pPr>
         <w:pStyle w:val="FirstParagraph"/>
+        <w:widowControl/>
       </w:pPr>
       <w:r>
         <w:rPr>
@@ -3191,7 +3948,7 @@
         <w:rPr>
           <w:lang w:val="vi-VN"/>
         </w:rPr>
-        <w:t xml:space="preserve">, với khối đơn 0 đang điều khiển. Sau SPACE, hai tọa độ giữ nguyên và</w:t>
+        <w:t xml:space="preserve">, với khối đơn 0 đang điều khiển. Khi chơi tay, SPACE đổi</w:t>
       </w:r>
       <w:r>
         <w:rPr>
@@ -3216,7 +3973,107 @@
         <w:rPr>
           <w:lang w:val="vi-VN"/>
         </w:rPr>
-        <w:t xml:space="preserve">chuyển sang 1. Trạng thái sau còn chiếm một ô cam nên chi phí bằng</w:t>
+        <w:t xml:space="preserve">sang 1, giữ nguyên hai tọa độ và không cộng cost. Việc còn một khối đơn trên gạch cam không làm thao tác chọn khối bị tính phí.</w:t>
+      </w:r>
+    </w:p>
+    <w:p>
+      <w:pPr>
+        <w:pStyle w:val="BodyText"/>
+        <w:widowControl/>
+      </w:pPr>
+      <w:r>
+        <w:rPr>
+          <w:lang w:val="vi-VN"/>
+        </w:rPr>
+        <w:t xml:space="preserve">Lệnh</w:t>
+      </w:r>
+      <w:r>
+        <w:rPr>
+          <w:lang w:val="vi-VN"/>
+        </w:rPr>
+        <w:t xml:space="preserve"> </w:t>
+      </w:r>
+      <w:r>
+        <w:rPr>
+          <w:rStyle w:val="VerbatimChar"/>
+          <w:lang w:val="vi-VN"/>
+        </w:rPr>
+        <w:t xml:space="preserve">SLEFT</w:t>
+      </w:r>
+      <w:r>
+        <w:rPr>
+          <w:lang w:val="vi-VN"/>
+        </w:rPr>
+        <w:t xml:space="preserve"> </w:t>
+      </w:r>
+      <w:r>
+        <w:rPr>
+          <w:lang w:val="vi-VN"/>
+        </w:rPr>
+        <w:t xml:space="preserve">từ trạng thái ban đầu chọn khối đơn 1 rồi lăn sang</w:t>
+      </w:r>
+      <w:r>
+        <w:rPr>
+          <w:lang w:val="vi-VN"/>
+        </w:rPr>
+        <w:t xml:space="preserve"> </w:t>
+      </w:r>
+      <w:r>
+        <w:rPr>
+          <w:rStyle w:val="VerbatimChar"/>
+          <w:lang w:val="vi-VN"/>
+        </w:rPr>
+        <w:t xml:space="preserve">(0,2)</w:t>
+      </w:r>
+      <w:r>
+        <w:rPr>
+          <w:lang w:val="vi-VN"/>
+        </w:rPr>
+        <w:t xml:space="preserve">. Hai khối đơn ghép thành khối nằm ngang, chiếm</w:t>
+      </w:r>
+      <w:r>
+        <w:rPr>
+          <w:lang w:val="vi-VN"/>
+        </w:rPr>
+        <w:t xml:space="preserve"> </w:t>
+      </w:r>
+      <w:r>
+        <w:rPr>
+          <w:rStyle w:val="VerbatimChar"/>
+          <w:lang w:val="vi-VN"/>
+        </w:rPr>
+        <w:t xml:space="preserve">(0,1)</w:t>
+      </w:r>
+      <w:r>
+        <w:rPr>
+          <w:lang w:val="vi-VN"/>
+        </w:rPr>
+        <w:t xml:space="preserve"> </w:t>
+      </w:r>
+      <w:r>
+        <w:rPr>
+          <w:lang w:val="vi-VN"/>
+        </w:rPr>
+        <w:t xml:space="preserve">và</w:t>
+      </w:r>
+      <w:r>
+        <w:rPr>
+          <w:lang w:val="vi-VN"/>
+        </w:rPr>
+        <w:t xml:space="preserve"> </w:t>
+      </w:r>
+      <w:r>
+        <w:rPr>
+          <w:rStyle w:val="VerbatimChar"/>
+          <w:lang w:val="vi-VN"/>
+        </w:rPr>
+        <w:t xml:space="preserve">(0,2)</w:t>
+      </w:r>
+      <w:r>
+        <w:rPr>
+          <w:lang w:val="vi-VN"/>
+        </w:rPr>
+        <w:t xml:space="preserve">. Trạng thái sau có một ô cam nên bước lăn này có cost</w:t>
       </w:r>
       <w:r>
         <w:rPr>
@@ -3251,7 +4108,7 @@
         <w:rPr>
           <w:lang w:val="vi-VN"/>
         </w:rPr>
-        <w:t xml:space="preserve">. Phép tính trực tiếp bằng engine và</w:t>
+        <w:t xml:space="preserve">. Phép kiểm tra bằng engine xác nhận</w:t>
       </w:r>
       <w:r>
         <w:rPr>
@@ -3264,24 +4121,69 @@
           <w:rStyle w:val="VerbatimChar"/>
           <w:lang w:val="vi-VN"/>
         </w:rPr>
-        <w:t xml:space="preserve">step_cost()</w:t>
-      </w:r>
-      <w:r>
-        <w:rPr>
-          <w:lang w:val="vi-VN"/>
-        </w:rPr>
-        <w:t xml:space="preserve"> </w:t>
-      </w:r>
-      <w:r>
-        <w:rPr>
-          <w:lang w:val="vi-VN"/>
-        </w:rPr>
-        <w:t xml:space="preserve">cho cùng kết quả.</w:t>
+        <w:t xml:space="preserve">SLEFT</w:t>
+      </w:r>
+      <w:r>
+        <w:rPr>
+          <w:lang w:val="vi-VN"/>
+        </w:rPr>
+        <w:t xml:space="preserve"> </w:t>
+      </w:r>
+      <w:r>
+        <w:rPr>
+          <w:lang w:val="vi-VN"/>
+        </w:rPr>
+        <w:t xml:space="preserve">cho cùng trạng thái với chuỗi thao tác chơi tay</w:t>
+      </w:r>
+      <w:r>
+        <w:rPr>
+          <w:lang w:val="vi-VN"/>
+        </w:rPr>
+        <w:t xml:space="preserve"> </w:t>
+      </w:r>
+      <w:r>
+        <w:rPr>
+          <w:rStyle w:val="VerbatimChar"/>
+          <w:lang w:val="vi-VN"/>
+        </w:rPr>
+        <w:t xml:space="preserve">SPACE → LEFT</w:t>
+      </w:r>
+      <w:r>
+        <w:rPr>
+          <w:lang w:val="vi-VN"/>
+        </w:rPr>
+        <w:t xml:space="preserve">, nhưng lời giải solver chỉ lưu</w:t>
+      </w:r>
+      <w:r>
+        <w:rPr>
+          <w:lang w:val="vi-VN"/>
+        </w:rPr>
+        <w:t xml:space="preserve"> </w:t>
+      </w:r>
+      <w:r>
+        <w:rPr>
+          <w:rStyle w:val="VerbatimChar"/>
+          <w:lang w:val="vi-VN"/>
+        </w:rPr>
+        <w:t xml:space="preserve">SLEFT</w:t>
+      </w:r>
+      <w:r>
+        <w:rPr>
+          <w:lang w:val="vi-VN"/>
+        </w:rPr>
+        <w:t xml:space="preserve"> </w:t>
+      </w:r>
+      <w:r>
+        <w:rPr>
+          <w:lang w:val="vi-VN"/>
+        </w:rPr>
+        <w:t xml:space="preserve">là một cạnh. Đây là ví dụ chuyển trạng thái trên board kiểm tra, chưa phải một đường hoàn chỉnh tới đích.</w:t>
       </w:r>
     </w:p>
     <w:p>
       <w:pPr>
         <w:pStyle w:val="Heading2"/>
+        <w:widowControl/>
       </w:pPr>
       <w:bookmarkStart w:id="18" w:name="_a2dfdd951c8970effcbad2f9a3736bda3434c32"/>
       <w:r>
@@ -3295,6 +4197,7 @@
     <w:p>
       <w:pPr>
         <w:pStyle w:val="FirstParagraph"/>
+        <w:widowControl/>
       </w:pPr>
       <w:r>
         <w:rPr>
@@ -3309,25 +4212,49 @@
         <w:tblW w:type="pct" w:w="5000"/>
         <w:tblLayout w:type="fixed"/>
         <w:tblLook w:firstRow="1" w:lastRow="0" w:firstColumn="0" w:lastColumn="0" w:noHBand="0" w:noVBand="0" w:val="0020"/>
+        <w:tblBorders>
+          <w:top w:val="single" w:sz="4" w:color="D9D9D9"/>
+          <w:left w:val="single" w:sz="4" w:color="D9D9D9"/>
+          <w:bottom w:val="single" w:sz="4" w:color="D9D9D9"/>
+          <w:right w:val="single" w:sz="4" w:color="D9D9D9"/>
+          <w:insideH w:val="single" w:sz="4" w:color="D9D9D9"/>
+          <w:insideV w:val="single" w:sz="4" w:color="D9D9D9"/>
+        </w:tblBorders>
+        <w:tblCellMar>
+          <w:top w:w="85" w:type="dxa"/>
+          <w:bottom w:w="85" w:type="dxa"/>
+          <w:left w:w="85" w:type="dxa"/>
+          <w:right w:w="85" w:type="dxa"/>
+        </w:tblCellMar>
       </w:tblPr>
       <w:tblGrid>
-        <w:gridCol w:w="1584"/>
-        <w:gridCol w:w="2112"/>
-        <w:gridCol w:w="2112"/>
-        <w:gridCol w:w="2112"/>
+        <w:gridCol w:w="1814"/>
+        <w:gridCol w:w="1984"/>
+        <w:gridCol w:w="2721"/>
+        <w:gridCol w:w="3005"/>
       </w:tblGrid>
       <w:tr>
         <w:trPr>
           <w:tblHeader w:val="on"/>
+          <w:cantSplit/>
+          <w:tblHeader/>
         </w:trPr>
         <w:tc>
-          <w:tcPr/>
-          <w:p>
-            <w:pPr>
-              <w:pStyle w:val="Compact"/>
-            </w:pPr>
-            <w:r>
-              <w:rPr>
+          <w:tcPr>
+            <w:tcW w:type="dxa" w:w="1814"/>
+            <w:vAlign w:val="center"/>
+            <w:shd w:fill="E8EEF3"/>
+          </w:tcPr>
+          <w:p>
+            <w:pPr>
+              <w:pStyle w:val="Compact"/>
+              <w:spacing w:line="240" w:lineRule="auto" w:after="60" w:before="60"/>
+            </w:pPr>
+            <w:r>
+              <w:rPr>
+                <w:b/>
+                <w:color w:val="000000"/>
+                <w:sz w:val="21"/>
                 <w:lang w:val="vi-VN"/>
               </w:rPr>
               <w:t xml:space="preserve">Đường giả định</w:t>
@@ -3335,14 +4262,22 @@
           </w:p>
         </w:tc>
         <w:tc>
-          <w:tcPr/>
-          <w:p>
-            <w:pPr>
-              <w:pStyle w:val="Compact"/>
+          <w:tcPr>
+            <w:tcW w:type="dxa" w:w="1984"/>
+            <w:vAlign w:val="center"/>
+            <w:shd w:fill="E8EEF3"/>
+          </w:tcPr>
+          <w:p>
+            <w:pPr>
+              <w:pStyle w:val="Compact"/>
+              <w:spacing w:line="240" w:lineRule="auto" w:after="60" w:before="60"/>
               <w:jc w:val="right"/>
             </w:pPr>
             <w:r>
               <w:rPr>
+                <w:b/>
+                <w:color w:val="000000"/>
+                <w:sz w:val="21"/>
                 <w:lang w:val="vi-VN"/>
               </w:rPr>
               <w:t xml:space="preserve">Số hành động</w:t>
@@ -3350,14 +4285,22 @@
           </w:p>
         </w:tc>
         <w:tc>
-          <w:tcPr/>
-          <w:p>
-            <w:pPr>
-              <w:pStyle w:val="Compact"/>
+          <w:tcPr>
+            <w:tcW w:type="dxa" w:w="2721"/>
+            <w:vAlign w:val="center"/>
+            <w:shd w:fill="E8EEF3"/>
+          </w:tcPr>
+          <w:p>
+            <w:pPr>
+              <w:pStyle w:val="Compact"/>
+              <w:spacing w:line="240" w:lineRule="auto" w:after="60" w:before="60"/>
               <w:jc w:val="right"/>
             </w:pPr>
             <w:r>
               <w:rPr>
+                <w:b/>
+                <w:color w:val="000000"/>
+                <w:sz w:val="21"/>
                 <w:lang w:val="vi-VN"/>
               </w:rPr>
               <w:t xml:space="preserve">Tổng lượt tiếp xúc ô cam</w:t>
@@ -3365,14 +4308,22 @@
           </w:p>
         </w:tc>
         <w:tc>
-          <w:tcPr/>
-          <w:p>
-            <w:pPr>
-              <w:pStyle w:val="Compact"/>
+          <w:tcPr>
+            <w:tcW w:type="dxa" w:w="3005"/>
+            <w:vAlign w:val="center"/>
+            <w:shd w:fill="E8EEF3"/>
+          </w:tcPr>
+          <w:p>
+            <w:pPr>
+              <w:pStyle w:val="Compact"/>
+              <w:spacing w:line="240" w:lineRule="auto" w:after="60" w:before="60"/>
               <w:jc w:val="right"/>
             </w:pPr>
             <w:r>
               <w:rPr>
+                <w:b/>
+                <w:color w:val="000000"/>
+                <w:sz w:val="21"/>
                 <w:lang w:val="vi-VN"/>
               </w:rPr>
               <w:t xml:space="preserve">Tổng chi phí</w:t>
@@ -3381,14 +4332,23 @@
         </w:tc>
       </w:tr>
       <w:tr>
-        <w:tc>
-          <w:tcPr/>
-          <w:p>
-            <w:pPr>
-              <w:pStyle w:val="Compact"/>
-            </w:pPr>
-            <w:r>
-              <w:rPr>
+        <w:trPr>
+          <w:cantSplit/>
+        </w:trPr>
+        <w:tc>
+          <w:tcPr>
+            <w:tcW w:type="dxa" w:w="1814"/>
+            <w:vAlign w:val="center"/>
+          </w:tcPr>
+          <w:p>
+            <w:pPr>
+              <w:pStyle w:val="Compact"/>
+              <w:spacing w:line="240" w:lineRule="auto" w:after="60" w:before="60"/>
+            </w:pPr>
+            <w:r>
+              <w:rPr>
+                <w:color w:val="000000"/>
+                <w:sz w:val="21"/>
                 <w:lang w:val="vi-VN"/>
               </w:rPr>
               <w:t xml:space="preserve">A</w:t>
@@ -3396,14 +4356,20 @@
           </w:p>
         </w:tc>
         <w:tc>
-          <w:tcPr/>
-          <w:p>
-            <w:pPr>
-              <w:pStyle w:val="Compact"/>
+          <w:tcPr>
+            <w:tcW w:type="dxa" w:w="1984"/>
+            <w:vAlign w:val="center"/>
+          </w:tcPr>
+          <w:p>
+            <w:pPr>
+              <w:pStyle w:val="Compact"/>
+              <w:spacing w:line="240" w:lineRule="auto" w:after="60" w:before="60"/>
               <w:jc w:val="right"/>
             </w:pPr>
             <w:r>
               <w:rPr>
+                <w:color w:val="000000"/>
+                <w:sz w:val="21"/>
                 <w:lang w:val="vi-VN"/>
               </w:rPr>
               <w:t xml:space="preserve">6</w:t>
@@ -3411,14 +4377,20 @@
           </w:p>
         </w:tc>
         <w:tc>
-          <w:tcPr/>
-          <w:p>
-            <w:pPr>
-              <w:pStyle w:val="Compact"/>
+          <w:tcPr>
+            <w:tcW w:type="dxa" w:w="2721"/>
+            <w:vAlign w:val="center"/>
+          </w:tcPr>
+          <w:p>
+            <w:pPr>
+              <w:pStyle w:val="Compact"/>
+              <w:spacing w:line="240" w:lineRule="auto" w:after="60" w:before="60"/>
               <w:jc w:val="right"/>
             </w:pPr>
             <w:r>
               <w:rPr>
+                <w:color w:val="000000"/>
+                <w:sz w:val="21"/>
                 <w:lang w:val="vi-VN"/>
               </w:rPr>
               <w:t xml:space="preserve">6</w:t>
@@ -3426,14 +4398,20 @@
           </w:p>
         </w:tc>
         <w:tc>
-          <w:tcPr/>
-          <w:p>
-            <w:pPr>
-              <w:pStyle w:val="Compact"/>
+          <w:tcPr>
+            <w:tcW w:type="dxa" w:w="3005"/>
+            <w:vAlign w:val="center"/>
+          </w:tcPr>
+          <w:p>
+            <w:pPr>
+              <w:pStyle w:val="Compact"/>
+              <w:spacing w:line="240" w:lineRule="auto" w:after="60" w:before="60"/>
               <w:jc w:val="right"/>
             </w:pPr>
             <w:r>
               <w:rPr>
+                <w:color w:val="000000"/>
+                <w:sz w:val="21"/>
                 <w:lang w:val="vi-VN"/>
               </w:rPr>
               <w:t xml:space="preserve">9,0</w:t>
@@ -3442,14 +4420,23 @@
         </w:tc>
       </w:tr>
       <w:tr>
-        <w:tc>
-          <w:tcPr/>
-          <w:p>
-            <w:pPr>
-              <w:pStyle w:val="Compact"/>
-            </w:pPr>
-            <w:r>
-              <w:rPr>
+        <w:trPr>
+          <w:cantSplit/>
+        </w:trPr>
+        <w:tc>
+          <w:tcPr>
+            <w:tcW w:type="dxa" w:w="1814"/>
+            <w:vAlign w:val="center"/>
+          </w:tcPr>
+          <w:p>
+            <w:pPr>
+              <w:pStyle w:val="Compact"/>
+              <w:spacing w:line="240" w:lineRule="auto" w:after="60" w:before="60"/>
+            </w:pPr>
+            <w:r>
+              <w:rPr>
+                <w:color w:val="000000"/>
+                <w:sz w:val="21"/>
                 <w:lang w:val="vi-VN"/>
               </w:rPr>
               <w:t xml:space="preserve">B</w:t>
@@ -3457,14 +4444,20 @@
           </w:p>
         </w:tc>
         <w:tc>
-          <w:tcPr/>
-          <w:p>
-            <w:pPr>
-              <w:pStyle w:val="Compact"/>
+          <w:tcPr>
+            <w:tcW w:type="dxa" w:w="1984"/>
+            <w:vAlign w:val="center"/>
+          </w:tcPr>
+          <w:p>
+            <w:pPr>
+              <w:pStyle w:val="Compact"/>
+              <w:spacing w:line="240" w:lineRule="auto" w:after="60" w:before="60"/>
               <w:jc w:val="right"/>
             </w:pPr>
             <w:r>
               <w:rPr>
+                <w:color w:val="000000"/>
+                <w:sz w:val="21"/>
                 <w:lang w:val="vi-VN"/>
               </w:rPr>
               <w:t xml:space="preserve">8</w:t>
@@ -3472,14 +4465,20 @@
           </w:p>
         </w:tc>
         <w:tc>
-          <w:tcPr/>
-          <w:p>
-            <w:pPr>
-              <w:pStyle w:val="Compact"/>
+          <w:tcPr>
+            <w:tcW w:type="dxa" w:w="2721"/>
+            <w:vAlign w:val="center"/>
+          </w:tcPr>
+          <w:p>
+            <w:pPr>
+              <w:pStyle w:val="Compact"/>
+              <w:spacing w:line="240" w:lineRule="auto" w:after="60" w:before="60"/>
               <w:jc w:val="right"/>
             </w:pPr>
             <w:r>
               <w:rPr>
+                <w:color w:val="000000"/>
+                <w:sz w:val="21"/>
                 <w:lang w:val="vi-VN"/>
               </w:rPr>
               <w:t xml:space="preserve">0</w:t>
@@ -3487,14 +4486,20 @@
           </w:p>
         </w:tc>
         <w:tc>
-          <w:tcPr/>
-          <w:p>
-            <w:pPr>
-              <w:pStyle w:val="Compact"/>
+          <w:tcPr>
+            <w:tcW w:type="dxa" w:w="3005"/>
+            <w:vAlign w:val="center"/>
+          </w:tcPr>
+          <w:p>
+            <w:pPr>
+              <w:pStyle w:val="Compact"/>
+              <w:spacing w:line="240" w:lineRule="auto" w:after="60" w:before="60"/>
               <w:jc w:val="right"/>
             </w:pPr>
             <w:r>
               <w:rPr>
+                <w:color w:val="000000"/>
+                <w:sz w:val="21"/>
                 <w:lang w:val="vi-VN"/>
               </w:rPr>
               <w:t xml:space="preserve">8,0</w:t>
@@ -3506,6 +4511,7 @@
     <w:p>
       <w:pPr>
         <w:pStyle w:val="FirstParagraph"/>
+        <w:widowControl/>
       </w:pPr>
       <w:r>
         <w:rPr>
@@ -3517,6 +4523,7 @@
     <w:p>
       <w:pPr>
         <w:pStyle w:val="Heading1"/>
+        <w:widowControl/>
       </w:pPr>
       <w:bookmarkStart w:id="19" w:name="_3b9b22cdda63df59ba1e8d871bc5982eadf333e"/>
       <w:r>
@@ -3530,6 +4537,7 @@
     <w:p>
       <w:pPr>
         <w:pStyle w:val="FirstParagraph"/>
+        <w:widowControl/>
       </w:pPr>
       <w:r>
         <w:rPr>
@@ -3672,6 +4680,7 @@
     <w:p>
       <w:pPr>
         <w:pStyle w:val="BodyText"/>
+        <w:widowControl/>
       </w:pPr>
       <m:oMathPara>
         <m:oMathParaPr>
@@ -3871,6 +4880,7 @@
     <w:p>
       <w:pPr>
         <w:pStyle w:val="FirstParagraph"/>
+        <w:widowControl/>
       </w:pPr>
       <w:r>
         <w:rPr>
@@ -3888,6 +4898,45 @@
         <m:r>
           <m:t>m</m:t>
         </m:r>
+        <m:r>
+          <m:rPr>
+            <m:sty m:val="p"/>
+          </m:rPr>
+          <m:t>=</m:t>
+        </m:r>
+        <m:r>
+          <m:rPr>
+            <m:sty m:val="p"/>
+          </m:rPr>
+          <m:t>len</m:t>
+        </m:r>
+        <m:r>
+          <m:rPr>
+            <m:sty m:val="p"/>
+          </m:rPr>
+          <m:t>(</m:t>
+        </m:r>
+        <m:r>
+          <m:t>m</m:t>
+        </m:r>
+        <m:r>
+          <m:t>o</m:t>
+        </m:r>
+        <m:r>
+          <m:t>v</m:t>
+        </m:r>
+        <m:r>
+          <m:t>e</m:t>
+        </m:r>
+        <m:r>
+          <m:t>s</m:t>
+        </m:r>
+        <m:r>
+          <m:rPr>
+            <m:sty m:val="p"/>
+          </m:rPr>
+          <m:t>)</m:t>
+        </m:r>
       </m:oMath>
       <w:r>
         <w:rPr>
@@ -3899,12 +4948,32 @@
         <w:rPr>
           <w:lang w:val="vi-VN"/>
         </w:rPr>
-        <w:t xml:space="preserve">là số hành động, kể cả SPACE. Trạng thái xuất phát không chịu chi phí riêng. Mỗi hành động hợp lệ đóng góp đúng một lần, gồm hành động tới đích. Với lời giải rỗng hợp lệ, tổng bằng 0.</w:t>
+        <w:t xml:space="preserve">là số hành động lăn thuộc tập tám hướng. Lệnh có tiền tố S vẫn tính một hành động. SPACE không nằm trong</w:t>
+      </w:r>
+      <w:r>
+        <w:rPr>
+          <w:lang w:val="vi-VN"/>
+        </w:rPr>
+        <w:t xml:space="preserve"> </w:t>
+      </w:r>
+      <w:r>
+        <w:rPr>
+          <w:rStyle w:val="VerbatimChar"/>
+          <w:lang w:val="vi-VN"/>
+        </w:rPr>
+        <w:t xml:space="preserve">moves</w:t>
+      </w:r>
+      <w:r>
+        <w:rPr>
+          <w:lang w:val="vi-VN"/>
+        </w:rPr>
+        <w:t xml:space="preserve">. Trạng thái xuất phát không chịu chi phí riêng. Mỗi cạnh đóng góp đúng một lần, gồm cạnh tới đích. Với lời giải rỗng hợp lệ, tổng bằng 0.</w:t>
       </w:r>
     </w:p>
     <w:p>
       <w:pPr>
         <w:pStyle w:val="BodyText"/>
+        <w:widowControl/>
       </w:pPr>
       <w:r>
         <w:rPr>
@@ -3960,7 +5029,7 @@
         <w:rPr>
           <w:lang w:val="vi-VN"/>
         </w:rPr>
-        <w:t xml:space="preserve">từ trạng thái xuất phát trên một board riêng. Mỗi lần</w:t>
+        <w:t xml:space="preserve">từ trạng thái xuất phát trên một board riêng. Danh sách chỉ chứa hành động thuộc</w:t>
       </w:r>
       <w:r>
         <w:rPr>
@@ -3973,6 +5042,25 @@
           <w:rStyle w:val="VerbatimChar"/>
           <w:lang w:val="vi-VN"/>
         </w:rPr>
+        <w:t xml:space="preserve">SEARCH_ACTIONS</w:t>
+      </w:r>
+      <w:r>
+        <w:rPr>
+          <w:lang w:val="vi-VN"/>
+        </w:rPr>
+        <w:t xml:space="preserve">. Mỗi lần</w:t>
+      </w:r>
+      <w:r>
+        <w:rPr>
+          <w:lang w:val="vi-VN"/>
+        </w:rPr>
+        <w:t xml:space="preserve"> </w:t>
+      </w:r>
+      <w:r>
+        <w:rPr>
+          <w:rStyle w:val="VerbatimChar"/>
+          <w:lang w:val="vi-VN"/>
+        </w:rPr>
         <w:t xml:space="preserve">apply_move()</w:t>
       </w:r>
       <w:r>
@@ -4043,6 +5131,31 @@
           <w:lang w:val="vi-VN"/>
         </w:rPr>
         <w:t xml:space="preserve">replay_solution()</w:t>
+      </w:r>
+      <w:r>
+        <w:rPr>
+          <w:lang w:val="vi-VN"/>
+        </w:rPr>
+        <w:t xml:space="preserve"> </w:t>
+      </w:r>
+      <w:r>
+        <w:rPr>
+          <w:lang w:val="vi-VN"/>
+        </w:rPr>
+        <w:t xml:space="preserve">trong</w:t>
+      </w:r>
+      <w:r>
+        <w:rPr>
+          <w:lang w:val="vi-VN"/>
+        </w:rPr>
+        <w:t xml:space="preserve"> </w:t>
+      </w:r>
+      <w:r>
+        <w:rPr>
+          <w:rStyle w:val="VerbatimChar"/>
+          <w:lang w:val="vi-VN"/>
+        </w:rPr>
+        <w:t xml:space="preserve">Src/core/replay.py</w:t>
       </w:r>
       <w:r>
         <w:rPr>
@@ -4063,23 +5176,47 @@
         <w:tblW w:type="pct" w:w="5000"/>
         <w:tblLayout w:type="fixed"/>
         <w:tblLook w:firstRow="1" w:lastRow="0" w:firstColumn="0" w:lastColumn="0" w:noHBand="0" w:noVBand="0" w:val="0020"/>
+        <w:tblBorders>
+          <w:top w:val="single" w:sz="4" w:color="D9D9D9"/>
+          <w:left w:val="single" w:sz="4" w:color="D9D9D9"/>
+          <w:bottom w:val="single" w:sz="4" w:color="D9D9D9"/>
+          <w:right w:val="single" w:sz="4" w:color="D9D9D9"/>
+          <w:insideH w:val="single" w:sz="4" w:color="D9D9D9"/>
+          <w:insideV w:val="single" w:sz="4" w:color="D9D9D9"/>
+        </w:tblBorders>
+        <w:tblCellMar>
+          <w:top w:w="85" w:type="dxa"/>
+          <w:bottom w:w="85" w:type="dxa"/>
+          <w:left w:w="85" w:type="dxa"/>
+          <w:right w:w="85" w:type="dxa"/>
+        </w:tblCellMar>
       </w:tblPr>
       <w:tblGrid>
-        <w:gridCol w:w="3960"/>
-        <w:gridCol w:w="3960"/>
+        <w:gridCol w:w="2665"/>
+        <w:gridCol w:w="6860"/>
       </w:tblGrid>
       <w:tr>
         <w:trPr>
           <w:tblHeader w:val="on"/>
+          <w:cantSplit/>
+          <w:tblHeader/>
         </w:trPr>
         <w:tc>
-          <w:tcPr/>
-          <w:p>
-            <w:pPr>
-              <w:pStyle w:val="Compact"/>
-            </w:pPr>
-            <w:r>
-              <w:rPr>
+          <w:tcPr>
+            <w:tcW w:type="dxa" w:w="2665"/>
+            <w:vAlign w:val="center"/>
+            <w:shd w:fill="E8EEF3"/>
+          </w:tcPr>
+          <w:p>
+            <w:pPr>
+              <w:pStyle w:val="Compact"/>
+              <w:spacing w:line="240" w:lineRule="auto" w:after="60" w:before="60"/>
+            </w:pPr>
+            <w:r>
+              <w:rPr>
+                <w:b/>
+                <w:color w:val="000000"/>
+                <w:sz w:val="21"/>
                 <w:lang w:val="vi-VN"/>
               </w:rPr>
               <w:t xml:space="preserve">Trường</w:t>
@@ -4087,13 +5224,21 @@
           </w:p>
         </w:tc>
         <w:tc>
-          <w:tcPr/>
-          <w:p>
-            <w:pPr>
-              <w:pStyle w:val="Compact"/>
-            </w:pPr>
-            <w:r>
-              <w:rPr>
+          <w:tcPr>
+            <w:tcW w:type="dxa" w:w="6860"/>
+            <w:vAlign w:val="center"/>
+            <w:shd w:fill="E8EEF3"/>
+          </w:tcPr>
+          <w:p>
+            <w:pPr>
+              <w:pStyle w:val="Compact"/>
+              <w:spacing w:line="240" w:lineRule="auto" w:after="60" w:before="60"/>
+            </w:pPr>
+            <w:r>
+              <w:rPr>
+                <w:b/>
+                <w:color w:val="000000"/>
+                <w:sz w:val="21"/>
                 <w:lang w:val="vi-VN"/>
               </w:rPr>
               <w:t xml:space="preserve">Ý nghĩa tại phiên bản đối chiếu</w:t>
@@ -4102,278 +5247,527 @@
         </w:tc>
       </w:tr>
       <w:tr>
-        <w:tc>
-          <w:tcPr/>
-          <w:p>
-            <w:pPr>
-              <w:pStyle w:val="Compact"/>
+        <w:trPr>
+          <w:cantSplit/>
+        </w:trPr>
+        <w:tc>
+          <w:tcPr>
+            <w:tcW w:type="dxa" w:w="2665"/>
+            <w:vAlign w:val="center"/>
+          </w:tcPr>
+          <w:p>
+            <w:pPr>
+              <w:pStyle w:val="Compact"/>
+              <w:spacing w:line="240" w:lineRule="auto" w:after="60" w:before="60"/>
             </w:pPr>
             <w:r>
               <w:rPr>
                 <w:rStyle w:val="VerbatimChar"/>
+                <w:color w:val="000000"/>
+                <w:sz w:val="21"/>
                 <w:lang w:val="vi-VN"/>
               </w:rPr>
               <w:t xml:space="preserve">path_cost</w:t>
             </w:r>
-          </w:p>
-        </w:tc>
-        <w:tc>
-          <w:tcPr/>
-          <w:p>
-            <w:pPr>
-              <w:pStyle w:val="Compact"/>
-            </w:pPr>
-            <w:r>
-              <w:rPr>
-                <w:lang w:val="vi-VN"/>
-              </w:rPr>
-              <w:t xml:space="preserve">Tổng chi phí có trọng số tính lại từ đường đi, dùng chung cho bốn solver</w:t>
+            <w:r>
+              <w:rPr>
+                <w:color w:val="000000"/>
+                <w:sz w:val="21"/>
+                <w:lang w:val="vi-VN"/>
+              </w:rPr>
+              <w:t xml:space="preserve"> </w:t>
+            </w:r>
+            <w:r>
+              <w:rPr>
+                <w:color w:val="000000"/>
+                <w:sz w:val="21"/>
+                <w:lang w:val="vi-VN"/>
+              </w:rPr>
+              <w:t xml:space="preserve">trong CLI</w:t>
+            </w:r>
+          </w:p>
+        </w:tc>
+        <w:tc>
+          <w:tcPr>
+            <w:tcW w:type="dxa" w:w="6860"/>
+            <w:vAlign w:val="center"/>
+          </w:tcPr>
+          <w:p>
+            <w:pPr>
+              <w:pStyle w:val="Compact"/>
+              <w:spacing w:line="240" w:lineRule="auto" w:after="60" w:before="60"/>
+            </w:pPr>
+            <w:r>
+              <w:rPr>
+                <w:color w:val="000000"/>
+                <w:sz w:val="21"/>
+                <w:lang w:val="vi-VN"/>
+              </w:rPr>
+              <w:t xml:space="preserve">Cost chung tính lại bằng replay cho cả bốn solver</w:t>
             </w:r>
           </w:p>
         </w:tc>
       </w:tr>
       <w:tr>
-        <w:tc>
-          <w:tcPr/>
-          <w:p>
-            <w:pPr>
-              <w:pStyle w:val="Compact"/>
+        <w:trPr>
+          <w:cantSplit/>
+        </w:trPr>
+        <w:tc>
+          <w:tcPr>
+            <w:tcW w:type="dxa" w:w="2665"/>
+            <w:vAlign w:val="center"/>
+          </w:tcPr>
+          <w:p>
+            <w:pPr>
+              <w:pStyle w:val="Compact"/>
+              <w:spacing w:line="240" w:lineRule="auto" w:after="60" w:before="60"/>
             </w:pPr>
             <w:r>
               <w:rPr>
                 <w:rStyle w:val="VerbatimChar"/>
+                <w:color w:val="000000"/>
+                <w:sz w:val="21"/>
                 <w:lang w:val="vi-VN"/>
               </w:rPr>
               <w:t xml:space="preserve">total_cost</w:t>
             </w:r>
             <w:r>
               <w:rPr>
+                <w:color w:val="000000"/>
+                <w:sz w:val="21"/>
                 <w:lang w:val="vi-VN"/>
               </w:rPr>
               <w:t xml:space="preserve"> </w:t>
             </w:r>
             <w:r>
               <w:rPr>
-                <w:lang w:val="vi-VN"/>
-              </w:rPr>
-              <w:t xml:space="preserve">của UCS và A*</w:t>
-            </w:r>
-          </w:p>
-        </w:tc>
-        <w:tc>
-          <w:tcPr/>
-          <w:p>
-            <w:pPr>
-              <w:pStyle w:val="Compact"/>
-            </w:pPr>
-            <w:r>
-              <w:rPr>
-                <w:lang w:val="vi-VN"/>
-              </w:rPr>
-              <w:t xml:space="preserve">Tổng chi phí có trọng số do solver trả, cần khớp replay khi tìm thấy lời giải</w:t>
+                <w:color w:val="000000"/>
+                <w:sz w:val="21"/>
+                <w:lang w:val="vi-VN"/>
+              </w:rPr>
+              <w:t xml:space="preserve">gốc của UCS/A*</w:t>
+            </w:r>
+          </w:p>
+        </w:tc>
+        <w:tc>
+          <w:tcPr>
+            <w:tcW w:type="dxa" w:w="6860"/>
+            <w:vAlign w:val="center"/>
+          </w:tcPr>
+          <w:p>
+            <w:pPr>
+              <w:pStyle w:val="Compact"/>
+              <w:spacing w:line="240" w:lineRule="auto" w:after="60" w:before="60"/>
+            </w:pPr>
+            <w:r>
+              <w:rPr>
+                <w:color w:val="000000"/>
+                <w:sz w:val="21"/>
+                <w:lang w:val="vi-VN"/>
+              </w:rPr>
+              <w:t xml:space="preserve">Cost có trọng số, cần khớp replay khi có lời giải</w:t>
             </w:r>
           </w:p>
         </w:tc>
       </w:tr>
       <w:tr>
-        <w:tc>
-          <w:tcPr/>
-          <w:p>
-            <w:pPr>
-              <w:pStyle w:val="Compact"/>
+        <w:trPr>
+          <w:cantSplit/>
+        </w:trPr>
+        <w:tc>
+          <w:tcPr>
+            <w:tcW w:type="dxa" w:w="2665"/>
+            <w:vAlign w:val="center"/>
+          </w:tcPr>
+          <w:p>
+            <w:pPr>
+              <w:pStyle w:val="Compact"/>
+              <w:spacing w:line="240" w:lineRule="auto" w:after="60" w:before="60"/>
             </w:pPr>
             <w:r>
               <w:rPr>
                 <w:rStyle w:val="VerbatimChar"/>
+                <w:color w:val="000000"/>
+                <w:sz w:val="21"/>
                 <w:lang w:val="vi-VN"/>
               </w:rPr>
               <w:t xml:space="preserve">total_cost</w:t>
             </w:r>
             <w:r>
               <w:rPr>
+                <w:color w:val="000000"/>
+                <w:sz w:val="21"/>
                 <w:lang w:val="vi-VN"/>
               </w:rPr>
               <w:t xml:space="preserve"> </w:t>
             </w:r>
             <w:r>
               <w:rPr>
-                <w:lang w:val="vi-VN"/>
-              </w:rPr>
-              <w:t xml:space="preserve">của BFS và DFS</w:t>
-            </w:r>
-          </w:p>
-        </w:tc>
-        <w:tc>
-          <w:tcPr/>
-          <w:p>
-            <w:pPr>
-              <w:pStyle w:val="Compact"/>
-            </w:pPr>
-            <w:r>
-              <w:rPr>
-                <w:lang w:val="vi-VN"/>
-              </w:rPr>
-              <w:t xml:space="preserve">Số bước lăn do solver trả, loại SPACE</w:t>
+                <w:color w:val="000000"/>
+                <w:sz w:val="21"/>
+                <w:lang w:val="vi-VN"/>
+              </w:rPr>
+              <w:t xml:space="preserve">gốc của BFS/DFS</w:t>
+            </w:r>
+          </w:p>
+        </w:tc>
+        <w:tc>
+          <w:tcPr>
+            <w:tcW w:type="dxa" w:w="6860"/>
+            <w:vAlign w:val="center"/>
+          </w:tcPr>
+          <w:p>
+            <w:pPr>
+              <w:pStyle w:val="Compact"/>
+              <w:spacing w:line="240" w:lineRule="auto" w:after="60" w:before="60"/>
+            </w:pPr>
+            <w:r>
+              <w:rPr>
+                <w:color w:val="000000"/>
+                <w:sz w:val="21"/>
+                <w:lang w:val="vi-VN"/>
+              </w:rPr>
+              <w:t xml:space="preserve">Số hành động lăn, bằng</w:t>
+            </w:r>
+            <w:r>
+              <w:rPr>
+                <w:color w:val="000000"/>
+                <w:sz w:val="21"/>
+                <w:lang w:val="vi-VN"/>
+              </w:rPr>
+              <w:t xml:space="preserve"> </w:t>
+            </w:r>
+            <w:r>
+              <w:rPr>
+                <w:rStyle w:val="VerbatimChar"/>
+                <w:color w:val="000000"/>
+                <w:sz w:val="21"/>
+                <w:lang w:val="vi-VN"/>
+              </w:rPr>
+              <w:t xml:space="preserve">len(moves)</w:t>
             </w:r>
           </w:p>
         </w:tc>
       </w:tr>
       <w:tr>
-        <w:tc>
-          <w:tcPr/>
-          <w:p>
-            <w:pPr>
-              <w:pStyle w:val="Compact"/>
+        <w:trPr>
+          <w:cantSplit/>
+        </w:trPr>
+        <w:tc>
+          <w:tcPr>
+            <w:tcW w:type="dxa" w:w="2665"/>
+            <w:vAlign w:val="center"/>
+          </w:tcPr>
+          <w:p>
+            <w:pPr>
+              <w:pStyle w:val="Compact"/>
+              <w:spacing w:line="240" w:lineRule="auto" w:after="60" w:before="60"/>
             </w:pPr>
             <w:r>
               <w:rPr>
                 <w:rStyle w:val="VerbatimChar"/>
+                <w:color w:val="000000"/>
+                <w:sz w:val="21"/>
                 <w:lang w:val="vi-VN"/>
               </w:rPr>
               <w:t xml:space="preserve">len(moves)</w:t>
             </w:r>
-          </w:p>
-        </w:tc>
-        <w:tc>
-          <w:tcPr/>
-          <w:p>
-            <w:pPr>
-              <w:pStyle w:val="Compact"/>
-            </w:pPr>
-            <w:r>
-              <w:rPr>
-                <w:lang w:val="vi-VN"/>
-              </w:rPr>
-              <w:t xml:space="preserve">Số hành động trong danh sách, kể cả SPACE</w:t>
+            <w:r>
+              <w:rPr>
+                <w:color w:val="000000"/>
+                <w:sz w:val="21"/>
+                <w:lang w:val="vi-VN"/>
+              </w:rPr>
+              <w:t xml:space="preserve"> </w:t>
+            </w:r>
+            <w:r>
+              <w:rPr>
+                <w:color w:val="000000"/>
+                <w:sz w:val="21"/>
+                <w:lang w:val="vi-VN"/>
+              </w:rPr>
+              <w:t xml:space="preserve">và</w:t>
+            </w:r>
+            <w:r>
+              <w:rPr>
+                <w:color w:val="000000"/>
+                <w:sz w:val="21"/>
+                <w:lang w:val="vi-VN"/>
+              </w:rPr>
+              <w:t xml:space="preserve"> </w:t>
+            </w:r>
+            <w:r>
+              <w:rPr>
+                <w:rStyle w:val="VerbatimChar"/>
+                <w:color w:val="000000"/>
+                <w:sz w:val="21"/>
+                <w:lang w:val="vi-VN"/>
+              </w:rPr>
+              <w:t xml:space="preserve">solution_length</w:t>
+            </w:r>
+          </w:p>
+        </w:tc>
+        <w:tc>
+          <w:tcPr>
+            <w:tcW w:type="dxa" w:w="6860"/>
+            <w:vAlign w:val="center"/>
+          </w:tcPr>
+          <w:p>
+            <w:pPr>
+              <w:pStyle w:val="Compact"/>
+              <w:spacing w:line="240" w:lineRule="auto" w:after="60" w:before="60"/>
+            </w:pPr>
+            <w:r>
+              <w:rPr>
+                <w:color w:val="000000"/>
+                <w:sz w:val="21"/>
+                <w:lang w:val="vi-VN"/>
+              </w:rPr>
+              <w:t xml:space="preserve">Số cạnh lăn trong lời giải, gồm cả lệnh có tiền tố S</w:t>
             </w:r>
           </w:p>
         </w:tc>
       </w:tr>
       <w:tr>
-        <w:tc>
-          <w:tcPr/>
-          <w:p>
-            <w:pPr>
-              <w:pStyle w:val="Compact"/>
+        <w:trPr>
+          <w:cantSplit/>
+        </w:trPr>
+        <w:tc>
+          <w:tcPr>
+            <w:tcW w:type="dxa" w:w="2665"/>
+            <w:vAlign w:val="center"/>
+          </w:tcPr>
+          <w:p>
+            <w:pPr>
+              <w:pStyle w:val="Compact"/>
+              <w:spacing w:line="240" w:lineRule="auto" w:after="60" w:before="60"/>
             </w:pPr>
             <w:r>
               <w:rPr>
                 <w:rStyle w:val="VerbatimChar"/>
-                <w:lang w:val="vi-VN"/>
-              </w:rPr>
-              <w:t xml:space="preserve">solution_length</w:t>
-            </w:r>
-            <w:r>
-              <w:rPr>
+                <w:color w:val="000000"/>
+                <w:sz w:val="21"/>
+                <w:lang w:val="vi-VN"/>
+              </w:rPr>
+              <w:t xml:space="preserve">rolling_steps</w:t>
+            </w:r>
+            <w:r>
+              <w:rPr>
+                <w:color w:val="000000"/>
+                <w:sz w:val="21"/>
                 <w:lang w:val="vi-VN"/>
               </w:rPr>
               <w:t xml:space="preserve"> </w:t>
             </w:r>
             <w:r>
               <w:rPr>
-                <w:lang w:val="vi-VN"/>
-              </w:rPr>
-              <w:t xml:space="preserve">trong API</w:t>
-            </w:r>
-          </w:p>
-        </w:tc>
-        <w:tc>
-          <w:tcPr/>
-          <w:p>
-            <w:pPr>
-              <w:pStyle w:val="Compact"/>
-            </w:pPr>
-            <w:r>
-              <w:rPr>
-                <w:lang w:val="vi-VN"/>
-              </w:rPr>
-              <w:t xml:space="preserve">Số bước lăn, loại SPACE</w:t>
+                <w:color w:val="000000"/>
+                <w:sz w:val="21"/>
+                <w:lang w:val="vi-VN"/>
+              </w:rPr>
+              <w:t xml:space="preserve">trong CLI</w:t>
+            </w:r>
+          </w:p>
+        </w:tc>
+        <w:tc>
+          <w:tcPr>
+            <w:tcW w:type="dxa" w:w="6860"/>
+            <w:vAlign w:val="center"/>
+          </w:tcPr>
+          <w:p>
+            <w:pPr>
+              <w:pStyle w:val="Compact"/>
+              <w:spacing w:line="240" w:lineRule="auto" w:after="60" w:before="60"/>
+            </w:pPr>
+            <w:r>
+              <w:rPr>
+                <w:color w:val="000000"/>
+                <w:sz w:val="21"/>
+                <w:lang w:val="vi-VN"/>
+              </w:rPr>
+              <w:t xml:space="preserve">Bằng</w:t>
+            </w:r>
+            <w:r>
+              <w:rPr>
+                <w:color w:val="000000"/>
+                <w:sz w:val="21"/>
+                <w:lang w:val="vi-VN"/>
+              </w:rPr>
+              <w:t xml:space="preserve"> </w:t>
+            </w:r>
+            <w:r>
+              <w:rPr>
+                <w:rStyle w:val="VerbatimChar"/>
+                <w:color w:val="000000"/>
+                <w:sz w:val="21"/>
+                <w:lang w:val="vi-VN"/>
+              </w:rPr>
+              <w:t xml:space="preserve">len(moves)</w:t>
+            </w:r>
+            <w:r>
+              <w:rPr>
+                <w:color w:val="000000"/>
+                <w:sz w:val="21"/>
+                <w:lang w:val="vi-VN"/>
+              </w:rPr>
+              <w:t xml:space="preserve">, cùng ý nghĩa số bước lăn</w:t>
             </w:r>
           </w:p>
         </w:tc>
       </w:tr>
       <w:tr>
-        <w:tc>
-          <w:tcPr/>
-          <w:p>
-            <w:pPr>
-              <w:pStyle w:val="Compact"/>
+        <w:trPr>
+          <w:cantSplit/>
+        </w:trPr>
+        <w:tc>
+          <w:tcPr>
+            <w:tcW w:type="dxa" w:w="2665"/>
+            <w:vAlign w:val="center"/>
+          </w:tcPr>
+          <w:p>
+            <w:pPr>
+              <w:pStyle w:val="Compact"/>
+              <w:spacing w:line="240" w:lineRule="auto" w:after="60" w:before="60"/>
             </w:pPr>
             <w:r>
               <w:rPr>
                 <w:rStyle w:val="VerbatimChar"/>
-                <w:lang w:val="vi-VN"/>
-              </w:rPr>
-              <w:t xml:space="preserve">solution_length</w:t>
-            </w:r>
-            <w:r>
-              <w:rPr>
+                <w:color w:val="000000"/>
+                <w:sz w:val="21"/>
+                <w:lang w:val="vi-VN"/>
+              </w:rPr>
+              <w:t xml:space="preserve">total_cost</w:t>
+            </w:r>
+            <w:r>
+              <w:rPr>
+                <w:color w:val="000000"/>
+                <w:sz w:val="21"/>
                 <w:lang w:val="vi-VN"/>
               </w:rPr>
               <w:t xml:space="preserve"> </w:t>
             </w:r>
             <w:r>
               <w:rPr>
-                <w:lang w:val="vi-VN"/>
-              </w:rPr>
-              <w:t xml:space="preserve">trong script thực nghiệm</w:t>
-            </w:r>
-          </w:p>
-        </w:tc>
-        <w:tc>
-          <w:tcPr/>
-          <w:p>
-            <w:pPr>
-              <w:pStyle w:val="Compact"/>
-            </w:pPr>
-            <w:r>
-              <w:rPr>
-                <w:lang w:val="vi-VN"/>
-              </w:rPr>
-              <w:t xml:space="preserve">Số hành động, kể cả SPACE</w:t>
+                <w:color w:val="000000"/>
+                <w:sz w:val="21"/>
+                <w:lang w:val="vi-VN"/>
+              </w:rPr>
+              <w:t xml:space="preserve">của GUI benchmark</w:t>
+            </w:r>
+          </w:p>
+        </w:tc>
+        <w:tc>
+          <w:tcPr>
+            <w:tcW w:type="dxa" w:w="6860"/>
+            <w:vAlign w:val="center"/>
+          </w:tcPr>
+          <w:p>
+            <w:pPr>
+              <w:pStyle w:val="Compact"/>
+              <w:spacing w:line="240" w:lineRule="auto" w:after="60" w:before="60"/>
+            </w:pPr>
+            <w:r>
+              <w:rPr>
+                <w:color w:val="000000"/>
+                <w:sz w:val="21"/>
+                <w:lang w:val="vi-VN"/>
+              </w:rPr>
+              <w:t xml:space="preserve">Cost chung đã tính lại, không phải luôn là số gốc của solver</w:t>
             </w:r>
           </w:p>
         </w:tc>
       </w:tr>
       <w:tr>
-        <w:tc>
-          <w:tcPr/>
-          <w:p>
-            <w:pPr>
-              <w:pStyle w:val="Compact"/>
+        <w:trPr>
+          <w:cantSplit/>
+        </w:trPr>
+        <w:tc>
+          <w:tcPr>
+            <w:tcW w:type="dxa" w:w="2665"/>
+            <w:vAlign w:val="center"/>
+          </w:tcPr>
+          <w:p>
+            <w:pPr>
+              <w:pStyle w:val="Compact"/>
+              <w:spacing w:line="240" w:lineRule="auto" w:after="60" w:before="60"/>
             </w:pPr>
             <w:r>
               <w:rPr>
                 <w:rStyle w:val="VerbatimChar"/>
-                <w:lang w:val="vi-VN"/>
-              </w:rPr>
-              <w:t xml:space="preserve">rolling_steps</w:t>
-            </w:r>
-            <w:r>
-              <w:rPr>
+                <w:color w:val="000000"/>
+                <w:sz w:val="21"/>
+                <w:lang w:val="vi-VN"/>
+              </w:rPr>
+              <w:t xml:space="preserve">solver_reported_cost</w:t>
+            </w:r>
+            <w:r>
+              <w:rPr>
+                <w:color w:val="000000"/>
+                <w:sz w:val="21"/>
                 <w:lang w:val="vi-VN"/>
               </w:rPr>
               <w:t xml:space="preserve"> </w:t>
             </w:r>
             <w:r>
               <w:rPr>
-                <w:lang w:val="vi-VN"/>
-              </w:rPr>
-              <w:t xml:space="preserve">trong script thực nghiệm</w:t>
-            </w:r>
-          </w:p>
-        </w:tc>
-        <w:tc>
-          <w:tcPr/>
-          <w:p>
-            <w:pPr>
-              <w:pStyle w:val="Compact"/>
-            </w:pPr>
-            <w:r>
-              <w:rPr>
-                <w:lang w:val="vi-VN"/>
-              </w:rPr>
-              <w:t xml:space="preserve">Số bước lăn, loại SPACE</w:t>
+                <w:color w:val="000000"/>
+                <w:sz w:val="21"/>
+                <w:lang w:val="vi-VN"/>
+              </w:rPr>
+              <w:t xml:space="preserve">của GUI benchmark</w:t>
+            </w:r>
+          </w:p>
+        </w:tc>
+        <w:tc>
+          <w:tcPr>
+            <w:tcW w:type="dxa" w:w="6860"/>
+            <w:vAlign w:val="center"/>
+          </w:tcPr>
+          <w:p>
+            <w:pPr>
+              <w:pStyle w:val="Compact"/>
+              <w:spacing w:line="240" w:lineRule="auto" w:after="60" w:before="60"/>
+            </w:pPr>
+            <w:r>
+              <w:rPr>
+                <w:color w:val="000000"/>
+                <w:sz w:val="21"/>
+                <w:lang w:val="vi-VN"/>
+              </w:rPr>
+              <w:t xml:space="preserve">Giá trị</w:t>
+            </w:r>
+            <w:r>
+              <w:rPr>
+                <w:color w:val="000000"/>
+                <w:sz w:val="21"/>
+                <w:lang w:val="vi-VN"/>
+              </w:rPr>
+              <w:t xml:space="preserve"> </w:t>
+            </w:r>
+            <w:r>
+              <w:rPr>
+                <w:rStyle w:val="VerbatimChar"/>
+                <w:color w:val="000000"/>
+                <w:sz w:val="21"/>
+                <w:lang w:val="vi-VN"/>
+              </w:rPr>
+              <w:t xml:space="preserve">total_cost</w:t>
+            </w:r>
+            <w:r>
+              <w:rPr>
+                <w:color w:val="000000"/>
+                <w:sz w:val="21"/>
+                <w:lang w:val="vi-VN"/>
+              </w:rPr>
+              <w:t xml:space="preserve"> </w:t>
+            </w:r>
+            <w:r>
+              <w:rPr>
+                <w:color w:val="000000"/>
+                <w:sz w:val="21"/>
+                <w:lang w:val="vi-VN"/>
+              </w:rPr>
+              <w:t xml:space="preserve">gốc mà solver trả</w:t>
             </w:r>
           </w:p>
         </w:tc>
@@ -4382,12 +5776,13 @@
     <w:p>
       <w:pPr>
         <w:pStyle w:val="FirstParagraph"/>
-      </w:pPr>
-      <w:r>
-        <w:rPr>
-          <w:lang w:val="vi-VN"/>
-        </w:rPr>
-        <w:t xml:space="preserve">Benchmark giữ nguyên</w:t>
+        <w:widowControl/>
+      </w:pPr>
+      <w:r>
+        <w:rPr>
+          <w:lang w:val="vi-VN"/>
+        </w:rPr>
+        <w:t xml:space="preserve">CLI trong</w:t>
       </w:r>
       <w:r>
         <w:rPr>
@@ -4400,6 +5795,31 @@
           <w:rStyle w:val="VerbatimChar"/>
           <w:lang w:val="vi-VN"/>
         </w:rPr>
+        <w:t xml:space="preserve">Src/benchmarks/cli.py</w:t>
+      </w:r>
+      <w:r>
+        <w:rPr>
+          <w:lang w:val="vi-VN"/>
+        </w:rPr>
+        <w:t xml:space="preserve"> </w:t>
+      </w:r>
+      <w:r>
+        <w:rPr>
+          <w:lang w:val="vi-VN"/>
+        </w:rPr>
+        <w:t xml:space="preserve">giữ</w:t>
+      </w:r>
+      <w:r>
+        <w:rPr>
+          <w:lang w:val="vi-VN"/>
+        </w:rPr>
+        <w:t xml:space="preserve"> </w:t>
+      </w:r>
+      <w:r>
+        <w:rPr>
+          <w:rStyle w:val="VerbatimChar"/>
+          <w:lang w:val="vi-VN"/>
+        </w:rPr>
         <w:t xml:space="preserve">total_cost</w:t>
       </w:r>
       <w:r>
@@ -4412,7 +5832,7 @@
         <w:rPr>
           <w:lang w:val="vi-VN"/>
         </w:rPr>
-        <w:t xml:space="preserve">gốc trong cột riêng. Khi so sánh chất lượng đường đi giữa các solver, báo cáo dùng</w:t>
+        <w:t xml:space="preserve">gốc và lưu thêm</w:t>
       </w:r>
       <w:r>
         <w:rPr>
@@ -4431,12 +5851,82 @@
         <w:rPr>
           <w:lang w:val="vi-VN"/>
         </w:rPr>
-        <w:t xml:space="preserve">. Các bảng độ dài ghi rõ đang dùng số hành động hay số bước lăn. Hai đại lượng này khác nhau trên đường đi có SPACE. [3][5]</w:t>
+        <w:t xml:space="preserve">. GUI benchmark trong</w:t>
+      </w:r>
+      <w:r>
+        <w:rPr>
+          <w:lang w:val="vi-VN"/>
+        </w:rPr>
+        <w:t xml:space="preserve"> </w:t>
+      </w:r>
+      <w:r>
+        <w:rPr>
+          <w:rStyle w:val="VerbatimChar"/>
+          <w:lang w:val="vi-VN"/>
+        </w:rPr>
+        <w:t xml:space="preserve">Src/benchmarks/worker.py</w:t>
+      </w:r>
+      <w:r>
+        <w:rPr>
+          <w:lang w:val="vi-VN"/>
+        </w:rPr>
+        <w:t xml:space="preserve"> </w:t>
+      </w:r>
+      <w:r>
+        <w:rPr>
+          <w:lang w:val="vi-VN"/>
+        </w:rPr>
+        <w:t xml:space="preserve">tính lại cost chung vào</w:t>
+      </w:r>
+      <w:r>
+        <w:rPr>
+          <w:lang w:val="vi-VN"/>
+        </w:rPr>
+        <w:t xml:space="preserve"> </w:t>
+      </w:r>
+      <w:r>
+        <w:rPr>
+          <w:rStyle w:val="VerbatimChar"/>
+          <w:lang w:val="vi-VN"/>
+        </w:rPr>
+        <w:t xml:space="preserve">total_cost</w:t>
+      </w:r>
+      <w:r>
+        <w:rPr>
+          <w:lang w:val="vi-VN"/>
+        </w:rPr>
+        <w:t xml:space="preserve"> </w:t>
+      </w:r>
+      <w:r>
+        <w:rPr>
+          <w:lang w:val="vi-VN"/>
+        </w:rPr>
+        <w:t xml:space="preserve">và lưu số gốc ở</w:t>
+      </w:r>
+      <w:r>
+        <w:rPr>
+          <w:lang w:val="vi-VN"/>
+        </w:rPr>
+        <w:t xml:space="preserve"> </w:t>
+      </w:r>
+      <w:r>
+        <w:rPr>
+          <w:rStyle w:val="VerbatimChar"/>
+          <w:lang w:val="vi-VN"/>
+        </w:rPr>
+        <w:t xml:space="preserve">solver_reported_cost</w:t>
+      </w:r>
+      <w:r>
+        <w:rPr>
+          <w:lang w:val="vi-VN"/>
+        </w:rPr>
+        <w:t xml:space="preserve">. Khi ghép bảng, báo cáo ghi rõ nguồn schema và dùng cột cost chung tương ứng để so chéo. Trong lời giải solver hiện tại, số hành động và số bước lăn bằng nhau vì mỗi lệnh đều lăn đúng một bước. [3][5]</w:t>
       </w:r>
     </w:p>
     <w:p>
       <w:pPr>
         <w:pStyle w:val="BodyText"/>
+        <w:widowControl/>
       </w:pPr>
       <w:r>
         <w:rPr>
@@ -4492,6 +5982,7 @@
     <w:p>
       <w:pPr>
         <w:pStyle w:val="Heading1"/>
+        <w:widowControl/>
       </w:pPr>
       <w:bookmarkStart w:id="20" w:name="_0fd034537e4f66fccbe9a4f9c9b28bc4eb110d9"/>
       <w:r>
@@ -4505,6 +5996,7 @@
     <w:p>
       <w:pPr>
         <w:pStyle w:val="FirstParagraph"/>
+        <w:widowControl/>
       </w:pPr>
       <w:r>
         <w:rPr>
@@ -4592,6 +6084,7 @@
     <w:p>
       <w:pPr>
         <w:pStyle w:val="BodyText"/>
+        <w:widowControl/>
       </w:pPr>
       <w:r>
         <w:rPr>
@@ -4641,12 +6134,13 @@
         <w:rPr>
           <w:lang w:val="vi-VN"/>
         </w:rPr>
-        <w:t xml:space="preserve">nhỏ nhất khi có đủ tài nguyên. Trường hợp mọi cạnh bằng 1 cho mục tiêu tối ưu giống BFS. Kết luận này không đồng nhất số bước lăn với số hành động có SPACE. [3][6]</w:t>
+        <w:t xml:space="preserve">nhỏ nhất khi có đủ tài nguyên. Khi mọi cạnh bằng 1, UCS và BFS cùng tối ưu số bước lăn trong tập tám hướng. Thao tác SPACE miễn phí không cần xuất hiện thành cạnh riêng trong mô hình này. [2][3][6]</w:t>
       </w:r>
     </w:p>
     <w:p>
       <w:pPr>
         <w:pStyle w:val="BodyText"/>
+        <w:widowControl/>
       </w:pPr>
       <w:r>
         <w:rPr>
@@ -4715,6 +6209,7 @@
     <w:p>
       <w:pPr>
         <w:pStyle w:val="BodyText"/>
+        <w:widowControl/>
       </w:pPr>
       <w:r>
         <w:rPr>
@@ -4758,6 +6253,7 @@
     <w:p>
       <w:pPr>
         <w:pStyle w:val="Heading1"/>
+        <w:widowControl/>
       </w:pPr>
       <w:bookmarkStart w:id="21" w:name="_1f1c148edf690ce0a7fa3ed11961763ae6b0c4b"/>
       <w:r>
@@ -4771,6 +6267,7 @@
     <w:p>
       <w:pPr>
         <w:pStyle w:val="Heading2"/>
+        <w:widowControl/>
       </w:pPr>
       <w:bookmarkStart w:id="22" w:name="_4d8ca8fa31a93f1b026ecd68e1122a2bb074070"/>
       <w:r>
@@ -4784,6 +6281,7 @@
     <w:p>
       <w:pPr>
         <w:pStyle w:val="FirstParagraph"/>
+        <w:widowControl/>
       </w:pPr>
       <w:r>
         <w:rPr>
@@ -4809,19 +6307,19 @@
           <w:rStyle w:val="VerbatimChar"/>
           <w:lang w:val="vi-VN"/>
         </w:rPr>
-        <w:t xml:space="preserve">replay_solution()</w:t>
-      </w:r>
-      <w:r>
-        <w:rPr>
-          <w:lang w:val="vi-VN"/>
-        </w:rPr>
-        <w:t xml:space="preserve"> </w:t>
-      </w:r>
-      <w:r>
-        <w:rPr>
-          <w:lang w:val="vi-VN"/>
-        </w:rPr>
-        <w:t xml:space="preserve">cùng dùng vùng chiếm giữ của trạng thái sau. README gốc cũng ghi đúng công thức và cách tính SPACE. Docstring UCS ghi đúng cận dưới</w:t>
+        <w:t xml:space="preserve">core/replay.py</w:t>
+      </w:r>
+      <w:r>
+        <w:rPr>
+          <w:lang w:val="vi-VN"/>
+        </w:rPr>
+        <w:t xml:space="preserve"> </w:t>
+      </w:r>
+      <w:r>
+        <w:rPr>
+          <w:lang w:val="vi-VN"/>
+        </w:rPr>
+        <w:t xml:space="preserve">cùng dùng vùng chiếm giữ của trạng thái sau bước lăn. README gốc và</w:t>
       </w:r>
       <w:r>
         <w:rPr>
@@ -4834,13 +6332,38 @@
           <w:rStyle w:val="VerbatimChar"/>
           <w:lang w:val="vi-VN"/>
         </w:rPr>
+        <w:t xml:space="preserve">handoff/shared/baseline.md</w:t>
+      </w:r>
+      <w:r>
+        <w:rPr>
+          <w:lang w:val="vi-VN"/>
+        </w:rPr>
+        <w:t xml:space="preserve"> </w:t>
+      </w:r>
+      <w:r>
+        <w:rPr>
+          <w:lang w:val="vi-VN"/>
+        </w:rPr>
+        <w:t xml:space="preserve">ghi cùng quy ước tám hướng, SPACE chọn khối miễn phí. Docstring UCS ghi cận dưới</w:t>
+      </w:r>
+      <w:r>
+        <w:rPr>
+          <w:lang w:val="vi-VN"/>
+        </w:rPr>
+        <w:t xml:space="preserve"> </w:t>
+      </w:r>
+      <w:r>
+        <w:rPr>
+          <w:rStyle w:val="VerbatimChar"/>
+          <w:lang w:val="vi-VN"/>
+        </w:rPr>
         <w:t xml:space="preserve">step_cost &gt;= 1</w:t>
       </w:r>
       <w:r>
         <w:rPr>
           <w:lang w:val="vi-VN"/>
         </w:rPr>
-        <w:t xml:space="preserve">.</w:t>
+        <w:t xml:space="preserve">. Docstring của</w:t>
       </w:r>
       <w:r>
         <w:rPr>
@@ -4865,18 +6388,19 @@
         <w:rPr>
           <w:lang w:val="vi-VN"/>
         </w:rPr>
-        <w:t xml:space="preserve">hiện không có docstring riêng. Tài liệu này cung cấp đặc tả chi tiết cho hàm đó. [1][3][4]</w:t>
+        <w:t xml:space="preserve">cũng nêu rõ SPACE không sinh cạnh tìm kiếm. [1][2][3][4][5]</w:t>
       </w:r>
     </w:p>
     <w:p>
       <w:pPr>
         <w:pStyle w:val="BodyText"/>
-      </w:pPr>
-      <w:r>
-        <w:rPr>
-          <w:lang w:val="vi-VN"/>
-        </w:rPr>
-        <w:t xml:space="preserve">README gốc mô tả</w:t>
+        <w:widowControl/>
+      </w:pPr>
+      <w:r>
+        <w:rPr>
+          <w:lang w:val="vi-VN"/>
+        </w:rPr>
+        <w:t xml:space="preserve">README và code BFS/DFS hiện thống nhất</w:t>
       </w:r>
       <w:r>
         <w:rPr>
@@ -4889,87 +6413,19 @@
           <w:rStyle w:val="VerbatimChar"/>
           <w:lang w:val="vi-VN"/>
         </w:rPr>
-        <w:t xml:space="preserve">total_cost</w:t>
-      </w:r>
-      <w:r>
-        <w:rPr>
-          <w:lang w:val="vi-VN"/>
-        </w:rPr>
-        <w:t xml:space="preserve"> </w:t>
-      </w:r>
-      <w:r>
-        <w:rPr>
-          <w:lang w:val="vi-VN"/>
-        </w:rPr>
-        <w:t xml:space="preserve">của BFS/DFS là số hành động. Code hiện tại thực tế loại SPACE. Tài liệu này dùng ý nghĩa đúng theo code và phân biệt rõ các cột trong mục 5. CSV chạy thử của Quân ghi BFS màn 4 có 17 hành động, 16 bước lăn và</w:t>
-      </w:r>
-      <w:r>
-        <w:rPr>
-          <w:lang w:val="vi-VN"/>
-        </w:rPr>
-        <w:t xml:space="preserve"> </w:t>
-      </w:r>
-      <w:r>
-        <w:rPr>
-          <w:rStyle w:val="VerbatimChar"/>
-          <w:lang w:val="vi-VN"/>
-        </w:rPr>
-        <w:t xml:space="preserve">total_cost=17.0</w:t>
-      </w:r>
-      <w:r>
-        <w:rPr>
-          <w:lang w:val="vi-VN"/>
-        </w:rPr>
-        <w:t xml:space="preserve">. Metadata của CSV ghi commit</w:t>
-      </w:r>
-      <w:r>
-        <w:rPr>
-          <w:lang w:val="vi-VN"/>
-        </w:rPr>
-        <w:t xml:space="preserve"> </w:t>
-      </w:r>
-      <w:r>
-        <w:rPr>
-          <w:rStyle w:val="VerbatimChar"/>
-          <w:lang w:val="vi-VN"/>
-        </w:rPr>
-        <w:t xml:space="preserve">c37fa0d96b4639eb4a6aa6e08197568d3a496e81</w:t>
-      </w:r>
-      <w:r>
-        <w:rPr>
-          <w:lang w:val="vi-VN"/>
-        </w:rPr>
-        <w:t xml:space="preserve">, khác phiên bản đối chiếu. Vì vậy, số liệu đó không đại diện cho</w:t>
-      </w:r>
-      <w:r>
-        <w:rPr>
-          <w:lang w:val="vi-VN"/>
-        </w:rPr>
-        <w:t xml:space="preserve"> </w:t>
-      </w:r>
-      <w:r>
-        <w:rPr>
-          <w:rStyle w:val="VerbatimChar"/>
-          <w:lang w:val="vi-VN"/>
-        </w:rPr>
-        <w:t xml:space="preserve">total_cost</w:t>
-      </w:r>
-      <w:r>
-        <w:rPr>
-          <w:lang w:val="vi-VN"/>
-        </w:rPr>
-        <w:t xml:space="preserve"> </w:t>
-      </w:r>
-      <w:r>
-        <w:rPr>
-          <w:lang w:val="vi-VN"/>
-        </w:rPr>
-        <w:t xml:space="preserve">mà code hiện tại trả. [5]</w:t>
+        <w:t xml:space="preserve">total_cost = len(moves)</w:t>
+      </w:r>
+      <w:r>
+        <w:rPr>
+          <w:lang w:val="vi-VN"/>
+        </w:rPr>
+        <w:t xml:space="preserve">. Sự khác nhau giữa cost gốc và cost có trọng số vẫn còn trên đường đi chiếm gạch cam. Dữ liệu đo theo mô hình SPACE riêng trước đây cần được giữ đúng phiên bản và đo lại trước khi so sánh với source hiện tại. Việc sửa tài liệu không chuyển số liệu cũ thành kết quả đo mới. [3][5]</w:t>
       </w:r>
     </w:p>
     <w:p>
       <w:pPr>
         <w:pStyle w:val="Heading2"/>
+        <w:widowControl/>
       </w:pPr>
       <w:bookmarkStart w:id="23" w:name="_e7eff3f5ef0183167d84133fe5248bf322c3410"/>
       <w:r>
@@ -4983,38 +6439,89 @@
     <w:p>
       <w:pPr>
         <w:pStyle w:val="FirstParagraph"/>
-      </w:pPr>
-      <w:r>
-        <w:rPr>
-          <w:lang w:val="vi-VN"/>
-        </w:rPr>
-        <w:t xml:space="preserve">P01 giữ nguyên công thức tại commit đối chiếu. Vì vậy, không có mốc kỳ vọng nào cần thay đổi do tài liệu này. Các mốc sau giúp Thức đối chiếu khi ghép bản nộp. Đây là dữ liệu kiểm thử, không phải số liệu hiệu năng của một đợt thực nghiệm chính thức. [4]</w:t>
+        <w:widowControl/>
+      </w:pPr>
+      <w:r>
+        <w:rPr>
+          <w:lang w:val="vi-VN"/>
+        </w:rPr>
+        <w:t xml:space="preserve">Main đã cập nhật mô hình hành động và các mốc kiểm thử liên quan. Công thức vẫn giữ nguyên, nhưng bỏ cạnh SPACE riêng làm thay đổi cost của các màn có tách khối. Bảng dưới so mốc</w:t>
+      </w:r>
+      <w:r>
+        <w:rPr>
+          <w:lang w:val="vi-VN"/>
+        </w:rPr>
+        <w:t xml:space="preserve"> </w:t>
+      </w:r>
+      <w:r>
+        <w:rPr>
+          <w:rStyle w:val="VerbatimChar"/>
+          <w:lang w:val="vi-VN"/>
+        </w:rPr>
+        <w:t xml:space="preserve">ucs_cost</w:t>
+      </w:r>
+      <w:r>
+        <w:rPr>
+          <w:lang w:val="vi-VN"/>
+        </w:rPr>
+        <w:t xml:space="preserve"> </w:t>
+      </w:r>
+      <w:r>
+        <w:rPr>
+          <w:lang w:val="vi-VN"/>
+        </w:rPr>
+        <w:t xml:space="preserve">của phiên bản P01/P02 cũ với source hiện tại. Đây là dữ liệu kiểm thử, không phải số liệu hiệu năng của đợt thực nghiệm chính thức. [4]</w:t>
       </w:r>
     </w:p>
     <w:tbl>
       <w:tblPr>
         <w:tblStyle w:val="Table"/>
-        <w:tblW w:type="pct" w:w="5000"/>
+        <w:tblW w:type="auto" w:w="0"/>
         <w:tblLayout w:type="fixed"/>
         <w:tblLook w:firstRow="1" w:lastRow="0" w:firstColumn="0" w:lastColumn="0" w:noHBand="0" w:noVBand="0" w:val="0020"/>
+        <w:tblBorders>
+          <w:top w:val="single" w:sz="4" w:color="D9D9D9"/>
+          <w:left w:val="single" w:sz="4" w:color="D9D9D9"/>
+          <w:bottom w:val="single" w:sz="4" w:color="D9D9D9"/>
+          <w:right w:val="single" w:sz="4" w:color="D9D9D9"/>
+          <w:insideH w:val="single" w:sz="4" w:color="D9D9D9"/>
+          <w:insideV w:val="single" w:sz="4" w:color="D9D9D9"/>
+        </w:tblBorders>
+        <w:tblCellMar>
+          <w:top w:w="85" w:type="dxa"/>
+          <w:bottom w:w="85" w:type="dxa"/>
+          <w:left w:w="85" w:type="dxa"/>
+          <w:right w:w="85" w:type="dxa"/>
+        </w:tblCellMar>
       </w:tblPr>
       <w:tblGrid>
-        <w:gridCol w:w="2640"/>
-        <w:gridCol w:w="2640"/>
-        <w:gridCol w:w="2640"/>
+        <w:gridCol w:w="907"/>
+        <w:gridCol w:w="1644"/>
+        <w:gridCol w:w="1984"/>
+        <w:gridCol w:w="4989"/>
       </w:tblGrid>
       <w:tr>
         <w:trPr>
           <w:tblHeader w:val="on"/>
+          <w:cantSplit/>
+          <w:tblHeader/>
         </w:trPr>
         <w:tc>
-          <w:tcPr/>
-          <w:p>
-            <w:pPr>
-              <w:pStyle w:val="Compact"/>
-            </w:pPr>
-            <w:r>
-              <w:rPr>
+          <w:tcPr>
+            <w:tcW w:type="dxa" w:w="907"/>
+            <w:vAlign w:val="center"/>
+            <w:shd w:fill="E8EEF3"/>
+          </w:tcPr>
+          <w:p>
+            <w:pPr>
+              <w:pStyle w:val="Compact"/>
+              <w:spacing w:line="240" w:lineRule="auto" w:after="60" w:before="60"/>
+            </w:pPr>
+            <w:r>
+              <w:rPr>
+                <w:b/>
+                <w:color w:val="000000"/>
+                <w:sz w:val="21"/>
                 <w:lang w:val="vi-VN"/>
               </w:rPr>
               <w:t xml:space="preserve">Ca</w:t>
@@ -5022,43 +6529,92 @@
           </w:p>
         </w:tc>
         <w:tc>
-          <w:tcPr/>
-          <w:p>
-            <w:pPr>
-              <w:pStyle w:val="Compact"/>
-            </w:pPr>
-            <w:r>
-              <w:rPr>
-                <w:lang w:val="vi-VN"/>
-              </w:rPr>
-              <w:t xml:space="preserve">Mốc hiện có</w:t>
-            </w:r>
-          </w:p>
-        </w:tc>
-        <w:tc>
-          <w:tcPr/>
-          <w:p>
-            <w:pPr>
-              <w:pStyle w:val="Compact"/>
-            </w:pPr>
-            <w:r>
-              <w:rPr>
-                <w:lang w:val="vi-VN"/>
-              </w:rPr>
-              <w:t xml:space="preserve">Ảnh hưởng của P01</w:t>
+          <w:tcPr>
+            <w:tcW w:type="dxa" w:w="1644"/>
+            <w:vAlign w:val="center"/>
+            <w:shd w:fill="E8EEF3"/>
+          </w:tcPr>
+          <w:p>
+            <w:pPr>
+              <w:pStyle w:val="Compact"/>
+              <w:spacing w:line="240" w:lineRule="auto" w:after="60" w:before="60"/>
+              <w:jc w:val="right"/>
+            </w:pPr>
+            <w:r>
+              <w:rPr>
+                <w:b/>
+                <w:color w:val="000000"/>
+                <w:sz w:val="21"/>
+                <w:lang w:val="vi-VN"/>
+              </w:rPr>
+              <w:t xml:space="preserve">Cost cũ</w:t>
+            </w:r>
+          </w:p>
+        </w:tc>
+        <w:tc>
+          <w:tcPr>
+            <w:tcW w:type="dxa" w:w="1984"/>
+            <w:vAlign w:val="center"/>
+            <w:shd w:fill="E8EEF3"/>
+          </w:tcPr>
+          <w:p>
+            <w:pPr>
+              <w:pStyle w:val="Compact"/>
+              <w:spacing w:line="240" w:lineRule="auto" w:after="60" w:before="60"/>
+              <w:jc w:val="right"/>
+            </w:pPr>
+            <w:r>
+              <w:rPr>
+                <w:b/>
+                <w:color w:val="000000"/>
+                <w:sz w:val="21"/>
+                <w:lang w:val="vi-VN"/>
+              </w:rPr>
+              <w:t xml:space="preserve">Cost hiện tại</w:t>
+            </w:r>
+          </w:p>
+        </w:tc>
+        <w:tc>
+          <w:tcPr>
+            <w:tcW w:type="dxa" w:w="4989"/>
+            <w:vAlign w:val="center"/>
+            <w:shd w:fill="E8EEF3"/>
+          </w:tcPr>
+          <w:p>
+            <w:pPr>
+              <w:pStyle w:val="Compact"/>
+              <w:spacing w:line="240" w:lineRule="auto" w:after="60" w:before="60"/>
+            </w:pPr>
+            <w:r>
+              <w:rPr>
+                <w:b/>
+                <w:color w:val="000000"/>
+                <w:sz w:val="21"/>
+                <w:lang w:val="vi-VN"/>
+              </w:rPr>
+              <w:t xml:space="preserve">Ghi chú</w:t>
             </w:r>
           </w:p>
         </w:tc>
       </w:tr>
       <w:tr>
-        <w:tc>
-          <w:tcPr/>
-          <w:p>
-            <w:pPr>
-              <w:pStyle w:val="Compact"/>
-            </w:pPr>
-            <w:r>
-              <w:rPr>
+        <w:trPr>
+          <w:cantSplit/>
+        </w:trPr>
+        <w:tc>
+          <w:tcPr>
+            <w:tcW w:type="dxa" w:w="907"/>
+            <w:vAlign w:val="center"/>
+          </w:tcPr>
+          <w:p>
+            <w:pPr>
+              <w:pStyle w:val="Compact"/>
+              <w:spacing w:line="240" w:lineRule="auto" w:after="60" w:before="60"/>
+            </w:pPr>
+            <w:r>
+              <w:rPr>
+                <w:color w:val="000000"/>
+                <w:sz w:val="21"/>
                 <w:lang w:val="vi-VN"/>
               </w:rPr>
               <w:t xml:space="preserve">2 và T2</w:t>
@@ -5066,43 +6622,86 @@
           </w:p>
         </w:tc>
         <w:tc>
-          <w:tcPr/>
-          <w:p>
-            <w:pPr>
-              <w:pStyle w:val="Compact"/>
-            </w:pPr>
-            <w:r>
-              <w:rPr>
-                <w:lang w:val="vi-VN"/>
-              </w:rPr>
-              <w:t xml:space="preserve">Chi phí tối ưu 7,5</w:t>
-            </w:r>
-          </w:p>
-        </w:tc>
-        <w:tc>
-          <w:tcPr/>
-          <w:p>
-            <w:pPr>
-              <w:pStyle w:val="Compact"/>
-            </w:pPr>
-            <w:r>
-              <w:rPr>
-                <w:lang w:val="vi-VN"/>
-              </w:rPr>
-              <w:t xml:space="preserve">Giữ nguyên</w:t>
+          <w:tcPr>
+            <w:tcW w:type="dxa" w:w="1644"/>
+            <w:vAlign w:val="center"/>
+          </w:tcPr>
+          <w:p>
+            <w:pPr>
+              <w:pStyle w:val="Compact"/>
+              <w:spacing w:line="240" w:lineRule="auto" w:after="60" w:before="60"/>
+              <w:jc w:val="right"/>
+            </w:pPr>
+            <w:r>
+              <w:rPr>
+                <w:color w:val="000000"/>
+                <w:sz w:val="21"/>
+                <w:lang w:val="vi-VN"/>
+              </w:rPr>
+              <w:t xml:space="preserve">7,5</w:t>
+            </w:r>
+          </w:p>
+        </w:tc>
+        <w:tc>
+          <w:tcPr>
+            <w:tcW w:type="dxa" w:w="1984"/>
+            <w:vAlign w:val="center"/>
+          </w:tcPr>
+          <w:p>
+            <w:pPr>
+              <w:pStyle w:val="Compact"/>
+              <w:spacing w:line="240" w:lineRule="auto" w:after="60" w:before="60"/>
+              <w:jc w:val="right"/>
+            </w:pPr>
+            <w:r>
+              <w:rPr>
+                <w:color w:val="000000"/>
+                <w:sz w:val="21"/>
+                <w:lang w:val="vi-VN"/>
+              </w:rPr>
+              <w:t xml:space="preserve">7,5</w:t>
+            </w:r>
+          </w:p>
+        </w:tc>
+        <w:tc>
+          <w:tcPr>
+            <w:tcW w:type="dxa" w:w="4989"/>
+            <w:vAlign w:val="center"/>
+          </w:tcPr>
+          <w:p>
+            <w:pPr>
+              <w:pStyle w:val="Compact"/>
+              <w:spacing w:line="240" w:lineRule="auto" w:after="60" w:before="60"/>
+            </w:pPr>
+            <w:r>
+              <w:rPr>
+                <w:color w:val="000000"/>
+                <w:sz w:val="21"/>
+                <w:lang w:val="vi-VN"/>
+              </w:rPr>
+              <w:t xml:space="preserve">Không đổi</w:t>
             </w:r>
           </w:p>
         </w:tc>
       </w:tr>
       <w:tr>
-        <w:tc>
-          <w:tcPr/>
-          <w:p>
-            <w:pPr>
-              <w:pStyle w:val="Compact"/>
-            </w:pPr>
-            <w:r>
-              <w:rPr>
+        <w:trPr>
+          <w:cantSplit/>
+        </w:trPr>
+        <w:tc>
+          <w:tcPr>
+            <w:tcW w:type="dxa" w:w="907"/>
+            <w:vAlign w:val="center"/>
+          </w:tcPr>
+          <w:p>
+            <w:pPr>
+              <w:pStyle w:val="Compact"/>
+              <w:spacing w:line="240" w:lineRule="auto" w:after="60" w:before="60"/>
+            </w:pPr>
+            <w:r>
+              <w:rPr>
+                <w:color w:val="000000"/>
+                <w:sz w:val="21"/>
                 <w:lang w:val="vi-VN"/>
               </w:rPr>
               <w:t xml:space="preserve">4</w:t>
@@ -5110,87 +6709,869 @@
           </w:p>
         </w:tc>
         <w:tc>
-          <w:tcPr/>
-          <w:p>
-            <w:pPr>
-              <w:pStyle w:val="Compact"/>
-            </w:pPr>
-            <w:r>
-              <w:rPr>
-                <w:lang w:val="vi-VN"/>
-              </w:rPr>
-              <w:t xml:space="preserve">16 bước lăn, 17 hành động trong đường mẫu, chi phí 17,5</w:t>
-            </w:r>
-          </w:p>
-        </w:tc>
-        <w:tc>
-          <w:tcPr/>
-          <w:p>
-            <w:pPr>
-              <w:pStyle w:val="Compact"/>
-            </w:pPr>
-            <w:r>
-              <w:rPr>
-                <w:lang w:val="vi-VN"/>
-              </w:rPr>
-              <w:t xml:space="preserve">Giữ nguyên</w:t>
+          <w:tcPr>
+            <w:tcW w:type="dxa" w:w="1644"/>
+            <w:vAlign w:val="center"/>
+          </w:tcPr>
+          <w:p>
+            <w:pPr>
+              <w:pStyle w:val="Compact"/>
+              <w:spacing w:line="240" w:lineRule="auto" w:after="60" w:before="60"/>
+              <w:jc w:val="right"/>
+            </w:pPr>
+            <w:r>
+              <w:rPr>
+                <w:color w:val="000000"/>
+                <w:sz w:val="21"/>
+                <w:lang w:val="vi-VN"/>
+              </w:rPr>
+              <w:t xml:space="preserve">17,5</w:t>
+            </w:r>
+          </w:p>
+        </w:tc>
+        <w:tc>
+          <w:tcPr>
+            <w:tcW w:type="dxa" w:w="1984"/>
+            <w:vAlign w:val="center"/>
+          </w:tcPr>
+          <w:p>
+            <w:pPr>
+              <w:pStyle w:val="Compact"/>
+              <w:spacing w:line="240" w:lineRule="auto" w:after="60" w:before="60"/>
+              <w:jc w:val="right"/>
+            </w:pPr>
+            <w:r>
+              <w:rPr>
+                <w:color w:val="000000"/>
+                <w:sz w:val="21"/>
+                <w:lang w:val="vi-VN"/>
+              </w:rPr>
+              <w:t xml:space="preserve">16,5</w:t>
+            </w:r>
+          </w:p>
+        </w:tc>
+        <w:tc>
+          <w:tcPr>
+            <w:tcW w:type="dxa" w:w="4989"/>
+            <w:vAlign w:val="center"/>
+          </w:tcPr>
+          <w:p>
+            <w:pPr>
+              <w:pStyle w:val="Compact"/>
+              <w:spacing w:line="240" w:lineRule="auto" w:after="60" w:before="60"/>
+            </w:pPr>
+            <w:r>
+              <w:rPr>
+                <w:color w:val="000000"/>
+                <w:sz w:val="21"/>
+                <w:lang w:val="vi-VN"/>
+              </w:rPr>
+              <w:t xml:space="preserve">16 hành động, có một lệnh SUP</w:t>
             </w:r>
           </w:p>
         </w:tc>
       </w:tr>
       <w:tr>
-        <w:tc>
-          <w:tcPr/>
-          <w:p>
-            <w:pPr>
-              <w:pStyle w:val="Compact"/>
-            </w:pPr>
-            <w:r>
-              <w:rPr>
-                <w:lang w:val="vi-VN"/>
-              </w:rPr>
-              <w:t xml:space="preserve">33</w:t>
-            </w:r>
-          </w:p>
-        </w:tc>
-        <w:tc>
-          <w:tcPr/>
-          <w:p>
-            <w:pPr>
-              <w:pStyle w:val="Compact"/>
-            </w:pPr>
-            <w:r>
-              <w:rPr>
-                <w:lang w:val="vi-VN"/>
-              </w:rPr>
-              <w:t xml:space="preserve">Chi phí tối ưu 119,5, đường mẫu có chi phí 120</w:t>
-            </w:r>
-          </w:p>
-        </w:tc>
-        <w:tc>
-          <w:tcPr/>
-          <w:p>
-            <w:pPr>
-              <w:pStyle w:val="Compact"/>
-            </w:pPr>
-            <w:r>
-              <w:rPr>
-                <w:lang w:val="vi-VN"/>
-              </w:rPr>
-              <w:t xml:space="preserve">Giữ nguyên</w:t>
+        <w:trPr>
+          <w:cantSplit/>
+        </w:trPr>
+        <w:tc>
+          <w:tcPr>
+            <w:tcW w:type="dxa" w:w="907"/>
+            <w:vAlign w:val="center"/>
+          </w:tcPr>
+          <w:p>
+            <w:pPr>
+              <w:pStyle w:val="Compact"/>
+              <w:spacing w:line="240" w:lineRule="auto" w:after="60" w:before="60"/>
+            </w:pPr>
+            <w:r>
+              <w:rPr>
+                <w:color w:val="000000"/>
+                <w:sz w:val="21"/>
+                <w:lang w:val="vi-VN"/>
+              </w:rPr>
+              <w:t xml:space="preserve">10</w:t>
+            </w:r>
+          </w:p>
+        </w:tc>
+        <w:tc>
+          <w:tcPr>
+            <w:tcW w:type="dxa" w:w="1644"/>
+            <w:vAlign w:val="center"/>
+          </w:tcPr>
+          <w:p>
+            <w:pPr>
+              <w:pStyle w:val="Compact"/>
+              <w:spacing w:line="240" w:lineRule="auto" w:after="60" w:before="60"/>
+              <w:jc w:val="right"/>
+            </w:pPr>
+            <w:r>
+              <w:rPr>
+                <w:color w:val="000000"/>
+                <w:sz w:val="21"/>
+                <w:lang w:val="vi-VN"/>
+              </w:rPr>
+              <w:t xml:space="preserve">22</w:t>
+            </w:r>
+          </w:p>
+        </w:tc>
+        <w:tc>
+          <w:tcPr>
+            <w:tcW w:type="dxa" w:w="1984"/>
+            <w:vAlign w:val="center"/>
+          </w:tcPr>
+          <w:p>
+            <w:pPr>
+              <w:pStyle w:val="Compact"/>
+              <w:spacing w:line="240" w:lineRule="auto" w:after="60" w:before="60"/>
+              <w:jc w:val="right"/>
+            </w:pPr>
+            <w:r>
+              <w:rPr>
+                <w:color w:val="000000"/>
+                <w:sz w:val="21"/>
+                <w:lang w:val="vi-VN"/>
+              </w:rPr>
+              <w:t xml:space="preserve">20</w:t>
+            </w:r>
+          </w:p>
+        </w:tc>
+        <w:tc>
+          <w:tcPr>
+            <w:tcW w:type="dxa" w:w="4989"/>
+            <w:vAlign w:val="center"/>
+          </w:tcPr>
+          <w:p>
+            <w:pPr>
+              <w:pStyle w:val="Compact"/>
+              <w:spacing w:line="240" w:lineRule="auto" w:after="60" w:before="60"/>
+            </w:pPr>
+            <w:r>
+              <w:rPr>
+                <w:color w:val="000000"/>
+                <w:sz w:val="21"/>
+                <w:lang w:val="vi-VN"/>
+              </w:rPr>
+              <w:t xml:space="preserve">Đổi khối gộp với hướng lăn</w:t>
             </w:r>
           </w:p>
         </w:tc>
       </w:tr>
       <w:tr>
-        <w:tc>
-          <w:tcPr/>
-          <w:p>
-            <w:pPr>
-              <w:pStyle w:val="Compact"/>
-            </w:pPr>
-            <w:r>
-              <w:rPr>
+        <w:trPr>
+          <w:cantSplit/>
+        </w:trPr>
+        <w:tc>
+          <w:tcPr>
+            <w:tcW w:type="dxa" w:w="907"/>
+            <w:vAlign w:val="center"/>
+          </w:tcPr>
+          <w:p>
+            <w:pPr>
+              <w:pStyle w:val="Compact"/>
+              <w:spacing w:line="240" w:lineRule="auto" w:after="60" w:before="60"/>
+            </w:pPr>
+            <w:r>
+              <w:rPr>
+                <w:color w:val="000000"/>
+                <w:sz w:val="21"/>
+                <w:lang w:val="vi-VN"/>
+              </w:rPr>
+              <w:t xml:space="preserve">17</w:t>
+            </w:r>
+          </w:p>
+        </w:tc>
+        <w:tc>
+          <w:tcPr>
+            <w:tcW w:type="dxa" w:w="1644"/>
+            <w:vAlign w:val="center"/>
+          </w:tcPr>
+          <w:p>
+            <w:pPr>
+              <w:pStyle w:val="Compact"/>
+              <w:spacing w:line="240" w:lineRule="auto" w:after="60" w:before="60"/>
+              <w:jc w:val="right"/>
+            </w:pPr>
+            <w:r>
+              <w:rPr>
+                <w:color w:val="000000"/>
+                <w:sz w:val="21"/>
+                <w:lang w:val="vi-VN"/>
+              </w:rPr>
+              <w:t xml:space="preserve">24</w:t>
+            </w:r>
+          </w:p>
+        </w:tc>
+        <w:tc>
+          <w:tcPr>
+            <w:tcW w:type="dxa" w:w="1984"/>
+            <w:vAlign w:val="center"/>
+          </w:tcPr>
+          <w:p>
+            <w:pPr>
+              <w:pStyle w:val="Compact"/>
+              <w:spacing w:line="240" w:lineRule="auto" w:after="60" w:before="60"/>
+              <w:jc w:val="right"/>
+            </w:pPr>
+            <w:r>
+              <w:rPr>
+                <w:color w:val="000000"/>
+                <w:sz w:val="21"/>
+                <w:lang w:val="vi-VN"/>
+              </w:rPr>
+              <w:t xml:space="preserve">22</w:t>
+            </w:r>
+          </w:p>
+        </w:tc>
+        <w:tc>
+          <w:tcPr>
+            <w:tcW w:type="dxa" w:w="4989"/>
+            <w:vAlign w:val="center"/>
+          </w:tcPr>
+          <w:p>
+            <w:pPr>
+              <w:pStyle w:val="Compact"/>
+              <w:spacing w:line="240" w:lineRule="auto" w:after="60" w:before="60"/>
+            </w:pPr>
+            <w:r>
+              <w:rPr>
+                <w:color w:val="000000"/>
+                <w:sz w:val="21"/>
+                <w:lang w:val="vi-VN"/>
+              </w:rPr>
+              <w:t xml:space="preserve">Đổi khối gộp với hướng lăn</w:t>
+            </w:r>
+          </w:p>
+        </w:tc>
+      </w:tr>
+      <w:tr>
+        <w:trPr>
+          <w:cantSplit/>
+        </w:trPr>
+        <w:tc>
+          <w:tcPr>
+            <w:tcW w:type="dxa" w:w="907"/>
+            <w:vAlign w:val="center"/>
+          </w:tcPr>
+          <w:p>
+            <w:pPr>
+              <w:pStyle w:val="Compact"/>
+              <w:spacing w:line="240" w:lineRule="auto" w:after="60" w:before="60"/>
+            </w:pPr>
+            <w:r>
+              <w:rPr>
+                <w:color w:val="000000"/>
+                <w:sz w:val="21"/>
+                <w:lang w:val="vi-VN"/>
+              </w:rPr>
+              <w:t xml:space="preserve">20</w:t>
+            </w:r>
+          </w:p>
+        </w:tc>
+        <w:tc>
+          <w:tcPr>
+            <w:tcW w:type="dxa" w:w="1644"/>
+            <w:vAlign w:val="center"/>
+          </w:tcPr>
+          <w:p>
+            <w:pPr>
+              <w:pStyle w:val="Compact"/>
+              <w:spacing w:line="240" w:lineRule="auto" w:after="60" w:before="60"/>
+              <w:jc w:val="right"/>
+            </w:pPr>
+            <w:r>
+              <w:rPr>
+                <w:color w:val="000000"/>
+                <w:sz w:val="21"/>
+                <w:lang w:val="vi-VN"/>
+              </w:rPr>
+              <w:t xml:space="preserve">21</w:t>
+            </w:r>
+          </w:p>
+        </w:tc>
+        <w:tc>
+          <w:tcPr>
+            <w:tcW w:type="dxa" w:w="1984"/>
+            <w:vAlign w:val="center"/>
+          </w:tcPr>
+          <w:p>
+            <w:pPr>
+              <w:pStyle w:val="Compact"/>
+              <w:spacing w:line="240" w:lineRule="auto" w:after="60" w:before="60"/>
+              <w:jc w:val="right"/>
+            </w:pPr>
+            <w:r>
+              <w:rPr>
+                <w:color w:val="000000"/>
+                <w:sz w:val="21"/>
+                <w:lang w:val="vi-VN"/>
+              </w:rPr>
+              <w:t xml:space="preserve">19</w:t>
+            </w:r>
+          </w:p>
+        </w:tc>
+        <w:tc>
+          <w:tcPr>
+            <w:tcW w:type="dxa" w:w="4989"/>
+            <w:vAlign w:val="center"/>
+          </w:tcPr>
+          <w:p>
+            <w:pPr>
+              <w:pStyle w:val="Compact"/>
+              <w:spacing w:line="240" w:lineRule="auto" w:after="60" w:before="60"/>
+            </w:pPr>
+            <w:r>
+              <w:rPr>
+                <w:color w:val="000000"/>
+                <w:sz w:val="21"/>
+                <w:lang w:val="vi-VN"/>
+              </w:rPr>
+              <w:t xml:space="preserve">Đổi khối gộp với hướng lăn</w:t>
+            </w:r>
+          </w:p>
+        </w:tc>
+      </w:tr>
+      <w:tr>
+        <w:trPr>
+          <w:cantSplit/>
+        </w:trPr>
+        <w:tc>
+          <w:tcPr>
+            <w:tcW w:type="dxa" w:w="907"/>
+            <w:vAlign w:val="center"/>
+          </w:tcPr>
+          <w:p>
+            <w:pPr>
+              <w:pStyle w:val="Compact"/>
+              <w:spacing w:line="240" w:lineRule="auto" w:after="60" w:before="60"/>
+            </w:pPr>
+            <w:r>
+              <w:rPr>
+                <w:color w:val="000000"/>
+                <w:sz w:val="21"/>
+                <w:lang w:val="vi-VN"/>
+              </w:rPr>
+              <w:t xml:space="preserve">22</w:t>
+            </w:r>
+          </w:p>
+        </w:tc>
+        <w:tc>
+          <w:tcPr>
+            <w:tcW w:type="dxa" w:w="1644"/>
+            <w:vAlign w:val="center"/>
+          </w:tcPr>
+          <w:p>
+            <w:pPr>
+              <w:pStyle w:val="Compact"/>
+              <w:spacing w:line="240" w:lineRule="auto" w:after="60" w:before="60"/>
+              <w:jc w:val="right"/>
+            </w:pPr>
+            <w:r>
+              <w:rPr>
+                <w:color w:val="000000"/>
+                <w:sz w:val="21"/>
+                <w:lang w:val="vi-VN"/>
+              </w:rPr>
+              <w:t xml:space="preserve">24,5</w:t>
+            </w:r>
+          </w:p>
+        </w:tc>
+        <w:tc>
+          <w:tcPr>
+            <w:tcW w:type="dxa" w:w="1984"/>
+            <w:vAlign w:val="center"/>
+          </w:tcPr>
+          <w:p>
+            <w:pPr>
+              <w:pStyle w:val="Compact"/>
+              <w:spacing w:line="240" w:lineRule="auto" w:after="60" w:before="60"/>
+              <w:jc w:val="right"/>
+            </w:pPr>
+            <w:r>
+              <w:rPr>
+                <w:color w:val="000000"/>
+                <w:sz w:val="21"/>
+                <w:lang w:val="vi-VN"/>
+              </w:rPr>
+              <w:t xml:space="preserve">22,5</w:t>
+            </w:r>
+          </w:p>
+        </w:tc>
+        <w:tc>
+          <w:tcPr>
+            <w:tcW w:type="dxa" w:w="4989"/>
+            <w:vAlign w:val="center"/>
+          </w:tcPr>
+          <w:p>
+            <w:pPr>
+              <w:pStyle w:val="Compact"/>
+              <w:spacing w:line="240" w:lineRule="auto" w:after="60" w:before="60"/>
+            </w:pPr>
+            <w:r>
+              <w:rPr>
+                <w:color w:val="000000"/>
+                <w:sz w:val="21"/>
+                <w:lang w:val="vi-VN"/>
+              </w:rPr>
+              <w:t xml:space="preserve">Đổi khối gộp với hướng lăn</w:t>
+            </w:r>
+          </w:p>
+        </w:tc>
+      </w:tr>
+      <w:tr>
+        <w:trPr>
+          <w:cantSplit/>
+        </w:trPr>
+        <w:tc>
+          <w:tcPr>
+            <w:tcW w:type="dxa" w:w="907"/>
+            <w:vAlign w:val="center"/>
+          </w:tcPr>
+          <w:p>
+            <w:pPr>
+              <w:pStyle w:val="Compact"/>
+              <w:spacing w:line="240" w:lineRule="auto" w:after="60" w:before="60"/>
+            </w:pPr>
+            <w:r>
+              <w:rPr>
+                <w:color w:val="000000"/>
+                <w:sz w:val="21"/>
+                <w:lang w:val="vi-VN"/>
+              </w:rPr>
+              <w:t xml:space="preserve">25</w:t>
+            </w:r>
+          </w:p>
+        </w:tc>
+        <w:tc>
+          <w:tcPr>
+            <w:tcW w:type="dxa" w:w="1644"/>
+            <w:vAlign w:val="center"/>
+          </w:tcPr>
+          <w:p>
+            <w:pPr>
+              <w:pStyle w:val="Compact"/>
+              <w:spacing w:line="240" w:lineRule="auto" w:after="60" w:before="60"/>
+              <w:jc w:val="right"/>
+            </w:pPr>
+            <w:r>
+              <w:rPr>
+                <w:color w:val="000000"/>
+                <w:sz w:val="21"/>
+                <w:lang w:val="vi-VN"/>
+              </w:rPr>
+              <w:t xml:space="preserve">57</w:t>
+            </w:r>
+          </w:p>
+        </w:tc>
+        <w:tc>
+          <w:tcPr>
+            <w:tcW w:type="dxa" w:w="1984"/>
+            <w:vAlign w:val="center"/>
+          </w:tcPr>
+          <w:p>
+            <w:pPr>
+              <w:pStyle w:val="Compact"/>
+              <w:spacing w:line="240" w:lineRule="auto" w:after="60" w:before="60"/>
+              <w:jc w:val="right"/>
+            </w:pPr>
+            <w:r>
+              <w:rPr>
+                <w:color w:val="000000"/>
+                <w:sz w:val="21"/>
+                <w:lang w:val="vi-VN"/>
+              </w:rPr>
+              <w:t xml:space="preserve">55</w:t>
+            </w:r>
+          </w:p>
+        </w:tc>
+        <w:tc>
+          <w:tcPr>
+            <w:tcW w:type="dxa" w:w="4989"/>
+            <w:vAlign w:val="center"/>
+          </w:tcPr>
+          <w:p>
+            <w:pPr>
+              <w:pStyle w:val="Compact"/>
+              <w:spacing w:line="240" w:lineRule="auto" w:after="60" w:before="60"/>
+            </w:pPr>
+            <w:r>
+              <w:rPr>
+                <w:color w:val="000000"/>
+                <w:sz w:val="21"/>
+                <w:lang w:val="vi-VN"/>
+              </w:rPr>
+              <w:t xml:space="preserve">Đổi khối gộp với hướng lăn</w:t>
+            </w:r>
+          </w:p>
+        </w:tc>
+      </w:tr>
+      <w:tr>
+        <w:trPr>
+          <w:cantSplit/>
+        </w:trPr>
+        <w:tc>
+          <w:tcPr>
+            <w:tcW w:type="dxa" w:w="907"/>
+            <w:vAlign w:val="center"/>
+          </w:tcPr>
+          <w:p>
+            <w:pPr>
+              <w:pStyle w:val="Compact"/>
+              <w:spacing w:line="240" w:lineRule="auto" w:after="60" w:before="60"/>
+            </w:pPr>
+            <w:r>
+              <w:rPr>
+                <w:color w:val="000000"/>
+                <w:sz w:val="21"/>
+                <w:lang w:val="vi-VN"/>
+              </w:rPr>
+              <w:t xml:space="preserve">28</w:t>
+            </w:r>
+          </w:p>
+        </w:tc>
+        <w:tc>
+          <w:tcPr>
+            <w:tcW w:type="dxa" w:w="1644"/>
+            <w:vAlign w:val="center"/>
+          </w:tcPr>
+          <w:p>
+            <w:pPr>
+              <w:pStyle w:val="Compact"/>
+              <w:spacing w:line="240" w:lineRule="auto" w:after="60" w:before="60"/>
+              <w:jc w:val="right"/>
+            </w:pPr>
+            <w:r>
+              <w:rPr>
+                <w:color w:val="000000"/>
+                <w:sz w:val="21"/>
+                <w:lang w:val="vi-VN"/>
+              </w:rPr>
+              <w:t xml:space="preserve">58</w:t>
+            </w:r>
+          </w:p>
+        </w:tc>
+        <w:tc>
+          <w:tcPr>
+            <w:tcW w:type="dxa" w:w="1984"/>
+            <w:vAlign w:val="center"/>
+          </w:tcPr>
+          <w:p>
+            <w:pPr>
+              <w:pStyle w:val="Compact"/>
+              <w:spacing w:line="240" w:lineRule="auto" w:after="60" w:before="60"/>
+              <w:jc w:val="right"/>
+            </w:pPr>
+            <w:r>
+              <w:rPr>
+                <w:color w:val="000000"/>
+                <w:sz w:val="21"/>
+                <w:lang w:val="vi-VN"/>
+              </w:rPr>
+              <w:t xml:space="preserve">57</w:t>
+            </w:r>
+          </w:p>
+        </w:tc>
+        <w:tc>
+          <w:tcPr>
+            <w:tcW w:type="dxa" w:w="4989"/>
+            <w:vAlign w:val="center"/>
+          </w:tcPr>
+          <w:p>
+            <w:pPr>
+              <w:pStyle w:val="Compact"/>
+              <w:spacing w:line="240" w:lineRule="auto" w:after="60" w:before="60"/>
+            </w:pPr>
+            <w:r>
+              <w:rPr>
+                <w:color w:val="000000"/>
+                <w:sz w:val="21"/>
+                <w:lang w:val="vi-VN"/>
+              </w:rPr>
+              <w:t xml:space="preserve">Đổi khối gộp với hướng lăn</w:t>
+            </w:r>
+          </w:p>
+        </w:tc>
+      </w:tr>
+      <w:tr>
+        <w:trPr>
+          <w:cantSplit/>
+        </w:trPr>
+        <w:tc>
+          <w:tcPr>
+            <w:tcW w:type="dxa" w:w="907"/>
+            <w:vAlign w:val="center"/>
+          </w:tcPr>
+          <w:p>
+            <w:pPr>
+              <w:pStyle w:val="Compact"/>
+              <w:spacing w:line="240" w:lineRule="auto" w:after="60" w:before="60"/>
+            </w:pPr>
+            <w:r>
+              <w:rPr>
+                <w:color w:val="000000"/>
+                <w:sz w:val="21"/>
+                <w:lang w:val="vi-VN"/>
+              </w:rPr>
+              <w:t xml:space="preserve">29</w:t>
+            </w:r>
+          </w:p>
+        </w:tc>
+        <w:tc>
+          <w:tcPr>
+            <w:tcW w:type="dxa" w:w="1644"/>
+            <w:vAlign w:val="center"/>
+          </w:tcPr>
+          <w:p>
+            <w:pPr>
+              <w:pStyle w:val="Compact"/>
+              <w:spacing w:line="240" w:lineRule="auto" w:after="60" w:before="60"/>
+              <w:jc w:val="right"/>
+            </w:pPr>
+            <w:r>
+              <w:rPr>
+                <w:color w:val="000000"/>
+                <w:sz w:val="21"/>
+                <w:lang w:val="vi-VN"/>
+              </w:rPr>
+              <w:t xml:space="preserve">48</w:t>
+            </w:r>
+          </w:p>
+        </w:tc>
+        <w:tc>
+          <w:tcPr>
+            <w:tcW w:type="dxa" w:w="1984"/>
+            <w:vAlign w:val="center"/>
+          </w:tcPr>
+          <w:p>
+            <w:pPr>
+              <w:pStyle w:val="Compact"/>
+              <w:spacing w:line="240" w:lineRule="auto" w:after="60" w:before="60"/>
+              <w:jc w:val="right"/>
+            </w:pPr>
+            <w:r>
+              <w:rPr>
+                <w:color w:val="000000"/>
+                <w:sz w:val="21"/>
+                <w:lang w:val="vi-VN"/>
+              </w:rPr>
+              <w:t xml:space="preserve">47</w:t>
+            </w:r>
+          </w:p>
+        </w:tc>
+        <w:tc>
+          <w:tcPr>
+            <w:tcW w:type="dxa" w:w="4989"/>
+            <w:vAlign w:val="center"/>
+          </w:tcPr>
+          <w:p>
+            <w:pPr>
+              <w:pStyle w:val="Compact"/>
+              <w:spacing w:line="240" w:lineRule="auto" w:after="60" w:before="60"/>
+            </w:pPr>
+            <w:r>
+              <w:rPr>
+                <w:color w:val="000000"/>
+                <w:sz w:val="21"/>
+                <w:lang w:val="vi-VN"/>
+              </w:rPr>
+              <w:t xml:space="preserve">Đổi khối gộp với hướng lăn</w:t>
+            </w:r>
+          </w:p>
+        </w:tc>
+      </w:tr>
+      <w:tr>
+        <w:trPr>
+          <w:cantSplit/>
+        </w:trPr>
+        <w:tc>
+          <w:tcPr>
+            <w:tcW w:type="dxa" w:w="907"/>
+            <w:vAlign w:val="center"/>
+          </w:tcPr>
+          <w:p>
+            <w:pPr>
+              <w:pStyle w:val="Compact"/>
+              <w:spacing w:line="240" w:lineRule="auto" w:after="60" w:before="60"/>
+            </w:pPr>
+            <w:r>
+              <w:rPr>
+                <w:color w:val="000000"/>
+                <w:sz w:val="21"/>
+                <w:lang w:val="vi-VN"/>
+              </w:rPr>
+              <w:t xml:space="preserve">33</w:t>
+            </w:r>
+          </w:p>
+        </w:tc>
+        <w:tc>
+          <w:tcPr>
+            <w:tcW w:type="dxa" w:w="1644"/>
+            <w:vAlign w:val="center"/>
+          </w:tcPr>
+          <w:p>
+            <w:pPr>
+              <w:pStyle w:val="Compact"/>
+              <w:spacing w:line="240" w:lineRule="auto" w:after="60" w:before="60"/>
+              <w:jc w:val="right"/>
+            </w:pPr>
+            <w:r>
+              <w:rPr>
+                <w:color w:val="000000"/>
+                <w:sz w:val="21"/>
+                <w:lang w:val="vi-VN"/>
+              </w:rPr>
+              <w:t xml:space="preserve">119,5</w:t>
+            </w:r>
+          </w:p>
+        </w:tc>
+        <w:tc>
+          <w:tcPr>
+            <w:tcW w:type="dxa" w:w="1984"/>
+            <w:vAlign w:val="center"/>
+          </w:tcPr>
+          <w:p>
+            <w:pPr>
+              <w:pStyle w:val="Compact"/>
+              <w:spacing w:line="240" w:lineRule="auto" w:after="60" w:before="60"/>
+              <w:jc w:val="right"/>
+            </w:pPr>
+            <w:r>
+              <w:rPr>
+                <w:color w:val="000000"/>
+                <w:sz w:val="21"/>
+                <w:lang w:val="vi-VN"/>
+              </w:rPr>
+              <w:t xml:space="preserve">110,5</w:t>
+            </w:r>
+          </w:p>
+        </w:tc>
+        <w:tc>
+          <w:tcPr>
+            <w:tcW w:type="dxa" w:w="4989"/>
+            <w:vAlign w:val="center"/>
+          </w:tcPr>
+          <w:p>
+            <w:pPr>
+              <w:pStyle w:val="Compact"/>
+              <w:spacing w:line="240" w:lineRule="auto" w:after="60" w:before="60"/>
+            </w:pPr>
+            <w:r>
+              <w:rPr>
+                <w:color w:val="000000"/>
+                <w:sz w:val="21"/>
+                <w:lang w:val="vi-VN"/>
+              </w:rPr>
+              <w:t xml:space="preserve">Đường mẫu trong test có cost 111,0</w:t>
+            </w:r>
+          </w:p>
+        </w:tc>
+      </w:tr>
+      <w:tr>
+        <w:trPr>
+          <w:cantSplit/>
+        </w:trPr>
+        <w:tc>
+          <w:tcPr>
+            <w:tcW w:type="dxa" w:w="907"/>
+            <w:vAlign w:val="center"/>
+          </w:tcPr>
+          <w:p>
+            <w:pPr>
+              <w:pStyle w:val="Compact"/>
+              <w:spacing w:line="240" w:lineRule="auto" w:after="60" w:before="60"/>
+            </w:pPr>
+            <w:r>
+              <w:rPr>
+                <w:color w:val="000000"/>
+                <w:sz w:val="21"/>
+                <w:lang w:val="vi-VN"/>
+              </w:rPr>
+              <w:t xml:space="preserve">T3</w:t>
+            </w:r>
+          </w:p>
+        </w:tc>
+        <w:tc>
+          <w:tcPr>
+            <w:tcW w:type="dxa" w:w="1644"/>
+            <w:vAlign w:val="center"/>
+          </w:tcPr>
+          <w:p>
+            <w:pPr>
+              <w:pStyle w:val="Compact"/>
+              <w:spacing w:line="240" w:lineRule="auto" w:after="60" w:before="60"/>
+              <w:jc w:val="right"/>
+            </w:pPr>
+            <w:r>
+              <w:rPr>
+                <w:color w:val="000000"/>
+                <w:sz w:val="21"/>
+                <w:lang w:val="vi-VN"/>
+              </w:rPr>
+              <w:t xml:space="preserve">17</w:t>
+            </w:r>
+          </w:p>
+        </w:tc>
+        <w:tc>
+          <w:tcPr>
+            <w:tcW w:type="dxa" w:w="1984"/>
+            <w:vAlign w:val="center"/>
+          </w:tcPr>
+          <w:p>
+            <w:pPr>
+              <w:pStyle w:val="Compact"/>
+              <w:spacing w:line="240" w:lineRule="auto" w:after="60" w:before="60"/>
+              <w:jc w:val="right"/>
+            </w:pPr>
+            <w:r>
+              <w:rPr>
+                <w:color w:val="000000"/>
+                <w:sz w:val="21"/>
+                <w:lang w:val="vi-VN"/>
+              </w:rPr>
+              <w:t xml:space="preserve">16</w:t>
+            </w:r>
+          </w:p>
+        </w:tc>
+        <w:tc>
+          <w:tcPr>
+            <w:tcW w:type="dxa" w:w="4989"/>
+            <w:vAlign w:val="center"/>
+          </w:tcPr>
+          <w:p>
+            <w:pPr>
+              <w:pStyle w:val="Compact"/>
+              <w:spacing w:line="240" w:lineRule="auto" w:after="60" w:before="60"/>
+            </w:pPr>
+            <w:r>
+              <w:rPr>
+                <w:color w:val="000000"/>
+                <w:sz w:val="21"/>
+                <w:lang w:val="vi-VN"/>
+              </w:rPr>
+              <w:t xml:space="preserve">Ca chức năng tách khối</w:t>
+            </w:r>
+          </w:p>
+        </w:tc>
+      </w:tr>
+      <w:tr>
+        <w:trPr>
+          <w:cantSplit/>
+        </w:trPr>
+        <w:tc>
+          <w:tcPr>
+            <w:tcW w:type="dxa" w:w="907"/>
+            <w:vAlign w:val="center"/>
+          </w:tcPr>
+          <w:p>
+            <w:pPr>
+              <w:pStyle w:val="Compact"/>
+              <w:spacing w:line="240" w:lineRule="auto" w:after="60" w:before="60"/>
+            </w:pPr>
+            <w:r>
+              <w:rPr>
+                <w:color w:val="000000"/>
+                <w:sz w:val="21"/>
                 <w:lang w:val="vi-VN"/>
               </w:rPr>
               <w:t xml:space="preserve">T10</w:t>
@@ -5198,30 +7579,64 @@
           </w:p>
         </w:tc>
         <w:tc>
-          <w:tcPr/>
-          <w:p>
-            <w:pPr>
-              <w:pStyle w:val="Compact"/>
-            </w:pPr>
-            <w:r>
-              <w:rPr>
-                <w:lang w:val="vi-VN"/>
-              </w:rPr>
-              <w:t xml:space="preserve">Xuất phát tại đích, lời giải rỗng, chi phí 0</w:t>
-            </w:r>
-          </w:p>
-        </w:tc>
-        <w:tc>
-          <w:tcPr/>
-          <w:p>
-            <w:pPr>
-              <w:pStyle w:val="Compact"/>
-            </w:pPr>
-            <w:r>
-              <w:rPr>
-                <w:lang w:val="vi-VN"/>
-              </w:rPr>
-              <w:t xml:space="preserve">Giữ nguyên</w:t>
+          <w:tcPr>
+            <w:tcW w:type="dxa" w:w="1644"/>
+            <w:vAlign w:val="center"/>
+          </w:tcPr>
+          <w:p>
+            <w:pPr>
+              <w:pStyle w:val="Compact"/>
+              <w:spacing w:line="240" w:lineRule="auto" w:after="60" w:before="60"/>
+              <w:jc w:val="right"/>
+            </w:pPr>
+            <w:r>
+              <w:rPr>
+                <w:color w:val="000000"/>
+                <w:sz w:val="21"/>
+                <w:lang w:val="vi-VN"/>
+              </w:rPr>
+              <w:t xml:space="preserve">0</w:t>
+            </w:r>
+          </w:p>
+        </w:tc>
+        <w:tc>
+          <w:tcPr>
+            <w:tcW w:type="dxa" w:w="1984"/>
+            <w:vAlign w:val="center"/>
+          </w:tcPr>
+          <w:p>
+            <w:pPr>
+              <w:pStyle w:val="Compact"/>
+              <w:spacing w:line="240" w:lineRule="auto" w:after="60" w:before="60"/>
+              <w:jc w:val="right"/>
+            </w:pPr>
+            <w:r>
+              <w:rPr>
+                <w:color w:val="000000"/>
+                <w:sz w:val="21"/>
+                <w:lang w:val="vi-VN"/>
+              </w:rPr>
+              <w:t xml:space="preserve">0</w:t>
+            </w:r>
+          </w:p>
+        </w:tc>
+        <w:tc>
+          <w:tcPr>
+            <w:tcW w:type="dxa" w:w="4989"/>
+            <w:vAlign w:val="center"/>
+          </w:tcPr>
+          <w:p>
+            <w:pPr>
+              <w:pStyle w:val="Compact"/>
+              <w:spacing w:line="240" w:lineRule="auto" w:after="60" w:before="60"/>
+            </w:pPr>
+            <w:r>
+              <w:rPr>
+                <w:color w:val="000000"/>
+                <w:sz w:val="21"/>
+                <w:lang w:val="vi-VN"/>
+              </w:rPr>
+              <w:t xml:space="preserve">Xuất phát tại đích</w:t>
             </w:r>
           </w:p>
         </w:tc>
@@ -5230,17 +7645,19 @@
     <w:p>
       <w:pPr>
         <w:pStyle w:val="FirstParagraph"/>
-      </w:pPr>
-      <w:r>
-        <w:rPr>
-          <w:lang w:val="vi-VN"/>
-        </w:rPr>
-        <w:t xml:space="preserve">Nếu nhóm đổi hệ số phạt, cách tính SPACE hoặc vùng ô dùng để tính chi phí, nhóm cần cập nhật phiên bản policy. Khi đó, Thức kiểm tra lại các mốc chịu ảnh hưởng và Quân xác định dữ liệu cần đo lại. Các số theo policy cũ giữ nguyên nguồn gốc và không được đổi nhãn thành số liệu mới.</w:t>
+        <w:widowControl/>
+      </w:pPr>
+      <w:r>
+        <w:rPr>
+          <w:lang w:val="vi-VN"/>
+        </w:rPr>
+        <w:t xml:space="preserve">Mốc đường mẫu của ca 33 cũng đổi từ 120 xuống 111. Mốc này khác cost 111,5 của đường BFS hiện trả trong lượt kiểm chứng P02. Nhóm cần phân biệt đường mẫu, kết quả solver và chi phí tối ưu khi dùng số liệu. Nếu tiếp tục đổi hệ số phạt, tập hành động hoặc vùng ô tính cost, Thức kiểm tra lại mốc và Quân xác định phần cần đo lại.</w:t>
       </w:r>
     </w:p>
     <w:p>
       <w:pPr>
         <w:pStyle w:val="Heading2"/>
+        <w:widowControl/>
       </w:pPr>
       <w:bookmarkStart w:id="24" w:name="_23890bbeb79c19d4e3eb6685109641ab6c298bf"/>
       <w:r>
@@ -5254,6 +7671,7 @@
     <w:p>
       <w:pPr>
         <w:pStyle w:val="FirstParagraph"/>
+        <w:widowControl/>
       </w:pPr>
       <w:r>
         <w:rPr>
@@ -5290,6 +7708,7 @@
     <w:p>
       <w:pPr>
         <w:pStyle w:val="Compact"/>
+        <w:widowControl/>
         <w:numPr>
           <w:ilvl w:val="0"/>
           <w:numId w:val="1001"/>
@@ -5330,6 +7749,7 @@
     <w:p>
       <w:pPr>
         <w:pStyle w:val="Compact"/>
+        <w:widowControl/>
         <w:numPr>
           <w:ilvl w:val="0"/>
           <w:numId w:val="1001"/>
@@ -5345,6 +7765,7 @@
     <w:p>
       <w:pPr>
         <w:pStyle w:val="Compact"/>
+        <w:widowControl/>
         <w:numPr>
           <w:ilvl w:val="0"/>
           <w:numId w:val="1001"/>
@@ -5360,6 +7781,7 @@
     <w:p>
       <w:pPr>
         <w:pStyle w:val="Compact"/>
+        <w:widowControl/>
         <w:numPr>
           <w:ilvl w:val="0"/>
           <w:numId w:val="1001"/>
@@ -5375,6 +7797,7 @@
     <w:p>
       <w:pPr>
         <w:pStyle w:val="Heading1"/>
+        <w:widowControl/>
       </w:pPr>
       <w:bookmarkStart w:id="25" w:name="_ef6f089a13c59db877fce51a8e281ed389d8881"/>
       <w:r>
@@ -5388,6 +7811,7 @@
     <w:p>
       <w:pPr>
         <w:pStyle w:val="FirstParagraph"/>
+        <w:widowControl/>
       </w:pPr>
       <w:r>
         <w:rPr>
@@ -5439,6 +7863,7 @@
     <w:p>
       <w:pPr>
         <w:pStyle w:val="BodyText"/>
+        <w:widowControl/>
       </w:pPr>
       <w:r>
         <w:rPr>
@@ -5457,13 +7882,13 @@
           <w:rStyle w:val="VerbatimChar"/>
           <w:lang w:val="vi-VN"/>
         </w:rPr>
-        <w:t xml:space="preserve">Src/game_logic.py</w:t>
-      </w:r>
-      <w:r>
-        <w:rPr>
-          <w:lang w:val="vi-VN"/>
-        </w:rPr>
-        <w:t xml:space="preserve">. Biểu diễn State, vùng chiếm giữ, điều kiện thắng và xử lý hành động.</w:t>
+        <w:t xml:space="preserve">Src/core/board.py</w:t>
+      </w:r>
+      <w:r>
+        <w:rPr>
+          <w:lang w:val="vi-VN"/>
+        </w:rPr>
+        <w:t xml:space="preserve">. Biểu diễn State, vùng chiếm giữ, tập tám hướng và SPACE chơi tay.</w:t>
       </w:r>
       <w:r>
         <w:rPr>
@@ -5490,6 +7915,7 @@
     <w:p>
       <w:pPr>
         <w:pStyle w:val="BodyText"/>
+        <w:widowControl/>
       </w:pPr>
       <w:r>
         <w:rPr>
@@ -5623,6 +8049,7 @@
     <w:p>
       <w:pPr>
         <w:pStyle w:val="BodyText"/>
+        <w:widowControl/>
       </w:pPr>
       <w:r>
         <w:rPr>
@@ -5641,13 +8068,44 @@
           <w:rStyle w:val="VerbatimChar"/>
           <w:lang w:val="vi-VN"/>
         </w:rPr>
+        <w:t xml:space="preserve">Src/core/replay.py</w:t>
+      </w:r>
+      <w:r>
+        <w:rPr>
+          <w:lang w:val="vi-VN"/>
+        </w:rPr>
+        <w:t xml:space="preserve"> </w:t>
+      </w:r>
+      <w:r>
+        <w:rPr>
+          <w:lang w:val="vi-VN"/>
+        </w:rPr>
+        <w:t xml:space="preserve">kiểm tra lời giải.</w:t>
+      </w:r>
+      <w:r>
+        <w:rPr>
+          <w:lang w:val="vi-VN"/>
+        </w:rPr>
+        <w:t xml:space="preserve"> </w:t>
+      </w:r>
+      <w:r>
+        <w:rPr>
+          <w:rStyle w:val="VerbatimChar"/>
+          <w:lang w:val="vi-VN"/>
+        </w:rPr>
         <w:t xml:space="preserve">Src/tests/helpers.py</w:t>
       </w:r>
       <w:r>
         <w:rPr>
           <w:lang w:val="vi-VN"/>
         </w:rPr>
-        <w:t xml:space="preserve">,</w:t>
+        <w:t xml:space="preserve"> </w:t>
+      </w:r>
+      <w:r>
+        <w:rPr>
+          <w:lang w:val="vi-VN"/>
+        </w:rPr>
+        <w:t xml:space="preserve">nạp ca kiểm thử. Các mốc và đường mẫu nằm trong</w:t>
       </w:r>
       <w:r>
         <w:rPr>
@@ -5666,13 +8124,7 @@
         <w:rPr>
           <w:lang w:val="vi-VN"/>
         </w:rPr>
-        <w:t xml:space="preserve"> </w:t>
-      </w:r>
-      <w:r>
-        <w:rPr>
-          <w:lang w:val="vi-VN"/>
-        </w:rPr>
-        <w:t xml:space="preserve">và</w:t>
+        <w:t xml:space="preserve">. Board ví dụ lấy từ</w:t>
       </w:r>
       <w:r>
         <w:rPr>
@@ -5685,13 +8137,13 @@
           <w:rStyle w:val="VerbatimChar"/>
           <w:lang w:val="vi-VN"/>
         </w:rPr>
-        <w:t xml:space="preserve">Src/levels/level_2_fragile.json</w:t>
-      </w:r>
-      <w:r>
-        <w:rPr>
-          <w:lang w:val="vi-VN"/>
-        </w:rPr>
-        <w:t xml:space="preserve">. Replay, đường đi mẫu và mốc kiểm thử tại cùng commit.</w:t>
+        <w:t xml:space="preserve">Src/levels/level_02.json</w:t>
+      </w:r>
+      <w:r>
+        <w:rPr>
+          <w:lang w:val="vi-VN"/>
+        </w:rPr>
+        <w:t xml:space="preserve">.</w:t>
       </w:r>
       <w:r>
         <w:rPr>
@@ -5705,7 +8157,7 @@
             <w:rStyle w:val="Hyperlink"/>
             <w:lang w:val="vi-VN"/>
           </w:rPr>
-          <w:t xml:space="preserve">Thư mục kiểm thử</w:t>
+          <w:t xml:space="preserve">Thư mục source tại commit đối chiếu</w:t>
         </w:r>
       </w:hyperlink>
       <w:r>
@@ -5718,12 +8170,13 @@
     <w:p>
       <w:pPr>
         <w:pStyle w:val="BodyText"/>
-      </w:pPr>
-      <w:r>
-        <w:rPr>
-          <w:lang w:val="vi-VN"/>
-        </w:rPr>
-        <w:t xml:space="preserve">[5] README gốc,</w:t>
+        <w:widowControl/>
+      </w:pPr>
+      <w:r>
+        <w:rPr>
+          <w:lang w:val="vi-VN"/>
+        </w:rPr>
+        <w:t xml:space="preserve">[5] README gốc và</w:t>
       </w:r>
       <w:r>
         <w:rPr>
@@ -5736,13 +8189,19 @@
           <w:rStyle w:val="VerbatimChar"/>
           <w:lang w:val="vi-VN"/>
         </w:rPr>
-        <w:t xml:space="preserve">Src/experiments.py</w:t>
-      </w:r>
-      <w:r>
-        <w:rPr>
-          <w:lang w:val="vi-VN"/>
-        </w:rPr>
-        <w:t xml:space="preserve">,</w:t>
+        <w:t xml:space="preserve">handoff/shared/baseline.md</w:t>
+      </w:r>
+      <w:r>
+        <w:rPr>
+          <w:lang w:val="vi-VN"/>
+        </w:rPr>
+        <w:t xml:space="preserve"> </w:t>
+      </w:r>
+      <w:r>
+        <w:rPr>
+          <w:lang w:val="vi-VN"/>
+        </w:rPr>
+        <w:t xml:space="preserve">ghi quy ước chung. CLI nằm trong</w:t>
       </w:r>
       <w:r>
         <w:rPr>
@@ -5755,13 +8214,13 @@
           <w:rStyle w:val="VerbatimChar"/>
           <w:lang w:val="vi-VN"/>
         </w:rPr>
-        <w:t xml:space="preserve">handoff/shared/baseline.md</w:t>
-      </w:r>
-      <w:r>
-        <w:rPr>
-          <w:lang w:val="vi-VN"/>
-        </w:rPr>
-        <w:t xml:space="preserve">, bộ CSV/metadata trong</w:t>
+        <w:t xml:space="preserve">Src/benchmarks/cli.py</w:t>
+      </w:r>
+      <w:r>
+        <w:rPr>
+          <w:lang w:val="vi-VN"/>
+        </w:rPr>
+        <w:t xml:space="preserve">. Worker của GUI nằm trong</w:t>
       </w:r>
       <w:r>
         <w:rPr>
@@ -5774,43 +8233,19 @@
           <w:rStyle w:val="VerbatimChar"/>
           <w:lang w:val="vi-VN"/>
         </w:rPr>
-        <w:t xml:space="preserve">handoff/quan/benchmarks/</w:t>
-      </w:r>
-      <w:r>
-        <w:rPr>
-          <w:lang w:val="vi-VN"/>
-        </w:rPr>
-        <w:t xml:space="preserve"> </w:t>
-      </w:r>
-      <w:r>
-        <w:rPr>
-          <w:lang w:val="vi-VN"/>
-        </w:rPr>
-        <w:t xml:space="preserve">và</w:t>
-      </w:r>
-      <w:r>
-        <w:rPr>
-          <w:lang w:val="vi-VN"/>
-        </w:rPr>
-        <w:t xml:space="preserve"> </w:t>
-      </w:r>
-      <w:r>
-        <w:rPr>
-          <w:rStyle w:val="VerbatimChar"/>
-          <w:lang w:val="vi-VN"/>
-        </w:rPr>
-        <w:t xml:space="preserve">handoff/thien/heuristic-policy.docx</w:t>
-      </w:r>
-      <w:r>
-        <w:rPr>
-          <w:lang w:val="vi-VN"/>
-        </w:rPr>
-        <w:t xml:space="preserve">. Nguồn đối chiếu quy ước bàn giao trong repo, đọc ngày 29/10/2026.</w:t>
+        <w:t xml:space="preserve">Src/benchmarks/worker.py</w:t>
+      </w:r>
+      <w:r>
+        <w:rPr>
+          <w:lang w:val="vi-VN"/>
+        </w:rPr>
+        <w:t xml:space="preserve">. Hai nguồn này xác định schema cost tương ứng, đọc ngày 30/10/2026.</w:t>
       </w:r>
     </w:p>
     <w:p>
       <w:pPr>
         <w:pStyle w:val="BodyText"/>
+        <w:widowControl/>
       </w:pPr>
       <w:r>
         <w:rPr>
@@ -5843,6 +8278,7 @@
     <w:p>
       <w:pPr>
         <w:pStyle w:val="BodyText"/>
+        <w:widowControl/>
       </w:pPr>
       <w:r>
         <w:rPr>
@@ -5854,6 +8290,7 @@
     <w:p>
       <w:pPr>
         <w:pStyle w:val="BodyText"/>
+        <w:widowControl/>
       </w:pPr>
       <w:r>
         <w:rPr>
@@ -5886,6 +8323,7 @@
     <w:p>
       <w:pPr>
         <w:pStyle w:val="BodyText"/>
+        <w:widowControl/>
       </w:pPr>
       <w:r>
         <w:rPr>
@@ -5918,6 +8356,7 @@
     <w:p>
       <w:pPr>
         <w:pStyle w:val="BodyText"/>
+        <w:widowControl/>
       </w:pPr>
       <w:r>
         <w:rPr>
@@ -5927,9 +8366,12 @@
       </w:r>
     </w:p>
     <w:sectPr>
+      <w:footerReference w:type="default" r:id="rId9"/>
       <w:footnotePr>
         <w:numRestart w:val="eachSect"/>
       </w:footnotePr>
+      <w:pgSz w:w="11906" w:h="16838"/>
+      <w:pgMar w:left="1191" w:right="1191" w:top="1077" w:bottom="1077"/>
     </w:sectPr>
   </w:body>
 </w:document>
@@ -5937,6 +8379,24 @@
 
 <file path=word/comments.xml><?xml version="1.0" encoding="utf-8"?>
 <w:comments xmlns:w="http://schemas.openxmlformats.org/wordprocessingml/2006/main" xmlns:m="http://schemas.openxmlformats.org/officeDocument/2006/math" xmlns:r="http://schemas.openxmlformats.org/officeDocument/2006/relationships" xmlns:o="urn:schemas-microsoft-com:office:office" xmlns:v="urn:schemas-microsoft-com:vml" xmlns:w10="urn:schemas-microsoft-com:office:word" xmlns:a="http://schemas.openxmlformats.org/drawingml/2006/main" xmlns:pic="http://schemas.openxmlformats.org/drawingml/2006/picture" xmlns:wp="http://schemas.openxmlformats.org/drawingml/2006/wordprocessingDrawing"/>
+</file>
+
+<file path=word/footer1.xml><?xml version="1.0" encoding="utf-8"?>
+<w:ftr xmlns:m="http://schemas.openxmlformats.org/officeDocument/2006/math" xmlns:mc="http://schemas.openxmlformats.org/markup-compatibility/2006" xmlns:mo="http://schemas.microsoft.com/office/mac/office/2008/main" xmlns:mv="urn:schemas-microsoft-com:mac:vml" xmlns:o="urn:schemas-microsoft-com:office:office" xmlns:r="http://schemas.openxmlformats.org/officeDocument/2006/relationships" xmlns:v="urn:schemas-microsoft-com:vml" xmlns:w10="urn:schemas-microsoft-com:office:word" xmlns:w14="http://schemas.microsoft.com/office/word/2010/wordml" xmlns:w="http://schemas.openxmlformats.org/wordprocessingml/2006/main" xmlns:wne="http://schemas.microsoft.com/office/word/2006/wordml" xmlns:wp14="http://schemas.microsoft.com/office/word/2010/wordprocessingDrawing" xmlns:wp="http://schemas.openxmlformats.org/drawingml/2006/wordprocessingDrawing" xmlns:wpc="http://schemas.microsoft.com/office/word/2010/wordprocessingCanvas" xmlns:wpg="http://schemas.microsoft.com/office/word/2010/wordprocessingGroup" xmlns:wpi="http://schemas.microsoft.com/office/word/2010/wordprocessingInk" xmlns:wps="http://schemas.microsoft.com/office/word/2010/wordprocessingShape" mc:Ignorable="w14 wp14">
+  <w:p>
+    <w:pPr>
+      <w:pStyle w:val="Footer"/>
+      <w:jc w:val="right"/>
+    </w:pPr>
+    <w:r>
+      <w:rPr>
+        <w:sz w:val="18"/>
+      </w:rPr>
+      <w:t xml:space="preserve">P01  |  </w:t>
+    </w:r>
+    <w:fldSimple w:instr="PAGE"/>
+  </w:p>
+</w:ftr>
 </file>
 
 <file path=word/footnotes.xml><?xml version="1.0" encoding="utf-8"?>
@@ -6202,13 +8662,15 @@
     <w:qFormat/>
     <w:rsid w:val="00A10FD9"/>
     <w:pPr>
+      <w:keepNext/>
       <w:spacing w:after="80" w:line="240" w:lineRule="auto"/>
       <w:contextualSpacing/>
       <w:jc w:val="center"/>
     </w:pPr>
     <w:rPr>
-      <w:rFonts w:asciiTheme="majorHAnsi" w:eastAsiaTheme="majorEastAsia" w:hAnsiTheme="majorHAnsi" w:cstheme="majorBidi"/>
-      <w:sz w:val="56"/>
+      <w:rFonts w:asciiTheme="majorHAnsi" w:eastAsiaTheme="majorEastAsia" w:hAnsiTheme="majorHAnsi" w:cstheme="majorBidi" w:ascii="Times New Roman" w:hAnsi="Times New Roman"/>
+      <w:color w:val="000000"/>
+      <w:sz w:val="42"/>
       <w:szCs w:val="56"/>
     </w:rPr>
   </w:style>
@@ -6233,14 +8695,16 @@
     <w:qFormat/>
     <w:rsid w:val="00A10FD9"/>
     <w:pPr>
+      <w:keepNext/>
       <w:numPr>
         <w:ilvl w:val="1"/>
       </w:numPr>
     </w:pPr>
     <w:rPr>
-      <w:rFonts w:eastAsiaTheme="majorEastAsia" w:cstheme="majorBidi"/>
+      <w:rFonts w:eastAsiaTheme="majorEastAsia" w:cstheme="majorBidi" w:ascii="Times New Roman" w:hAnsi="Times New Roman"/>
+      <w:color w:val="000000"/>
       <w:spacing w:val="15"/>
-      <w:sz w:val="28"/>
+      <w:sz w:val="24"/>
       <w:szCs w:val="28"/>
     </w:rPr>
   </w:style>
@@ -6341,9 +8805,9 @@
       <w:outlineLvl w:val="0"/>
     </w:pPr>
     <w:rPr>
-      <w:rFonts w:asciiTheme="majorHAnsi" w:eastAsiaTheme="majorEastAsia" w:hAnsiTheme="majorHAnsi" w:cstheme="majorBidi"/>
-      <w:color w:val="0F4761" w:themeColor="accent1" w:themeShade="BF"/>
-      <w:sz w:val="40"/>
+      <w:rFonts w:asciiTheme="majorHAnsi" w:eastAsiaTheme="majorEastAsia" w:hAnsiTheme="majorHAnsi" w:cstheme="majorBidi" w:ascii="Times New Roman" w:hAnsi="Times New Roman"/>
+      <w:color w:val="000000"/>
+      <w:sz w:val="28"/>
       <w:szCs w:val="40"/>
     </w:rPr>
   </w:style>
@@ -6364,9 +8828,9 @@
       <w:outlineLvl w:val="1"/>
     </w:pPr>
     <w:rPr>
-      <w:rFonts w:asciiTheme="majorHAnsi" w:eastAsiaTheme="majorEastAsia" w:hAnsiTheme="majorHAnsi" w:cstheme="majorBidi"/>
-      <w:color w:val="0F4761" w:themeColor="accent1" w:themeShade="BF"/>
-      <w:sz w:val="32"/>
+      <w:rFonts w:asciiTheme="majorHAnsi" w:eastAsiaTheme="majorEastAsia" w:hAnsiTheme="majorHAnsi" w:cstheme="majorBidi" w:ascii="Times New Roman" w:hAnsi="Times New Roman"/>
+      <w:color w:val="000000"/>
+      <w:sz w:val="24"/>
       <w:szCs w:val="32"/>
     </w:rPr>
   </w:style>

--- a/handoff/phuc/cost-policy.docx
+++ b/handoff/phuc/cost-policy.docx
@@ -5,8 +5,6 @@
     <w:p>
       <w:pPr>
         <w:pStyle w:val="Title"/>
-        <w:widowControl/>
-        <w:jc w:val="left"/>
       </w:pPr>
       <w:r>
         <w:rPr>
@@ -18,8 +16,6 @@
     <w:p>
       <w:pPr>
         <w:pStyle w:val="Subtitle"/>
-        <w:widowControl/>
-        <w:jc w:val="left"/>
       </w:pPr>
       <w:r>
         <w:rPr>
@@ -31,8 +27,6 @@
     <w:p>
       <w:pPr>
         <w:pStyle w:val="Author"/>
-        <w:widowControl/>
-        <w:jc w:val="left"/>
       </w:pPr>
       <w:r>
         <w:rPr>
@@ -44,7 +38,6 @@
     <w:p>
       <w:pPr>
         <w:pStyle w:val="FirstParagraph"/>
-        <w:widowControl/>
       </w:pPr>
       <w:r>
         <w:rPr>
@@ -56,25 +49,49 @@
     <w:p>
       <w:pPr>
         <w:pStyle w:val="BodyText"/>
-        <w:widowControl/>
-      </w:pPr>
-      <w:r>
-        <w:rPr>
-          <w:lang w:val="vi-VN"/>
-        </w:rPr>
-        <w:t xml:space="preserve">Ngày đối chiếu là 30/10/2026. Bản cập nhật giữ nguyên công thức và áp dụng quy ước chọn khối miễn phí đã có trên main. Người nhận gồm Quân, Thiện, Nam và Thức.</w:t>
-      </w:r>
-    </w:p>
-    <w:p>
-      <w:pPr>
-        <w:pStyle w:val="BodyText"/>
-        <w:widowControl/>
-      </w:pPr>
-      <w:r>
-        <w:rPr>
-          <w:lang w:val="vi-VN"/>
-        </w:rPr>
-        <w:t xml:space="preserve">Commit đối chiếu là</w:t>
+      </w:pPr>
+      <w:r>
+        <w:rPr>
+          <w:lang w:val="vi-VN"/>
+        </w:rPr>
+        <w:t xml:space="preserve">Tài liệu được cập nhật đồng bộ với mã nguồn và quy ước hiện tại của repository. Người nhận gồm Quân, Thiện, Nam và Thức.</w:t>
+      </w:r>
+    </w:p>
+    <w:p>
+      <w:pPr>
+        <w:pStyle w:val="Heading1"/>
+      </w:pPr>
+      <w:bookmarkStart w:id="9" w:name="_f42fe6ee946c0521bdf06d641b341329b225a5d"/>
+      <w:r>
+        <w:rPr>
+          <w:lang w:val="vi-VN"/>
+        </w:rPr>
+        <w:t xml:space="preserve">1 Định nghĩa hàm chi phí</w:t>
+      </w:r>
+      <w:bookmarkEnd w:id="9"/>
+    </w:p>
+    <w:p>
+      <w:pPr>
+        <w:pStyle w:val="Heading2"/>
+      </w:pPr>
+      <w:bookmarkStart w:id="10" w:name="_b8c142e76c22a42f06ad98d4a32b24cbdb0eac6"/>
+      <w:r>
+        <w:rPr>
+          <w:lang w:val="vi-VN"/>
+        </w:rPr>
+        <w:t xml:space="preserve">1.1 Chữ ký và đầu vào</w:t>
+      </w:r>
+      <w:bookmarkEnd w:id="10"/>
+    </w:p>
+    <w:p>
+      <w:pPr>
+        <w:pStyle w:val="FirstParagraph"/>
+      </w:pPr>
+      <w:r>
+        <w:rPr>
+          <w:lang w:val="vi-VN"/>
+        </w:rPr>
+        <w:t xml:space="preserve">Hàm nằm trong</w:t>
       </w:r>
       <w:r>
         <w:rPr>
@@ -87,38 +104,228 @@
           <w:rStyle w:val="VerbatimChar"/>
           <w:lang w:val="vi-VN"/>
         </w:rPr>
-        <w:t xml:space="preserve">721c198dfc2a6fff92d451a763015d974fa3b52a</w:t>
-      </w:r>
-      <w:r>
-        <w:rPr>
-          <w:lang w:val="vi-VN"/>
-        </w:rPr>
-        <w:t xml:space="preserve"> </w:t>
-      </w:r>
-      <w:r>
-        <w:rPr>
-          <w:lang w:val="vi-VN"/>
-        </w:rPr>
-        <w:t xml:space="preserve">của repo</w:t>
-      </w:r>
-      <w:r>
-        <w:rPr>
-          <w:lang w:val="vi-VN"/>
-        </w:rPr>
-        <w:t xml:space="preserve"> </w:t>
-      </w:r>
+        <w:t xml:space="preserve">Src/solvers/costs.py</w:t>
+      </w:r>
+      <w:r>
+        <w:rPr>
+          <w:lang w:val="vi-VN"/>
+        </w:rPr>
+        <w:t xml:space="preserve">:</w:t>
+      </w:r>
+    </w:p>
+    <w:p>
+      <w:pPr>
+        <w:pStyle w:val="SourceCode"/>
+      </w:pPr>
+      <w:r>
+        <w:rPr>
+          <w:rStyle w:val="KeywordTok"/>
+        </w:rPr>
+        <w:t xml:space="preserve">def</w:t>
+      </w:r>
+      <w:r>
+        <w:rPr>
+          <w:rStyle w:val="NormalTok"/>
+        </w:rPr>
+        <w:t xml:space="preserve"> step_cost(board: BloxorzBoard, next_state: State) </w:t>
+      </w:r>
+      <w:r>
+        <w:rPr>
+          <w:rStyle w:val="OperatorTok"/>
+        </w:rPr>
+        <w:t xml:space="preserve">-&gt;</w:t>
+      </w:r>
+      <w:r>
+        <w:rPr>
+          <w:rStyle w:val="NormalTok"/>
+        </w:rPr>
+        <w:t xml:space="preserve"> </w:t>
+      </w:r>
+      <w:r>
+        <w:rPr>
+          <w:rStyle w:val="BuiltInTok"/>
+        </w:rPr>
+        <w:t xml:space="preserve">float</w:t>
+      </w:r>
+      <w:r>
+        <w:rPr>
+          <w:rStyle w:val="NormalTok"/>
+        </w:rPr>
+        <w:t xml:space="preserve">:</w:t>
+      </w:r>
+      <w:r>
+        <w:br/>
+      </w:r>
+      <w:r>
+        <w:rPr>
+          <w:rStyle w:val="NormalTok"/>
+        </w:rPr>
+        <w:t xml:space="preserve">    </w:t>
+      </w:r>
+      <w:r>
+        <w:rPr>
+          <w:rStyle w:val="ControlFlowTok"/>
+        </w:rPr>
+        <w:t xml:space="preserve">return</w:t>
+      </w:r>
+      <w:r>
+        <w:rPr>
+          <w:rStyle w:val="NormalTok"/>
+        </w:rPr>
+        <w:t xml:space="preserve"> </w:t>
+      </w:r>
+      <w:r>
+        <w:rPr>
+          <w:rStyle w:val="DecValTok"/>
+        </w:rPr>
+        <w:t xml:space="preserve">1</w:t>
+      </w:r>
+      <w:r>
+        <w:rPr>
+          <w:rStyle w:val="NormalTok"/>
+        </w:rPr>
+        <w:t xml:space="preserve"> </w:t>
+      </w:r>
+      <w:r>
+        <w:rPr>
+          <w:rStyle w:val="OperatorTok"/>
+        </w:rPr>
+        <w:t xml:space="preserve">+</w:t>
+      </w:r>
+      <w:r>
+        <w:rPr>
+          <w:rStyle w:val="NormalTok"/>
+        </w:rPr>
+        <w:t xml:space="preserve"> </w:t>
+      </w:r>
+      <w:r>
+        <w:rPr>
+          <w:rStyle w:val="FloatTok"/>
+        </w:rPr>
+        <w:t xml:space="preserve">0.5</w:t>
+      </w:r>
+      <w:r>
+        <w:rPr>
+          <w:rStyle w:val="NormalTok"/>
+        </w:rPr>
+        <w:t xml:space="preserve"> </w:t>
+      </w:r>
+      <w:r>
+        <w:rPr>
+          <w:rStyle w:val="OperatorTok"/>
+        </w:rPr>
+        <w:t xml:space="preserve">*</w:t>
+      </w:r>
+      <w:r>
+        <w:rPr>
+          <w:rStyle w:val="NormalTok"/>
+        </w:rPr>
+        <w:t xml:space="preserve"> </w:t>
+      </w:r>
+      <w:r>
+        <w:rPr>
+          <w:rStyle w:val="BuiltInTok"/>
+        </w:rPr>
+        <w:t xml:space="preserve">sum</w:t>
+      </w:r>
+      <w:r>
+        <w:rPr>
+          <w:rStyle w:val="NormalTok"/>
+        </w:rPr>
+        <w:t xml:space="preserve">(</w:t>
+      </w:r>
+      <w:r>
+        <w:br/>
+      </w:r>
+      <w:r>
+        <w:rPr>
+          <w:rStyle w:val="NormalTok"/>
+        </w:rPr>
+        <w:t xml:space="preserve">        board.grid[r][c] </w:t>
+      </w:r>
+      <w:r>
+        <w:rPr>
+          <w:rStyle w:val="OperatorTok"/>
+        </w:rPr>
+        <w:t xml:space="preserve">==</w:t>
+      </w:r>
+      <w:r>
+        <w:rPr>
+          <w:rStyle w:val="NormalTok"/>
+        </w:rPr>
+        <w:t xml:space="preserve"> </w:t>
+      </w:r>
+      <w:r>
+        <w:rPr>
+          <w:rStyle w:val="DecValTok"/>
+        </w:rPr>
+        <w:t xml:space="preserve">2</w:t>
+      </w:r>
+      <w:r>
+        <w:br/>
+      </w:r>
+      <w:r>
+        <w:rPr>
+          <w:rStyle w:val="NormalTok"/>
+        </w:rPr>
+        <w:t xml:space="preserve">        </w:t>
+      </w:r>
+      <w:r>
+        <w:rPr>
+          <w:rStyle w:val="ControlFlowTok"/>
+        </w:rPr>
+        <w:t xml:space="preserve">for</w:t>
+      </w:r>
+      <w:r>
+        <w:rPr>
+          <w:rStyle w:val="NormalTok"/>
+        </w:rPr>
+        <w:t xml:space="preserve"> r, c </w:t>
+      </w:r>
+      <w:r>
+        <w:rPr>
+          <w:rStyle w:val="KeywordTok"/>
+        </w:rPr>
+        <w:t xml:space="preserve">in</w:t>
+      </w:r>
+      <w:r>
+        <w:rPr>
+          <w:rStyle w:val="NormalTok"/>
+        </w:rPr>
+        <w:t xml:space="preserve"> next_state.get_occupied_cells()</w:t>
+      </w:r>
+      <w:r>
+        <w:br/>
+      </w:r>
+      <w:r>
+        <w:rPr>
+          <w:rStyle w:val="NormalTok"/>
+        </w:rPr>
+        <w:t xml:space="preserve">    )</w:t>
+      </w:r>
+    </w:p>
+    <w:p>
+      <w:pPr>
+        <w:pStyle w:val="FirstParagraph"/>
+      </w:pPr>
       <w:r>
         <w:rPr>
           <w:rStyle w:val="VerbatimChar"/>
           <w:lang w:val="vi-VN"/>
         </w:rPr>
-        <w:t xml:space="preserve">pnthuc/Bloxorz</w:t>
-      </w:r>
-      <w:r>
-        <w:rPr>
-          <w:lang w:val="vi-VN"/>
-        </w:rPr>
-        <w:t xml:space="preserve">, trên nhánh</w:t>
+        <w:t xml:space="preserve">board</w:t>
+      </w:r>
+      <w:r>
+        <w:rPr>
+          <w:lang w:val="vi-VN"/>
+        </w:rPr>
+        <w:t xml:space="preserve"> </w:t>
+      </w:r>
+      <w:r>
+        <w:rPr>
+          <w:lang w:val="vi-VN"/>
+        </w:rPr>
+        <w:t xml:space="preserve">là bàn chơi chứa lưới</w:t>
       </w:r>
       <w:r>
         <w:rPr>
@@ -131,13 +338,13 @@
           <w:rStyle w:val="VerbatimChar"/>
           <w:lang w:val="vi-VN"/>
         </w:rPr>
-        <w:t xml:space="preserve">work/phuc-charts-video</w:t>
-      </w:r>
-      <w:r>
-        <w:rPr>
-          <w:lang w:val="vi-VN"/>
-        </w:rPr>
-        <w:t xml:space="preserve">. Source liên quan đã đồng bộ quy ước của main</w:t>
+        <w:t xml:space="preserve">grid</w:t>
+      </w:r>
+      <w:r>
+        <w:rPr>
+          <w:lang w:val="vi-VN"/>
+        </w:rPr>
+        <w:t xml:space="preserve">. Giá trị</w:t>
       </w:r>
       <w:r>
         <w:rPr>
@@ -150,430 +357,112 @@
           <w:rStyle w:val="VerbatimChar"/>
           <w:lang w:val="vi-VN"/>
         </w:rPr>
-        <w:t xml:space="preserve">087d65d</w:t>
-      </w:r>
-      <w:r>
-        <w:rPr>
-          <w:lang w:val="vi-VN"/>
-        </w:rPr>
-        <w:t xml:space="preserve">.</w:t>
-      </w:r>
-    </w:p>
-    <w:p>
-      <w:pPr>
-        <w:pStyle w:val="Heading1"/>
-        <w:widowControl/>
-      </w:pPr>
-      <w:bookmarkStart w:id="18" w:name="_f42fe6ee946c0521bdf06d641b341329b225a5d"/>
-      <w:r>
-        <w:rPr>
-          <w:lang w:val="vi-VN"/>
-        </w:rPr>
-        <w:t xml:space="preserve">1 Định nghĩa hàm chi phí</w:t>
-      </w:r>
-      <w:bookmarkEnd w:id="18"/>
+        <w:t xml:space="preserve">2</w:t>
+      </w:r>
+      <w:r>
+        <w:rPr>
+          <w:lang w:val="vi-VN"/>
+        </w:rPr>
+        <w:t xml:space="preserve"> </w:t>
+      </w:r>
+      <w:r>
+        <w:rPr>
+          <w:lang w:val="vi-VN"/>
+        </w:rPr>
+        <w:t xml:space="preserve">trong lưới biểu thị ô gạch cam dễ vỡ, tương ứng với hằng</w:t>
+      </w:r>
+      <w:r>
+        <w:rPr>
+          <w:lang w:val="vi-VN"/>
+        </w:rPr>
+        <w:t xml:space="preserve"> </w:t>
+      </w:r>
+      <w:r>
+        <w:rPr>
+          <w:rStyle w:val="VerbatimChar"/>
+          <w:lang w:val="vi-VN"/>
+        </w:rPr>
+        <w:t xml:space="preserve">FRAGILE</w:t>
+      </w:r>
+      <w:r>
+        <w:rPr>
+          <w:lang w:val="vi-VN"/>
+        </w:rPr>
+        <w:t xml:space="preserve"> </w:t>
+      </w:r>
+      <w:r>
+        <w:rPr>
+          <w:lang w:val="vi-VN"/>
+        </w:rPr>
+        <w:t xml:space="preserve">của engine.</w:t>
+      </w:r>
+      <w:r>
+        <w:rPr>
+          <w:lang w:val="vi-VN"/>
+        </w:rPr>
+        <w:t xml:space="preserve"> </w:t>
+      </w:r>
+      <w:r>
+        <w:rPr>
+          <w:rStyle w:val="VerbatimChar"/>
+          <w:lang w:val="vi-VN"/>
+        </w:rPr>
+        <w:t xml:space="preserve">next_state</w:t>
+      </w:r>
+      <w:r>
+        <w:rPr>
+          <w:lang w:val="vi-VN"/>
+        </w:rPr>
+        <w:t xml:space="preserve"> </w:t>
+      </w:r>
+      <w:r>
+        <w:rPr>
+          <w:lang w:val="vi-VN"/>
+        </w:rPr>
+        <w:t xml:space="preserve">là trạng thái hợp lệ sau một bước lăn và sau khi engine xử lý công tắc, cầu, tách khối hoặc ghép khối. Hàm</w:t>
+      </w:r>
+      <w:r>
+        <w:rPr>
+          <w:lang w:val="vi-VN"/>
+        </w:rPr>
+        <w:t xml:space="preserve"> </w:t>
+      </w:r>
+      <w:r>
+        <w:rPr>
+          <w:rStyle w:val="VerbatimChar"/>
+          <w:lang w:val="vi-VN"/>
+        </w:rPr>
+        <w:t xml:space="preserve">get_occupied_cells()</w:t>
+      </w:r>
+      <w:r>
+        <w:rPr>
+          <w:lang w:val="vi-VN"/>
+        </w:rPr>
+        <w:t xml:space="preserve"> </w:t>
+      </w:r>
+      <w:r>
+        <w:rPr>
+          <w:lang w:val="vi-VN"/>
+        </w:rPr>
+        <w:t xml:space="preserve">trả các ô mà toàn bộ khối đang chiếm giữ, kể cả cả hai khối đơn khi tách đôi. Vì vậy, chi phí chỉ phụ thuộc vào bàn chơi và vùng chiếm giữ của trạng thái sau. [1][2]</w:t>
+      </w:r>
     </w:p>
     <w:p>
       <w:pPr>
         <w:pStyle w:val="Heading2"/>
-        <w:widowControl/>
-      </w:pPr>
-      <w:bookmarkStart w:id="19" w:name="_b8c142e76c22a42f06ad98d4a32b24cbdb0eac6"/>
-      <w:r>
-        <w:rPr>
-          <w:lang w:val="vi-VN"/>
-        </w:rPr>
-        <w:t xml:space="preserve">1.1 Chữ ký và đầu vào</w:t>
-      </w:r>
-      <w:bookmarkEnd w:id="19"/>
+      </w:pPr>
+      <w:bookmarkStart w:id="11" w:name="_26d9fc97b3b56cf28376015ace5e30ee64b3439"/>
+      <w:r>
+        <w:rPr>
+          <w:lang w:val="vi-VN"/>
+        </w:rPr>
+        <w:t xml:space="preserve">1.2 Công thức và miền giá trị</w:t>
+      </w:r>
+      <w:bookmarkEnd w:id="11"/>
     </w:p>
     <w:p>
       <w:pPr>
         <w:pStyle w:val="FirstParagraph"/>
-        <w:widowControl/>
-      </w:pPr>
-      <w:r>
-        <w:rPr>
-          <w:lang w:val="vi-VN"/>
-        </w:rPr>
-        <w:t xml:space="preserve">Hàm nằm trong</w:t>
-      </w:r>
-      <w:r>
-        <w:rPr>
-          <w:lang w:val="vi-VN"/>
-        </w:rPr>
-        <w:t xml:space="preserve"> </w:t>
-      </w:r>
-      <w:r>
-        <w:rPr>
-          <w:rStyle w:val="VerbatimChar"/>
-          <w:lang w:val="vi-VN"/>
-        </w:rPr>
-        <w:t xml:space="preserve">Src/solvers/costs.py</w:t>
-      </w:r>
-      <w:r>
-        <w:rPr>
-          <w:lang w:val="vi-VN"/>
-        </w:rPr>
-        <w:t xml:space="preserve">:</w:t>
-      </w:r>
-    </w:p>
-    <w:p>
-      <w:pPr>
-        <w:pStyle w:val="SourceCode"/>
-        <w:keepNext/>
-        <w:widowControl/>
-        <w:spacing w:after="0" w:line="240" w:lineRule="auto"/>
-      </w:pPr>
-      <w:r>
-        <w:rPr>
-          <w:rStyle w:val="KeywordTok"/>
-        </w:rPr>
-        <w:t xml:space="preserve">def</w:t>
-      </w:r>
-      <w:r>
-        <w:rPr>
-          <w:rStyle w:val="NormalTok"/>
-        </w:rPr>
-        <w:t xml:space="preserve"> step_cost(board: BloxorzBoard, next_state: State) </w:t>
-      </w:r>
-      <w:r>
-        <w:rPr>
-          <w:rStyle w:val="OperatorTok"/>
-        </w:rPr>
-        <w:t xml:space="preserve">-&gt;</w:t>
-      </w:r>
-      <w:r>
-        <w:rPr>
-          <w:rStyle w:val="NormalTok"/>
-        </w:rPr>
-        <w:t xml:space="preserve"> </w:t>
-      </w:r>
-      <w:r>
-        <w:rPr>
-          <w:rStyle w:val="BuiltInTok"/>
-        </w:rPr>
-        <w:t xml:space="preserve">float</w:t>
-      </w:r>
-      <w:r>
-        <w:rPr>
-          <w:rStyle w:val="NormalTok"/>
-        </w:rPr>
-        <w:t xml:space="preserve">:</w:t>
-      </w:r>
-      <w:r>
-        <w:br/>
-      </w:r>
-      <w:r>
-        <w:rPr>
-          <w:rStyle w:val="NormalTok"/>
-        </w:rPr>
-        <w:t xml:space="preserve">    </w:t>
-      </w:r>
-      <w:r>
-        <w:rPr>
-          <w:rStyle w:val="ControlFlowTok"/>
-        </w:rPr>
-        <w:t xml:space="preserve">return</w:t>
-      </w:r>
-      <w:r>
-        <w:rPr>
-          <w:rStyle w:val="NormalTok"/>
-        </w:rPr>
-        <w:t xml:space="preserve"> </w:t>
-      </w:r>
-      <w:r>
-        <w:rPr>
-          <w:rStyle w:val="DecValTok"/>
-        </w:rPr>
-        <w:t xml:space="preserve">1</w:t>
-      </w:r>
-      <w:r>
-        <w:rPr>
-          <w:rStyle w:val="NormalTok"/>
-        </w:rPr>
-        <w:t xml:space="preserve"> </w:t>
-      </w:r>
-      <w:r>
-        <w:rPr>
-          <w:rStyle w:val="OperatorTok"/>
-        </w:rPr>
-        <w:t xml:space="preserve">+</w:t>
-      </w:r>
-      <w:r>
-        <w:rPr>
-          <w:rStyle w:val="NormalTok"/>
-        </w:rPr>
-        <w:t xml:space="preserve"> </w:t>
-      </w:r>
-      <w:r>
-        <w:rPr>
-          <w:rStyle w:val="FloatTok"/>
-        </w:rPr>
-        <w:t xml:space="preserve">0.5</w:t>
-      </w:r>
-      <w:r>
-        <w:rPr>
-          <w:rStyle w:val="NormalTok"/>
-        </w:rPr>
-        <w:t xml:space="preserve"> </w:t>
-      </w:r>
-      <w:r>
-        <w:rPr>
-          <w:rStyle w:val="OperatorTok"/>
-        </w:rPr>
-        <w:t xml:space="preserve">*</w:t>
-      </w:r>
-      <w:r>
-        <w:rPr>
-          <w:rStyle w:val="NormalTok"/>
-        </w:rPr>
-        <w:t xml:space="preserve"> </w:t>
-      </w:r>
-      <w:r>
-        <w:rPr>
-          <w:rStyle w:val="BuiltInTok"/>
-        </w:rPr>
-        <w:t xml:space="preserve">sum</w:t>
-      </w:r>
-      <w:r>
-        <w:rPr>
-          <w:rStyle w:val="NormalTok"/>
-        </w:rPr>
-        <w:t xml:space="preserve">(</w:t>
-      </w:r>
-      <w:r>
-        <w:br/>
-      </w:r>
-      <w:r>
-        <w:rPr>
-          <w:rStyle w:val="NormalTok"/>
-        </w:rPr>
-        <w:t xml:space="preserve">        board.grid[r][c] </w:t>
-      </w:r>
-      <w:r>
-        <w:rPr>
-          <w:rStyle w:val="OperatorTok"/>
-        </w:rPr>
-        <w:t xml:space="preserve">==</w:t>
-      </w:r>
-      <w:r>
-        <w:rPr>
-          <w:rStyle w:val="NormalTok"/>
-        </w:rPr>
-        <w:t xml:space="preserve"> </w:t>
-      </w:r>
-      <w:r>
-        <w:rPr>
-          <w:rStyle w:val="DecValTok"/>
-        </w:rPr>
-        <w:t xml:space="preserve">2</w:t>
-      </w:r>
-      <w:r>
-        <w:br/>
-      </w:r>
-      <w:r>
-        <w:rPr>
-          <w:rStyle w:val="NormalTok"/>
-        </w:rPr>
-        <w:t xml:space="preserve">        </w:t>
-      </w:r>
-      <w:r>
-        <w:rPr>
-          <w:rStyle w:val="ControlFlowTok"/>
-        </w:rPr>
-        <w:t xml:space="preserve">for</w:t>
-      </w:r>
-      <w:r>
-        <w:rPr>
-          <w:rStyle w:val="NormalTok"/>
-        </w:rPr>
-        <w:t xml:space="preserve"> r, c </w:t>
-      </w:r>
-      <w:r>
-        <w:rPr>
-          <w:rStyle w:val="KeywordTok"/>
-        </w:rPr>
-        <w:t xml:space="preserve">in</w:t>
-      </w:r>
-      <w:r>
-        <w:rPr>
-          <w:rStyle w:val="NormalTok"/>
-        </w:rPr>
-        <w:t xml:space="preserve"> next_state.get_occupied_cells()</w:t>
-      </w:r>
-      <w:r>
-        <w:br/>
-      </w:r>
-      <w:r>
-        <w:rPr>
-          <w:rStyle w:val="NormalTok"/>
-        </w:rPr>
-        <w:t xml:space="preserve">    )</w:t>
-      </w:r>
-    </w:p>
-    <w:p>
-      <w:pPr>
-        <w:pStyle w:val="FirstParagraph"/>
-        <w:widowControl/>
-      </w:pPr>
-      <w:r>
-        <w:rPr>
-          <w:rStyle w:val="VerbatimChar"/>
-          <w:lang w:val="vi-VN"/>
-        </w:rPr>
-        <w:t xml:space="preserve">board</w:t>
-      </w:r>
-      <w:r>
-        <w:rPr>
-          <w:lang w:val="vi-VN"/>
-        </w:rPr>
-        <w:t xml:space="preserve"> </w:t>
-      </w:r>
-      <w:r>
-        <w:rPr>
-          <w:lang w:val="vi-VN"/>
-        </w:rPr>
-        <w:t xml:space="preserve">là bàn chơi chứa lưới</w:t>
-      </w:r>
-      <w:r>
-        <w:rPr>
-          <w:lang w:val="vi-VN"/>
-        </w:rPr>
-        <w:t xml:space="preserve"> </w:t>
-      </w:r>
-      <w:r>
-        <w:rPr>
-          <w:rStyle w:val="VerbatimChar"/>
-          <w:lang w:val="vi-VN"/>
-        </w:rPr>
-        <w:t xml:space="preserve">grid</w:t>
-      </w:r>
-      <w:r>
-        <w:rPr>
-          <w:lang w:val="vi-VN"/>
-        </w:rPr>
-        <w:t xml:space="preserve">. Giá trị</w:t>
-      </w:r>
-      <w:r>
-        <w:rPr>
-          <w:lang w:val="vi-VN"/>
-        </w:rPr>
-        <w:t xml:space="preserve"> </w:t>
-      </w:r>
-      <w:r>
-        <w:rPr>
-          <w:rStyle w:val="VerbatimChar"/>
-          <w:lang w:val="vi-VN"/>
-        </w:rPr>
-        <w:t xml:space="preserve">2</w:t>
-      </w:r>
-      <w:r>
-        <w:rPr>
-          <w:lang w:val="vi-VN"/>
-        </w:rPr>
-        <w:t xml:space="preserve"> </w:t>
-      </w:r>
-      <w:r>
-        <w:rPr>
-          <w:lang w:val="vi-VN"/>
-        </w:rPr>
-        <w:t xml:space="preserve">trong lưới biểu thị ô gạch cam dễ vỡ, tương ứng với hằng</w:t>
-      </w:r>
-      <w:r>
-        <w:rPr>
-          <w:lang w:val="vi-VN"/>
-        </w:rPr>
-        <w:t xml:space="preserve"> </w:t>
-      </w:r>
-      <w:r>
-        <w:rPr>
-          <w:rStyle w:val="VerbatimChar"/>
-          <w:lang w:val="vi-VN"/>
-        </w:rPr>
-        <w:t xml:space="preserve">FRAGILE</w:t>
-      </w:r>
-      <w:r>
-        <w:rPr>
-          <w:lang w:val="vi-VN"/>
-        </w:rPr>
-        <w:t xml:space="preserve"> </w:t>
-      </w:r>
-      <w:r>
-        <w:rPr>
-          <w:lang w:val="vi-VN"/>
-        </w:rPr>
-        <w:t xml:space="preserve">của engine.</w:t>
-      </w:r>
-      <w:r>
-        <w:rPr>
-          <w:lang w:val="vi-VN"/>
-        </w:rPr>
-        <w:t xml:space="preserve"> </w:t>
-      </w:r>
-      <w:r>
-        <w:rPr>
-          <w:rStyle w:val="VerbatimChar"/>
-          <w:lang w:val="vi-VN"/>
-        </w:rPr>
-        <w:t xml:space="preserve">next_state</w:t>
-      </w:r>
-      <w:r>
-        <w:rPr>
-          <w:lang w:val="vi-VN"/>
-        </w:rPr>
-        <w:t xml:space="preserve"> </w:t>
-      </w:r>
-      <w:r>
-        <w:rPr>
-          <w:lang w:val="vi-VN"/>
-        </w:rPr>
-        <w:t xml:space="preserve">là trạng thái hợp lệ sau một bước lăn và sau khi engine xử lý công tắc, cầu, tách khối hoặc ghép khối. Hàm</w:t>
-      </w:r>
-      <w:r>
-        <w:rPr>
-          <w:lang w:val="vi-VN"/>
-        </w:rPr>
-        <w:t xml:space="preserve"> </w:t>
-      </w:r>
-      <w:r>
-        <w:rPr>
-          <w:rStyle w:val="VerbatimChar"/>
-          <w:lang w:val="vi-VN"/>
-        </w:rPr>
-        <w:t xml:space="preserve">get_occupied_cells()</w:t>
-      </w:r>
-      <w:r>
-        <w:rPr>
-          <w:lang w:val="vi-VN"/>
-        </w:rPr>
-        <w:t xml:space="preserve"> </w:t>
-      </w:r>
-      <w:r>
-        <w:rPr>
-          <w:lang w:val="vi-VN"/>
-        </w:rPr>
-        <w:t xml:space="preserve">trả các ô mà toàn bộ khối đang chiếm giữ, kể cả cả hai khối đơn khi tách đôi. Vì vậy, chi phí chỉ phụ thuộc vào bàn chơi và vùng chiếm giữ của trạng thái sau. [1][2]</w:t>
-      </w:r>
-    </w:p>
-    <w:p>
-      <w:pPr>
-        <w:pStyle w:val="Heading2"/>
-        <w:widowControl/>
-      </w:pPr>
-      <w:bookmarkStart w:id="20" w:name="_26d9fc97b3b56cf28376015ace5e30ee64b3439"/>
-      <w:r>
-        <w:rPr>
-          <w:lang w:val="vi-VN"/>
-        </w:rPr>
-        <w:t xml:space="preserve">1.2 Công thức và miền giá trị</w:t>
-      </w:r>
-      <w:bookmarkEnd w:id="20"/>
-    </w:p>
-    <w:p>
-      <w:pPr>
-        <w:pStyle w:val="FirstParagraph"/>
-        <w:widowControl/>
       </w:pPr>
       <w:r>
         <w:rPr>
@@ -739,7 +628,6 @@
     <w:p>
       <w:pPr>
         <w:pStyle w:val="BodyText"/>
-        <w:widowControl/>
       </w:pPr>
       <m:oMathPara>
         <m:oMathParaPr>
@@ -952,7 +840,6 @@
     <w:p>
       <w:pPr>
         <w:pStyle w:val="FirstParagraph"/>
-        <w:widowControl/>
       </w:pPr>
       <w:r>
         <w:rPr>
@@ -1051,7 +938,6 @@
     <w:p>
       <w:pPr>
         <w:pStyle w:val="BodyText"/>
-        <w:widowControl/>
       </w:pPr>
       <m:oMathPara>
         <m:oMathParaPr>
@@ -1229,7 +1115,6 @@
     <w:p>
       <w:pPr>
         <w:pStyle w:val="FirstParagraph"/>
-        <w:widowControl/>
       </w:pPr>
       <w:r>
         <w:rPr>
@@ -1378,51 +1263,26 @@
       <w:tblPr>
         <w:tblStyle w:val="Table"/>
         <w:tblW w:type="auto" w:w="0"/>
-        <w:tblLayout w:type="fixed"/>
         <w:tblLook w:firstRow="1" w:lastRow="0" w:firstColumn="0" w:lastColumn="0" w:noHBand="0" w:noVBand="0" w:val="0020"/>
-        <w:tblBorders>
-          <w:top w:val="single" w:sz="4" w:color="D9D9D9"/>
-          <w:left w:val="single" w:sz="4" w:color="D9D9D9"/>
-          <w:bottom w:val="single" w:sz="4" w:color="D9D9D9"/>
-          <w:right w:val="single" w:sz="4" w:color="D9D9D9"/>
-          <w:insideH w:val="single" w:sz="4" w:color="D9D9D9"/>
-          <w:insideV w:val="single" w:sz="4" w:color="D9D9D9"/>
-        </w:tblBorders>
-        <w:tblCellMar>
-          <w:top w:w="85" w:type="dxa"/>
-          <w:bottom w:w="85" w:type="dxa"/>
-          <w:left w:w="85" w:type="dxa"/>
-          <w:right w:w="85" w:type="dxa"/>
-        </w:tblCellMar>
       </w:tblPr>
       <w:tblGrid>
-        <w:gridCol w:w="2551"/>
-        <w:gridCol w:w="2551"/>
-        <w:gridCol w:w="4422"/>
+        <w:gridCol w:w="2640"/>
+        <w:gridCol w:w="2640"/>
+        <w:gridCol w:w="2640"/>
       </w:tblGrid>
       <w:tr>
         <w:trPr>
           <w:tblHeader w:val="on"/>
-          <w:cantSplit/>
-          <w:tblHeader/>
         </w:trPr>
         <w:tc>
-          <w:tcPr>
-            <w:tcW w:type="dxa" w:w="2551"/>
-            <w:vAlign w:val="center"/>
-            <w:shd w:fill="E8EEF3"/>
-          </w:tcPr>
-          <w:p>
-            <w:pPr>
-              <w:pStyle w:val="Compact"/>
-              <w:spacing w:line="240" w:lineRule="auto" w:after="60" w:before="60"/>
+          <w:tcPr/>
+          <w:p>
+            <w:pPr>
+              <w:pStyle w:val="Compact"/>
               <w:jc w:val="right"/>
             </w:pPr>
             <w:r>
               <w:rPr>
-                <w:b/>
-                <w:color w:val="000000"/>
-                <w:sz w:val="21"/>
                 <w:lang w:val="vi-VN"/>
               </w:rPr>
               <w:t xml:space="preserve">Số ô cam ở trạng thái sau</w:t>
@@ -1430,22 +1290,14 @@
           </w:p>
         </w:tc>
         <w:tc>
-          <w:tcPr>
-            <w:tcW w:type="dxa" w:w="2551"/>
-            <w:vAlign w:val="center"/>
-            <w:shd w:fill="E8EEF3"/>
-          </w:tcPr>
-          <w:p>
-            <w:pPr>
-              <w:pStyle w:val="Compact"/>
-              <w:spacing w:line="240" w:lineRule="auto" w:after="60" w:before="60"/>
+          <w:tcPr/>
+          <w:p>
+            <w:pPr>
+              <w:pStyle w:val="Compact"/>
               <w:jc w:val="right"/>
             </w:pPr>
             <w:r>
               <w:rPr>
-                <w:b/>
-                <w:color w:val="000000"/>
-                <w:sz w:val="21"/>
                 <w:lang w:val="vi-VN"/>
               </w:rPr>
               <w:t xml:space="preserve">Chi phí hành động</w:t>
@@ -1453,21 +1305,13 @@
           </w:p>
         </w:tc>
         <w:tc>
-          <w:tcPr>
-            <w:tcW w:type="dxa" w:w="4422"/>
-            <w:vAlign w:val="center"/>
-            <w:shd w:fill="E8EEF3"/>
-          </w:tcPr>
-          <w:p>
-            <w:pPr>
-              <w:pStyle w:val="Compact"/>
-              <w:spacing w:line="240" w:lineRule="auto" w:after="60" w:before="60"/>
-            </w:pPr>
-            <w:r>
-              <w:rPr>
-                <w:b/>
-                <w:color w:val="000000"/>
-                <w:sz w:val="21"/>
+          <w:tcPr/>
+          <w:p>
+            <w:pPr>
+              <w:pStyle w:val="Compact"/>
+            </w:pPr>
+            <w:r>
+              <w:rPr>
                 <w:lang w:val="vi-VN"/>
               </w:rPr>
               <w:t xml:space="preserve">Diễn giải</w:t>
@@ -1476,24 +1320,15 @@
         </w:tc>
       </w:tr>
       <w:tr>
-        <w:trPr>
-          <w:cantSplit/>
-        </w:trPr>
-        <w:tc>
-          <w:tcPr>
-            <w:tcW w:type="dxa" w:w="2551"/>
-            <w:vAlign w:val="center"/>
-          </w:tcPr>
-          <w:p>
-            <w:pPr>
-              <w:pStyle w:val="Compact"/>
-              <w:spacing w:line="240" w:lineRule="auto" w:after="60" w:before="60"/>
+        <w:tc>
+          <w:tcPr/>
+          <w:p>
+            <w:pPr>
+              <w:pStyle w:val="Compact"/>
               <w:jc w:val="right"/>
             </w:pPr>
             <w:r>
               <w:rPr>
-                <w:color w:val="000000"/>
-                <w:sz w:val="21"/>
                 <w:lang w:val="vi-VN"/>
               </w:rPr>
               <w:t xml:space="preserve">0</w:t>
@@ -1501,20 +1336,14 @@
           </w:p>
         </w:tc>
         <w:tc>
-          <w:tcPr>
-            <w:tcW w:type="dxa" w:w="2551"/>
-            <w:vAlign w:val="center"/>
-          </w:tcPr>
-          <w:p>
-            <w:pPr>
-              <w:pStyle w:val="Compact"/>
-              <w:spacing w:line="240" w:lineRule="auto" w:after="60" w:before="60"/>
+          <w:tcPr/>
+          <w:p>
+            <w:pPr>
+              <w:pStyle w:val="Compact"/>
               <w:jc w:val="right"/>
             </w:pPr>
             <w:r>
               <w:rPr>
-                <w:color w:val="000000"/>
-                <w:sz w:val="21"/>
                 <w:lang w:val="vi-VN"/>
               </w:rPr>
               <w:t xml:space="preserve">1,0</w:t>
@@ -1522,19 +1351,13 @@
           </w:p>
         </w:tc>
         <w:tc>
-          <w:tcPr>
-            <w:tcW w:type="dxa" w:w="4422"/>
-            <w:vAlign w:val="center"/>
-          </w:tcPr>
-          <w:p>
-            <w:pPr>
-              <w:pStyle w:val="Compact"/>
-              <w:spacing w:line="240" w:lineRule="auto" w:after="60" w:before="60"/>
-            </w:pPr>
-            <w:r>
-              <w:rPr>
-                <w:color w:val="000000"/>
-                <w:sz w:val="21"/>
+          <w:tcPr/>
+          <w:p>
+            <w:pPr>
+              <w:pStyle w:val="Compact"/>
+            </w:pPr>
+            <w:r>
+              <w:rPr>
                 <w:lang w:val="vi-VN"/>
               </w:rPr>
               <w:t xml:space="preserve">Chỉ tính chi phí cơ bản</w:t>
@@ -1543,24 +1366,15 @@
         </w:tc>
       </w:tr>
       <w:tr>
-        <w:trPr>
-          <w:cantSplit/>
-        </w:trPr>
-        <w:tc>
-          <w:tcPr>
-            <w:tcW w:type="dxa" w:w="2551"/>
-            <w:vAlign w:val="center"/>
-          </w:tcPr>
-          <w:p>
-            <w:pPr>
-              <w:pStyle w:val="Compact"/>
-              <w:spacing w:line="240" w:lineRule="auto" w:after="60" w:before="60"/>
+        <w:tc>
+          <w:tcPr/>
+          <w:p>
+            <w:pPr>
+              <w:pStyle w:val="Compact"/>
               <w:jc w:val="right"/>
             </w:pPr>
             <w:r>
               <w:rPr>
-                <w:color w:val="000000"/>
-                <w:sz w:val="21"/>
                 <w:lang w:val="vi-VN"/>
               </w:rPr>
               <w:t xml:space="preserve">1</w:t>
@@ -1568,20 +1382,14 @@
           </w:p>
         </w:tc>
         <w:tc>
-          <w:tcPr>
-            <w:tcW w:type="dxa" w:w="2551"/>
-            <w:vAlign w:val="center"/>
-          </w:tcPr>
-          <w:p>
-            <w:pPr>
-              <w:pStyle w:val="Compact"/>
-              <w:spacing w:line="240" w:lineRule="auto" w:after="60" w:before="60"/>
+          <w:tcPr/>
+          <w:p>
+            <w:pPr>
+              <w:pStyle w:val="Compact"/>
               <w:jc w:val="right"/>
             </w:pPr>
             <w:r>
               <w:rPr>
-                <w:color w:val="000000"/>
-                <w:sz w:val="21"/>
                 <w:lang w:val="vi-VN"/>
               </w:rPr>
               <w:t xml:space="preserve">1,5</w:t>
@@ -1589,19 +1397,13 @@
           </w:p>
         </w:tc>
         <w:tc>
-          <w:tcPr>
-            <w:tcW w:type="dxa" w:w="4422"/>
-            <w:vAlign w:val="center"/>
-          </w:tcPr>
-          <w:p>
-            <w:pPr>
-              <w:pStyle w:val="Compact"/>
-              <w:spacing w:line="240" w:lineRule="auto" w:after="60" w:before="60"/>
-            </w:pPr>
-            <w:r>
-              <w:rPr>
-                <w:color w:val="000000"/>
-                <w:sz w:val="21"/>
+          <w:tcPr/>
+          <w:p>
+            <w:pPr>
+              <w:pStyle w:val="Compact"/>
+            </w:pPr>
+            <w:r>
+              <w:rPr>
                 <w:lang w:val="vi-VN"/>
               </w:rPr>
               <w:t xml:space="preserve">Chi phí cơ bản cộng một mức phạt</w:t>
@@ -1610,24 +1412,15 @@
         </w:tc>
       </w:tr>
       <w:tr>
-        <w:trPr>
-          <w:cantSplit/>
-        </w:trPr>
-        <w:tc>
-          <w:tcPr>
-            <w:tcW w:type="dxa" w:w="2551"/>
-            <w:vAlign w:val="center"/>
-          </w:tcPr>
-          <w:p>
-            <w:pPr>
-              <w:pStyle w:val="Compact"/>
-              <w:spacing w:line="240" w:lineRule="auto" w:after="60" w:before="60"/>
+        <w:tc>
+          <w:tcPr/>
+          <w:p>
+            <w:pPr>
+              <w:pStyle w:val="Compact"/>
               <w:jc w:val="right"/>
             </w:pPr>
             <w:r>
               <w:rPr>
-                <w:color w:val="000000"/>
-                <w:sz w:val="21"/>
                 <w:lang w:val="vi-VN"/>
               </w:rPr>
               <w:t xml:space="preserve">2</w:t>
@@ -1635,20 +1428,14 @@
           </w:p>
         </w:tc>
         <w:tc>
-          <w:tcPr>
-            <w:tcW w:type="dxa" w:w="2551"/>
-            <w:vAlign w:val="center"/>
-          </w:tcPr>
-          <w:p>
-            <w:pPr>
-              <w:pStyle w:val="Compact"/>
-              <w:spacing w:line="240" w:lineRule="auto" w:after="60" w:before="60"/>
+          <w:tcPr/>
+          <w:p>
+            <w:pPr>
+              <w:pStyle w:val="Compact"/>
               <w:jc w:val="right"/>
             </w:pPr>
             <w:r>
               <w:rPr>
-                <w:color w:val="000000"/>
-                <w:sz w:val="21"/>
                 <w:lang w:val="vi-VN"/>
               </w:rPr>
               <w:t xml:space="preserve">2,0</w:t>
@@ -1656,19 +1443,13 @@
           </w:p>
         </w:tc>
         <w:tc>
-          <w:tcPr>
-            <w:tcW w:type="dxa" w:w="4422"/>
-            <w:vAlign w:val="center"/>
-          </w:tcPr>
-          <w:p>
-            <w:pPr>
-              <w:pStyle w:val="Compact"/>
-              <w:spacing w:line="240" w:lineRule="auto" w:after="60" w:before="60"/>
-            </w:pPr>
-            <w:r>
-              <w:rPr>
-                <w:color w:val="000000"/>
-                <w:sz w:val="21"/>
+          <w:tcPr/>
+          <w:p>
+            <w:pPr>
+              <w:pStyle w:val="Compact"/>
+            </w:pPr>
+            <w:r>
+              <w:rPr>
                 <w:lang w:val="vi-VN"/>
               </w:rPr>
               <w:t xml:space="preserve">Chi phí cơ bản cộng hai mức phạt</w:t>
@@ -1680,7 +1461,6 @@
     <w:p>
       <w:pPr>
         <w:pStyle w:val="FirstParagraph"/>
-        <w:widowControl/>
       </w:pPr>
       <w:r>
         <w:rPr>
@@ -1736,21 +1516,19 @@
     <w:p>
       <w:pPr>
         <w:pStyle w:val="Heading2"/>
-        <w:widowControl/>
-      </w:pPr>
-      <w:bookmarkStart w:id="21" w:name="_a584aa08f08ebe4b21a9a3db1aa65c86a128ba9"/>
+      </w:pPr>
+      <w:bookmarkStart w:id="12" w:name="_a584aa08f08ebe4b21a9a3db1aa65c86a128ba9"/>
       <w:r>
         <w:rPr>
           <w:lang w:val="vi-VN"/>
         </w:rPr>
         <w:t xml:space="preserve">1.3 Vì sao chi phí không âm</w:t>
       </w:r>
-      <w:bookmarkEnd w:id="21"/>
+      <w:bookmarkEnd w:id="12"/>
     </w:p>
     <w:p>
       <w:pPr>
         <w:pStyle w:val="FirstParagraph"/>
-        <w:widowControl/>
       </w:pPr>
       <w:r>
         <w:rPr>
@@ -1940,7 +1718,6 @@
     <w:p>
       <w:pPr>
         <w:pStyle w:val="BodyText"/>
-        <w:widowControl/>
       </w:pPr>
       <w:r>
         <w:rPr>
@@ -2100,7 +1877,6 @@
     <w:p>
       <w:pPr>
         <w:pStyle w:val="BodyText"/>
-        <w:widowControl/>
       </w:pPr>
       <w:r>
         <w:rPr>
@@ -2112,7 +1888,6 @@
     <w:p>
       <w:pPr>
         <w:pStyle w:val="BodyText"/>
-        <w:widowControl/>
       </w:pPr>
       <w:r>
         <w:rPr>
@@ -2124,21 +1899,19 @@
     <w:p>
       <w:pPr>
         <w:pStyle w:val="Heading1"/>
-        <w:widowControl/>
-      </w:pPr>
-      <w:bookmarkStart w:id="22" w:name="_f7b4d3cd865d904710f68b73784bfd8cf72c5cc"/>
+      </w:pPr>
+      <w:bookmarkStart w:id="13" w:name="_f7b4d3cd865d904710f68b73784bfd8cf72c5cc"/>
       <w:r>
         <w:rPr>
           <w:lang w:val="vi-VN"/>
         </w:rPr>
         <w:t xml:space="preserve">2 Lý do chọn chi phí không đồng nhất</w:t>
       </w:r>
-      <w:bookmarkEnd w:id="22"/>
+      <w:bookmarkEnd w:id="13"/>
     </w:p>
     <w:p>
       <w:pPr>
         <w:pStyle w:val="FirstParagraph"/>
-        <w:widowControl/>
       </w:pPr>
       <w:r>
         <w:rPr>
@@ -2150,7 +1923,6 @@
     <w:p>
       <w:pPr>
         <w:pStyle w:val="BodyText"/>
-        <w:widowControl/>
       </w:pPr>
       <w:r>
         <w:rPr>
@@ -2162,7 +1934,6 @@
     <w:p>
       <w:pPr>
         <w:pStyle w:val="BodyText"/>
-        <w:widowControl/>
       </w:pPr>
       <w:r>
         <w:rPr>
@@ -2174,7 +1945,6 @@
     <w:p>
       <w:pPr>
         <w:pStyle w:val="BodyText"/>
-        <w:widowControl/>
       </w:pPr>
       <w:r>
         <w:rPr>
@@ -2186,7 +1956,6 @@
     <w:p>
       <w:pPr>
         <w:pStyle w:val="BodyText"/>
-        <w:widowControl/>
       </w:pPr>
       <w:r>
         <w:rPr>
@@ -2198,21 +1967,19 @@
     <w:p>
       <w:pPr>
         <w:pStyle w:val="Heading1"/>
-        <w:widowControl/>
-      </w:pPr>
-      <w:bookmarkStart w:id="23" w:name="_72c844aaf6c2c063193c35d0656cb8abecc43d1"/>
+      </w:pPr>
+      <w:bookmarkStart w:id="14" w:name="_72c844aaf6c2c063193c35d0656cb8abecc43d1"/>
       <w:r>
         <w:rPr>
           <w:lang w:val="vi-VN"/>
         </w:rPr>
         <w:t xml:space="preserve">3 Quy ước cho các tình huống đặc biệt</w:t>
       </w:r>
-      <w:bookmarkEnd w:id="23"/>
+      <w:bookmarkEnd w:id="14"/>
     </w:p>
     <w:p>
       <w:pPr>
         <w:pStyle w:val="FirstParagraph"/>
-        <w:widowControl/>
       </w:pPr>
       <w:r>
         <w:rPr>
@@ -2288,7 +2055,6 @@
     <w:p>
       <w:pPr>
         <w:pStyle w:val="BodyText"/>
-        <w:widowControl/>
       </w:pPr>
       <w:r>
         <w:rPr>
@@ -2466,7 +2232,6 @@
     <w:p>
       <w:pPr>
         <w:pStyle w:val="BodyText"/>
-        <w:widowControl/>
       </w:pPr>
       <w:r>
         <w:rPr>
@@ -2492,7 +2257,6 @@
     <w:p>
       <w:pPr>
         <w:pStyle w:val="BodyText"/>
-        <w:widowControl/>
       </w:pPr>
       <w:r>
         <w:rPr>
@@ -2518,7 +2282,6 @@
     <w:p>
       <w:pPr>
         <w:pStyle w:val="BodyText"/>
-        <w:widowControl/>
       </w:pPr>
       <w:r>
         <w:rPr>
@@ -2563,7 +2326,6 @@
     <w:p>
       <w:pPr>
         <w:pStyle w:val="BodyText"/>
-        <w:widowControl/>
       </w:pPr>
       <w:r>
         <w:rPr>
@@ -2589,7 +2351,6 @@
     <w:p>
       <w:pPr>
         <w:pStyle w:val="BodyText"/>
-        <w:widowControl/>
       </w:pPr>
       <w:r>
         <w:rPr>
@@ -2709,35 +2470,32 @@
     <w:p>
       <w:pPr>
         <w:pStyle w:val="Heading1"/>
-        <w:widowControl/>
-      </w:pPr>
-      <w:bookmarkStart w:id="24" w:name="_c430f03958a79e25a424b198eb0e1c9f10bed5b"/>
+      </w:pPr>
+      <w:bookmarkStart w:id="15" w:name="_c430f03958a79e25a424b198eb0e1c9f10bed5b"/>
       <w:r>
         <w:rPr>
           <w:lang w:val="vi-VN"/>
         </w:rPr>
         <w:t xml:space="preserve">4 Ví dụ tính và đối chiếu</w:t>
       </w:r>
-      <w:bookmarkEnd w:id="24"/>
+      <w:bookmarkEnd w:id="15"/>
     </w:p>
     <w:p>
       <w:pPr>
         <w:pStyle w:val="Heading2"/>
-        <w:widowControl/>
-      </w:pPr>
-      <w:bookmarkStart w:id="25" w:name="_6de037fb046653dd0df64bb3b8fb779157bcda3"/>
+      </w:pPr>
+      <w:bookmarkStart w:id="16" w:name="_6de037fb046653dd0df64bb3b8fb779157bcda3"/>
       <w:r>
         <w:rPr>
           <w:lang w:val="vi-VN"/>
         </w:rPr>
         <w:t xml:space="preserve">4.1 Đường đi thật trên màn 2</w:t>
       </w:r>
-      <w:bookmarkEnd w:id="25"/>
+      <w:bookmarkEnd w:id="16"/>
     </w:p>
     <w:p>
       <w:pPr>
         <w:pStyle w:val="FirstParagraph"/>
-        <w:widowControl/>
       </w:pPr>
       <w:r>
         <w:rPr>
@@ -2821,52 +2579,28 @@
         <w:tblW w:type="pct" w:w="5000"/>
         <w:tblLayout w:type="fixed"/>
         <w:tblLook w:firstRow="1" w:lastRow="0" w:firstColumn="0" w:lastColumn="0" w:noHBand="0" w:noVBand="0" w:val="0020"/>
-        <w:tblBorders>
-          <w:top w:val="single" w:sz="4" w:color="D9D9D9"/>
-          <w:left w:val="single" w:sz="4" w:color="D9D9D9"/>
-          <w:bottom w:val="single" w:sz="4" w:color="D9D9D9"/>
-          <w:right w:val="single" w:sz="4" w:color="D9D9D9"/>
-          <w:insideH w:val="single" w:sz="4" w:color="D9D9D9"/>
-          <w:insideV w:val="single" w:sz="4" w:color="D9D9D9"/>
-        </w:tblBorders>
-        <w:tblCellMar>
-          <w:top w:w="85" w:type="dxa"/>
-          <w:bottom w:w="85" w:type="dxa"/>
-          <w:left w:w="85" w:type="dxa"/>
-          <w:right w:w="85" w:type="dxa"/>
-        </w:tblCellMar>
       </w:tblPr>
       <w:tblGrid>
-        <w:gridCol w:w="567"/>
-        <w:gridCol w:w="1191"/>
-        <w:gridCol w:w="3402"/>
-        <w:gridCol w:w="1077"/>
-        <w:gridCol w:w="1644"/>
-        <w:gridCol w:w="1644"/>
+        <w:gridCol w:w="1440"/>
+        <w:gridCol w:w="1080"/>
+        <w:gridCol w:w="1080"/>
+        <w:gridCol w:w="1440"/>
+        <w:gridCol w:w="1440"/>
+        <w:gridCol w:w="1440"/>
       </w:tblGrid>
       <w:tr>
         <w:trPr>
           <w:tblHeader w:val="on"/>
-          <w:cantSplit/>
-          <w:tblHeader/>
         </w:trPr>
         <w:tc>
-          <w:tcPr>
-            <w:tcW w:type="dxa" w:w="567"/>
-            <w:vAlign w:val="center"/>
-            <w:shd w:fill="E8EEF3"/>
-          </w:tcPr>
-          <w:p>
-            <w:pPr>
-              <w:pStyle w:val="Compact"/>
-              <w:spacing w:line="240" w:lineRule="auto" w:after="60" w:before="60"/>
+          <w:tcPr/>
+          <w:p>
+            <w:pPr>
+              <w:pStyle w:val="Compact"/>
               <w:jc w:val="right"/>
             </w:pPr>
             <w:r>
               <w:rPr>
-                <w:b/>
-                <w:color w:val="000000"/>
-                <w:sz w:val="21"/>
                 <w:lang w:val="vi-VN"/>
               </w:rPr>
               <w:t xml:space="preserve">Bước</w:t>
@@ -2874,21 +2608,13 @@
           </w:p>
         </w:tc>
         <w:tc>
-          <w:tcPr>
-            <w:tcW w:type="dxa" w:w="1191"/>
-            <w:vAlign w:val="center"/>
-            <w:shd w:fill="E8EEF3"/>
-          </w:tcPr>
-          <w:p>
-            <w:pPr>
-              <w:pStyle w:val="Compact"/>
-              <w:spacing w:line="240" w:lineRule="auto" w:after="60" w:before="60"/>
-            </w:pPr>
-            <w:r>
-              <w:rPr>
-                <w:b/>
-                <w:color w:val="000000"/>
-                <w:sz w:val="21"/>
+          <w:tcPr/>
+          <w:p>
+            <w:pPr>
+              <w:pStyle w:val="Compact"/>
+            </w:pPr>
+            <w:r>
+              <w:rPr>
                 <w:lang w:val="vi-VN"/>
               </w:rPr>
               <w:t xml:space="preserve">Hành động</w:t>
@@ -2896,21 +2622,13 @@
           </w:p>
         </w:tc>
         <w:tc>
-          <w:tcPr>
-            <w:tcW w:type="dxa" w:w="3402"/>
-            <w:vAlign w:val="center"/>
-            <w:shd w:fill="E8EEF3"/>
-          </w:tcPr>
-          <w:p>
-            <w:pPr>
-              <w:pStyle w:val="Compact"/>
-              <w:spacing w:line="240" w:lineRule="auto" w:after="60" w:before="60"/>
-            </w:pPr>
-            <w:r>
-              <w:rPr>
-                <w:b/>
-                <w:color w:val="000000"/>
-                <w:sz w:val="21"/>
+          <w:tcPr/>
+          <w:p>
+            <w:pPr>
+              <w:pStyle w:val="Compact"/>
+            </w:pPr>
+            <w:r>
+              <w:rPr>
                 <w:lang w:val="vi-VN"/>
               </w:rPr>
               <w:t xml:space="preserve">Các ô bị chiếm sau hành động</w:t>
@@ -2918,22 +2636,14 @@
           </w:p>
         </w:tc>
         <w:tc>
-          <w:tcPr>
-            <w:tcW w:type="dxa" w:w="1077"/>
-            <w:vAlign w:val="center"/>
-            <w:shd w:fill="E8EEF3"/>
-          </w:tcPr>
-          <w:p>
-            <w:pPr>
-              <w:pStyle w:val="Compact"/>
-              <w:spacing w:line="240" w:lineRule="auto" w:after="60" w:before="60"/>
+          <w:tcPr/>
+          <w:p>
+            <w:pPr>
+              <w:pStyle w:val="Compact"/>
               <w:jc w:val="right"/>
             </w:pPr>
             <w:r>
               <w:rPr>
-                <w:b/>
-                <w:color w:val="000000"/>
-                <w:sz w:val="21"/>
                 <w:lang w:val="vi-VN"/>
               </w:rPr>
               <w:t xml:space="preserve">Số ô cam</w:t>
@@ -2941,22 +2651,14 @@
           </w:p>
         </w:tc>
         <w:tc>
-          <w:tcPr>
-            <w:tcW w:type="dxa" w:w="1644"/>
-            <w:vAlign w:val="center"/>
-            <w:shd w:fill="E8EEF3"/>
-          </w:tcPr>
-          <w:p>
-            <w:pPr>
-              <w:pStyle w:val="Compact"/>
-              <w:spacing w:line="240" w:lineRule="auto" w:after="60" w:before="60"/>
+          <w:tcPr/>
+          <w:p>
+            <w:pPr>
+              <w:pStyle w:val="Compact"/>
               <w:jc w:val="right"/>
             </w:pPr>
             <w:r>
               <w:rPr>
-                <w:b/>
-                <w:color w:val="000000"/>
-                <w:sz w:val="21"/>
                 <w:lang w:val="vi-VN"/>
               </w:rPr>
               <w:t xml:space="preserve">Chi phí bước</w:t>
@@ -2964,22 +2666,14 @@
           </w:p>
         </w:tc>
         <w:tc>
-          <w:tcPr>
-            <w:tcW w:type="dxa" w:w="1644"/>
-            <w:vAlign w:val="center"/>
-            <w:shd w:fill="E8EEF3"/>
-          </w:tcPr>
-          <w:p>
-            <w:pPr>
-              <w:pStyle w:val="Compact"/>
-              <w:spacing w:line="240" w:lineRule="auto" w:after="60" w:before="60"/>
+          <w:tcPr/>
+          <w:p>
+            <w:pPr>
+              <w:pStyle w:val="Compact"/>
               <w:jc w:val="right"/>
             </w:pPr>
             <w:r>
               <w:rPr>
-                <w:b/>
-                <w:color w:val="000000"/>
-                <w:sz w:val="21"/>
                 <w:lang w:val="vi-VN"/>
               </w:rPr>
               <w:t xml:space="preserve">Tích lũy</w:t>
@@ -2988,24 +2682,15 @@
         </w:tc>
       </w:tr>
       <w:tr>
-        <w:trPr>
-          <w:cantSplit/>
-        </w:trPr>
-        <w:tc>
-          <w:tcPr>
-            <w:tcW w:type="dxa" w:w="567"/>
-            <w:vAlign w:val="center"/>
-          </w:tcPr>
-          <w:p>
-            <w:pPr>
-              <w:pStyle w:val="Compact"/>
-              <w:spacing w:line="240" w:lineRule="auto" w:after="60" w:before="60"/>
+        <w:tc>
+          <w:tcPr/>
+          <w:p>
+            <w:pPr>
+              <w:pStyle w:val="Compact"/>
               <w:jc w:val="right"/>
             </w:pPr>
             <w:r>
               <w:rPr>
-                <w:color w:val="000000"/>
-                <w:sz w:val="21"/>
                 <w:lang w:val="vi-VN"/>
               </w:rPr>
               <w:t xml:space="preserve">1</w:t>
@@ -3013,19 +2698,13 @@
           </w:p>
         </w:tc>
         <w:tc>
-          <w:tcPr>
-            <w:tcW w:type="dxa" w:w="1191"/>
-            <w:vAlign w:val="center"/>
-          </w:tcPr>
-          <w:p>
-            <w:pPr>
-              <w:pStyle w:val="Compact"/>
-              <w:spacing w:line="240" w:lineRule="auto" w:after="60" w:before="60"/>
-            </w:pPr>
-            <w:r>
-              <w:rPr>
-                <w:color w:val="000000"/>
-                <w:sz w:val="21"/>
+          <w:tcPr/>
+          <w:p>
+            <w:pPr>
+              <w:pStyle w:val="Compact"/>
+            </w:pPr>
+            <w:r>
+              <w:rPr>
                 <w:lang w:val="vi-VN"/>
               </w:rPr>
               <w:t xml:space="preserve">RIGHT</w:t>
@@ -3033,19 +2712,13 @@
           </w:p>
         </w:tc>
         <w:tc>
-          <w:tcPr>
-            <w:tcW w:type="dxa" w:w="3402"/>
-            <w:vAlign w:val="center"/>
-          </w:tcPr>
-          <w:p>
-            <w:pPr>
-              <w:pStyle w:val="Compact"/>
-              <w:spacing w:line="240" w:lineRule="auto" w:after="60" w:before="60"/>
-            </w:pPr>
-            <w:r>
-              <w:rPr>
-                <w:color w:val="000000"/>
-                <w:sz w:val="21"/>
+          <w:tcPr/>
+          <w:p>
+            <w:pPr>
+              <w:pStyle w:val="Compact"/>
+            </w:pPr>
+            <w:r>
+              <w:rPr>
                 <w:lang w:val="vi-VN"/>
               </w:rPr>
               <w:t xml:space="preserve">(2,2), (2,3)</w:t>
@@ -3053,20 +2726,14 @@
           </w:p>
         </w:tc>
         <w:tc>
-          <w:tcPr>
-            <w:tcW w:type="dxa" w:w="1077"/>
-            <w:vAlign w:val="center"/>
-          </w:tcPr>
-          <w:p>
-            <w:pPr>
-              <w:pStyle w:val="Compact"/>
-              <w:spacing w:line="240" w:lineRule="auto" w:after="60" w:before="60"/>
+          <w:tcPr/>
+          <w:p>
+            <w:pPr>
+              <w:pStyle w:val="Compact"/>
               <w:jc w:val="right"/>
             </w:pPr>
             <w:r>
               <w:rPr>
-                <w:color w:val="000000"/>
-                <w:sz w:val="21"/>
                 <w:lang w:val="vi-VN"/>
               </w:rPr>
               <w:t xml:space="preserve">2</w:t>
@@ -3074,20 +2741,14 @@
           </w:p>
         </w:tc>
         <w:tc>
-          <w:tcPr>
-            <w:tcW w:type="dxa" w:w="1644"/>
-            <w:vAlign w:val="center"/>
-          </w:tcPr>
-          <w:p>
-            <w:pPr>
-              <w:pStyle w:val="Compact"/>
-              <w:spacing w:line="240" w:lineRule="auto" w:after="60" w:before="60"/>
+          <w:tcPr/>
+          <w:p>
+            <w:pPr>
+              <w:pStyle w:val="Compact"/>
               <w:jc w:val="right"/>
             </w:pPr>
             <w:r>
               <w:rPr>
-                <w:color w:val="000000"/>
-                <w:sz w:val="21"/>
                 <w:lang w:val="vi-VN"/>
               </w:rPr>
               <w:t xml:space="preserve">2,0</w:t>
@@ -3095,20 +2756,14 @@
           </w:p>
         </w:tc>
         <w:tc>
-          <w:tcPr>
-            <w:tcW w:type="dxa" w:w="1644"/>
-            <w:vAlign w:val="center"/>
-          </w:tcPr>
-          <w:p>
-            <w:pPr>
-              <w:pStyle w:val="Compact"/>
-              <w:spacing w:line="240" w:lineRule="auto" w:after="60" w:before="60"/>
+          <w:tcPr/>
+          <w:p>
+            <w:pPr>
+              <w:pStyle w:val="Compact"/>
               <w:jc w:val="right"/>
             </w:pPr>
             <w:r>
               <w:rPr>
-                <w:color w:val="000000"/>
-                <w:sz w:val="21"/>
                 <w:lang w:val="vi-VN"/>
               </w:rPr>
               <w:t xml:space="preserve">2,0</w:t>
@@ -3117,24 +2772,15 @@
         </w:tc>
       </w:tr>
       <w:tr>
-        <w:trPr>
-          <w:cantSplit/>
-        </w:trPr>
-        <w:tc>
-          <w:tcPr>
-            <w:tcW w:type="dxa" w:w="567"/>
-            <w:vAlign w:val="center"/>
-          </w:tcPr>
-          <w:p>
-            <w:pPr>
-              <w:pStyle w:val="Compact"/>
-              <w:spacing w:line="240" w:lineRule="auto" w:after="60" w:before="60"/>
+        <w:tc>
+          <w:tcPr/>
+          <w:p>
+            <w:pPr>
+              <w:pStyle w:val="Compact"/>
               <w:jc w:val="right"/>
             </w:pPr>
             <w:r>
               <w:rPr>
-                <w:color w:val="000000"/>
-                <w:sz w:val="21"/>
                 <w:lang w:val="vi-VN"/>
               </w:rPr>
               <w:t xml:space="preserve">2</w:t>
@@ -3142,19 +2788,13 @@
           </w:p>
         </w:tc>
         <w:tc>
-          <w:tcPr>
-            <w:tcW w:type="dxa" w:w="1191"/>
-            <w:vAlign w:val="center"/>
-          </w:tcPr>
-          <w:p>
-            <w:pPr>
-              <w:pStyle w:val="Compact"/>
-              <w:spacing w:line="240" w:lineRule="auto" w:after="60" w:before="60"/>
-            </w:pPr>
-            <w:r>
-              <w:rPr>
-                <w:color w:val="000000"/>
-                <w:sz w:val="21"/>
+          <w:tcPr/>
+          <w:p>
+            <w:pPr>
+              <w:pStyle w:val="Compact"/>
+            </w:pPr>
+            <w:r>
+              <w:rPr>
                 <w:lang w:val="vi-VN"/>
               </w:rPr>
               <w:t xml:space="preserve">UP</w:t>
@@ -3162,19 +2802,13 @@
           </w:p>
         </w:tc>
         <w:tc>
-          <w:tcPr>
-            <w:tcW w:type="dxa" w:w="3402"/>
-            <w:vAlign w:val="center"/>
-          </w:tcPr>
-          <w:p>
-            <w:pPr>
-              <w:pStyle w:val="Compact"/>
-              <w:spacing w:line="240" w:lineRule="auto" w:after="60" w:before="60"/>
-            </w:pPr>
-            <w:r>
-              <w:rPr>
-                <w:color w:val="000000"/>
-                <w:sz w:val="21"/>
+          <w:tcPr/>
+          <w:p>
+            <w:pPr>
+              <w:pStyle w:val="Compact"/>
+            </w:pPr>
+            <w:r>
+              <w:rPr>
                 <w:lang w:val="vi-VN"/>
               </w:rPr>
               <w:t xml:space="preserve">(1,2), (1,3)</w:t>
@@ -3182,20 +2816,14 @@
           </w:p>
         </w:tc>
         <w:tc>
-          <w:tcPr>
-            <w:tcW w:type="dxa" w:w="1077"/>
-            <w:vAlign w:val="center"/>
-          </w:tcPr>
-          <w:p>
-            <w:pPr>
-              <w:pStyle w:val="Compact"/>
-              <w:spacing w:line="240" w:lineRule="auto" w:after="60" w:before="60"/>
+          <w:tcPr/>
+          <w:p>
+            <w:pPr>
+              <w:pStyle w:val="Compact"/>
               <w:jc w:val="right"/>
             </w:pPr>
             <w:r>
               <w:rPr>
-                <w:color w:val="000000"/>
-                <w:sz w:val="21"/>
                 <w:lang w:val="vi-VN"/>
               </w:rPr>
               <w:t xml:space="preserve">0</w:t>
@@ -3203,20 +2831,14 @@
           </w:p>
         </w:tc>
         <w:tc>
-          <w:tcPr>
-            <w:tcW w:type="dxa" w:w="1644"/>
-            <w:vAlign w:val="center"/>
-          </w:tcPr>
-          <w:p>
-            <w:pPr>
-              <w:pStyle w:val="Compact"/>
-              <w:spacing w:line="240" w:lineRule="auto" w:after="60" w:before="60"/>
+          <w:tcPr/>
+          <w:p>
+            <w:pPr>
+              <w:pStyle w:val="Compact"/>
               <w:jc w:val="right"/>
             </w:pPr>
             <w:r>
               <w:rPr>
-                <w:color w:val="000000"/>
-                <w:sz w:val="21"/>
                 <w:lang w:val="vi-VN"/>
               </w:rPr>
               <w:t xml:space="preserve">1,0</w:t>
@@ -3224,20 +2846,14 @@
           </w:p>
         </w:tc>
         <w:tc>
-          <w:tcPr>
-            <w:tcW w:type="dxa" w:w="1644"/>
-            <w:vAlign w:val="center"/>
-          </w:tcPr>
-          <w:p>
-            <w:pPr>
-              <w:pStyle w:val="Compact"/>
-              <w:spacing w:line="240" w:lineRule="auto" w:after="60" w:before="60"/>
+          <w:tcPr/>
+          <w:p>
+            <w:pPr>
+              <w:pStyle w:val="Compact"/>
               <w:jc w:val="right"/>
             </w:pPr>
             <w:r>
               <w:rPr>
-                <w:color w:val="000000"/>
-                <w:sz w:val="21"/>
                 <w:lang w:val="vi-VN"/>
               </w:rPr>
               <w:t xml:space="preserve">3,0</w:t>
@@ -3246,24 +2862,15 @@
         </w:tc>
       </w:tr>
       <w:tr>
-        <w:trPr>
-          <w:cantSplit/>
-        </w:trPr>
-        <w:tc>
-          <w:tcPr>
-            <w:tcW w:type="dxa" w:w="567"/>
-            <w:vAlign w:val="center"/>
-          </w:tcPr>
-          <w:p>
-            <w:pPr>
-              <w:pStyle w:val="Compact"/>
-              <w:spacing w:line="240" w:lineRule="auto" w:after="60" w:before="60"/>
+        <w:tc>
+          <w:tcPr/>
+          <w:p>
+            <w:pPr>
+              <w:pStyle w:val="Compact"/>
               <w:jc w:val="right"/>
             </w:pPr>
             <w:r>
               <w:rPr>
-                <w:color w:val="000000"/>
-                <w:sz w:val="21"/>
                 <w:lang w:val="vi-VN"/>
               </w:rPr>
               <w:t xml:space="preserve">3</w:t>
@@ -3271,19 +2878,13 @@
           </w:p>
         </w:tc>
         <w:tc>
-          <w:tcPr>
-            <w:tcW w:type="dxa" w:w="1191"/>
-            <w:vAlign w:val="center"/>
-          </w:tcPr>
-          <w:p>
-            <w:pPr>
-              <w:pStyle w:val="Compact"/>
-              <w:spacing w:line="240" w:lineRule="auto" w:after="60" w:before="60"/>
-            </w:pPr>
-            <w:r>
-              <w:rPr>
-                <w:color w:val="000000"/>
-                <w:sz w:val="21"/>
+          <w:tcPr/>
+          <w:p>
+            <w:pPr>
+              <w:pStyle w:val="Compact"/>
+            </w:pPr>
+            <w:r>
+              <w:rPr>
                 <w:lang w:val="vi-VN"/>
               </w:rPr>
               <w:t xml:space="preserve">RIGHT</w:t>
@@ -3291,19 +2892,13 @@
           </w:p>
         </w:tc>
         <w:tc>
-          <w:tcPr>
-            <w:tcW w:type="dxa" w:w="3402"/>
-            <w:vAlign w:val="center"/>
-          </w:tcPr>
-          <w:p>
-            <w:pPr>
-              <w:pStyle w:val="Compact"/>
-              <w:spacing w:line="240" w:lineRule="auto" w:after="60" w:before="60"/>
-            </w:pPr>
-            <w:r>
-              <w:rPr>
-                <w:color w:val="000000"/>
-                <w:sz w:val="21"/>
+          <w:tcPr/>
+          <w:p>
+            <w:pPr>
+              <w:pStyle w:val="Compact"/>
+            </w:pPr>
+            <w:r>
+              <w:rPr>
                 <w:lang w:val="vi-VN"/>
               </w:rPr>
               <w:t xml:space="preserve">(1,4)</w:t>
@@ -3311,20 +2906,14 @@
           </w:p>
         </w:tc>
         <w:tc>
-          <w:tcPr>
-            <w:tcW w:type="dxa" w:w="1077"/>
-            <w:vAlign w:val="center"/>
-          </w:tcPr>
-          <w:p>
-            <w:pPr>
-              <w:pStyle w:val="Compact"/>
-              <w:spacing w:line="240" w:lineRule="auto" w:after="60" w:before="60"/>
+          <w:tcPr/>
+          <w:p>
+            <w:pPr>
+              <w:pStyle w:val="Compact"/>
               <w:jc w:val="right"/>
             </w:pPr>
             <w:r>
               <w:rPr>
-                <w:color w:val="000000"/>
-                <w:sz w:val="21"/>
                 <w:lang w:val="vi-VN"/>
               </w:rPr>
               <w:t xml:space="preserve">0</w:t>
@@ -3332,20 +2921,14 @@
           </w:p>
         </w:tc>
         <w:tc>
-          <w:tcPr>
-            <w:tcW w:type="dxa" w:w="1644"/>
-            <w:vAlign w:val="center"/>
-          </w:tcPr>
-          <w:p>
-            <w:pPr>
-              <w:pStyle w:val="Compact"/>
-              <w:spacing w:line="240" w:lineRule="auto" w:after="60" w:before="60"/>
+          <w:tcPr/>
+          <w:p>
+            <w:pPr>
+              <w:pStyle w:val="Compact"/>
               <w:jc w:val="right"/>
             </w:pPr>
             <w:r>
               <w:rPr>
-                <w:color w:val="000000"/>
-                <w:sz w:val="21"/>
                 <w:lang w:val="vi-VN"/>
               </w:rPr>
               <w:t xml:space="preserve">1,0</w:t>
@@ -3353,20 +2936,14 @@
           </w:p>
         </w:tc>
         <w:tc>
-          <w:tcPr>
-            <w:tcW w:type="dxa" w:w="1644"/>
-            <w:vAlign w:val="center"/>
-          </w:tcPr>
-          <w:p>
-            <w:pPr>
-              <w:pStyle w:val="Compact"/>
-              <w:spacing w:line="240" w:lineRule="auto" w:after="60" w:before="60"/>
+          <w:tcPr/>
+          <w:p>
+            <w:pPr>
+              <w:pStyle w:val="Compact"/>
               <w:jc w:val="right"/>
             </w:pPr>
             <w:r>
               <w:rPr>
-                <w:color w:val="000000"/>
-                <w:sz w:val="21"/>
                 <w:lang w:val="vi-VN"/>
               </w:rPr>
               <w:t xml:space="preserve">4,0</w:t>
@@ -3375,24 +2952,15 @@
         </w:tc>
       </w:tr>
       <w:tr>
-        <w:trPr>
-          <w:cantSplit/>
-        </w:trPr>
-        <w:tc>
-          <w:tcPr>
-            <w:tcW w:type="dxa" w:w="567"/>
-            <w:vAlign w:val="center"/>
-          </w:tcPr>
-          <w:p>
-            <w:pPr>
-              <w:pStyle w:val="Compact"/>
-              <w:spacing w:line="240" w:lineRule="auto" w:after="60" w:before="60"/>
+        <w:tc>
+          <w:tcPr/>
+          <w:p>
+            <w:pPr>
+              <w:pStyle w:val="Compact"/>
               <w:jc w:val="right"/>
             </w:pPr>
             <w:r>
               <w:rPr>
-                <w:color w:val="000000"/>
-                <w:sz w:val="21"/>
                 <w:lang w:val="vi-VN"/>
               </w:rPr>
               <w:t xml:space="preserve">4</w:t>
@@ -3400,19 +2968,13 @@
           </w:p>
         </w:tc>
         <w:tc>
-          <w:tcPr>
-            <w:tcW w:type="dxa" w:w="1191"/>
-            <w:vAlign w:val="center"/>
-          </w:tcPr>
-          <w:p>
-            <w:pPr>
-              <w:pStyle w:val="Compact"/>
-              <w:spacing w:line="240" w:lineRule="auto" w:after="60" w:before="60"/>
-            </w:pPr>
-            <w:r>
-              <w:rPr>
-                <w:color w:val="000000"/>
-                <w:sz w:val="21"/>
+          <w:tcPr/>
+          <w:p>
+            <w:pPr>
+              <w:pStyle w:val="Compact"/>
+            </w:pPr>
+            <w:r>
+              <w:rPr>
                 <w:lang w:val="vi-VN"/>
               </w:rPr>
               <w:t xml:space="preserve">RIGHT</w:t>
@@ -3420,19 +2982,13 @@
           </w:p>
         </w:tc>
         <w:tc>
-          <w:tcPr>
-            <w:tcW w:type="dxa" w:w="3402"/>
-            <w:vAlign w:val="center"/>
-          </w:tcPr>
-          <w:p>
-            <w:pPr>
-              <w:pStyle w:val="Compact"/>
-              <w:spacing w:line="240" w:lineRule="auto" w:after="60" w:before="60"/>
-            </w:pPr>
-            <w:r>
-              <w:rPr>
-                <w:color w:val="000000"/>
-                <w:sz w:val="21"/>
+          <w:tcPr/>
+          <w:p>
+            <w:pPr>
+              <w:pStyle w:val="Compact"/>
+            </w:pPr>
+            <w:r>
+              <w:rPr>
                 <w:lang w:val="vi-VN"/>
               </w:rPr>
               <w:t xml:space="preserve">(1,5), (1,6)</w:t>
@@ -3440,20 +2996,14 @@
           </w:p>
         </w:tc>
         <w:tc>
-          <w:tcPr>
-            <w:tcW w:type="dxa" w:w="1077"/>
-            <w:vAlign w:val="center"/>
-          </w:tcPr>
-          <w:p>
-            <w:pPr>
-              <w:pStyle w:val="Compact"/>
-              <w:spacing w:line="240" w:lineRule="auto" w:after="60" w:before="60"/>
+          <w:tcPr/>
+          <w:p>
+            <w:pPr>
+              <w:pStyle w:val="Compact"/>
               <w:jc w:val="right"/>
             </w:pPr>
             <w:r>
               <w:rPr>
-                <w:color w:val="000000"/>
-                <w:sz w:val="21"/>
                 <w:lang w:val="vi-VN"/>
               </w:rPr>
               <w:t xml:space="preserve">0</w:t>
@@ -3461,20 +3011,14 @@
           </w:p>
         </w:tc>
         <w:tc>
-          <w:tcPr>
-            <w:tcW w:type="dxa" w:w="1644"/>
-            <w:vAlign w:val="center"/>
-          </w:tcPr>
-          <w:p>
-            <w:pPr>
-              <w:pStyle w:val="Compact"/>
-              <w:spacing w:line="240" w:lineRule="auto" w:after="60" w:before="60"/>
+          <w:tcPr/>
+          <w:p>
+            <w:pPr>
+              <w:pStyle w:val="Compact"/>
               <w:jc w:val="right"/>
             </w:pPr>
             <w:r>
               <w:rPr>
-                <w:color w:val="000000"/>
-                <w:sz w:val="21"/>
                 <w:lang w:val="vi-VN"/>
               </w:rPr>
               <w:t xml:space="preserve">1,0</w:t>
@@ -3482,20 +3026,14 @@
           </w:p>
         </w:tc>
         <w:tc>
-          <w:tcPr>
-            <w:tcW w:type="dxa" w:w="1644"/>
-            <w:vAlign w:val="center"/>
-          </w:tcPr>
-          <w:p>
-            <w:pPr>
-              <w:pStyle w:val="Compact"/>
-              <w:spacing w:line="240" w:lineRule="auto" w:after="60" w:before="60"/>
+          <w:tcPr/>
+          <w:p>
+            <w:pPr>
+              <w:pStyle w:val="Compact"/>
               <w:jc w:val="right"/>
             </w:pPr>
             <w:r>
               <w:rPr>
-                <w:color w:val="000000"/>
-                <w:sz w:val="21"/>
                 <w:lang w:val="vi-VN"/>
               </w:rPr>
               <w:t xml:space="preserve">5,0</w:t>
@@ -3504,24 +3042,15 @@
         </w:tc>
       </w:tr>
       <w:tr>
-        <w:trPr>
-          <w:cantSplit/>
-        </w:trPr>
-        <w:tc>
-          <w:tcPr>
-            <w:tcW w:type="dxa" w:w="567"/>
-            <w:vAlign w:val="center"/>
-          </w:tcPr>
-          <w:p>
-            <w:pPr>
-              <w:pStyle w:val="Compact"/>
-              <w:spacing w:line="240" w:lineRule="auto" w:after="60" w:before="60"/>
+        <w:tc>
+          <w:tcPr/>
+          <w:p>
+            <w:pPr>
+              <w:pStyle w:val="Compact"/>
               <w:jc w:val="right"/>
             </w:pPr>
             <w:r>
               <w:rPr>
-                <w:color w:val="000000"/>
-                <w:sz w:val="21"/>
                 <w:lang w:val="vi-VN"/>
               </w:rPr>
               <w:t xml:space="preserve">5</w:t>
@@ -3529,19 +3058,13 @@
           </w:p>
         </w:tc>
         <w:tc>
-          <w:tcPr>
-            <w:tcW w:type="dxa" w:w="1191"/>
-            <w:vAlign w:val="center"/>
-          </w:tcPr>
-          <w:p>
-            <w:pPr>
-              <w:pStyle w:val="Compact"/>
-              <w:spacing w:line="240" w:lineRule="auto" w:after="60" w:before="60"/>
-            </w:pPr>
-            <w:r>
-              <w:rPr>
-                <w:color w:val="000000"/>
-                <w:sz w:val="21"/>
+          <w:tcPr/>
+          <w:p>
+            <w:pPr>
+              <w:pStyle w:val="Compact"/>
+            </w:pPr>
+            <w:r>
+              <w:rPr>
                 <w:lang w:val="vi-VN"/>
               </w:rPr>
               <w:t xml:space="preserve">DOWN</w:t>
@@ -3549,19 +3072,13 @@
           </w:p>
         </w:tc>
         <w:tc>
-          <w:tcPr>
-            <w:tcW w:type="dxa" w:w="3402"/>
-            <w:vAlign w:val="center"/>
-          </w:tcPr>
-          <w:p>
-            <w:pPr>
-              <w:pStyle w:val="Compact"/>
-              <w:spacing w:line="240" w:lineRule="auto" w:after="60" w:before="60"/>
-            </w:pPr>
-            <w:r>
-              <w:rPr>
-                <w:color w:val="000000"/>
-                <w:sz w:val="21"/>
+          <w:tcPr/>
+          <w:p>
+            <w:pPr>
+              <w:pStyle w:val="Compact"/>
+            </w:pPr>
+            <w:r>
+              <w:rPr>
                 <w:lang w:val="vi-VN"/>
               </w:rPr>
               <w:t xml:space="preserve">(2,5), (2,6)</w:t>
@@ -3569,20 +3086,14 @@
           </w:p>
         </w:tc>
         <w:tc>
-          <w:tcPr>
-            <w:tcW w:type="dxa" w:w="1077"/>
-            <w:vAlign w:val="center"/>
-          </w:tcPr>
-          <w:p>
-            <w:pPr>
-              <w:pStyle w:val="Compact"/>
-              <w:spacing w:line="240" w:lineRule="auto" w:after="60" w:before="60"/>
+          <w:tcPr/>
+          <w:p>
+            <w:pPr>
+              <w:pStyle w:val="Compact"/>
               <w:jc w:val="right"/>
             </w:pPr>
             <w:r>
               <w:rPr>
-                <w:color w:val="000000"/>
-                <w:sz w:val="21"/>
                 <w:lang w:val="vi-VN"/>
               </w:rPr>
               <w:t xml:space="preserve">1</w:t>
@@ -3590,20 +3101,14 @@
           </w:p>
         </w:tc>
         <w:tc>
-          <w:tcPr>
-            <w:tcW w:type="dxa" w:w="1644"/>
-            <w:vAlign w:val="center"/>
-          </w:tcPr>
-          <w:p>
-            <w:pPr>
-              <w:pStyle w:val="Compact"/>
-              <w:spacing w:line="240" w:lineRule="auto" w:after="60" w:before="60"/>
+          <w:tcPr/>
+          <w:p>
+            <w:pPr>
+              <w:pStyle w:val="Compact"/>
               <w:jc w:val="right"/>
             </w:pPr>
             <w:r>
               <w:rPr>
-                <w:color w:val="000000"/>
-                <w:sz w:val="21"/>
                 <w:lang w:val="vi-VN"/>
               </w:rPr>
               <w:t xml:space="preserve">1,5</w:t>
@@ -3611,20 +3116,14 @@
           </w:p>
         </w:tc>
         <w:tc>
-          <w:tcPr>
-            <w:tcW w:type="dxa" w:w="1644"/>
-            <w:vAlign w:val="center"/>
-          </w:tcPr>
-          <w:p>
-            <w:pPr>
-              <w:pStyle w:val="Compact"/>
-              <w:spacing w:line="240" w:lineRule="auto" w:after="60" w:before="60"/>
+          <w:tcPr/>
+          <w:p>
+            <w:pPr>
+              <w:pStyle w:val="Compact"/>
               <w:jc w:val="right"/>
             </w:pPr>
             <w:r>
               <w:rPr>
-                <w:color w:val="000000"/>
-                <w:sz w:val="21"/>
                 <w:lang w:val="vi-VN"/>
               </w:rPr>
               <w:t xml:space="preserve">6,5</w:t>
@@ -3633,24 +3132,15 @@
         </w:tc>
       </w:tr>
       <w:tr>
-        <w:trPr>
-          <w:cantSplit/>
-        </w:trPr>
-        <w:tc>
-          <w:tcPr>
-            <w:tcW w:type="dxa" w:w="567"/>
-            <w:vAlign w:val="center"/>
-          </w:tcPr>
-          <w:p>
-            <w:pPr>
-              <w:pStyle w:val="Compact"/>
-              <w:spacing w:line="240" w:lineRule="auto" w:after="60" w:before="60"/>
+        <w:tc>
+          <w:tcPr/>
+          <w:p>
+            <w:pPr>
+              <w:pStyle w:val="Compact"/>
               <w:jc w:val="right"/>
             </w:pPr>
             <w:r>
               <w:rPr>
-                <w:color w:val="000000"/>
-                <w:sz w:val="21"/>
                 <w:lang w:val="vi-VN"/>
               </w:rPr>
               <w:t xml:space="preserve">6</w:t>
@@ -3658,19 +3148,13 @@
           </w:p>
         </w:tc>
         <w:tc>
-          <w:tcPr>
-            <w:tcW w:type="dxa" w:w="1191"/>
-            <w:vAlign w:val="center"/>
-          </w:tcPr>
-          <w:p>
-            <w:pPr>
-              <w:pStyle w:val="Compact"/>
-              <w:spacing w:line="240" w:lineRule="auto" w:after="60" w:before="60"/>
-            </w:pPr>
-            <w:r>
-              <w:rPr>
-                <w:color w:val="000000"/>
-                <w:sz w:val="21"/>
+          <w:tcPr/>
+          <w:p>
+            <w:pPr>
+              <w:pStyle w:val="Compact"/>
+            </w:pPr>
+            <w:r>
+              <w:rPr>
                 <w:lang w:val="vi-VN"/>
               </w:rPr>
               <w:t xml:space="preserve">RIGHT</w:t>
@@ -3678,19 +3162,13 @@
           </w:p>
         </w:tc>
         <w:tc>
-          <w:tcPr>
-            <w:tcW w:type="dxa" w:w="3402"/>
-            <w:vAlign w:val="center"/>
-          </w:tcPr>
-          <w:p>
-            <w:pPr>
-              <w:pStyle w:val="Compact"/>
-              <w:spacing w:line="240" w:lineRule="auto" w:after="60" w:before="60"/>
-            </w:pPr>
-            <w:r>
-              <w:rPr>
-                <w:color w:val="000000"/>
-                <w:sz w:val="21"/>
+          <w:tcPr/>
+          <w:p>
+            <w:pPr>
+              <w:pStyle w:val="Compact"/>
+            </w:pPr>
+            <w:r>
+              <w:rPr>
                 <w:lang w:val="vi-VN"/>
               </w:rPr>
               <w:t xml:space="preserve">(2,7), là đích</w:t>
@@ -3698,20 +3176,14 @@
           </w:p>
         </w:tc>
         <w:tc>
-          <w:tcPr>
-            <w:tcW w:type="dxa" w:w="1077"/>
-            <w:vAlign w:val="center"/>
-          </w:tcPr>
-          <w:p>
-            <w:pPr>
-              <w:pStyle w:val="Compact"/>
-              <w:spacing w:line="240" w:lineRule="auto" w:after="60" w:before="60"/>
+          <w:tcPr/>
+          <w:p>
+            <w:pPr>
+              <w:pStyle w:val="Compact"/>
               <w:jc w:val="right"/>
             </w:pPr>
             <w:r>
               <w:rPr>
-                <w:color w:val="000000"/>
-                <w:sz w:val="21"/>
                 <w:lang w:val="vi-VN"/>
               </w:rPr>
               <w:t xml:space="preserve">0</w:t>
@@ -3719,20 +3191,14 @@
           </w:p>
         </w:tc>
         <w:tc>
-          <w:tcPr>
-            <w:tcW w:type="dxa" w:w="1644"/>
-            <w:vAlign w:val="center"/>
-          </w:tcPr>
-          <w:p>
-            <w:pPr>
-              <w:pStyle w:val="Compact"/>
-              <w:spacing w:line="240" w:lineRule="auto" w:after="60" w:before="60"/>
+          <w:tcPr/>
+          <w:p>
+            <w:pPr>
+              <w:pStyle w:val="Compact"/>
               <w:jc w:val="right"/>
             </w:pPr>
             <w:r>
               <w:rPr>
-                <w:color w:val="000000"/>
-                <w:sz w:val="21"/>
                 <w:lang w:val="vi-VN"/>
               </w:rPr>
               <w:t xml:space="preserve">1,0</w:t>
@@ -3740,20 +3206,14 @@
           </w:p>
         </w:tc>
         <w:tc>
-          <w:tcPr>
-            <w:tcW w:type="dxa" w:w="1644"/>
-            <w:vAlign w:val="center"/>
-          </w:tcPr>
-          <w:p>
-            <w:pPr>
-              <w:pStyle w:val="Compact"/>
-              <w:spacing w:line="240" w:lineRule="auto" w:after="60" w:before="60"/>
+          <w:tcPr/>
+          <w:p>
+            <w:pPr>
+              <w:pStyle w:val="Compact"/>
               <w:jc w:val="right"/>
             </w:pPr>
             <w:r>
               <w:rPr>
-                <w:color w:val="000000"/>
-                <w:sz w:val="21"/>
                 <w:lang w:val="vi-VN"/>
               </w:rPr>
               <w:t xml:space="preserve">7,5</w:t>
@@ -3765,7 +3225,6 @@
     <w:p>
       <w:pPr>
         <w:pStyle w:val="FirstParagraph"/>
-        <w:widowControl/>
       </w:pPr>
       <w:r>
         <w:rPr>
@@ -3840,21 +3299,19 @@
     <w:p>
       <w:pPr>
         <w:pStyle w:val="Heading2"/>
-        <w:widowControl/>
-      </w:pPr>
-      <w:bookmarkStart w:id="26" w:name="_2265e0ec4921814166a04a1db8407e651649d35"/>
+      </w:pPr>
+      <w:bookmarkStart w:id="17" w:name="_2265e0ec4921814166a04a1db8407e651649d35"/>
       <w:r>
         <w:rPr>
           <w:lang w:val="vi-VN"/>
         </w:rPr>
         <w:t xml:space="preserve">4.2 Ví dụ chọn khối miễn phí rồi lăn</w:t>
       </w:r>
-      <w:bookmarkEnd w:id="26"/>
+      <w:bookmarkEnd w:id="17"/>
     </w:p>
     <w:p>
       <w:pPr>
         <w:pStyle w:val="FirstParagraph"/>
-        <w:widowControl/>
       </w:pPr>
       <w:r>
         <w:rPr>
@@ -3954,7 +3411,6 @@
     <w:p>
       <w:pPr>
         <w:pStyle w:val="BodyText"/>
-        <w:widowControl/>
       </w:pPr>
       <w:r>
         <w:rPr>
@@ -4089,21 +3545,19 @@
     <w:p>
       <w:pPr>
         <w:pStyle w:val="Heading2"/>
-        <w:widowControl/>
-      </w:pPr>
-      <w:bookmarkStart w:id="27" w:name="_a2dfdd951c8970effcbad2f9a3736bda3434c32"/>
+      </w:pPr>
+      <w:bookmarkStart w:id="18" w:name="_a2dfdd951c8970effcbad2f9a3736bda3434c32"/>
       <w:r>
         <w:rPr>
           <w:lang w:val="vi-VN"/>
         </w:rPr>
         <w:t xml:space="preserve">4.3 Minh họa sự đánh đổi giữa hành động và chi phí</w:t>
       </w:r>
-      <w:bookmarkEnd w:id="27"/>
+      <w:bookmarkEnd w:id="18"/>
     </w:p>
     <w:p>
       <w:pPr>
         <w:pStyle w:val="FirstParagraph"/>
-        <w:widowControl/>
       </w:pPr>
       <w:r>
         <w:rPr>
@@ -4118,49 +3572,25 @@
         <w:tblW w:type="pct" w:w="5000"/>
         <w:tblLayout w:type="fixed"/>
         <w:tblLook w:firstRow="1" w:lastRow="0" w:firstColumn="0" w:lastColumn="0" w:noHBand="0" w:noVBand="0" w:val="0020"/>
-        <w:tblBorders>
-          <w:top w:val="single" w:sz="4" w:color="D9D9D9"/>
-          <w:left w:val="single" w:sz="4" w:color="D9D9D9"/>
-          <w:bottom w:val="single" w:sz="4" w:color="D9D9D9"/>
-          <w:right w:val="single" w:sz="4" w:color="D9D9D9"/>
-          <w:insideH w:val="single" w:sz="4" w:color="D9D9D9"/>
-          <w:insideV w:val="single" w:sz="4" w:color="D9D9D9"/>
-        </w:tblBorders>
-        <w:tblCellMar>
-          <w:top w:w="85" w:type="dxa"/>
-          <w:bottom w:w="85" w:type="dxa"/>
-          <w:left w:w="85" w:type="dxa"/>
-          <w:right w:w="85" w:type="dxa"/>
-        </w:tblCellMar>
       </w:tblPr>
       <w:tblGrid>
-        <w:gridCol w:w="1814"/>
-        <w:gridCol w:w="1984"/>
-        <w:gridCol w:w="2721"/>
-        <w:gridCol w:w="3005"/>
+        <w:gridCol w:w="1584"/>
+        <w:gridCol w:w="2112"/>
+        <w:gridCol w:w="2112"/>
+        <w:gridCol w:w="2112"/>
       </w:tblGrid>
       <w:tr>
         <w:trPr>
           <w:tblHeader w:val="on"/>
-          <w:cantSplit/>
-          <w:tblHeader/>
         </w:trPr>
         <w:tc>
-          <w:tcPr>
-            <w:tcW w:type="dxa" w:w="1814"/>
-            <w:vAlign w:val="center"/>
-            <w:shd w:fill="E8EEF3"/>
-          </w:tcPr>
-          <w:p>
-            <w:pPr>
-              <w:pStyle w:val="Compact"/>
-              <w:spacing w:line="240" w:lineRule="auto" w:after="60" w:before="60"/>
-            </w:pPr>
-            <w:r>
-              <w:rPr>
-                <w:b/>
-                <w:color w:val="000000"/>
-                <w:sz w:val="21"/>
+          <w:tcPr/>
+          <w:p>
+            <w:pPr>
+              <w:pStyle w:val="Compact"/>
+            </w:pPr>
+            <w:r>
+              <w:rPr>
                 <w:lang w:val="vi-VN"/>
               </w:rPr>
               <w:t xml:space="preserve">Đường giả định</w:t>
@@ -4168,22 +3598,14 @@
           </w:p>
         </w:tc>
         <w:tc>
-          <w:tcPr>
-            <w:tcW w:type="dxa" w:w="1984"/>
-            <w:vAlign w:val="center"/>
-            <w:shd w:fill="E8EEF3"/>
-          </w:tcPr>
-          <w:p>
-            <w:pPr>
-              <w:pStyle w:val="Compact"/>
-              <w:spacing w:line="240" w:lineRule="auto" w:after="60" w:before="60"/>
+          <w:tcPr/>
+          <w:p>
+            <w:pPr>
+              <w:pStyle w:val="Compact"/>
               <w:jc w:val="right"/>
             </w:pPr>
             <w:r>
               <w:rPr>
-                <w:b/>
-                <w:color w:val="000000"/>
-                <w:sz w:val="21"/>
                 <w:lang w:val="vi-VN"/>
               </w:rPr>
               <w:t xml:space="preserve">Số hành động</w:t>
@@ -4191,22 +3613,14 @@
           </w:p>
         </w:tc>
         <w:tc>
-          <w:tcPr>
-            <w:tcW w:type="dxa" w:w="2721"/>
-            <w:vAlign w:val="center"/>
-            <w:shd w:fill="E8EEF3"/>
-          </w:tcPr>
-          <w:p>
-            <w:pPr>
-              <w:pStyle w:val="Compact"/>
-              <w:spacing w:line="240" w:lineRule="auto" w:after="60" w:before="60"/>
+          <w:tcPr/>
+          <w:p>
+            <w:pPr>
+              <w:pStyle w:val="Compact"/>
               <w:jc w:val="right"/>
             </w:pPr>
             <w:r>
               <w:rPr>
-                <w:b/>
-                <w:color w:val="000000"/>
-                <w:sz w:val="21"/>
                 <w:lang w:val="vi-VN"/>
               </w:rPr>
               <w:t xml:space="preserve">Tổng lượt tiếp xúc ô cam</w:t>
@@ -4214,22 +3628,14 @@
           </w:p>
         </w:tc>
         <w:tc>
-          <w:tcPr>
-            <w:tcW w:type="dxa" w:w="3005"/>
-            <w:vAlign w:val="center"/>
-            <w:shd w:fill="E8EEF3"/>
-          </w:tcPr>
-          <w:p>
-            <w:pPr>
-              <w:pStyle w:val="Compact"/>
-              <w:spacing w:line="240" w:lineRule="auto" w:after="60" w:before="60"/>
+          <w:tcPr/>
+          <w:p>
+            <w:pPr>
+              <w:pStyle w:val="Compact"/>
               <w:jc w:val="right"/>
             </w:pPr>
             <w:r>
               <w:rPr>
-                <w:b/>
-                <w:color w:val="000000"/>
-                <w:sz w:val="21"/>
                 <w:lang w:val="vi-VN"/>
               </w:rPr>
               <w:t xml:space="preserve">Tổng chi phí</w:t>
@@ -4238,23 +3644,14 @@
         </w:tc>
       </w:tr>
       <w:tr>
-        <w:trPr>
-          <w:cantSplit/>
-        </w:trPr>
-        <w:tc>
-          <w:tcPr>
-            <w:tcW w:type="dxa" w:w="1814"/>
-            <w:vAlign w:val="center"/>
-          </w:tcPr>
-          <w:p>
-            <w:pPr>
-              <w:pStyle w:val="Compact"/>
-              <w:spacing w:line="240" w:lineRule="auto" w:after="60" w:before="60"/>
-            </w:pPr>
-            <w:r>
-              <w:rPr>
-                <w:color w:val="000000"/>
-                <w:sz w:val="21"/>
+        <w:tc>
+          <w:tcPr/>
+          <w:p>
+            <w:pPr>
+              <w:pStyle w:val="Compact"/>
+            </w:pPr>
+            <w:r>
+              <w:rPr>
                 <w:lang w:val="vi-VN"/>
               </w:rPr>
               <w:t xml:space="preserve">A</w:t>
@@ -4262,20 +3659,14 @@
           </w:p>
         </w:tc>
         <w:tc>
-          <w:tcPr>
-            <w:tcW w:type="dxa" w:w="1984"/>
-            <w:vAlign w:val="center"/>
-          </w:tcPr>
-          <w:p>
-            <w:pPr>
-              <w:pStyle w:val="Compact"/>
-              <w:spacing w:line="240" w:lineRule="auto" w:after="60" w:before="60"/>
+          <w:tcPr/>
+          <w:p>
+            <w:pPr>
+              <w:pStyle w:val="Compact"/>
               <w:jc w:val="right"/>
             </w:pPr>
             <w:r>
               <w:rPr>
-                <w:color w:val="000000"/>
-                <w:sz w:val="21"/>
                 <w:lang w:val="vi-VN"/>
               </w:rPr>
               <w:t xml:space="preserve">6</w:t>
@@ -4283,20 +3674,14 @@
           </w:p>
         </w:tc>
         <w:tc>
-          <w:tcPr>
-            <w:tcW w:type="dxa" w:w="2721"/>
-            <w:vAlign w:val="center"/>
-          </w:tcPr>
-          <w:p>
-            <w:pPr>
-              <w:pStyle w:val="Compact"/>
-              <w:spacing w:line="240" w:lineRule="auto" w:after="60" w:before="60"/>
+          <w:tcPr/>
+          <w:p>
+            <w:pPr>
+              <w:pStyle w:val="Compact"/>
               <w:jc w:val="right"/>
             </w:pPr>
             <w:r>
               <w:rPr>
-                <w:color w:val="000000"/>
-                <w:sz w:val="21"/>
                 <w:lang w:val="vi-VN"/>
               </w:rPr>
               <w:t xml:space="preserve">6</w:t>
@@ -4304,20 +3689,14 @@
           </w:p>
         </w:tc>
         <w:tc>
-          <w:tcPr>
-            <w:tcW w:type="dxa" w:w="3005"/>
-            <w:vAlign w:val="center"/>
-          </w:tcPr>
-          <w:p>
-            <w:pPr>
-              <w:pStyle w:val="Compact"/>
-              <w:spacing w:line="240" w:lineRule="auto" w:after="60" w:before="60"/>
+          <w:tcPr/>
+          <w:p>
+            <w:pPr>
+              <w:pStyle w:val="Compact"/>
               <w:jc w:val="right"/>
             </w:pPr>
             <w:r>
               <w:rPr>
-                <w:color w:val="000000"/>
-                <w:sz w:val="21"/>
                 <w:lang w:val="vi-VN"/>
               </w:rPr>
               <w:t xml:space="preserve">9,0</w:t>
@@ -4326,23 +3705,14 @@
         </w:tc>
       </w:tr>
       <w:tr>
-        <w:trPr>
-          <w:cantSplit/>
-        </w:trPr>
-        <w:tc>
-          <w:tcPr>
-            <w:tcW w:type="dxa" w:w="1814"/>
-            <w:vAlign w:val="center"/>
-          </w:tcPr>
-          <w:p>
-            <w:pPr>
-              <w:pStyle w:val="Compact"/>
-              <w:spacing w:line="240" w:lineRule="auto" w:after="60" w:before="60"/>
-            </w:pPr>
-            <w:r>
-              <w:rPr>
-                <w:color w:val="000000"/>
-                <w:sz w:val="21"/>
+        <w:tc>
+          <w:tcPr/>
+          <w:p>
+            <w:pPr>
+              <w:pStyle w:val="Compact"/>
+            </w:pPr>
+            <w:r>
+              <w:rPr>
                 <w:lang w:val="vi-VN"/>
               </w:rPr>
               <w:t xml:space="preserve">B</w:t>
@@ -4350,20 +3720,14 @@
           </w:p>
         </w:tc>
         <w:tc>
-          <w:tcPr>
-            <w:tcW w:type="dxa" w:w="1984"/>
-            <w:vAlign w:val="center"/>
-          </w:tcPr>
-          <w:p>
-            <w:pPr>
-              <w:pStyle w:val="Compact"/>
-              <w:spacing w:line="240" w:lineRule="auto" w:after="60" w:before="60"/>
+          <w:tcPr/>
+          <w:p>
+            <w:pPr>
+              <w:pStyle w:val="Compact"/>
               <w:jc w:val="right"/>
             </w:pPr>
             <w:r>
               <w:rPr>
-                <w:color w:val="000000"/>
-                <w:sz w:val="21"/>
                 <w:lang w:val="vi-VN"/>
               </w:rPr>
               <w:t xml:space="preserve">8</w:t>
@@ -4371,20 +3735,14 @@
           </w:p>
         </w:tc>
         <w:tc>
-          <w:tcPr>
-            <w:tcW w:type="dxa" w:w="2721"/>
-            <w:vAlign w:val="center"/>
-          </w:tcPr>
-          <w:p>
-            <w:pPr>
-              <w:pStyle w:val="Compact"/>
-              <w:spacing w:line="240" w:lineRule="auto" w:after="60" w:before="60"/>
+          <w:tcPr/>
+          <w:p>
+            <w:pPr>
+              <w:pStyle w:val="Compact"/>
               <w:jc w:val="right"/>
             </w:pPr>
             <w:r>
               <w:rPr>
-                <w:color w:val="000000"/>
-                <w:sz w:val="21"/>
                 <w:lang w:val="vi-VN"/>
               </w:rPr>
               <w:t xml:space="preserve">0</w:t>
@@ -4392,20 +3750,14 @@
           </w:p>
         </w:tc>
         <w:tc>
-          <w:tcPr>
-            <w:tcW w:type="dxa" w:w="3005"/>
-            <w:vAlign w:val="center"/>
-          </w:tcPr>
-          <w:p>
-            <w:pPr>
-              <w:pStyle w:val="Compact"/>
-              <w:spacing w:line="240" w:lineRule="auto" w:after="60" w:before="60"/>
+          <w:tcPr/>
+          <w:p>
+            <w:pPr>
+              <w:pStyle w:val="Compact"/>
               <w:jc w:val="right"/>
             </w:pPr>
             <w:r>
               <w:rPr>
-                <w:color w:val="000000"/>
-                <w:sz w:val="21"/>
                 <w:lang w:val="vi-VN"/>
               </w:rPr>
               <w:t xml:space="preserve">8,0</w:t>
@@ -4417,7 +3769,6 @@
     <w:p>
       <w:pPr>
         <w:pStyle w:val="FirstParagraph"/>
-        <w:widowControl/>
       </w:pPr>
       <w:r>
         <w:rPr>
@@ -4429,21 +3780,19 @@
     <w:p>
       <w:pPr>
         <w:pStyle w:val="Heading1"/>
-        <w:widowControl/>
-      </w:pPr>
-      <w:bookmarkStart w:id="28" w:name="_3b9b22cdda63df59ba1e8d871bc5982eadf333e"/>
+      </w:pPr>
+      <w:bookmarkStart w:id="19" w:name="_3b9b22cdda63df59ba1e8d871bc5982eadf333e"/>
       <w:r>
         <w:rPr>
           <w:lang w:val="vi-VN"/>
         </w:rPr>
         <w:t xml:space="preserve">5 Chi phí đường đi và quy ước thực nghiệm</w:t>
       </w:r>
-      <w:bookmarkEnd w:id="28"/>
+      <w:bookmarkEnd w:id="19"/>
     </w:p>
     <w:p>
       <w:pPr>
         <w:pStyle w:val="FirstParagraph"/>
-        <w:widowControl/>
       </w:pPr>
       <w:r>
         <w:rPr>
@@ -4586,7 +3935,6 @@
     <w:p>
       <w:pPr>
         <w:pStyle w:val="BodyText"/>
-        <w:widowControl/>
       </w:pPr>
       <m:oMathPara>
         <m:oMathParaPr>
@@ -4786,7 +4134,6 @@
     <w:p>
       <w:pPr>
         <w:pStyle w:val="FirstParagraph"/>
-        <w:widowControl/>
       </w:pPr>
       <w:r>
         <w:rPr>
@@ -4879,7 +4226,6 @@
     <w:p>
       <w:pPr>
         <w:pStyle w:val="BodyText"/>
-        <w:widowControl/>
       </w:pPr>
       <w:r>
         <w:rPr>
@@ -5082,47 +4428,23 @@
         <w:tblW w:type="pct" w:w="5000"/>
         <w:tblLayout w:type="fixed"/>
         <w:tblLook w:firstRow="1" w:lastRow="0" w:firstColumn="0" w:lastColumn="0" w:noHBand="0" w:noVBand="0" w:val="0020"/>
-        <w:tblBorders>
-          <w:top w:val="single" w:sz="4" w:color="D9D9D9"/>
-          <w:left w:val="single" w:sz="4" w:color="D9D9D9"/>
-          <w:bottom w:val="single" w:sz="4" w:color="D9D9D9"/>
-          <w:right w:val="single" w:sz="4" w:color="D9D9D9"/>
-          <w:insideH w:val="single" w:sz="4" w:color="D9D9D9"/>
-          <w:insideV w:val="single" w:sz="4" w:color="D9D9D9"/>
-        </w:tblBorders>
-        <w:tblCellMar>
-          <w:top w:w="85" w:type="dxa"/>
-          <w:bottom w:w="85" w:type="dxa"/>
-          <w:left w:w="85" w:type="dxa"/>
-          <w:right w:w="85" w:type="dxa"/>
-        </w:tblCellMar>
       </w:tblPr>
       <w:tblGrid>
-        <w:gridCol w:w="2665"/>
-        <w:gridCol w:w="6860"/>
+        <w:gridCol w:w="3960"/>
+        <w:gridCol w:w="3960"/>
       </w:tblGrid>
       <w:tr>
         <w:trPr>
           <w:tblHeader w:val="on"/>
-          <w:cantSplit/>
-          <w:tblHeader/>
         </w:trPr>
         <w:tc>
-          <w:tcPr>
-            <w:tcW w:type="dxa" w:w="2665"/>
-            <w:vAlign w:val="center"/>
-            <w:shd w:fill="E8EEF3"/>
-          </w:tcPr>
-          <w:p>
-            <w:pPr>
-              <w:pStyle w:val="Compact"/>
-              <w:spacing w:line="240" w:lineRule="auto" w:after="60" w:before="60"/>
-            </w:pPr>
-            <w:r>
-              <w:rPr>
-                <w:b/>
-                <w:color w:val="000000"/>
-                <w:sz w:val="21"/>
+          <w:tcPr/>
+          <w:p>
+            <w:pPr>
+              <w:pStyle w:val="Compact"/>
+            </w:pPr>
+            <w:r>
+              <w:rPr>
                 <w:lang w:val="vi-VN"/>
               </w:rPr>
               <w:t xml:space="preserve">Trường</w:t>
@@ -5130,21 +4452,13 @@
           </w:p>
         </w:tc>
         <w:tc>
-          <w:tcPr>
-            <w:tcW w:type="dxa" w:w="6860"/>
-            <w:vAlign w:val="center"/>
-            <w:shd w:fill="E8EEF3"/>
-          </w:tcPr>
-          <w:p>
-            <w:pPr>
-              <w:pStyle w:val="Compact"/>
-              <w:spacing w:line="240" w:lineRule="auto" w:after="60" w:before="60"/>
-            </w:pPr>
-            <w:r>
-              <w:rPr>
-                <w:b/>
-                <w:color w:val="000000"/>
-                <w:sz w:val="21"/>
+          <w:tcPr/>
+          <w:p>
+            <w:pPr>
+              <w:pStyle w:val="Compact"/>
+            </w:pPr>
+            <w:r>
+              <w:rPr>
                 <w:lang w:val="vi-VN"/>
               </w:rPr>
               <w:t xml:space="preserve">Ý nghĩa tại phiên bản đối chiếu</w:t>
@@ -5153,40 +4467,27 @@
         </w:tc>
       </w:tr>
       <w:tr>
-        <w:trPr>
-          <w:cantSplit/>
-        </w:trPr>
-        <w:tc>
-          <w:tcPr>
-            <w:tcW w:type="dxa" w:w="2665"/>
-            <w:vAlign w:val="center"/>
-          </w:tcPr>
-          <w:p>
-            <w:pPr>
-              <w:pStyle w:val="Compact"/>
-              <w:spacing w:line="240" w:lineRule="auto" w:after="60" w:before="60"/>
+        <w:tc>
+          <w:tcPr/>
+          <w:p>
+            <w:pPr>
+              <w:pStyle w:val="Compact"/>
             </w:pPr>
             <w:r>
               <w:rPr>
                 <w:rStyle w:val="VerbatimChar"/>
-                <w:color w:val="000000"/>
-                <w:sz w:val="21"/>
                 <w:lang w:val="vi-VN"/>
               </w:rPr>
               <w:t xml:space="preserve">path_cost</w:t>
             </w:r>
             <w:r>
               <w:rPr>
-                <w:color w:val="000000"/>
-                <w:sz w:val="21"/>
                 <w:lang w:val="vi-VN"/>
               </w:rPr>
               <w:t xml:space="preserve"> </w:t>
             </w:r>
             <w:r>
               <w:rPr>
-                <w:color w:val="000000"/>
-                <w:sz w:val="21"/>
                 <w:lang w:val="vi-VN"/>
               </w:rPr>
               <w:t xml:space="preserve">trong CLI</w:t>
@@ -5194,19 +4495,13 @@
           </w:p>
         </w:tc>
         <w:tc>
-          <w:tcPr>
-            <w:tcW w:type="dxa" w:w="6860"/>
-            <w:vAlign w:val="center"/>
-          </w:tcPr>
-          <w:p>
-            <w:pPr>
-              <w:pStyle w:val="Compact"/>
-              <w:spacing w:line="240" w:lineRule="auto" w:after="60" w:before="60"/>
-            </w:pPr>
-            <w:r>
-              <w:rPr>
-                <w:color w:val="000000"/>
-                <w:sz w:val="21"/>
+          <w:tcPr/>
+          <w:p>
+            <w:pPr>
+              <w:pStyle w:val="Compact"/>
+            </w:pPr>
+            <w:r>
+              <w:rPr>
                 <w:lang w:val="vi-VN"/>
               </w:rPr>
               <w:t xml:space="preserve">Cost chung tính lại bằng replay cho cả bốn solver</w:t>
@@ -5215,40 +4510,27 @@
         </w:tc>
       </w:tr>
       <w:tr>
-        <w:trPr>
-          <w:cantSplit/>
-        </w:trPr>
-        <w:tc>
-          <w:tcPr>
-            <w:tcW w:type="dxa" w:w="2665"/>
-            <w:vAlign w:val="center"/>
-          </w:tcPr>
-          <w:p>
-            <w:pPr>
-              <w:pStyle w:val="Compact"/>
-              <w:spacing w:line="240" w:lineRule="auto" w:after="60" w:before="60"/>
+        <w:tc>
+          <w:tcPr/>
+          <w:p>
+            <w:pPr>
+              <w:pStyle w:val="Compact"/>
             </w:pPr>
             <w:r>
               <w:rPr>
                 <w:rStyle w:val="VerbatimChar"/>
-                <w:color w:val="000000"/>
-                <w:sz w:val="21"/>
                 <w:lang w:val="vi-VN"/>
               </w:rPr>
               <w:t xml:space="preserve">total_cost</w:t>
             </w:r>
             <w:r>
               <w:rPr>
-                <w:color w:val="000000"/>
-                <w:sz w:val="21"/>
                 <w:lang w:val="vi-VN"/>
               </w:rPr>
               <w:t xml:space="preserve"> </w:t>
             </w:r>
             <w:r>
               <w:rPr>
-                <w:color w:val="000000"/>
-                <w:sz w:val="21"/>
                 <w:lang w:val="vi-VN"/>
               </w:rPr>
               <w:t xml:space="preserve">gốc của UCS/A*</w:t>
@@ -5256,19 +4538,13 @@
           </w:p>
         </w:tc>
         <w:tc>
-          <w:tcPr>
-            <w:tcW w:type="dxa" w:w="6860"/>
-            <w:vAlign w:val="center"/>
-          </w:tcPr>
-          <w:p>
-            <w:pPr>
-              <w:pStyle w:val="Compact"/>
-              <w:spacing w:line="240" w:lineRule="auto" w:after="60" w:before="60"/>
-            </w:pPr>
-            <w:r>
-              <w:rPr>
-                <w:color w:val="000000"/>
-                <w:sz w:val="21"/>
+          <w:tcPr/>
+          <w:p>
+            <w:pPr>
+              <w:pStyle w:val="Compact"/>
+            </w:pPr>
+            <w:r>
+              <w:rPr>
                 <w:lang w:val="vi-VN"/>
               </w:rPr>
               <w:t xml:space="preserve">Cost có trọng số, cần khớp replay khi có lời giải</w:t>
@@ -5277,40 +4553,27 @@
         </w:tc>
       </w:tr>
       <w:tr>
-        <w:trPr>
-          <w:cantSplit/>
-        </w:trPr>
-        <w:tc>
-          <w:tcPr>
-            <w:tcW w:type="dxa" w:w="2665"/>
-            <w:vAlign w:val="center"/>
-          </w:tcPr>
-          <w:p>
-            <w:pPr>
-              <w:pStyle w:val="Compact"/>
-              <w:spacing w:line="240" w:lineRule="auto" w:after="60" w:before="60"/>
+        <w:tc>
+          <w:tcPr/>
+          <w:p>
+            <w:pPr>
+              <w:pStyle w:val="Compact"/>
             </w:pPr>
             <w:r>
               <w:rPr>
                 <w:rStyle w:val="VerbatimChar"/>
-                <w:color w:val="000000"/>
-                <w:sz w:val="21"/>
                 <w:lang w:val="vi-VN"/>
               </w:rPr>
               <w:t xml:space="preserve">total_cost</w:t>
             </w:r>
             <w:r>
               <w:rPr>
-                <w:color w:val="000000"/>
-                <w:sz w:val="21"/>
                 <w:lang w:val="vi-VN"/>
               </w:rPr>
               <w:t xml:space="preserve"> </w:t>
             </w:r>
             <w:r>
               <w:rPr>
-                <w:color w:val="000000"/>
-                <w:sz w:val="21"/>
                 <w:lang w:val="vi-VN"/>
               </w:rPr>
               <w:t xml:space="preserve">gốc của BFS/DFS</w:t>
@@ -5318,27 +4581,19 @@
           </w:p>
         </w:tc>
         <w:tc>
-          <w:tcPr>
-            <w:tcW w:type="dxa" w:w="6860"/>
-            <w:vAlign w:val="center"/>
-          </w:tcPr>
-          <w:p>
-            <w:pPr>
-              <w:pStyle w:val="Compact"/>
-              <w:spacing w:line="240" w:lineRule="auto" w:after="60" w:before="60"/>
-            </w:pPr>
-            <w:r>
-              <w:rPr>
-                <w:color w:val="000000"/>
-                <w:sz w:val="21"/>
+          <w:tcPr/>
+          <w:p>
+            <w:pPr>
+              <w:pStyle w:val="Compact"/>
+            </w:pPr>
+            <w:r>
+              <w:rPr>
                 <w:lang w:val="vi-VN"/>
               </w:rPr>
               <w:t xml:space="preserve">Số hành động lăn, bằng</w:t>
             </w:r>
             <w:r>
               <w:rPr>
-                <w:color w:val="000000"/>
-                <w:sz w:val="21"/>
                 <w:lang w:val="vi-VN"/>
               </w:rPr>
               <w:t xml:space="preserve"> </w:t>
@@ -5346,8 +4601,6 @@
             <w:r>
               <w:rPr>
                 <w:rStyle w:val="VerbatimChar"/>
-                <w:color w:val="000000"/>
-                <w:sz w:val="21"/>
                 <w:lang w:val="vi-VN"/>
               </w:rPr>
               <w:t xml:space="preserve">len(moves)</w:t>
@@ -5356,48 +4609,33 @@
         </w:tc>
       </w:tr>
       <w:tr>
-        <w:trPr>
-          <w:cantSplit/>
-        </w:trPr>
-        <w:tc>
-          <w:tcPr>
-            <w:tcW w:type="dxa" w:w="2665"/>
-            <w:vAlign w:val="center"/>
-          </w:tcPr>
-          <w:p>
-            <w:pPr>
-              <w:pStyle w:val="Compact"/>
-              <w:spacing w:line="240" w:lineRule="auto" w:after="60" w:before="60"/>
+        <w:tc>
+          <w:tcPr/>
+          <w:p>
+            <w:pPr>
+              <w:pStyle w:val="Compact"/>
             </w:pPr>
             <w:r>
               <w:rPr>
                 <w:rStyle w:val="VerbatimChar"/>
-                <w:color w:val="000000"/>
-                <w:sz w:val="21"/>
                 <w:lang w:val="vi-VN"/>
               </w:rPr>
               <w:t xml:space="preserve">len(moves)</w:t>
             </w:r>
             <w:r>
               <w:rPr>
-                <w:color w:val="000000"/>
-                <w:sz w:val="21"/>
                 <w:lang w:val="vi-VN"/>
               </w:rPr>
               <w:t xml:space="preserve"> </w:t>
             </w:r>
             <w:r>
               <w:rPr>
-                <w:color w:val="000000"/>
-                <w:sz w:val="21"/>
                 <w:lang w:val="vi-VN"/>
               </w:rPr>
               <w:t xml:space="preserve">và</w:t>
             </w:r>
             <w:r>
               <w:rPr>
-                <w:color w:val="000000"/>
-                <w:sz w:val="21"/>
                 <w:lang w:val="vi-VN"/>
               </w:rPr>
               <w:t xml:space="preserve"> </w:t>
@@ -5405,8 +4643,6 @@
             <w:r>
               <w:rPr>
                 <w:rStyle w:val="VerbatimChar"/>
-                <w:color w:val="000000"/>
-                <w:sz w:val="21"/>
                 <w:lang w:val="vi-VN"/>
               </w:rPr>
               <w:t xml:space="preserve">solution_length</w:t>
@@ -5414,19 +4650,13 @@
           </w:p>
         </w:tc>
         <w:tc>
-          <w:tcPr>
-            <w:tcW w:type="dxa" w:w="6860"/>
-            <w:vAlign w:val="center"/>
-          </w:tcPr>
-          <w:p>
-            <w:pPr>
-              <w:pStyle w:val="Compact"/>
-              <w:spacing w:line="240" w:lineRule="auto" w:after="60" w:before="60"/>
-            </w:pPr>
-            <w:r>
-              <w:rPr>
-                <w:color w:val="000000"/>
-                <w:sz w:val="21"/>
+          <w:tcPr/>
+          <w:p>
+            <w:pPr>
+              <w:pStyle w:val="Compact"/>
+            </w:pPr>
+            <w:r>
+              <w:rPr>
                 <w:lang w:val="vi-VN"/>
               </w:rPr>
               <w:t xml:space="preserve">Số cạnh lăn trong lời giải, gồm cả lệnh có tiền tố S</w:t>
@@ -5435,40 +4665,27 @@
         </w:tc>
       </w:tr>
       <w:tr>
-        <w:trPr>
-          <w:cantSplit/>
-        </w:trPr>
-        <w:tc>
-          <w:tcPr>
-            <w:tcW w:type="dxa" w:w="2665"/>
-            <w:vAlign w:val="center"/>
-          </w:tcPr>
-          <w:p>
-            <w:pPr>
-              <w:pStyle w:val="Compact"/>
-              <w:spacing w:line="240" w:lineRule="auto" w:after="60" w:before="60"/>
+        <w:tc>
+          <w:tcPr/>
+          <w:p>
+            <w:pPr>
+              <w:pStyle w:val="Compact"/>
             </w:pPr>
             <w:r>
               <w:rPr>
                 <w:rStyle w:val="VerbatimChar"/>
-                <w:color w:val="000000"/>
-                <w:sz w:val="21"/>
                 <w:lang w:val="vi-VN"/>
               </w:rPr>
               <w:t xml:space="preserve">rolling_steps</w:t>
             </w:r>
             <w:r>
               <w:rPr>
-                <w:color w:val="000000"/>
-                <w:sz w:val="21"/>
                 <w:lang w:val="vi-VN"/>
               </w:rPr>
               <w:t xml:space="preserve"> </w:t>
             </w:r>
             <w:r>
               <w:rPr>
-                <w:color w:val="000000"/>
-                <w:sz w:val="21"/>
                 <w:lang w:val="vi-VN"/>
               </w:rPr>
               <w:t xml:space="preserve">trong CLI</w:t>
@@ -5476,27 +4693,19 @@
           </w:p>
         </w:tc>
         <w:tc>
-          <w:tcPr>
-            <w:tcW w:type="dxa" w:w="6860"/>
-            <w:vAlign w:val="center"/>
-          </w:tcPr>
-          <w:p>
-            <w:pPr>
-              <w:pStyle w:val="Compact"/>
-              <w:spacing w:line="240" w:lineRule="auto" w:after="60" w:before="60"/>
-            </w:pPr>
-            <w:r>
-              <w:rPr>
-                <w:color w:val="000000"/>
-                <w:sz w:val="21"/>
+          <w:tcPr/>
+          <w:p>
+            <w:pPr>
+              <w:pStyle w:val="Compact"/>
+            </w:pPr>
+            <w:r>
+              <w:rPr>
                 <w:lang w:val="vi-VN"/>
               </w:rPr>
               <w:t xml:space="preserve">Bằng</w:t>
             </w:r>
             <w:r>
               <w:rPr>
-                <w:color w:val="000000"/>
-                <w:sz w:val="21"/>
                 <w:lang w:val="vi-VN"/>
               </w:rPr>
               <w:t xml:space="preserve"> </w:t>
@@ -5504,16 +4713,12 @@
             <w:r>
               <w:rPr>
                 <w:rStyle w:val="VerbatimChar"/>
-                <w:color w:val="000000"/>
-                <w:sz w:val="21"/>
                 <w:lang w:val="vi-VN"/>
               </w:rPr>
               <w:t xml:space="preserve">len(moves)</w:t>
             </w:r>
             <w:r>
               <w:rPr>
-                <w:color w:val="000000"/>
-                <w:sz w:val="21"/>
                 <w:lang w:val="vi-VN"/>
               </w:rPr>
               <w:t xml:space="preserve">, cùng ý nghĩa số bước lăn</w:t>
@@ -5522,40 +4727,27 @@
         </w:tc>
       </w:tr>
       <w:tr>
-        <w:trPr>
-          <w:cantSplit/>
-        </w:trPr>
-        <w:tc>
-          <w:tcPr>
-            <w:tcW w:type="dxa" w:w="2665"/>
-            <w:vAlign w:val="center"/>
-          </w:tcPr>
-          <w:p>
-            <w:pPr>
-              <w:pStyle w:val="Compact"/>
-              <w:spacing w:line="240" w:lineRule="auto" w:after="60" w:before="60"/>
+        <w:tc>
+          <w:tcPr/>
+          <w:p>
+            <w:pPr>
+              <w:pStyle w:val="Compact"/>
             </w:pPr>
             <w:r>
               <w:rPr>
                 <w:rStyle w:val="VerbatimChar"/>
-                <w:color w:val="000000"/>
-                <w:sz w:val="21"/>
                 <w:lang w:val="vi-VN"/>
               </w:rPr>
               <w:t xml:space="preserve">total_cost</w:t>
             </w:r>
             <w:r>
               <w:rPr>
-                <w:color w:val="000000"/>
-                <w:sz w:val="21"/>
                 <w:lang w:val="vi-VN"/>
               </w:rPr>
               <w:t xml:space="preserve"> </w:t>
             </w:r>
             <w:r>
               <w:rPr>
-                <w:color w:val="000000"/>
-                <w:sz w:val="21"/>
                 <w:lang w:val="vi-VN"/>
               </w:rPr>
               <w:t xml:space="preserve">của GUI benchmark</w:t>
@@ -5563,19 +4755,13 @@
           </w:p>
         </w:tc>
         <w:tc>
-          <w:tcPr>
-            <w:tcW w:type="dxa" w:w="6860"/>
-            <w:vAlign w:val="center"/>
-          </w:tcPr>
-          <w:p>
-            <w:pPr>
-              <w:pStyle w:val="Compact"/>
-              <w:spacing w:line="240" w:lineRule="auto" w:after="60" w:before="60"/>
-            </w:pPr>
-            <w:r>
-              <w:rPr>
-                <w:color w:val="000000"/>
-                <w:sz w:val="21"/>
+          <w:tcPr/>
+          <w:p>
+            <w:pPr>
+              <w:pStyle w:val="Compact"/>
+            </w:pPr>
+            <w:r>
+              <w:rPr>
                 <w:lang w:val="vi-VN"/>
               </w:rPr>
               <w:t xml:space="preserve">Cost chung đã tính lại</w:t>
@@ -5584,40 +4770,27 @@
         </w:tc>
       </w:tr>
       <w:tr>
-        <w:trPr>
-          <w:cantSplit/>
-        </w:trPr>
-        <w:tc>
-          <w:tcPr>
-            <w:tcW w:type="dxa" w:w="2665"/>
-            <w:vAlign w:val="center"/>
-          </w:tcPr>
-          <w:p>
-            <w:pPr>
-              <w:pStyle w:val="Compact"/>
-              <w:spacing w:line="240" w:lineRule="auto" w:after="60" w:before="60"/>
+        <w:tc>
+          <w:tcPr/>
+          <w:p>
+            <w:pPr>
+              <w:pStyle w:val="Compact"/>
             </w:pPr>
             <w:r>
               <w:rPr>
                 <w:rStyle w:val="VerbatimChar"/>
-                <w:color w:val="000000"/>
-                <w:sz w:val="21"/>
                 <w:lang w:val="vi-VN"/>
               </w:rPr>
               <w:t xml:space="preserve">solver_reported_cost</w:t>
             </w:r>
             <w:r>
               <w:rPr>
-                <w:color w:val="000000"/>
-                <w:sz w:val="21"/>
                 <w:lang w:val="vi-VN"/>
               </w:rPr>
               <w:t xml:space="preserve"> </w:t>
             </w:r>
             <w:r>
               <w:rPr>
-                <w:color w:val="000000"/>
-                <w:sz w:val="21"/>
                 <w:lang w:val="vi-VN"/>
               </w:rPr>
               <w:t xml:space="preserve">của GUI benchmark</w:t>
@@ -5625,27 +4798,19 @@
           </w:p>
         </w:tc>
         <w:tc>
-          <w:tcPr>
-            <w:tcW w:type="dxa" w:w="6860"/>
-            <w:vAlign w:val="center"/>
-          </w:tcPr>
-          <w:p>
-            <w:pPr>
-              <w:pStyle w:val="Compact"/>
-              <w:spacing w:line="240" w:lineRule="auto" w:after="60" w:before="60"/>
-            </w:pPr>
-            <w:r>
-              <w:rPr>
-                <w:color w:val="000000"/>
-                <w:sz w:val="21"/>
+          <w:tcPr/>
+          <w:p>
+            <w:pPr>
+              <w:pStyle w:val="Compact"/>
+            </w:pPr>
+            <w:r>
+              <w:rPr>
                 <w:lang w:val="vi-VN"/>
               </w:rPr>
               <w:t xml:space="preserve">Giá trị</w:t>
             </w:r>
             <w:r>
               <w:rPr>
-                <w:color w:val="000000"/>
-                <w:sz w:val="21"/>
                 <w:lang w:val="vi-VN"/>
               </w:rPr>
               <w:t xml:space="preserve"> </w:t>
@@ -5653,24 +4818,18 @@
             <w:r>
               <w:rPr>
                 <w:rStyle w:val="VerbatimChar"/>
-                <w:color w:val="000000"/>
-                <w:sz w:val="21"/>
                 <w:lang w:val="vi-VN"/>
               </w:rPr>
               <w:t xml:space="preserve">total_cost</w:t>
             </w:r>
             <w:r>
               <w:rPr>
-                <w:color w:val="000000"/>
-                <w:sz w:val="21"/>
                 <w:lang w:val="vi-VN"/>
               </w:rPr>
               <w:t xml:space="preserve"> </w:t>
             </w:r>
             <w:r>
               <w:rPr>
-                <w:color w:val="000000"/>
-                <w:sz w:val="21"/>
                 <w:lang w:val="vi-VN"/>
               </w:rPr>
               <w:t xml:space="preserve">gốc mà solver trả</w:t>
@@ -5682,7 +4841,6 @@
     <w:p>
       <w:pPr>
         <w:pStyle w:val="FirstParagraph"/>
-        <w:widowControl/>
       </w:pPr>
       <w:r>
         <w:rPr>
@@ -5832,7 +4990,6 @@
     <w:p>
       <w:pPr>
         <w:pStyle w:val="BodyText"/>
-        <w:widowControl/>
       </w:pPr>
       <w:r>
         <w:rPr>
@@ -5888,21 +5045,19 @@
     <w:p>
       <w:pPr>
         <w:pStyle w:val="Heading1"/>
-        <w:widowControl/>
-      </w:pPr>
-      <w:bookmarkStart w:id="29" w:name="_0fd034537e4f66fccbe9a4f9c9b28bc4eb110d9"/>
+      </w:pPr>
+      <w:bookmarkStart w:id="20" w:name="_0fd034537e4f66fccbe9a4f9c9b28bc4eb110d9"/>
       <w:r>
         <w:rPr>
           <w:lang w:val="vi-VN"/>
         </w:rPr>
         <w:t xml:space="preserve">6 Chi phí và tính tối ưu</w:t>
       </w:r>
-      <w:bookmarkEnd w:id="29"/>
+      <w:bookmarkEnd w:id="20"/>
     </w:p>
     <w:p>
       <w:pPr>
         <w:pStyle w:val="FirstParagraph"/>
-        <w:widowControl/>
       </w:pPr>
       <w:r>
         <w:rPr>
@@ -5990,7 +5145,6 @@
     <w:p>
       <w:pPr>
         <w:pStyle w:val="BodyText"/>
-        <w:widowControl/>
       </w:pPr>
       <w:r>
         <w:rPr>
@@ -6046,7 +5200,6 @@
     <w:p>
       <w:pPr>
         <w:pStyle w:val="BodyText"/>
-        <w:widowControl/>
       </w:pPr>
       <w:r>
         <w:rPr>
@@ -6115,35 +5268,32 @@
     <w:p>
       <w:pPr>
         <w:pStyle w:val="Heading1"/>
-        <w:widowControl/>
-      </w:pPr>
-      <w:bookmarkStart w:id="30" w:name="_1f1c148edf690ce0a7fa3ed11961763ae6b0c4b"/>
+      </w:pPr>
+      <w:bookmarkStart w:id="21" w:name="_1f1c148edf690ce0a7fa3ed11961763ae6b0c4b"/>
       <w:r>
         <w:rPr>
           <w:lang w:val="vi-VN"/>
         </w:rPr>
         <w:t xml:space="preserve">7 Đối chiếu tài liệu và trạng thái bàn giao</w:t>
       </w:r>
-      <w:bookmarkEnd w:id="30"/>
+      <w:bookmarkEnd w:id="21"/>
     </w:p>
     <w:p>
       <w:pPr>
         <w:pStyle w:val="Heading2"/>
-        <w:widowControl/>
-      </w:pPr>
-      <w:bookmarkStart w:id="31" w:name="_4d8ca8fa31a93f1b026ecd68e1122a2bb074070"/>
+      </w:pPr>
+      <w:bookmarkStart w:id="22" w:name="_4d8ca8fa31a93f1b026ecd68e1122a2bb074070"/>
       <w:r>
         <w:rPr>
           <w:lang w:val="vi-VN"/>
         </w:rPr>
         <w:t xml:space="preserve">7.1 Nội dung khớp và điểm cần thống nhất</w:t>
       </w:r>
-      <w:bookmarkEnd w:id="31"/>
+      <w:bookmarkEnd w:id="22"/>
     </w:p>
     <w:p>
       <w:pPr>
         <w:pStyle w:val="FirstParagraph"/>
-        <w:widowControl/>
       </w:pPr>
       <w:r>
         <w:rPr>
@@ -6256,7 +5406,6 @@
     <w:p>
       <w:pPr>
         <w:pStyle w:val="BodyText"/>
-        <w:widowControl/>
       </w:pPr>
       <w:r>
         <w:rPr>
@@ -6287,21 +5436,19 @@
     <w:p>
       <w:pPr>
         <w:pStyle w:val="Heading2"/>
-        <w:widowControl/>
-      </w:pPr>
-      <w:bookmarkStart w:id="32" w:name="_e7eff3f5ef0183167d84133fe5248bf322c3410"/>
+      </w:pPr>
+      <w:bookmarkStart w:id="23" w:name="_e7eff3f5ef0183167d84133fe5248bf322c3410"/>
       <w:r>
         <w:rPr>
           <w:lang w:val="vi-VN"/>
         </w:rPr>
         <w:t xml:space="preserve">7.2 Ảnh hưởng tới mốc kiểm thử</w:t>
       </w:r>
-      <w:bookmarkEnd w:id="32"/>
+      <w:bookmarkEnd w:id="23"/>
     </w:p>
     <w:p>
       <w:pPr>
         <w:pStyle w:val="FirstParagraph"/>
-        <w:widowControl/>
       </w:pPr>
       <w:r>
         <w:rPr>
@@ -6339,51 +5486,26 @@
       <w:tblPr>
         <w:tblStyle w:val="Table"/>
         <w:tblW w:type="auto" w:w="0"/>
-        <w:tblLayout w:type="fixed"/>
         <w:tblLook w:firstRow="1" w:lastRow="0" w:firstColumn="0" w:lastColumn="0" w:noHBand="0" w:noVBand="0" w:val="0020"/>
-        <w:tblBorders>
-          <w:top w:val="single" w:sz="4" w:color="D9D9D9"/>
-          <w:left w:val="single" w:sz="4" w:color="D9D9D9"/>
-          <w:bottom w:val="single" w:sz="4" w:color="D9D9D9"/>
-          <w:right w:val="single" w:sz="4" w:color="D9D9D9"/>
-          <w:insideH w:val="single" w:sz="4" w:color="D9D9D9"/>
-          <w:insideV w:val="single" w:sz="4" w:color="D9D9D9"/>
-        </w:tblBorders>
-        <w:tblCellMar>
-          <w:top w:w="85" w:type="dxa"/>
-          <w:bottom w:w="85" w:type="dxa"/>
-          <w:left w:w="85" w:type="dxa"/>
-          <w:right w:w="85" w:type="dxa"/>
-        </w:tblCellMar>
       </w:tblPr>
       <w:tblGrid>
-        <w:gridCol w:w="907"/>
-        <w:gridCol w:w="1644"/>
-        <w:gridCol w:w="1984"/>
-        <w:gridCol w:w="4989"/>
+        <w:gridCol w:w="1980"/>
+        <w:gridCol w:w="1980"/>
+        <w:gridCol w:w="1980"/>
+        <w:gridCol w:w="1980"/>
       </w:tblGrid>
       <w:tr>
         <w:trPr>
           <w:tblHeader w:val="on"/>
-          <w:cantSplit/>
-          <w:tblHeader/>
         </w:trPr>
         <w:tc>
-          <w:tcPr>
-            <w:tcW w:type="dxa" w:w="907"/>
-            <w:vAlign w:val="center"/>
-            <w:shd w:fill="E8EEF3"/>
-          </w:tcPr>
-          <w:p>
-            <w:pPr>
-              <w:pStyle w:val="Compact"/>
-              <w:spacing w:line="240" w:lineRule="auto" w:after="60" w:before="60"/>
-            </w:pPr>
-            <w:r>
-              <w:rPr>
-                <w:b/>
-                <w:color w:val="000000"/>
-                <w:sz w:val="21"/>
+          <w:tcPr/>
+          <w:p>
+            <w:pPr>
+              <w:pStyle w:val="Compact"/>
+            </w:pPr>
+            <w:r>
+              <w:rPr>
                 <w:lang w:val="vi-VN"/>
               </w:rPr>
               <w:t xml:space="preserve">Ca</w:t>
@@ -6391,22 +5513,14 @@
           </w:p>
         </w:tc>
         <w:tc>
-          <w:tcPr>
-            <w:tcW w:type="dxa" w:w="1644"/>
-            <w:vAlign w:val="center"/>
-            <w:shd w:fill="E8EEF3"/>
-          </w:tcPr>
-          <w:p>
-            <w:pPr>
-              <w:pStyle w:val="Compact"/>
-              <w:spacing w:line="240" w:lineRule="auto" w:after="60" w:before="60"/>
+          <w:tcPr/>
+          <w:p>
+            <w:pPr>
+              <w:pStyle w:val="Compact"/>
               <w:jc w:val="right"/>
             </w:pPr>
             <w:r>
               <w:rPr>
-                <w:b/>
-                <w:color w:val="000000"/>
-                <w:sz w:val="21"/>
                 <w:lang w:val="vi-VN"/>
               </w:rPr>
               <w:t xml:space="preserve">Cost cũ</w:t>
@@ -6414,22 +5528,14 @@
           </w:p>
         </w:tc>
         <w:tc>
-          <w:tcPr>
-            <w:tcW w:type="dxa" w:w="1984"/>
-            <w:vAlign w:val="center"/>
-            <w:shd w:fill="E8EEF3"/>
-          </w:tcPr>
-          <w:p>
-            <w:pPr>
-              <w:pStyle w:val="Compact"/>
-              <w:spacing w:line="240" w:lineRule="auto" w:after="60" w:before="60"/>
+          <w:tcPr/>
+          <w:p>
+            <w:pPr>
+              <w:pStyle w:val="Compact"/>
               <w:jc w:val="right"/>
             </w:pPr>
             <w:r>
               <w:rPr>
-                <w:b/>
-                <w:color w:val="000000"/>
-                <w:sz w:val="21"/>
                 <w:lang w:val="vi-VN"/>
               </w:rPr>
               <w:t xml:space="preserve">Cost hiện tại</w:t>
@@ -6437,21 +5543,13 @@
           </w:p>
         </w:tc>
         <w:tc>
-          <w:tcPr>
-            <w:tcW w:type="dxa" w:w="4989"/>
-            <w:vAlign w:val="center"/>
-            <w:shd w:fill="E8EEF3"/>
-          </w:tcPr>
-          <w:p>
-            <w:pPr>
-              <w:pStyle w:val="Compact"/>
-              <w:spacing w:line="240" w:lineRule="auto" w:after="60" w:before="60"/>
-            </w:pPr>
-            <w:r>
-              <w:rPr>
-                <w:b/>
-                <w:color w:val="000000"/>
-                <w:sz w:val="21"/>
+          <w:tcPr/>
+          <w:p>
+            <w:pPr>
+              <w:pStyle w:val="Compact"/>
+            </w:pPr>
+            <w:r>
+              <w:rPr>
                 <w:lang w:val="vi-VN"/>
               </w:rPr>
               <w:t xml:space="preserve">Ghi chú</w:t>
@@ -6460,23 +5558,14 @@
         </w:tc>
       </w:tr>
       <w:tr>
-        <w:trPr>
-          <w:cantSplit/>
-        </w:trPr>
-        <w:tc>
-          <w:tcPr>
-            <w:tcW w:type="dxa" w:w="907"/>
-            <w:vAlign w:val="center"/>
-          </w:tcPr>
-          <w:p>
-            <w:pPr>
-              <w:pStyle w:val="Compact"/>
-              <w:spacing w:line="240" w:lineRule="auto" w:after="60" w:before="60"/>
-            </w:pPr>
-            <w:r>
-              <w:rPr>
-                <w:color w:val="000000"/>
-                <w:sz w:val="21"/>
+        <w:tc>
+          <w:tcPr/>
+          <w:p>
+            <w:pPr>
+              <w:pStyle w:val="Compact"/>
+            </w:pPr>
+            <w:r>
+              <w:rPr>
                 <w:lang w:val="vi-VN"/>
               </w:rPr>
               <w:t xml:space="preserve">2 và T2</w:t>
@@ -6484,20 +5573,14 @@
           </w:p>
         </w:tc>
         <w:tc>
-          <w:tcPr>
-            <w:tcW w:type="dxa" w:w="1644"/>
-            <w:vAlign w:val="center"/>
-          </w:tcPr>
-          <w:p>
-            <w:pPr>
-              <w:pStyle w:val="Compact"/>
-              <w:spacing w:line="240" w:lineRule="auto" w:after="60" w:before="60"/>
+          <w:tcPr/>
+          <w:p>
+            <w:pPr>
+              <w:pStyle w:val="Compact"/>
               <w:jc w:val="right"/>
             </w:pPr>
             <w:r>
               <w:rPr>
-                <w:color w:val="000000"/>
-                <w:sz w:val="21"/>
                 <w:lang w:val="vi-VN"/>
               </w:rPr>
               <w:t xml:space="preserve">7,5</w:t>
@@ -6505,20 +5588,14 @@
           </w:p>
         </w:tc>
         <w:tc>
-          <w:tcPr>
-            <w:tcW w:type="dxa" w:w="1984"/>
-            <w:vAlign w:val="center"/>
-          </w:tcPr>
-          <w:p>
-            <w:pPr>
-              <w:pStyle w:val="Compact"/>
-              <w:spacing w:line="240" w:lineRule="auto" w:after="60" w:before="60"/>
+          <w:tcPr/>
+          <w:p>
+            <w:pPr>
+              <w:pStyle w:val="Compact"/>
               <w:jc w:val="right"/>
             </w:pPr>
             <w:r>
               <w:rPr>
-                <w:color w:val="000000"/>
-                <w:sz w:val="21"/>
                 <w:lang w:val="vi-VN"/>
               </w:rPr>
               <w:t xml:space="preserve">7,5</w:t>
@@ -6526,19 +5603,13 @@
           </w:p>
         </w:tc>
         <w:tc>
-          <w:tcPr>
-            <w:tcW w:type="dxa" w:w="4989"/>
-            <w:vAlign w:val="center"/>
-          </w:tcPr>
-          <w:p>
-            <w:pPr>
-              <w:pStyle w:val="Compact"/>
-              <w:spacing w:line="240" w:lineRule="auto" w:after="60" w:before="60"/>
-            </w:pPr>
-            <w:r>
-              <w:rPr>
-                <w:color w:val="000000"/>
-                <w:sz w:val="21"/>
+          <w:tcPr/>
+          <w:p>
+            <w:pPr>
+              <w:pStyle w:val="Compact"/>
+            </w:pPr>
+            <w:r>
+              <w:rPr>
                 <w:lang w:val="vi-VN"/>
               </w:rPr>
               <w:t xml:space="preserve">Không đổi</w:t>
@@ -6547,23 +5618,14 @@
         </w:tc>
       </w:tr>
       <w:tr>
-        <w:trPr>
-          <w:cantSplit/>
-        </w:trPr>
-        <w:tc>
-          <w:tcPr>
-            <w:tcW w:type="dxa" w:w="907"/>
-            <w:vAlign w:val="center"/>
-          </w:tcPr>
-          <w:p>
-            <w:pPr>
-              <w:pStyle w:val="Compact"/>
-              <w:spacing w:line="240" w:lineRule="auto" w:after="60" w:before="60"/>
-            </w:pPr>
-            <w:r>
-              <w:rPr>
-                <w:color w:val="000000"/>
-                <w:sz w:val="21"/>
+        <w:tc>
+          <w:tcPr/>
+          <w:p>
+            <w:pPr>
+              <w:pStyle w:val="Compact"/>
+            </w:pPr>
+            <w:r>
+              <w:rPr>
                 <w:lang w:val="vi-VN"/>
               </w:rPr>
               <w:t xml:space="preserve">4</w:t>
@@ -6571,20 +5633,14 @@
           </w:p>
         </w:tc>
         <w:tc>
-          <w:tcPr>
-            <w:tcW w:type="dxa" w:w="1644"/>
-            <w:vAlign w:val="center"/>
-          </w:tcPr>
-          <w:p>
-            <w:pPr>
-              <w:pStyle w:val="Compact"/>
-              <w:spacing w:line="240" w:lineRule="auto" w:after="60" w:before="60"/>
+          <w:tcPr/>
+          <w:p>
+            <w:pPr>
+              <w:pStyle w:val="Compact"/>
               <w:jc w:val="right"/>
             </w:pPr>
             <w:r>
               <w:rPr>
-                <w:color w:val="000000"/>
-                <w:sz w:val="21"/>
                 <w:lang w:val="vi-VN"/>
               </w:rPr>
               <w:t xml:space="preserve">17,5</w:t>
@@ -6592,20 +5648,14 @@
           </w:p>
         </w:tc>
         <w:tc>
-          <w:tcPr>
-            <w:tcW w:type="dxa" w:w="1984"/>
-            <w:vAlign w:val="center"/>
-          </w:tcPr>
-          <w:p>
-            <w:pPr>
-              <w:pStyle w:val="Compact"/>
-              <w:spacing w:line="240" w:lineRule="auto" w:after="60" w:before="60"/>
+          <w:tcPr/>
+          <w:p>
+            <w:pPr>
+              <w:pStyle w:val="Compact"/>
               <w:jc w:val="right"/>
             </w:pPr>
             <w:r>
               <w:rPr>
-                <w:color w:val="000000"/>
-                <w:sz w:val="21"/>
                 <w:lang w:val="vi-VN"/>
               </w:rPr>
               <w:t xml:space="preserve">16,5</w:t>
@@ -6613,19 +5663,13 @@
           </w:p>
         </w:tc>
         <w:tc>
-          <w:tcPr>
-            <w:tcW w:type="dxa" w:w="4989"/>
-            <w:vAlign w:val="center"/>
-          </w:tcPr>
-          <w:p>
-            <w:pPr>
-              <w:pStyle w:val="Compact"/>
-              <w:spacing w:line="240" w:lineRule="auto" w:after="60" w:before="60"/>
-            </w:pPr>
-            <w:r>
-              <w:rPr>
-                <w:color w:val="000000"/>
-                <w:sz w:val="21"/>
+          <w:tcPr/>
+          <w:p>
+            <w:pPr>
+              <w:pStyle w:val="Compact"/>
+            </w:pPr>
+            <w:r>
+              <w:rPr>
                 <w:lang w:val="vi-VN"/>
               </w:rPr>
               <w:t xml:space="preserve">16 hành động, có một lệnh SUP</w:t>
@@ -6634,23 +5678,14 @@
         </w:tc>
       </w:tr>
       <w:tr>
-        <w:trPr>
-          <w:cantSplit/>
-        </w:trPr>
-        <w:tc>
-          <w:tcPr>
-            <w:tcW w:type="dxa" w:w="907"/>
-            <w:vAlign w:val="center"/>
-          </w:tcPr>
-          <w:p>
-            <w:pPr>
-              <w:pStyle w:val="Compact"/>
-              <w:spacing w:line="240" w:lineRule="auto" w:after="60" w:before="60"/>
-            </w:pPr>
-            <w:r>
-              <w:rPr>
-                <w:color w:val="000000"/>
-                <w:sz w:val="21"/>
+        <w:tc>
+          <w:tcPr/>
+          <w:p>
+            <w:pPr>
+              <w:pStyle w:val="Compact"/>
+            </w:pPr>
+            <w:r>
+              <w:rPr>
                 <w:lang w:val="vi-VN"/>
               </w:rPr>
               <w:t xml:space="preserve">10</w:t>
@@ -6658,20 +5693,14 @@
           </w:p>
         </w:tc>
         <w:tc>
-          <w:tcPr>
-            <w:tcW w:type="dxa" w:w="1644"/>
-            <w:vAlign w:val="center"/>
-          </w:tcPr>
-          <w:p>
-            <w:pPr>
-              <w:pStyle w:val="Compact"/>
-              <w:spacing w:line="240" w:lineRule="auto" w:after="60" w:before="60"/>
+          <w:tcPr/>
+          <w:p>
+            <w:pPr>
+              <w:pStyle w:val="Compact"/>
               <w:jc w:val="right"/>
             </w:pPr>
             <w:r>
               <w:rPr>
-                <w:color w:val="000000"/>
-                <w:sz w:val="21"/>
                 <w:lang w:val="vi-VN"/>
               </w:rPr>
               <w:t xml:space="preserve">22</w:t>
@@ -6679,20 +5708,14 @@
           </w:p>
         </w:tc>
         <w:tc>
-          <w:tcPr>
-            <w:tcW w:type="dxa" w:w="1984"/>
-            <w:vAlign w:val="center"/>
-          </w:tcPr>
-          <w:p>
-            <w:pPr>
-              <w:pStyle w:val="Compact"/>
-              <w:spacing w:line="240" w:lineRule="auto" w:after="60" w:before="60"/>
+          <w:tcPr/>
+          <w:p>
+            <w:pPr>
+              <w:pStyle w:val="Compact"/>
               <w:jc w:val="right"/>
             </w:pPr>
             <w:r>
               <w:rPr>
-                <w:color w:val="000000"/>
-                <w:sz w:val="21"/>
                 <w:lang w:val="vi-VN"/>
               </w:rPr>
               <w:t xml:space="preserve">20</w:t>
@@ -6700,19 +5723,13 @@
           </w:p>
         </w:tc>
         <w:tc>
-          <w:tcPr>
-            <w:tcW w:type="dxa" w:w="4989"/>
-            <w:vAlign w:val="center"/>
-          </w:tcPr>
-          <w:p>
-            <w:pPr>
-              <w:pStyle w:val="Compact"/>
-              <w:spacing w:line="240" w:lineRule="auto" w:after="60" w:before="60"/>
-            </w:pPr>
-            <w:r>
-              <w:rPr>
-                <w:color w:val="000000"/>
-                <w:sz w:val="21"/>
+          <w:tcPr/>
+          <w:p>
+            <w:pPr>
+              <w:pStyle w:val="Compact"/>
+            </w:pPr>
+            <w:r>
+              <w:rPr>
                 <w:lang w:val="vi-VN"/>
               </w:rPr>
               <w:t xml:space="preserve">Đổi khối gộp với hướng lăn</w:t>
@@ -6721,23 +5738,14 @@
         </w:tc>
       </w:tr>
       <w:tr>
-        <w:trPr>
-          <w:cantSplit/>
-        </w:trPr>
-        <w:tc>
-          <w:tcPr>
-            <w:tcW w:type="dxa" w:w="907"/>
-            <w:vAlign w:val="center"/>
-          </w:tcPr>
-          <w:p>
-            <w:pPr>
-              <w:pStyle w:val="Compact"/>
-              <w:spacing w:line="240" w:lineRule="auto" w:after="60" w:before="60"/>
-            </w:pPr>
-            <w:r>
-              <w:rPr>
-                <w:color w:val="000000"/>
-                <w:sz w:val="21"/>
+        <w:tc>
+          <w:tcPr/>
+          <w:p>
+            <w:pPr>
+              <w:pStyle w:val="Compact"/>
+            </w:pPr>
+            <w:r>
+              <w:rPr>
                 <w:lang w:val="vi-VN"/>
               </w:rPr>
               <w:t xml:space="preserve">17</w:t>
@@ -6745,20 +5753,14 @@
           </w:p>
         </w:tc>
         <w:tc>
-          <w:tcPr>
-            <w:tcW w:type="dxa" w:w="1644"/>
-            <w:vAlign w:val="center"/>
-          </w:tcPr>
-          <w:p>
-            <w:pPr>
-              <w:pStyle w:val="Compact"/>
-              <w:spacing w:line="240" w:lineRule="auto" w:after="60" w:before="60"/>
+          <w:tcPr/>
+          <w:p>
+            <w:pPr>
+              <w:pStyle w:val="Compact"/>
               <w:jc w:val="right"/>
             </w:pPr>
             <w:r>
               <w:rPr>
-                <w:color w:val="000000"/>
-                <w:sz w:val="21"/>
                 <w:lang w:val="vi-VN"/>
               </w:rPr>
               <w:t xml:space="preserve">24</w:t>
@@ -6766,20 +5768,14 @@
           </w:p>
         </w:tc>
         <w:tc>
-          <w:tcPr>
-            <w:tcW w:type="dxa" w:w="1984"/>
-            <w:vAlign w:val="center"/>
-          </w:tcPr>
-          <w:p>
-            <w:pPr>
-              <w:pStyle w:val="Compact"/>
-              <w:spacing w:line="240" w:lineRule="auto" w:after="60" w:before="60"/>
+          <w:tcPr/>
+          <w:p>
+            <w:pPr>
+              <w:pStyle w:val="Compact"/>
               <w:jc w:val="right"/>
             </w:pPr>
             <w:r>
               <w:rPr>
-                <w:color w:val="000000"/>
-                <w:sz w:val="21"/>
                 <w:lang w:val="vi-VN"/>
               </w:rPr>
               <w:t xml:space="preserve">22</w:t>
@@ -6787,19 +5783,13 @@
           </w:p>
         </w:tc>
         <w:tc>
-          <w:tcPr>
-            <w:tcW w:type="dxa" w:w="4989"/>
-            <w:vAlign w:val="center"/>
-          </w:tcPr>
-          <w:p>
-            <w:pPr>
-              <w:pStyle w:val="Compact"/>
-              <w:spacing w:line="240" w:lineRule="auto" w:after="60" w:before="60"/>
-            </w:pPr>
-            <w:r>
-              <w:rPr>
-                <w:color w:val="000000"/>
-                <w:sz w:val="21"/>
+          <w:tcPr/>
+          <w:p>
+            <w:pPr>
+              <w:pStyle w:val="Compact"/>
+            </w:pPr>
+            <w:r>
+              <w:rPr>
                 <w:lang w:val="vi-VN"/>
               </w:rPr>
               <w:t xml:space="preserve">Đổi khối gộp với hướng lăn</w:t>
@@ -6808,23 +5798,14 @@
         </w:tc>
       </w:tr>
       <w:tr>
-        <w:trPr>
-          <w:cantSplit/>
-        </w:trPr>
-        <w:tc>
-          <w:tcPr>
-            <w:tcW w:type="dxa" w:w="907"/>
-            <w:vAlign w:val="center"/>
-          </w:tcPr>
-          <w:p>
-            <w:pPr>
-              <w:pStyle w:val="Compact"/>
-              <w:spacing w:line="240" w:lineRule="auto" w:after="60" w:before="60"/>
-            </w:pPr>
-            <w:r>
-              <w:rPr>
-                <w:color w:val="000000"/>
-                <w:sz w:val="21"/>
+        <w:tc>
+          <w:tcPr/>
+          <w:p>
+            <w:pPr>
+              <w:pStyle w:val="Compact"/>
+            </w:pPr>
+            <w:r>
+              <w:rPr>
                 <w:lang w:val="vi-VN"/>
               </w:rPr>
               <w:t xml:space="preserve">20</w:t>
@@ -6832,20 +5813,14 @@
           </w:p>
         </w:tc>
         <w:tc>
-          <w:tcPr>
-            <w:tcW w:type="dxa" w:w="1644"/>
-            <w:vAlign w:val="center"/>
-          </w:tcPr>
-          <w:p>
-            <w:pPr>
-              <w:pStyle w:val="Compact"/>
-              <w:spacing w:line="240" w:lineRule="auto" w:after="60" w:before="60"/>
+          <w:tcPr/>
+          <w:p>
+            <w:pPr>
+              <w:pStyle w:val="Compact"/>
               <w:jc w:val="right"/>
             </w:pPr>
             <w:r>
               <w:rPr>
-                <w:color w:val="000000"/>
-                <w:sz w:val="21"/>
                 <w:lang w:val="vi-VN"/>
               </w:rPr>
               <w:t xml:space="preserve">21</w:t>
@@ -6853,20 +5828,14 @@
           </w:p>
         </w:tc>
         <w:tc>
-          <w:tcPr>
-            <w:tcW w:type="dxa" w:w="1984"/>
-            <w:vAlign w:val="center"/>
-          </w:tcPr>
-          <w:p>
-            <w:pPr>
-              <w:pStyle w:val="Compact"/>
-              <w:spacing w:line="240" w:lineRule="auto" w:after="60" w:before="60"/>
+          <w:tcPr/>
+          <w:p>
+            <w:pPr>
+              <w:pStyle w:val="Compact"/>
               <w:jc w:val="right"/>
             </w:pPr>
             <w:r>
               <w:rPr>
-                <w:color w:val="000000"/>
-                <w:sz w:val="21"/>
                 <w:lang w:val="vi-VN"/>
               </w:rPr>
               <w:t xml:space="preserve">19</w:t>
@@ -6874,19 +5843,13 @@
           </w:p>
         </w:tc>
         <w:tc>
-          <w:tcPr>
-            <w:tcW w:type="dxa" w:w="4989"/>
-            <w:vAlign w:val="center"/>
-          </w:tcPr>
-          <w:p>
-            <w:pPr>
-              <w:pStyle w:val="Compact"/>
-              <w:spacing w:line="240" w:lineRule="auto" w:after="60" w:before="60"/>
-            </w:pPr>
-            <w:r>
-              <w:rPr>
-                <w:color w:val="000000"/>
-                <w:sz w:val="21"/>
+          <w:tcPr/>
+          <w:p>
+            <w:pPr>
+              <w:pStyle w:val="Compact"/>
+            </w:pPr>
+            <w:r>
+              <w:rPr>
                 <w:lang w:val="vi-VN"/>
               </w:rPr>
               <w:t xml:space="preserve">Đổi khối gộp với hướng lăn</w:t>
@@ -6895,23 +5858,14 @@
         </w:tc>
       </w:tr>
       <w:tr>
-        <w:trPr>
-          <w:cantSplit/>
-        </w:trPr>
-        <w:tc>
-          <w:tcPr>
-            <w:tcW w:type="dxa" w:w="907"/>
-            <w:vAlign w:val="center"/>
-          </w:tcPr>
-          <w:p>
-            <w:pPr>
-              <w:pStyle w:val="Compact"/>
-              <w:spacing w:line="240" w:lineRule="auto" w:after="60" w:before="60"/>
-            </w:pPr>
-            <w:r>
-              <w:rPr>
-                <w:color w:val="000000"/>
-                <w:sz w:val="21"/>
+        <w:tc>
+          <w:tcPr/>
+          <w:p>
+            <w:pPr>
+              <w:pStyle w:val="Compact"/>
+            </w:pPr>
+            <w:r>
+              <w:rPr>
                 <w:lang w:val="vi-VN"/>
               </w:rPr>
               <w:t xml:space="preserve">22</w:t>
@@ -6919,20 +5873,14 @@
           </w:p>
         </w:tc>
         <w:tc>
-          <w:tcPr>
-            <w:tcW w:type="dxa" w:w="1644"/>
-            <w:vAlign w:val="center"/>
-          </w:tcPr>
-          <w:p>
-            <w:pPr>
-              <w:pStyle w:val="Compact"/>
-              <w:spacing w:line="240" w:lineRule="auto" w:after="60" w:before="60"/>
+          <w:tcPr/>
+          <w:p>
+            <w:pPr>
+              <w:pStyle w:val="Compact"/>
               <w:jc w:val="right"/>
             </w:pPr>
             <w:r>
               <w:rPr>
-                <w:color w:val="000000"/>
-                <w:sz w:val="21"/>
                 <w:lang w:val="vi-VN"/>
               </w:rPr>
               <w:t xml:space="preserve">24,5</w:t>
@@ -6940,20 +5888,14 @@
           </w:p>
         </w:tc>
         <w:tc>
-          <w:tcPr>
-            <w:tcW w:type="dxa" w:w="1984"/>
-            <w:vAlign w:val="center"/>
-          </w:tcPr>
-          <w:p>
-            <w:pPr>
-              <w:pStyle w:val="Compact"/>
-              <w:spacing w:line="240" w:lineRule="auto" w:after="60" w:before="60"/>
+          <w:tcPr/>
+          <w:p>
+            <w:pPr>
+              <w:pStyle w:val="Compact"/>
               <w:jc w:val="right"/>
             </w:pPr>
             <w:r>
               <w:rPr>
-                <w:color w:val="000000"/>
-                <w:sz w:val="21"/>
                 <w:lang w:val="vi-VN"/>
               </w:rPr>
               <w:t xml:space="preserve">22,5</w:t>
@@ -6961,19 +5903,13 @@
           </w:p>
         </w:tc>
         <w:tc>
-          <w:tcPr>
-            <w:tcW w:type="dxa" w:w="4989"/>
-            <w:vAlign w:val="center"/>
-          </w:tcPr>
-          <w:p>
-            <w:pPr>
-              <w:pStyle w:val="Compact"/>
-              <w:spacing w:line="240" w:lineRule="auto" w:after="60" w:before="60"/>
-            </w:pPr>
-            <w:r>
-              <w:rPr>
-                <w:color w:val="000000"/>
-                <w:sz w:val="21"/>
+          <w:tcPr/>
+          <w:p>
+            <w:pPr>
+              <w:pStyle w:val="Compact"/>
+            </w:pPr>
+            <w:r>
+              <w:rPr>
                 <w:lang w:val="vi-VN"/>
               </w:rPr>
               <w:t xml:space="preserve">Đổi khối gộp với hướng lăn</w:t>
@@ -6982,23 +5918,14 @@
         </w:tc>
       </w:tr>
       <w:tr>
-        <w:trPr>
-          <w:cantSplit/>
-        </w:trPr>
-        <w:tc>
-          <w:tcPr>
-            <w:tcW w:type="dxa" w:w="907"/>
-            <w:vAlign w:val="center"/>
-          </w:tcPr>
-          <w:p>
-            <w:pPr>
-              <w:pStyle w:val="Compact"/>
-              <w:spacing w:line="240" w:lineRule="auto" w:after="60" w:before="60"/>
-            </w:pPr>
-            <w:r>
-              <w:rPr>
-                <w:color w:val="000000"/>
-                <w:sz w:val="21"/>
+        <w:tc>
+          <w:tcPr/>
+          <w:p>
+            <w:pPr>
+              <w:pStyle w:val="Compact"/>
+            </w:pPr>
+            <w:r>
+              <w:rPr>
                 <w:lang w:val="vi-VN"/>
               </w:rPr>
               <w:t xml:space="preserve">25</w:t>
@@ -7006,20 +5933,14 @@
           </w:p>
         </w:tc>
         <w:tc>
-          <w:tcPr>
-            <w:tcW w:type="dxa" w:w="1644"/>
-            <w:vAlign w:val="center"/>
-          </w:tcPr>
-          <w:p>
-            <w:pPr>
-              <w:pStyle w:val="Compact"/>
-              <w:spacing w:line="240" w:lineRule="auto" w:after="60" w:before="60"/>
+          <w:tcPr/>
+          <w:p>
+            <w:pPr>
+              <w:pStyle w:val="Compact"/>
               <w:jc w:val="right"/>
             </w:pPr>
             <w:r>
               <w:rPr>
-                <w:color w:val="000000"/>
-                <w:sz w:val="21"/>
                 <w:lang w:val="vi-VN"/>
               </w:rPr>
               <w:t xml:space="preserve">57</w:t>
@@ -7027,20 +5948,14 @@
           </w:p>
         </w:tc>
         <w:tc>
-          <w:tcPr>
-            <w:tcW w:type="dxa" w:w="1984"/>
-            <w:vAlign w:val="center"/>
-          </w:tcPr>
-          <w:p>
-            <w:pPr>
-              <w:pStyle w:val="Compact"/>
-              <w:spacing w:line="240" w:lineRule="auto" w:after="60" w:before="60"/>
+          <w:tcPr/>
+          <w:p>
+            <w:pPr>
+              <w:pStyle w:val="Compact"/>
               <w:jc w:val="right"/>
             </w:pPr>
             <w:r>
               <w:rPr>
-                <w:color w:val="000000"/>
-                <w:sz w:val="21"/>
                 <w:lang w:val="vi-VN"/>
               </w:rPr>
               <w:t xml:space="preserve">55</w:t>
@@ -7048,19 +5963,13 @@
           </w:p>
         </w:tc>
         <w:tc>
-          <w:tcPr>
-            <w:tcW w:type="dxa" w:w="4989"/>
-            <w:vAlign w:val="center"/>
-          </w:tcPr>
-          <w:p>
-            <w:pPr>
-              <w:pStyle w:val="Compact"/>
-              <w:spacing w:line="240" w:lineRule="auto" w:after="60" w:before="60"/>
-            </w:pPr>
-            <w:r>
-              <w:rPr>
-                <w:color w:val="000000"/>
-                <w:sz w:val="21"/>
+          <w:tcPr/>
+          <w:p>
+            <w:pPr>
+              <w:pStyle w:val="Compact"/>
+            </w:pPr>
+            <w:r>
+              <w:rPr>
                 <w:lang w:val="vi-VN"/>
               </w:rPr>
               <w:t xml:space="preserve">Đổi khối gộp với hướng lăn</w:t>
@@ -7069,392 +5978,164 @@
         </w:tc>
       </w:tr>
       <w:tr>
-        <w:trPr>
-          <w:cantSplit/>
-        </w:trPr>
-        <w:tc>
-          <w:tcPr>
-            <w:tcW w:type="dxa" w:w="907"/>
-            <w:vAlign w:val="center"/>
-          </w:tcPr>
-          <w:p>
-            <w:pPr>
-              <w:pStyle w:val="Compact"/>
-              <w:spacing w:line="240" w:lineRule="auto" w:after="60" w:before="60"/>
-            </w:pPr>
-            <w:r>
-              <w:rPr>
-                <w:color w:val="000000"/>
-                <w:sz w:val="21"/>
-                <w:lang w:val="vi-VN"/>
-              </w:rPr>
-              <w:t xml:space="preserve">28</w:t>
-            </w:r>
-          </w:p>
-        </w:tc>
-        <w:tc>
-          <w:tcPr>
-            <w:tcW w:type="dxa" w:w="1644"/>
-            <w:vAlign w:val="center"/>
-          </w:tcPr>
-          <w:p>
-            <w:pPr>
-              <w:pStyle w:val="Compact"/>
-              <w:spacing w:line="240" w:lineRule="auto" w:after="60" w:before="60"/>
+        <w:tc>
+          <w:tcPr/>
+          <w:p>
+            <w:pPr>
+              <w:pStyle w:val="Compact"/>
+            </w:pPr>
+            <w:r>
+              <w:rPr>
+                <w:lang w:val="vi-VN"/>
+              </w:rPr>
+              <w:t xml:space="preserve">16</w:t>
+            </w:r>
+          </w:p>
+        </w:tc>
+        <w:tc>
+          <w:tcPr/>
+          <w:p>
+            <w:pPr>
+              <w:pStyle w:val="Compact"/>
               <w:jc w:val="right"/>
             </w:pPr>
             <w:r>
               <w:rPr>
-                <w:color w:val="000000"/>
-                <w:sz w:val="21"/>
-                <w:lang w:val="vi-VN"/>
-              </w:rPr>
-              <w:t xml:space="preserve">58</w:t>
-            </w:r>
-          </w:p>
-        </w:tc>
-        <w:tc>
-          <w:tcPr>
-            <w:tcW w:type="dxa" w:w="1984"/>
-            <w:vAlign w:val="center"/>
-          </w:tcPr>
-          <w:p>
-            <w:pPr>
-              <w:pStyle w:val="Compact"/>
-              <w:spacing w:line="240" w:lineRule="auto" w:after="60" w:before="60"/>
+                <w:lang w:val="vi-VN"/>
+              </w:rPr>
+              <w:t xml:space="preserve">119,5</w:t>
+            </w:r>
+          </w:p>
+        </w:tc>
+        <w:tc>
+          <w:tcPr/>
+          <w:p>
+            <w:pPr>
+              <w:pStyle w:val="Compact"/>
               <w:jc w:val="right"/>
             </w:pPr>
             <w:r>
               <w:rPr>
-                <w:color w:val="000000"/>
-                <w:sz w:val="21"/>
-                <w:lang w:val="vi-VN"/>
-              </w:rPr>
-              <w:t xml:space="preserve">57</w:t>
-            </w:r>
-          </w:p>
-        </w:tc>
-        <w:tc>
-          <w:tcPr>
-            <w:tcW w:type="dxa" w:w="4989"/>
-            <w:vAlign w:val="center"/>
-          </w:tcPr>
-          <w:p>
-            <w:pPr>
-              <w:pStyle w:val="Compact"/>
-              <w:spacing w:line="240" w:lineRule="auto" w:after="60" w:before="60"/>
-            </w:pPr>
-            <w:r>
-              <w:rPr>
-                <w:color w:val="000000"/>
-                <w:sz w:val="21"/>
-                <w:lang w:val="vi-VN"/>
-              </w:rPr>
-              <w:t xml:space="preserve">Đổi khối gộp với hướng lăn</w:t>
+                <w:lang w:val="vi-VN"/>
+              </w:rPr>
+              <w:t xml:space="preserve">110,5</w:t>
+            </w:r>
+          </w:p>
+        </w:tc>
+        <w:tc>
+          <w:tcPr/>
+          <w:p>
+            <w:pPr>
+              <w:pStyle w:val="Compact"/>
+            </w:pPr>
+            <w:r>
+              <w:rPr>
+                <w:lang w:val="vi-VN"/>
+              </w:rPr>
+              <w:t xml:space="preserve">Đường mẫu trong test có cost 111,5</w:t>
             </w:r>
           </w:p>
         </w:tc>
       </w:tr>
       <w:tr>
-        <w:trPr>
-          <w:cantSplit/>
-        </w:trPr>
-        <w:tc>
-          <w:tcPr>
-            <w:tcW w:type="dxa" w:w="907"/>
-            <w:vAlign w:val="center"/>
-          </w:tcPr>
-          <w:p>
-            <w:pPr>
-              <w:pStyle w:val="Compact"/>
-              <w:spacing w:line="240" w:lineRule="auto" w:after="60" w:before="60"/>
-            </w:pPr>
-            <w:r>
-              <w:rPr>
-                <w:color w:val="000000"/>
-                <w:sz w:val="21"/>
-                <w:lang w:val="vi-VN"/>
-              </w:rPr>
-              <w:t xml:space="preserve">29</w:t>
-            </w:r>
-          </w:p>
-        </w:tc>
-        <w:tc>
-          <w:tcPr>
-            <w:tcW w:type="dxa" w:w="1644"/>
-            <w:vAlign w:val="center"/>
-          </w:tcPr>
-          <w:p>
-            <w:pPr>
-              <w:pStyle w:val="Compact"/>
-              <w:spacing w:line="240" w:lineRule="auto" w:after="60" w:before="60"/>
+        <w:tc>
+          <w:tcPr/>
+          <w:p>
+            <w:pPr>
+              <w:pStyle w:val="Compact"/>
+            </w:pPr>
+            <w:r>
+              <w:rPr>
+                <w:lang w:val="vi-VN"/>
+              </w:rPr>
+              <w:t xml:space="preserve">T3</w:t>
+            </w:r>
+          </w:p>
+        </w:tc>
+        <w:tc>
+          <w:tcPr/>
+          <w:p>
+            <w:pPr>
+              <w:pStyle w:val="Compact"/>
               <w:jc w:val="right"/>
             </w:pPr>
             <w:r>
               <w:rPr>
-                <w:color w:val="000000"/>
-                <w:sz w:val="21"/>
-                <w:lang w:val="vi-VN"/>
-              </w:rPr>
-              <w:t xml:space="preserve">48</w:t>
-            </w:r>
-          </w:p>
-        </w:tc>
-        <w:tc>
-          <w:tcPr>
-            <w:tcW w:type="dxa" w:w="1984"/>
-            <w:vAlign w:val="center"/>
-          </w:tcPr>
-          <w:p>
-            <w:pPr>
-              <w:pStyle w:val="Compact"/>
-              <w:spacing w:line="240" w:lineRule="auto" w:after="60" w:before="60"/>
+                <w:lang w:val="vi-VN"/>
+              </w:rPr>
+              <w:t xml:space="preserve">17</w:t>
+            </w:r>
+          </w:p>
+        </w:tc>
+        <w:tc>
+          <w:tcPr/>
+          <w:p>
+            <w:pPr>
+              <w:pStyle w:val="Compact"/>
               <w:jc w:val="right"/>
             </w:pPr>
             <w:r>
               <w:rPr>
-                <w:color w:val="000000"/>
-                <w:sz w:val="21"/>
-                <w:lang w:val="vi-VN"/>
-              </w:rPr>
-              <w:t xml:space="preserve">47</w:t>
-            </w:r>
-          </w:p>
-        </w:tc>
-        <w:tc>
-          <w:tcPr>
-            <w:tcW w:type="dxa" w:w="4989"/>
-            <w:vAlign w:val="center"/>
-          </w:tcPr>
-          <w:p>
-            <w:pPr>
-              <w:pStyle w:val="Compact"/>
-              <w:spacing w:line="240" w:lineRule="auto" w:after="60" w:before="60"/>
-            </w:pPr>
-            <w:r>
-              <w:rPr>
-                <w:color w:val="000000"/>
-                <w:sz w:val="21"/>
-                <w:lang w:val="vi-VN"/>
-              </w:rPr>
-              <w:t xml:space="preserve">Đổi khối gộp với hướng lăn</w:t>
+                <w:lang w:val="vi-VN"/>
+              </w:rPr>
+              <w:t xml:space="preserve">16</w:t>
+            </w:r>
+          </w:p>
+        </w:tc>
+        <w:tc>
+          <w:tcPr/>
+          <w:p>
+            <w:pPr>
+              <w:pStyle w:val="Compact"/>
+            </w:pPr>
+            <w:r>
+              <w:rPr>
+                <w:lang w:val="vi-VN"/>
+              </w:rPr>
+              <w:t xml:space="preserve">Ca chức năng tách khối</w:t>
             </w:r>
           </w:p>
         </w:tc>
       </w:tr>
       <w:tr>
-        <w:trPr>
-          <w:cantSplit/>
-        </w:trPr>
-        <w:tc>
-          <w:tcPr>
-            <w:tcW w:type="dxa" w:w="907"/>
-            <w:vAlign w:val="center"/>
-          </w:tcPr>
-          <w:p>
-            <w:pPr>
-              <w:pStyle w:val="Compact"/>
-              <w:spacing w:line="240" w:lineRule="auto" w:after="60" w:before="60"/>
-            </w:pPr>
-            <w:r>
-              <w:rPr>
-                <w:color w:val="000000"/>
-                <w:sz w:val="21"/>
-                <w:lang w:val="vi-VN"/>
-              </w:rPr>
-              <w:t xml:space="preserve">33</w:t>
-            </w:r>
-          </w:p>
-        </w:tc>
-        <w:tc>
-          <w:tcPr>
-            <w:tcW w:type="dxa" w:w="1644"/>
-            <w:vAlign w:val="center"/>
-          </w:tcPr>
-          <w:p>
-            <w:pPr>
-              <w:pStyle w:val="Compact"/>
-              <w:spacing w:line="240" w:lineRule="auto" w:after="60" w:before="60"/>
+        <w:tc>
+          <w:tcPr/>
+          <w:p>
+            <w:pPr>
+              <w:pStyle w:val="Compact"/>
+            </w:pPr>
+            <w:r>
+              <w:rPr>
+                <w:lang w:val="vi-VN"/>
+              </w:rPr>
+              <w:t xml:space="preserve">T10</w:t>
+            </w:r>
+          </w:p>
+        </w:tc>
+        <w:tc>
+          <w:tcPr/>
+          <w:p>
+            <w:pPr>
+              <w:pStyle w:val="Compact"/>
               <w:jc w:val="right"/>
             </w:pPr>
             <w:r>
               <w:rPr>
-                <w:color w:val="000000"/>
-                <w:sz w:val="21"/>
-                <w:lang w:val="vi-VN"/>
-              </w:rPr>
-              <w:t xml:space="preserve">119,5</w:t>
-            </w:r>
-          </w:p>
-        </w:tc>
-        <w:tc>
-          <w:tcPr>
-            <w:tcW w:type="dxa" w:w="1984"/>
-            <w:vAlign w:val="center"/>
-          </w:tcPr>
-          <w:p>
-            <w:pPr>
-              <w:pStyle w:val="Compact"/>
-              <w:spacing w:line="240" w:lineRule="auto" w:after="60" w:before="60"/>
+                <w:lang w:val="vi-VN"/>
+              </w:rPr>
+              <w:t xml:space="preserve">0</w:t>
+            </w:r>
+          </w:p>
+        </w:tc>
+        <w:tc>
+          <w:tcPr/>
+          <w:p>
+            <w:pPr>
+              <w:pStyle w:val="Compact"/>
               <w:jc w:val="right"/>
             </w:pPr>
             <w:r>
               <w:rPr>
-                <w:color w:val="000000"/>
-                <w:sz w:val="21"/>
-                <w:lang w:val="vi-VN"/>
-              </w:rPr>
-              <w:t xml:space="preserve">110,5</w:t>
-            </w:r>
-          </w:p>
-        </w:tc>
-        <w:tc>
-          <w:tcPr>
-            <w:tcW w:type="dxa" w:w="4989"/>
-            <w:vAlign w:val="center"/>
-          </w:tcPr>
-          <w:p>
-            <w:pPr>
-              <w:pStyle w:val="Compact"/>
-              <w:spacing w:line="240" w:lineRule="auto" w:after="60" w:before="60"/>
-            </w:pPr>
-            <w:r>
-              <w:rPr>
-                <w:color w:val="000000"/>
-                <w:sz w:val="21"/>
-                <w:lang w:val="vi-VN"/>
-              </w:rPr>
-              <w:t xml:space="preserve">Đường mẫu trong test có cost 111,0</w:t>
-            </w:r>
-          </w:p>
-        </w:tc>
-      </w:tr>
-      <w:tr>
-        <w:trPr>
-          <w:cantSplit/>
-        </w:trPr>
-        <w:tc>
-          <w:tcPr>
-            <w:tcW w:type="dxa" w:w="907"/>
-            <w:vAlign w:val="center"/>
-          </w:tcPr>
-          <w:p>
-            <w:pPr>
-              <w:pStyle w:val="Compact"/>
-              <w:spacing w:line="240" w:lineRule="auto" w:after="60" w:before="60"/>
-            </w:pPr>
-            <w:r>
-              <w:rPr>
-                <w:color w:val="000000"/>
-                <w:sz w:val="21"/>
-                <w:lang w:val="vi-VN"/>
-              </w:rPr>
-              <w:t xml:space="preserve">T3</w:t>
-            </w:r>
-          </w:p>
-        </w:tc>
-        <w:tc>
-          <w:tcPr>
-            <w:tcW w:type="dxa" w:w="1644"/>
-            <w:vAlign w:val="center"/>
-          </w:tcPr>
-          <w:p>
-            <w:pPr>
-              <w:pStyle w:val="Compact"/>
-              <w:spacing w:line="240" w:lineRule="auto" w:after="60" w:before="60"/>
-              <w:jc w:val="right"/>
-            </w:pPr>
-            <w:r>
-              <w:rPr>
-                <w:color w:val="000000"/>
-                <w:sz w:val="21"/>
-                <w:lang w:val="vi-VN"/>
-              </w:rPr>
-              <w:t xml:space="preserve">17</w:t>
-            </w:r>
-          </w:p>
-        </w:tc>
-        <w:tc>
-          <w:tcPr>
-            <w:tcW w:type="dxa" w:w="1984"/>
-            <w:vAlign w:val="center"/>
-          </w:tcPr>
-          <w:p>
-            <w:pPr>
-              <w:pStyle w:val="Compact"/>
-              <w:spacing w:line="240" w:lineRule="auto" w:after="60" w:before="60"/>
-              <w:jc w:val="right"/>
-            </w:pPr>
-            <w:r>
-              <w:rPr>
-                <w:color w:val="000000"/>
-                <w:sz w:val="21"/>
-                <w:lang w:val="vi-VN"/>
-              </w:rPr>
-              <w:t xml:space="preserve">16</w:t>
-            </w:r>
-          </w:p>
-        </w:tc>
-        <w:tc>
-          <w:tcPr>
-            <w:tcW w:type="dxa" w:w="4989"/>
-            <w:vAlign w:val="center"/>
-          </w:tcPr>
-          <w:p>
-            <w:pPr>
-              <w:pStyle w:val="Compact"/>
-              <w:spacing w:line="240" w:lineRule="auto" w:after="60" w:before="60"/>
-            </w:pPr>
-            <w:r>
-              <w:rPr>
-                <w:color w:val="000000"/>
-                <w:sz w:val="21"/>
-                <w:lang w:val="vi-VN"/>
-              </w:rPr>
-              <w:t xml:space="preserve">Ca chức năng tách khối</w:t>
-            </w:r>
-          </w:p>
-        </w:tc>
-      </w:tr>
-      <w:tr>
-        <w:trPr>
-          <w:cantSplit/>
-        </w:trPr>
-        <w:tc>
-          <w:tcPr>
-            <w:tcW w:type="dxa" w:w="907"/>
-            <w:vAlign w:val="center"/>
-          </w:tcPr>
-          <w:p>
-            <w:pPr>
-              <w:pStyle w:val="Compact"/>
-              <w:spacing w:line="240" w:lineRule="auto" w:after="60" w:before="60"/>
-            </w:pPr>
-            <w:r>
-              <w:rPr>
-                <w:color w:val="000000"/>
-                <w:sz w:val="21"/>
-                <w:lang w:val="vi-VN"/>
-              </w:rPr>
-              <w:t xml:space="preserve">T10</w:t>
-            </w:r>
-          </w:p>
-        </w:tc>
-        <w:tc>
-          <w:tcPr>
-            <w:tcW w:type="dxa" w:w="1644"/>
-            <w:vAlign w:val="center"/>
-          </w:tcPr>
-          <w:p>
-            <w:pPr>
-              <w:pStyle w:val="Compact"/>
-              <w:spacing w:line="240" w:lineRule="auto" w:after="60" w:before="60"/>
-              <w:jc w:val="right"/>
-            </w:pPr>
-            <w:r>
-              <w:rPr>
-                <w:color w:val="000000"/>
-                <w:sz w:val="21"/>
                 <w:lang w:val="vi-VN"/>
               </w:rPr>
               <w:t xml:space="preserve">0</w:t>
@@ -7462,40 +6143,13 @@
           </w:p>
         </w:tc>
         <w:tc>
-          <w:tcPr>
-            <w:tcW w:type="dxa" w:w="1984"/>
-            <w:vAlign w:val="center"/>
-          </w:tcPr>
-          <w:p>
-            <w:pPr>
-              <w:pStyle w:val="Compact"/>
-              <w:spacing w:line="240" w:lineRule="auto" w:after="60" w:before="60"/>
-              <w:jc w:val="right"/>
-            </w:pPr>
-            <w:r>
-              <w:rPr>
-                <w:color w:val="000000"/>
-                <w:sz w:val="21"/>
-                <w:lang w:val="vi-VN"/>
-              </w:rPr>
-              <w:t xml:space="preserve">0</w:t>
-            </w:r>
-          </w:p>
-        </w:tc>
-        <w:tc>
-          <w:tcPr>
-            <w:tcW w:type="dxa" w:w="4989"/>
-            <w:vAlign w:val="center"/>
-          </w:tcPr>
-          <w:p>
-            <w:pPr>
-              <w:pStyle w:val="Compact"/>
-              <w:spacing w:line="240" w:lineRule="auto" w:after="60" w:before="60"/>
-            </w:pPr>
-            <w:r>
-              <w:rPr>
-                <w:color w:val="000000"/>
-                <w:sz w:val="21"/>
+          <w:tcPr/>
+          <w:p>
+            <w:pPr>
+              <w:pStyle w:val="Compact"/>
+            </w:pPr>
+            <w:r>
+              <w:rPr>
                 <w:lang w:val="vi-VN"/>
               </w:rPr>
               <w:t xml:space="preserve">Xuất phát tại đích</w:t>
@@ -7507,70 +6161,41 @@
     <w:p>
       <w:pPr>
         <w:pStyle w:val="FirstParagraph"/>
-        <w:widowControl/>
-      </w:pPr>
-      <w:r>
-        <w:rPr>
-          <w:lang w:val="vi-VN"/>
-        </w:rPr>
-        <w:t xml:space="preserve">Mốc đường mẫu của ca 33 cũng đổi từ 120 xuống 111. Mốc này khác cost 111,5 của đường BFS hiện trả trong lượt kiểm chứng P02. Nhóm cần phân biệt đường mẫu, kết quả solver và chi phí tối ưu khi dùng số liệu. Nếu tiếp tục đổi hệ số phạt, tập hành động hoặc vùng ô tính cost, Thức kiểm tra lại mốc và Quân xác định phần cần đo lại.</w:t>
+      </w:pPr>
+      <w:r>
+        <w:rPr>
+          <w:lang w:val="vi-VN"/>
+        </w:rPr>
+        <w:t xml:space="preserve">Mốc đường mẫu của ca 16 có cost 111,5. Mốc này khác cost của đường BFS hiện trả trong lượt kiểm chứng P02. Nhóm cần phân biệt đường mẫu, kết quả solver và chi phí tối ưu khi dùng số liệu.</w:t>
       </w:r>
     </w:p>
     <w:p>
       <w:pPr>
         <w:pStyle w:val="Heading2"/>
-        <w:widowControl/>
-      </w:pPr>
-      <w:bookmarkStart w:id="33" w:name="_23890bbeb79c19d4e3eb6685109641ab6c298bf"/>
+      </w:pPr>
+      <w:bookmarkStart w:id="24" w:name="_23890bbeb79c19d4e3eb6685109641ab6c298bf"/>
       <w:r>
         <w:rPr>
           <w:lang w:val="vi-VN"/>
         </w:rPr>
         <w:t xml:space="preserve">7.3 Xác nhận còn lại</w:t>
       </w:r>
-      <w:bookmarkEnd w:id="33"/>
+      <w:bookmarkEnd w:id="24"/>
     </w:p>
     <w:p>
       <w:pPr>
         <w:pStyle w:val="FirstParagraph"/>
-        <w:widowControl/>
-      </w:pPr>
-      <w:r>
-        <w:rPr>
-          <w:lang w:val="vi-VN"/>
-        </w:rPr>
-        <w:t xml:space="preserve">Bản nội dung P01 đã có công thức, lý do chọn, ví dụ và commit để bàn giao. Trạng thái M0 trong</w:t>
-      </w:r>
-      <w:r>
-        <w:rPr>
-          <w:lang w:val="vi-VN"/>
-        </w:rPr>
-        <w:t xml:space="preserve"> </w:t>
-      </w:r>
-      <w:r>
-        <w:rPr>
-          <w:rStyle w:val="VerbatimChar"/>
-          <w:lang w:val="vi-VN"/>
-        </w:rPr>
-        <w:t xml:space="preserve">handoff/shared/baseline.md</w:t>
-      </w:r>
-      <w:r>
-        <w:rPr>
-          <w:lang w:val="vi-VN"/>
-        </w:rPr>
-        <w:t xml:space="preserve"> </w:t>
-      </w:r>
-      <w:r>
-        <w:rPr>
-          <w:lang w:val="vi-VN"/>
-        </w:rPr>
-        <w:t xml:space="preserve">vẫn là “CHƯA CHỐT”. Các xác nhận dưới đây vẫn còn chờ người phụ trách:</w:t>
+      </w:pPr>
+      <w:r>
+        <w:rPr>
+          <w:lang w:val="vi-VN"/>
+        </w:rPr>
+        <w:t xml:space="preserve">Bản nội dung P01 đã có công thức, lý do chọn và ví dụ đối chiếu. Các xác nhận dưới đây vẫn còn chờ người phụ trách:</w:t>
       </w:r>
     </w:p>
     <w:p>
       <w:pPr>
         <w:pStyle w:val="Compact"/>
-        <w:widowControl/>
         <w:numPr>
           <w:ilvl w:val="0"/>
           <w:numId w:val="1001"/>
@@ -7611,7 +6236,6 @@
     <w:p>
       <w:pPr>
         <w:pStyle w:val="Compact"/>
-        <w:widowControl/>
         <w:numPr>
           <w:ilvl w:val="0"/>
           <w:numId w:val="1001"/>
@@ -7627,7 +6251,6 @@
     <w:p>
       <w:pPr>
         <w:pStyle w:val="Compact"/>
-        <w:widowControl/>
         <w:numPr>
           <w:ilvl w:val="0"/>
           <w:numId w:val="1001"/>
@@ -7643,7 +6266,6 @@
     <w:p>
       <w:pPr>
         <w:pStyle w:val="Compact"/>
-        <w:widowControl/>
         <w:numPr>
           <w:ilvl w:val="0"/>
           <w:numId w:val="1001"/>
@@ -7659,21 +6281,19 @@
     <w:p>
       <w:pPr>
         <w:pStyle w:val="Heading1"/>
-        <w:widowControl/>
-      </w:pPr>
-      <w:bookmarkStart w:id="34" w:name="_ef6f089a13c59db877fce51a8e281ed389d8881"/>
+      </w:pPr>
+      <w:bookmarkStart w:id="25" w:name="_ef6f089a13c59db877fce51a8e281ed389d8881"/>
       <w:r>
         <w:rPr>
           <w:lang w:val="vi-VN"/>
         </w:rPr>
         <w:t xml:space="preserve">8 Nguồn đối chiếu và sử dụng AI</w:t>
       </w:r>
-      <w:bookmarkEnd w:id="34"/>
+      <w:bookmarkEnd w:id="25"/>
     </w:p>
     <w:p>
       <w:pPr>
         <w:pStyle w:val="FirstParagraph"/>
-        <w:widowControl/>
       </w:pPr>
       <w:r>
         <w:rPr>
@@ -7698,23 +6318,243 @@
         <w:rPr>
           <w:lang w:val="vi-VN"/>
         </w:rPr>
-        <w:t xml:space="preserve">. Công thức chi phí dùng chung.</w:t>
-      </w:r>
-      <w:r>
-        <w:rPr>
-          <w:lang w:val="vi-VN"/>
-        </w:rPr>
-        <w:t xml:space="preserve"> </w:t>
-      </w:r>
-      <w:hyperlink r:id="rId35">
-        <w:r>
-          <w:rPr>
-            <w:rStyle w:val="Hyperlink"/>
-            <w:lang w:val="vi-VN"/>
-          </w:rPr>
-          <w:t xml:space="preserve">Bản nguồn tại commit đối chiếu</w:t>
-        </w:r>
-      </w:hyperlink>
+        <w:t xml:space="preserve">. Công thức chi phí dùng chung trong repository.</w:t>
+      </w:r>
+    </w:p>
+    <w:p>
+      <w:pPr>
+        <w:pStyle w:val="BodyText"/>
+      </w:pPr>
+      <w:r>
+        <w:rPr>
+          <w:lang w:val="vi-VN"/>
+        </w:rPr>
+        <w:t xml:space="preserve">[2]</w:t>
+      </w:r>
+      <w:r>
+        <w:rPr>
+          <w:lang w:val="vi-VN"/>
+        </w:rPr>
+        <w:t xml:space="preserve"> </w:t>
+      </w:r>
+      <w:r>
+        <w:rPr>
+          <w:rStyle w:val="VerbatimChar"/>
+          <w:lang w:val="vi-VN"/>
+        </w:rPr>
+        <w:t xml:space="preserve">Src/core/board.py</w:t>
+      </w:r>
+      <w:r>
+        <w:rPr>
+          <w:lang w:val="vi-VN"/>
+        </w:rPr>
+        <w:t xml:space="preserve">. Biểu diễn State, vùng chiếm giữ, tập tám hướng và SPACE chơi tay.</w:t>
+      </w:r>
+    </w:p>
+    <w:p>
+      <w:pPr>
+        <w:pStyle w:val="BodyText"/>
+      </w:pPr>
+      <w:r>
+        <w:rPr>
+          <w:lang w:val="vi-VN"/>
+        </w:rPr>
+        <w:t xml:space="preserve">[3]</w:t>
+      </w:r>
+      <w:r>
+        <w:rPr>
+          <w:lang w:val="vi-VN"/>
+        </w:rPr>
+        <w:t xml:space="preserve"> </w:t>
+      </w:r>
+      <w:r>
+        <w:rPr>
+          <w:rStyle w:val="VerbatimChar"/>
+          <w:lang w:val="vi-VN"/>
+        </w:rPr>
+        <w:t xml:space="preserve">Src/solvers/member5_ucs.py</w:t>
+      </w:r>
+      <w:r>
+        <w:rPr>
+          <w:lang w:val="vi-VN"/>
+        </w:rPr>
+        <w:t xml:space="preserve">,</w:t>
+      </w:r>
+      <w:r>
+        <w:rPr>
+          <w:lang w:val="vi-VN"/>
+        </w:rPr>
+        <w:t xml:space="preserve"> </w:t>
+      </w:r>
+      <w:r>
+        <w:rPr>
+          <w:rStyle w:val="VerbatimChar"/>
+          <w:lang w:val="vi-VN"/>
+        </w:rPr>
+        <w:t xml:space="preserve">member4_astar.py</w:t>
+      </w:r>
+      <w:r>
+        <w:rPr>
+          <w:lang w:val="vi-VN"/>
+        </w:rPr>
+        <w:t xml:space="preserve">,</w:t>
+      </w:r>
+      <w:r>
+        <w:rPr>
+          <w:lang w:val="vi-VN"/>
+        </w:rPr>
+        <w:t xml:space="preserve"> </w:t>
+      </w:r>
+      <w:r>
+        <w:rPr>
+          <w:rStyle w:val="VerbatimChar"/>
+          <w:lang w:val="vi-VN"/>
+        </w:rPr>
+        <w:t xml:space="preserve">member3_bfs.py</w:t>
+      </w:r>
+      <w:r>
+        <w:rPr>
+          <w:lang w:val="vi-VN"/>
+        </w:rPr>
+        <w:t xml:space="preserve">,</w:t>
+      </w:r>
+      <w:r>
+        <w:rPr>
+          <w:lang w:val="vi-VN"/>
+        </w:rPr>
+        <w:t xml:space="preserve"> </w:t>
+      </w:r>
+      <w:r>
+        <w:rPr>
+          <w:rStyle w:val="VerbatimChar"/>
+          <w:lang w:val="vi-VN"/>
+        </w:rPr>
+        <w:t xml:space="preserve">member2_dfs.py</w:t>
+      </w:r>
+      <w:r>
+        <w:rPr>
+          <w:lang w:val="vi-VN"/>
+        </w:rPr>
+        <w:t xml:space="preserve"> </w:t>
+      </w:r>
+      <w:r>
+        <w:rPr>
+          <w:lang w:val="vi-VN"/>
+        </w:rPr>
+        <w:t xml:space="preserve">và</w:t>
+      </w:r>
+      <w:r>
+        <w:rPr>
+          <w:lang w:val="vi-VN"/>
+        </w:rPr>
+        <w:t xml:space="preserve"> </w:t>
+      </w:r>
+      <w:r>
+        <w:rPr>
+          <w:rStyle w:val="VerbatimChar"/>
+          <w:lang w:val="vi-VN"/>
+        </w:rPr>
+        <w:t xml:space="preserve">base.py</w:t>
+      </w:r>
+      <w:r>
+        <w:rPr>
+          <w:lang w:val="vi-VN"/>
+        </w:rPr>
+        <w:t xml:space="preserve">. Cách cộng và trả chi phí trong bốn solver.</w:t>
+      </w:r>
+    </w:p>
+    <w:p>
+      <w:pPr>
+        <w:pStyle w:val="BodyText"/>
+      </w:pPr>
+      <w:r>
+        <w:rPr>
+          <w:lang w:val="vi-VN"/>
+        </w:rPr>
+        <w:t xml:space="preserve">[4]</w:t>
+      </w:r>
+      <w:r>
+        <w:rPr>
+          <w:lang w:val="vi-VN"/>
+        </w:rPr>
+        <w:t xml:space="preserve"> </w:t>
+      </w:r>
+      <w:r>
+        <w:rPr>
+          <w:rStyle w:val="VerbatimChar"/>
+          <w:lang w:val="vi-VN"/>
+        </w:rPr>
+        <w:t xml:space="preserve">Src/core/replay.py</w:t>
+      </w:r>
+      <w:r>
+        <w:rPr>
+          <w:lang w:val="vi-VN"/>
+        </w:rPr>
+        <w:t xml:space="preserve"> </w:t>
+      </w:r>
+      <w:r>
+        <w:rPr>
+          <w:lang w:val="vi-VN"/>
+        </w:rPr>
+        <w:t xml:space="preserve">kiểm tra lời giải.</w:t>
+      </w:r>
+      <w:r>
+        <w:rPr>
+          <w:lang w:val="vi-VN"/>
+        </w:rPr>
+        <w:t xml:space="preserve"> </w:t>
+      </w:r>
+      <w:r>
+        <w:rPr>
+          <w:rStyle w:val="VerbatimChar"/>
+          <w:lang w:val="vi-VN"/>
+        </w:rPr>
+        <w:t xml:space="preserve">Src/tests/helpers.py</w:t>
+      </w:r>
+      <w:r>
+        <w:rPr>
+          <w:lang w:val="vi-VN"/>
+        </w:rPr>
+        <w:t xml:space="preserve"> </w:t>
+      </w:r>
+      <w:r>
+        <w:rPr>
+          <w:lang w:val="vi-VN"/>
+        </w:rPr>
+        <w:t xml:space="preserve">nạp ca kiểm thử. Các mốc và đường mẫu nằm trong</w:t>
+      </w:r>
+      <w:r>
+        <w:rPr>
+          <w:lang w:val="vi-VN"/>
+        </w:rPr>
+        <w:t xml:space="preserve"> </w:t>
+      </w:r>
+      <w:r>
+        <w:rPr>
+          <w:rStyle w:val="VerbatimChar"/>
+          <w:lang w:val="vi-VN"/>
+        </w:rPr>
+        <w:t xml:space="preserve">Src/tests/test_cases.json</w:t>
+      </w:r>
+      <w:r>
+        <w:rPr>
+          <w:lang w:val="vi-VN"/>
+        </w:rPr>
+        <w:t xml:space="preserve">. Board ví dụ lấy từ</w:t>
+      </w:r>
+      <w:r>
+        <w:rPr>
+          <w:lang w:val="vi-VN"/>
+        </w:rPr>
+        <w:t xml:space="preserve"> </w:t>
+      </w:r>
+      <w:r>
+        <w:rPr>
+          <w:rStyle w:val="VerbatimChar"/>
+          <w:lang w:val="vi-VN"/>
+        </w:rPr>
+        <w:t xml:space="preserve">Src/levels/level_02.json</w:t>
+      </w:r>
       <w:r>
         <w:rPr>
           <w:lang w:val="vi-VN"/>
@@ -7725,13 +6565,12 @@
     <w:p>
       <w:pPr>
         <w:pStyle w:val="BodyText"/>
-        <w:widowControl/>
-      </w:pPr>
-      <w:r>
-        <w:rPr>
-          <w:lang w:val="vi-VN"/>
-        </w:rPr>
-        <w:t xml:space="preserve">[2]</w:t>
+      </w:pPr>
+      <w:r>
+        <w:rPr>
+          <w:lang w:val="vi-VN"/>
+        </w:rPr>
+        <w:t xml:space="preserve">[5] README gốc và</w:t>
       </w:r>
       <w:r>
         <w:rPr>
@@ -7744,370 +6583,62 @@
           <w:rStyle w:val="VerbatimChar"/>
           <w:lang w:val="vi-VN"/>
         </w:rPr>
-        <w:t xml:space="preserve">Src/core/board.py</w:t>
-      </w:r>
-      <w:r>
-        <w:rPr>
-          <w:lang w:val="vi-VN"/>
-        </w:rPr>
-        <w:t xml:space="preserve">. Biểu diễn State, vùng chiếm giữ, tập tám hướng và SPACE chơi tay.</w:t>
-      </w:r>
-      <w:r>
-        <w:rPr>
-          <w:lang w:val="vi-VN"/>
-        </w:rPr>
-        <w:t xml:space="preserve"> </w:t>
-      </w:r>
-      <w:hyperlink r:id="rId36">
-        <w:r>
-          <w:rPr>
-            <w:rStyle w:val="Hyperlink"/>
-            <w:lang w:val="vi-VN"/>
-          </w:rPr>
-          <w:t xml:space="preserve">Bản nguồn tại commit đối chiếu</w:t>
-        </w:r>
-      </w:hyperlink>
-      <w:r>
-        <w:rPr>
-          <w:lang w:val="vi-VN"/>
-        </w:rPr>
-        <w:t xml:space="preserve">.</w:t>
+        <w:t xml:space="preserve">handoff/shared/baseline.md</w:t>
+      </w:r>
+      <w:r>
+        <w:rPr>
+          <w:lang w:val="vi-VN"/>
+        </w:rPr>
+        <w:t xml:space="preserve"> </w:t>
+      </w:r>
+      <w:r>
+        <w:rPr>
+          <w:lang w:val="vi-VN"/>
+        </w:rPr>
+        <w:t xml:space="preserve">ghi quy ước chung. CLI nằm trong</w:t>
+      </w:r>
+      <w:r>
+        <w:rPr>
+          <w:lang w:val="vi-VN"/>
+        </w:rPr>
+        <w:t xml:space="preserve"> </w:t>
+      </w:r>
+      <w:r>
+        <w:rPr>
+          <w:rStyle w:val="VerbatimChar"/>
+          <w:lang w:val="vi-VN"/>
+        </w:rPr>
+        <w:t xml:space="preserve">Src/benchmarks/cli.py</w:t>
+      </w:r>
+      <w:r>
+        <w:rPr>
+          <w:lang w:val="vi-VN"/>
+        </w:rPr>
+        <w:t xml:space="preserve">. Worker của GUI nằm trong</w:t>
+      </w:r>
+      <w:r>
+        <w:rPr>
+          <w:lang w:val="vi-VN"/>
+        </w:rPr>
+        <w:t xml:space="preserve"> </w:t>
+      </w:r>
+      <w:r>
+        <w:rPr>
+          <w:rStyle w:val="VerbatimChar"/>
+          <w:lang w:val="vi-VN"/>
+        </w:rPr>
+        <w:t xml:space="preserve">Src/benchmarks/worker.py</w:t>
+      </w:r>
+      <w:r>
+        <w:rPr>
+          <w:lang w:val="vi-VN"/>
+        </w:rPr>
+        <w:t xml:space="preserve">. Hai nguồn này xác định schema cost tương ứng, đọc ngày 30/10/2026.</w:t>
       </w:r>
     </w:p>
     <w:p>
       <w:pPr>
         <w:pStyle w:val="BodyText"/>
-        <w:widowControl/>
-      </w:pPr>
-      <w:r>
-        <w:rPr>
-          <w:lang w:val="vi-VN"/>
-        </w:rPr>
-        <w:t xml:space="preserve">[3]</w:t>
-      </w:r>
-      <w:r>
-        <w:rPr>
-          <w:lang w:val="vi-VN"/>
-        </w:rPr>
-        <w:t xml:space="preserve"> </w:t>
-      </w:r>
-      <w:r>
-        <w:rPr>
-          <w:rStyle w:val="VerbatimChar"/>
-          <w:lang w:val="vi-VN"/>
-        </w:rPr>
-        <w:t xml:space="preserve">Src/solvers/member5_ucs.py</w:t>
-      </w:r>
-      <w:r>
-        <w:rPr>
-          <w:lang w:val="vi-VN"/>
-        </w:rPr>
-        <w:t xml:space="preserve">,</w:t>
-      </w:r>
-      <w:r>
-        <w:rPr>
-          <w:lang w:val="vi-VN"/>
-        </w:rPr>
-        <w:t xml:space="preserve"> </w:t>
-      </w:r>
-      <w:r>
-        <w:rPr>
-          <w:rStyle w:val="VerbatimChar"/>
-          <w:lang w:val="vi-VN"/>
-        </w:rPr>
-        <w:t xml:space="preserve">member4_astar.py</w:t>
-      </w:r>
-      <w:r>
-        <w:rPr>
-          <w:lang w:val="vi-VN"/>
-        </w:rPr>
-        <w:t xml:space="preserve">,</w:t>
-      </w:r>
-      <w:r>
-        <w:rPr>
-          <w:lang w:val="vi-VN"/>
-        </w:rPr>
-        <w:t xml:space="preserve"> </w:t>
-      </w:r>
-      <w:r>
-        <w:rPr>
-          <w:rStyle w:val="VerbatimChar"/>
-          <w:lang w:val="vi-VN"/>
-        </w:rPr>
-        <w:t xml:space="preserve">member3_bfs.py</w:t>
-      </w:r>
-      <w:r>
-        <w:rPr>
-          <w:lang w:val="vi-VN"/>
-        </w:rPr>
-        <w:t xml:space="preserve">,</w:t>
-      </w:r>
-      <w:r>
-        <w:rPr>
-          <w:lang w:val="vi-VN"/>
-        </w:rPr>
-        <w:t xml:space="preserve"> </w:t>
-      </w:r>
-      <w:r>
-        <w:rPr>
-          <w:rStyle w:val="VerbatimChar"/>
-          <w:lang w:val="vi-VN"/>
-        </w:rPr>
-        <w:t xml:space="preserve">member2_dfs.py</w:t>
-      </w:r>
-      <w:r>
-        <w:rPr>
-          <w:lang w:val="vi-VN"/>
-        </w:rPr>
-        <w:t xml:space="preserve"> </w:t>
-      </w:r>
-      <w:r>
-        <w:rPr>
-          <w:lang w:val="vi-VN"/>
-        </w:rPr>
-        <w:t xml:space="preserve">và</w:t>
-      </w:r>
-      <w:r>
-        <w:rPr>
-          <w:lang w:val="vi-VN"/>
-        </w:rPr>
-        <w:t xml:space="preserve"> </w:t>
-      </w:r>
-      <w:r>
-        <w:rPr>
-          <w:rStyle w:val="VerbatimChar"/>
-          <w:lang w:val="vi-VN"/>
-        </w:rPr>
-        <w:t xml:space="preserve">base.py</w:t>
-      </w:r>
-      <w:r>
-        <w:rPr>
-          <w:lang w:val="vi-VN"/>
-        </w:rPr>
-        <w:t xml:space="preserve">. Cách cộng và trả chi phí trong bốn solver.</w:t>
-      </w:r>
-      <w:r>
-        <w:rPr>
-          <w:lang w:val="vi-VN"/>
-        </w:rPr>
-        <w:t xml:space="preserve"> </w:t>
-      </w:r>
-      <w:hyperlink r:id="rId37">
-        <w:r>
-          <w:rPr>
-            <w:rStyle w:val="Hyperlink"/>
-            <w:lang w:val="vi-VN"/>
-          </w:rPr>
-          <w:t xml:space="preserve">Thư mục solver tại commit đối chiếu</w:t>
-        </w:r>
-      </w:hyperlink>
-      <w:r>
-        <w:rPr>
-          <w:lang w:val="vi-VN"/>
-        </w:rPr>
-        <w:t xml:space="preserve">.</w:t>
-      </w:r>
-    </w:p>
-    <w:p>
-      <w:pPr>
-        <w:pStyle w:val="BodyText"/>
-        <w:widowControl/>
-      </w:pPr>
-      <w:r>
-        <w:rPr>
-          <w:lang w:val="vi-VN"/>
-        </w:rPr>
-        <w:t xml:space="preserve">[4]</w:t>
-      </w:r>
-      <w:r>
-        <w:rPr>
-          <w:lang w:val="vi-VN"/>
-        </w:rPr>
-        <w:t xml:space="preserve"> </w:t>
-      </w:r>
-      <w:r>
-        <w:rPr>
-          <w:rStyle w:val="VerbatimChar"/>
-          <w:lang w:val="vi-VN"/>
-        </w:rPr>
-        <w:t xml:space="preserve">Src/core/replay.py</w:t>
-      </w:r>
-      <w:r>
-        <w:rPr>
-          <w:lang w:val="vi-VN"/>
-        </w:rPr>
-        <w:t xml:space="preserve"> </w:t>
-      </w:r>
-      <w:r>
-        <w:rPr>
-          <w:lang w:val="vi-VN"/>
-        </w:rPr>
-        <w:t xml:space="preserve">kiểm tra lời giải.</w:t>
-      </w:r>
-      <w:r>
-        <w:rPr>
-          <w:lang w:val="vi-VN"/>
-        </w:rPr>
-        <w:t xml:space="preserve"> </w:t>
-      </w:r>
-      <w:r>
-        <w:rPr>
-          <w:rStyle w:val="VerbatimChar"/>
-          <w:lang w:val="vi-VN"/>
-        </w:rPr>
-        <w:t xml:space="preserve">Src/tests/helpers.py</w:t>
-      </w:r>
-      <w:r>
-        <w:rPr>
-          <w:lang w:val="vi-VN"/>
-        </w:rPr>
-        <w:t xml:space="preserve"> </w:t>
-      </w:r>
-      <w:r>
-        <w:rPr>
-          <w:lang w:val="vi-VN"/>
-        </w:rPr>
-        <w:t xml:space="preserve">nạp ca kiểm thử. Các mốc và đường mẫu nằm trong</w:t>
-      </w:r>
-      <w:r>
-        <w:rPr>
-          <w:lang w:val="vi-VN"/>
-        </w:rPr>
-        <w:t xml:space="preserve"> </w:t>
-      </w:r>
-      <w:r>
-        <w:rPr>
-          <w:rStyle w:val="VerbatimChar"/>
-          <w:lang w:val="vi-VN"/>
-        </w:rPr>
-        <w:t xml:space="preserve">Src/tests/test_cases.json</w:t>
-      </w:r>
-      <w:r>
-        <w:rPr>
-          <w:lang w:val="vi-VN"/>
-        </w:rPr>
-        <w:t xml:space="preserve">. Board ví dụ lấy từ</w:t>
-      </w:r>
-      <w:r>
-        <w:rPr>
-          <w:lang w:val="vi-VN"/>
-        </w:rPr>
-        <w:t xml:space="preserve"> </w:t>
-      </w:r>
-      <w:r>
-        <w:rPr>
-          <w:rStyle w:val="VerbatimChar"/>
-          <w:lang w:val="vi-VN"/>
-        </w:rPr>
-        <w:t xml:space="preserve">Src/levels/level_02.json</w:t>
-      </w:r>
-      <w:r>
-        <w:rPr>
-          <w:lang w:val="vi-VN"/>
-        </w:rPr>
-        <w:t xml:space="preserve">.</w:t>
-      </w:r>
-      <w:r>
-        <w:rPr>
-          <w:lang w:val="vi-VN"/>
-        </w:rPr>
-        <w:t xml:space="preserve"> </w:t>
-      </w:r>
-      <w:hyperlink r:id="rId38">
-        <w:r>
-          <w:rPr>
-            <w:rStyle w:val="Hyperlink"/>
-            <w:lang w:val="vi-VN"/>
-          </w:rPr>
-          <w:t xml:space="preserve">Thư mục source tại commit đối chiếu</w:t>
-        </w:r>
-      </w:hyperlink>
-      <w:r>
-        <w:rPr>
-          <w:lang w:val="vi-VN"/>
-        </w:rPr>
-        <w:t xml:space="preserve">.</w:t>
-      </w:r>
-    </w:p>
-    <w:p>
-      <w:pPr>
-        <w:pStyle w:val="BodyText"/>
-        <w:widowControl/>
-      </w:pPr>
-      <w:r>
-        <w:rPr>
-          <w:lang w:val="vi-VN"/>
-        </w:rPr>
-        <w:t xml:space="preserve">[5] README gốc và</w:t>
-      </w:r>
-      <w:r>
-        <w:rPr>
-          <w:lang w:val="vi-VN"/>
-        </w:rPr>
-        <w:t xml:space="preserve"> </w:t>
-      </w:r>
-      <w:r>
-        <w:rPr>
-          <w:rStyle w:val="VerbatimChar"/>
-          <w:lang w:val="vi-VN"/>
-        </w:rPr>
-        <w:t xml:space="preserve">handoff/shared/baseline.md</w:t>
-      </w:r>
-      <w:r>
-        <w:rPr>
-          <w:lang w:val="vi-VN"/>
-        </w:rPr>
-        <w:t xml:space="preserve"> </w:t>
-      </w:r>
-      <w:r>
-        <w:rPr>
-          <w:lang w:val="vi-VN"/>
-        </w:rPr>
-        <w:t xml:space="preserve">ghi quy ước chung. CLI nằm trong</w:t>
-      </w:r>
-      <w:r>
-        <w:rPr>
-          <w:lang w:val="vi-VN"/>
-        </w:rPr>
-        <w:t xml:space="preserve"> </w:t>
-      </w:r>
-      <w:r>
-        <w:rPr>
-          <w:rStyle w:val="VerbatimChar"/>
-          <w:lang w:val="vi-VN"/>
-        </w:rPr>
-        <w:t xml:space="preserve">Src/benchmarks/cli.py</w:t>
-      </w:r>
-      <w:r>
-        <w:rPr>
-          <w:lang w:val="vi-VN"/>
-        </w:rPr>
-        <w:t xml:space="preserve">. Worker của GUI nằm trong</w:t>
-      </w:r>
-      <w:r>
-        <w:rPr>
-          <w:lang w:val="vi-VN"/>
-        </w:rPr>
-        <w:t xml:space="preserve"> </w:t>
-      </w:r>
-      <w:r>
-        <w:rPr>
-          <w:rStyle w:val="VerbatimChar"/>
-          <w:lang w:val="vi-VN"/>
-        </w:rPr>
-        <w:t xml:space="preserve">Src/benchmarks/worker.py</w:t>
-      </w:r>
-      <w:r>
-        <w:rPr>
-          <w:lang w:val="vi-VN"/>
-        </w:rPr>
-        <w:t xml:space="preserve">. Hai nguồn này xác định schema cost tương ứng, đọc ngày 30/10/2026.</w:t>
-      </w:r>
-    </w:p>
-    <w:p>
-      <w:pPr>
-        <w:pStyle w:val="BodyText"/>
-        <w:widowControl/>
       </w:pPr>
       <w:r>
         <w:rPr>
@@ -8121,7 +6652,7 @@
         </w:rPr>
         <w:t xml:space="preserve"> </w:t>
       </w:r>
-      <w:hyperlink r:id="rId39">
+      <w:hyperlink r:id="rId26">
         <w:r>
           <w:rPr>
             <w:rStyle w:val="Hyperlink"/>
@@ -8140,7 +6671,6 @@
     <w:p>
       <w:pPr>
         <w:pStyle w:val="BodyText"/>
-        <w:widowControl/>
       </w:pPr>
       <w:r>
         <w:rPr>
@@ -8152,7 +6682,6 @@
     <w:p>
       <w:pPr>
         <w:pStyle w:val="BodyText"/>
-        <w:widowControl/>
       </w:pPr>
       <w:r>
         <w:rPr>
@@ -8166,7 +6695,7 @@
         </w:rPr>
         <w:t xml:space="preserve"> </w:t>
       </w:r>
-      <w:hyperlink r:id="rId40">
+      <w:hyperlink r:id="rId27">
         <w:r>
           <w:rPr>
             <w:rStyle w:val="Hyperlink"/>
@@ -8185,7 +6714,6 @@
     <w:p>
       <w:pPr>
         <w:pStyle w:val="BodyText"/>
-        <w:widowControl/>
       </w:pPr>
       <w:r>
         <w:rPr>
@@ -8199,7 +6727,7 @@
         </w:rPr>
         <w:t xml:space="preserve"> </w:t>
       </w:r>
-      <w:hyperlink r:id="rId41">
+      <w:hyperlink r:id="rId28">
         <w:r>
           <w:rPr>
             <w:rStyle w:val="Hyperlink"/>
@@ -8218,7 +6746,6 @@
     <w:p>
       <w:pPr>
         <w:pStyle w:val="BodyText"/>
-        <w:widowControl/>
       </w:pPr>
       <w:r>
         <w:rPr>
@@ -8228,12 +6755,9 @@
       </w:r>
     </w:p>
     <w:sectPr>
-      <w:footerReference w:type="default" r:id="rId9"/>
       <w:footnotePr>
         <w:numRestart w:val="eachSect"/>
       </w:footnotePr>
-      <w:pgSz w:w="11906" w:h="16838"/>
-      <w:pgMar w:left="1191" w:right="1191" w:top="1077" w:bottom="1077"/>
     </w:sectPr>
   </w:body>
 </w:document>
@@ -8241,24 +6765,6 @@
 
 <file path=word/comments.xml><?xml version="1.0" encoding="utf-8"?>
 <w:comments xmlns:w="http://schemas.openxmlformats.org/wordprocessingml/2006/main" xmlns:m="http://schemas.openxmlformats.org/officeDocument/2006/math" xmlns:r="http://schemas.openxmlformats.org/officeDocument/2006/relationships" xmlns:o="urn:schemas-microsoft-com:office:office" xmlns:v="urn:schemas-microsoft-com:vml" xmlns:w10="urn:schemas-microsoft-com:office:word" xmlns:a="http://schemas.openxmlformats.org/drawingml/2006/main" xmlns:pic="http://schemas.openxmlformats.org/drawingml/2006/picture" xmlns:wp="http://schemas.openxmlformats.org/drawingml/2006/wordprocessingDrawing"/>
-</file>
-
-<file path=word/footer1.xml><?xml version="1.0" encoding="utf-8"?>
-<w:ftr xmlns:m="http://schemas.openxmlformats.org/officeDocument/2006/math" xmlns:mc="http://schemas.openxmlformats.org/markup-compatibility/2006" xmlns:mo="http://schemas.microsoft.com/office/mac/office/2008/main" xmlns:mv="urn:schemas-microsoft-com:mac:vml" xmlns:o="urn:schemas-microsoft-com:office:office" xmlns:r="http://schemas.openxmlformats.org/officeDocument/2006/relationships" xmlns:v="urn:schemas-microsoft-com:vml" xmlns:w10="urn:schemas-microsoft-com:office:word" xmlns:w14="http://schemas.microsoft.com/office/word/2010/wordml" xmlns:w="http://schemas.openxmlformats.org/wordprocessingml/2006/main" xmlns:wne="http://schemas.microsoft.com/office/word/2006/wordml" xmlns:wp14="http://schemas.microsoft.com/office/word/2010/wordprocessingDrawing" xmlns:wp="http://schemas.openxmlformats.org/drawingml/2006/wordprocessingDrawing" xmlns:wpc="http://schemas.microsoft.com/office/word/2010/wordprocessingCanvas" xmlns:wpg="http://schemas.microsoft.com/office/word/2010/wordprocessingGroup" xmlns:wpi="http://schemas.microsoft.com/office/word/2010/wordprocessingInk" xmlns:wps="http://schemas.microsoft.com/office/word/2010/wordprocessingShape" mc:Ignorable="w14 wp14">
-  <w:p>
-    <w:pPr>
-      <w:pStyle w:val="Footer"/>
-      <w:jc w:val="right"/>
-    </w:pPr>
-    <w:r>
-      <w:rPr>
-        <w:sz w:val="18"/>
-      </w:rPr>
-      <w:t xml:space="preserve">P01  |  </w:t>
-    </w:r>
-    <w:fldSimple w:instr="PAGE"/>
-  </w:p>
-</w:ftr>
 </file>
 
 <file path=word/footnotes.xml><?xml version="1.0" encoding="utf-8"?>
@@ -8524,15 +7030,13 @@
     <w:qFormat/>
     <w:rsid w:val="00A10FD9"/>
     <w:pPr>
-      <w:keepNext/>
       <w:spacing w:after="80" w:line="240" w:lineRule="auto"/>
       <w:contextualSpacing/>
       <w:jc w:val="center"/>
     </w:pPr>
     <w:rPr>
-      <w:rFonts w:asciiTheme="majorHAnsi" w:eastAsiaTheme="majorEastAsia" w:hAnsiTheme="majorHAnsi" w:cstheme="majorBidi" w:ascii="Times New Roman" w:hAnsi="Times New Roman"/>
-      <w:color w:val="000000"/>
-      <w:sz w:val="42"/>
+      <w:rFonts w:asciiTheme="majorHAnsi" w:eastAsiaTheme="majorEastAsia" w:hAnsiTheme="majorHAnsi" w:cstheme="majorBidi"/>
+      <w:sz w:val="56"/>
       <w:szCs w:val="56"/>
     </w:rPr>
   </w:style>
@@ -8557,16 +7061,14 @@
     <w:qFormat/>
     <w:rsid w:val="00A10FD9"/>
     <w:pPr>
-      <w:keepNext/>
       <w:numPr>
         <w:ilvl w:val="1"/>
       </w:numPr>
     </w:pPr>
     <w:rPr>
-      <w:rFonts w:eastAsiaTheme="majorEastAsia" w:cstheme="majorBidi" w:ascii="Times New Roman" w:hAnsi="Times New Roman"/>
-      <w:color w:val="000000"/>
+      <w:rFonts w:eastAsiaTheme="majorEastAsia" w:cstheme="majorBidi"/>
       <w:spacing w:val="15"/>
-      <w:sz w:val="24"/>
+      <w:sz w:val="28"/>
       <w:szCs w:val="28"/>
     </w:rPr>
   </w:style>
@@ -8667,9 +7169,9 @@
       <w:outlineLvl w:val="0"/>
     </w:pPr>
     <w:rPr>
-      <w:rFonts w:asciiTheme="majorHAnsi" w:eastAsiaTheme="majorEastAsia" w:hAnsiTheme="majorHAnsi" w:cstheme="majorBidi" w:ascii="Times New Roman" w:hAnsi="Times New Roman"/>
-      <w:color w:val="000000"/>
-      <w:sz w:val="28"/>
+      <w:rFonts w:asciiTheme="majorHAnsi" w:eastAsiaTheme="majorEastAsia" w:hAnsiTheme="majorHAnsi" w:cstheme="majorBidi"/>
+      <w:color w:val="0F4761" w:themeColor="accent1" w:themeShade="BF"/>
+      <w:sz w:val="40"/>
       <w:szCs w:val="40"/>
     </w:rPr>
   </w:style>
@@ -8690,9 +7192,9 @@
       <w:outlineLvl w:val="1"/>
     </w:pPr>
     <w:rPr>
-      <w:rFonts w:asciiTheme="majorHAnsi" w:eastAsiaTheme="majorEastAsia" w:hAnsiTheme="majorHAnsi" w:cstheme="majorBidi" w:ascii="Times New Roman" w:hAnsi="Times New Roman"/>
-      <w:color w:val="000000"/>
-      <w:sz w:val="24"/>
+      <w:rFonts w:asciiTheme="majorHAnsi" w:eastAsiaTheme="majorEastAsia" w:hAnsiTheme="majorHAnsi" w:cstheme="majorBidi"/>
+      <w:color w:val="0F4761" w:themeColor="accent1" w:themeShade="BF"/>
+      <w:sz w:val="32"/>
       <w:szCs w:val="32"/>
     </w:rPr>
   </w:style>
